--- a/backend/templates/EDOMEX_MUTUO_M_SOLTERA.docx
+++ b/backend/templates/EDOMEX_MUTUO_M_SOLTERA.docx
@@ -123,8 +123,8 @@
         </w:rPr>
         <w:t>VOLUMEN NÚMERO</w:t>
       </w:r>
-      <w:bookmarkStart w:id="0" w:name="_Hlk25759886"/>
-      <w:bookmarkStart w:id="1" w:name="_Hlk30500945"/>
+      <w:bookmarkStart w:id="0" w:name="_Hlk30500945"/>
+      <w:bookmarkStart w:id="1" w:name="_Hlk25759886"/>
       <w:r>
         <w:rPr>
           <w:rFonts w:ascii="Arial" w:hAnsi="Arial" w:cs="Arial"/>
@@ -235,62 +235,62 @@
         </w:rPr>
         <w:t>/</w:t>
       </w:r>
+      <w:bookmarkEnd w:id="0"/>
+      <w:r>
+        <w:rPr>
+          <w:rFonts w:ascii="Arial" w:hAnsi="Arial" w:cs="Arial"/>
+          <w:sz w:val="14"/>
+          <w:szCs w:val="14"/>
+          <w:lang w:val="pt-PT"/>
+        </w:rPr>
+        <w:t>JCOR</w:t>
+      </w:r>
+      <w:r>
+        <w:rPr>
+          <w:rFonts w:ascii="Arial" w:hAnsi="Arial" w:cs="Arial"/>
+          <w:sz w:val="14"/>
+          <w:szCs w:val="14"/>
+          <w:lang w:val="pt-PT"/>
+        </w:rPr>
+        <w:t>/</w:t>
+      </w:r>
+      <w:r>
+        <w:rPr>
+          <w:rFonts w:ascii="Arial" w:hAnsi="Arial" w:cs="Arial"/>
+          <w:sz w:val="14"/>
+          <w:szCs w:val="14"/>
+          <w:lang w:val="pt-PT"/>
+        </w:rPr>
+        <w:t xml:space="preserve">    </w:t>
+      </w:r>
+      <w:r>
+        <w:rPr>
+          <w:rFonts w:ascii="Arial" w:hAnsi="Arial" w:cs="Arial"/>
+          <w:sz w:val="14"/>
+          <w:szCs w:val="14"/>
+          <w:lang w:val="pt-PT"/>
+        </w:rPr>
+        <w:t>/</w:t>
+      </w:r>
+      <w:r>
+        <w:rPr>
+          <w:rFonts w:ascii="Arial" w:hAnsi="Arial" w:cs="Arial"/>
+          <w:sz w:val="14"/>
+          <w:szCs w:val="14"/>
+          <w:lang w:val="pt-PT"/>
+        </w:rPr>
+        <w:t xml:space="preserve">    </w:t>
+      </w:r>
+      <w:r>
+        <w:rPr>
+          <w:rFonts w:ascii="Arial" w:hAnsi="Arial" w:cs="Arial"/>
+          <w:sz w:val="14"/>
+          <w:szCs w:val="14"/>
+          <w:lang w:val="pt-PT"/>
+        </w:rPr>
+        <w:t xml:space="preserve">/    </w:t>
+      </w:r>
       <w:bookmarkEnd w:id="1"/>
-      <w:r>
-        <w:rPr>
-          <w:rFonts w:ascii="Arial" w:hAnsi="Arial" w:cs="Arial"/>
-          <w:sz w:val="14"/>
-          <w:szCs w:val="14"/>
-          <w:lang w:val="pt-PT"/>
-        </w:rPr>
-        <w:t>JCOR</w:t>
-      </w:r>
-      <w:r>
-        <w:rPr>
-          <w:rFonts w:ascii="Arial" w:hAnsi="Arial" w:cs="Arial"/>
-          <w:sz w:val="14"/>
-          <w:szCs w:val="14"/>
-          <w:lang w:val="pt-PT"/>
-        </w:rPr>
-        <w:t>/</w:t>
-      </w:r>
-      <w:r>
-        <w:rPr>
-          <w:rFonts w:ascii="Arial" w:hAnsi="Arial" w:cs="Arial"/>
-          <w:sz w:val="14"/>
-          <w:szCs w:val="14"/>
-          <w:lang w:val="pt-PT"/>
-        </w:rPr>
-        <w:t xml:space="preserve">    </w:t>
-      </w:r>
-      <w:r>
-        <w:rPr>
-          <w:rFonts w:ascii="Arial" w:hAnsi="Arial" w:cs="Arial"/>
-          <w:sz w:val="14"/>
-          <w:szCs w:val="14"/>
-          <w:lang w:val="pt-PT"/>
-        </w:rPr>
-        <w:t>/</w:t>
-      </w:r>
-      <w:r>
-        <w:rPr>
-          <w:rFonts w:ascii="Arial" w:hAnsi="Arial" w:cs="Arial"/>
-          <w:sz w:val="14"/>
-          <w:szCs w:val="14"/>
-          <w:lang w:val="pt-PT"/>
-        </w:rPr>
-        <w:t xml:space="preserve">    </w:t>
-      </w:r>
-      <w:r>
-        <w:rPr>
-          <w:rFonts w:ascii="Arial" w:hAnsi="Arial" w:cs="Arial"/>
-          <w:sz w:val="14"/>
-          <w:szCs w:val="14"/>
-          <w:lang w:val="pt-PT"/>
-        </w:rPr>
-        <w:t xml:space="preserve">/    </w:t>
-      </w:r>
-      <w:bookmarkEnd w:id="0"/>
       <w:r>
         <w:rPr>
           <w:rFonts w:ascii="Arial" w:hAnsi="Arial" w:cs="Arial"/>
@@ -356,8 +356,8 @@
         </w:rPr>
         <w:tab/>
       </w:r>
-      <w:bookmarkStart w:id="2" w:name="_Hlk15562154"/>
-      <w:bookmarkStart w:id="3" w:name="_Hlk43303158"/>
+      <w:bookmarkStart w:id="2" w:name="_Hlk43303158"/>
+      <w:bookmarkStart w:id="3" w:name="_Hlk15562154"/>
     </w:p>
     <w:p>
       <w:pPr>
@@ -549,6 +549,126 @@
         </w:rPr>
         <w:t xml:space="preserve">A FAVOR DE LA SEÑORA </w:t>
       </w:r>
+      <w:proofErr w:type="gramStart"/>
+      <w:r>
+        <w:rPr>
+          <w:rFonts w:ascii="Arial" w:hAnsi="Arial" w:cs="Arial"/>
+          <w:b/>
+          <w:sz w:val="14"/>
+          <w:szCs w:val="14"/>
+          <w:lang w:val="es-MX"/>
+        </w:rPr>
+        <w:t xml:space="preserve">{{ </w:t>
+      </w:r>
+      <w:proofErr w:type="spellStart"/>
+      <w:r>
+        <w:rPr>
+          <w:rFonts w:ascii="Arial" w:hAnsi="Arial" w:cs="Arial"/>
+          <w:b/>
+          <w:sz w:val="14"/>
+          <w:szCs w:val="14"/>
+          <w:lang w:val="es-MX"/>
+        </w:rPr>
+        <w:t>nombre</w:t>
+      </w:r>
+      <w:proofErr w:type="gramEnd"/>
+      <w:r>
+        <w:rPr>
+          <w:rFonts w:ascii="Arial" w:hAnsi="Arial" w:cs="Arial"/>
+          <w:b/>
+          <w:sz w:val="14"/>
+          <w:szCs w:val="14"/>
+          <w:lang w:val="es-MX"/>
+        </w:rPr>
+        <w:t>_</w:t>
+      </w:r>
+      <w:proofErr w:type="gramStart"/>
+      <w:r>
+        <w:rPr>
+          <w:rFonts w:ascii="Arial" w:hAnsi="Arial" w:cs="Arial"/>
+          <w:b/>
+          <w:sz w:val="14"/>
+          <w:szCs w:val="14"/>
+          <w:lang w:val="es-MX"/>
+        </w:rPr>
+        <w:t>acreditado</w:t>
+      </w:r>
+      <w:proofErr w:type="spellEnd"/>
+      <w:r>
+        <w:rPr>
+          <w:rFonts w:ascii="Arial" w:hAnsi="Arial" w:cs="Arial"/>
+          <w:b/>
+          <w:sz w:val="14"/>
+          <w:szCs w:val="14"/>
+          <w:lang w:val="es-MX"/>
+        </w:rPr>
+        <w:t xml:space="preserve"> }</w:t>
+      </w:r>
+      <w:proofErr w:type="gramEnd"/>
+      <w:r>
+        <w:rPr>
+          <w:rFonts w:ascii="Arial" w:hAnsi="Arial" w:cs="Arial"/>
+          <w:b/>
+          <w:sz w:val="14"/>
+          <w:szCs w:val="14"/>
+          <w:lang w:val="es-MX"/>
+        </w:rPr>
+        <w:t>}</w:t>
+      </w:r>
+      <w:r>
+        <w:rPr>
+          <w:rFonts w:ascii="Arial" w:hAnsi="Arial" w:cs="Arial"/>
+          <w:bCs/>
+          <w:sz w:val="14"/>
+          <w:szCs w:val="14"/>
+        </w:rPr>
+        <w:t xml:space="preserve"> </w:t>
+      </w:r>
+      <w:r>
+        <w:rPr>
+          <w:rFonts w:ascii="Arial" w:hAnsi="Arial" w:cs="Arial"/>
+          <w:bCs/>
+          <w:sz w:val="14"/>
+          <w:szCs w:val="14"/>
+        </w:rPr>
+        <w:t>EN LO SUCESIVO “</w:t>
+      </w:r>
+      <w:r>
+        <w:rPr>
+          <w:rFonts w:ascii="Arial" w:hAnsi="Arial" w:cs="Arial"/>
+          <w:b/>
+          <w:sz w:val="14"/>
+          <w:szCs w:val="14"/>
+        </w:rPr>
+        <w:t>LA</w:t>
+      </w:r>
+      <w:r>
+        <w:rPr>
+          <w:rFonts w:ascii="Arial" w:hAnsi="Arial" w:cs="Arial"/>
+          <w:b/>
+          <w:sz w:val="14"/>
+          <w:szCs w:val="14"/>
+        </w:rPr>
+        <w:t xml:space="preserve"> ACREDITAD</w:t>
+      </w:r>
+      <w:r>
+        <w:rPr>
+          <w:rFonts w:ascii="Arial" w:hAnsi="Arial" w:cs="Arial"/>
+          <w:b/>
+          <w:sz w:val="14"/>
+          <w:szCs w:val="14"/>
+        </w:rPr>
+        <w:t>A</w:t>
+      </w:r>
+      <w:r>
+        <w:rPr>
+          <w:rFonts w:ascii="Arial" w:hAnsi="Arial" w:cs="Arial"/>
+          <w:bCs/>
+          <w:sz w:val="14"/>
+          <w:szCs w:val="14"/>
+        </w:rPr>
+        <w:t>”</w:t>
+      </w:r>
       <w:r>
         <w:rPr>
           <w:rFonts w:ascii="Arial" w:hAnsi="Arial" w:cs="Arial"/>
@@ -558,71 +678,6 @@
           <w:szCs w:val="14"/>
           <w:lang w:val="es-ES"/>
         </w:rPr>
-        <w:t>***</w:t>
-      </w:r>
-      <w:r>
-        <w:rPr>
-          <w:rFonts w:ascii="Arial" w:hAnsi="Arial" w:cs="Arial"/>
-          <w:bCs/>
-          <w:sz w:val="14"/>
-          <w:szCs w:val="14"/>
-        </w:rPr>
-        <w:t xml:space="preserve"> </w:t>
-      </w:r>
-      <w:r>
-        <w:rPr>
-          <w:rFonts w:ascii="Arial" w:hAnsi="Arial" w:cs="Arial"/>
-          <w:bCs/>
-          <w:sz w:val="14"/>
-          <w:szCs w:val="14"/>
-        </w:rPr>
-        <w:t>EN LO SUCESIVO “</w:t>
-      </w:r>
-      <w:r>
-        <w:rPr>
-          <w:rFonts w:ascii="Arial" w:hAnsi="Arial" w:cs="Arial"/>
-          <w:b/>
-          <w:sz w:val="14"/>
-          <w:szCs w:val="14"/>
-        </w:rPr>
-        <w:t>LA</w:t>
-      </w:r>
-      <w:r>
-        <w:rPr>
-          <w:rFonts w:ascii="Arial" w:hAnsi="Arial" w:cs="Arial"/>
-          <w:b/>
-          <w:sz w:val="14"/>
-          <w:szCs w:val="14"/>
-        </w:rPr>
-        <w:t xml:space="preserve"> ACREDITAD</w:t>
-      </w:r>
-      <w:r>
-        <w:rPr>
-          <w:rFonts w:ascii="Arial" w:hAnsi="Arial" w:cs="Arial"/>
-          <w:b/>
-          <w:sz w:val="14"/>
-          <w:szCs w:val="14"/>
-        </w:rPr>
-        <w:t>A</w:t>
-      </w:r>
-      <w:r>
-        <w:rPr>
-          <w:rFonts w:ascii="Arial" w:hAnsi="Arial" w:cs="Arial"/>
-          <w:bCs/>
-          <w:sz w:val="14"/>
-          <w:szCs w:val="14"/>
-        </w:rPr>
-        <w:t>”</w:t>
-      </w:r>
-      <w:r>
-        <w:rPr>
-          <w:rFonts w:ascii="Arial" w:hAnsi="Arial" w:cs="Arial"/>
-          <w:b/>
-          <w:bCs/>
-          <w:sz w:val="14"/>
-          <w:szCs w:val="14"/>
-          <w:lang w:val="es-ES"/>
-        </w:rPr>
         <w:t>.</w:t>
       </w:r>
       <w:r>
@@ -634,7 +689,7 @@
         </w:rPr>
         <w:tab/>
       </w:r>
-      <w:bookmarkEnd w:id="3"/>
+      <w:bookmarkEnd w:id="2"/>
     </w:p>
     <w:p>
       <w:pPr>
@@ -732,7 +787,7 @@
           <w:szCs w:val="14"/>
           <w:lang w:val="es-ES" w:eastAsia="es-MX"/>
         </w:rPr>
-        <w:t xml:space="preserve">del año dos mil </w:t>
+        <w:t>del año dos mil veinti</w:t>
       </w:r>
       <w:r>
         <w:rPr>
@@ -741,7 +796,7 @@
           <w:szCs w:val="14"/>
           <w:lang w:val="es-ES" w:eastAsia="es-MX"/>
         </w:rPr>
-        <w:t>veintiséis</w:t>
+        <w:t>séis</w:t>
       </w:r>
       <w:r>
         <w:rPr>
@@ -899,7 +954,7 @@
         <w:t>--------------------------------------------------------------------------------------------------------------------------------------------------------------------------------------</w:t>
       </w:r>
     </w:p>
-    <w:bookmarkEnd w:id="2"/>
+    <w:bookmarkEnd w:id="3"/>
     <w:p>
       <w:pPr>
         <w:pStyle w:val="Sinespaciado"/>
@@ -1290,40 +1345,156 @@
         <w:spacing w:line="360" w:lineRule="auto"/>
         <w:jc w:val="both"/>
         <w:rPr>
-          <w:rFonts w:ascii="Arial" w:hAnsi="Arial" w:cs="Arial"/>
-          <w:b/>
+          <w:rFonts w:ascii="Arial" w:eastAsia="Batang" w:hAnsi="Arial" w:cs="Arial"/>
+          <w:sz w:val="14"/>
+          <w:szCs w:val="14"/>
+        </w:rPr>
+      </w:pPr>
+      <w:r>
+        <w:rPr>
+          <w:rFonts w:ascii="Arial" w:hAnsi="Arial" w:cs="Arial"/>
           <w:sz w:val="14"/>
           <w:szCs w:val="14"/>
           <w:lang w:val="es-MX"/>
         </w:rPr>
-      </w:pPr>
-      <w:r>
-        <w:rPr>
-          <w:rFonts w:ascii="Arial" w:hAnsi="Arial" w:cs="Arial"/>
+        <w:t xml:space="preserve">-------- </w:t>
+      </w:r>
+      <w:r>
+        <w:rPr>
+          <w:rFonts w:ascii="Arial" w:eastAsia="Batang" w:hAnsi="Arial" w:cs="Arial"/>
+          <w:b/>
+          <w:sz w:val="14"/>
+          <w:szCs w:val="14"/>
+        </w:rPr>
+        <w:t xml:space="preserve">I.- </w:t>
+      </w:r>
+      <w:r>
+        <w:rPr>
+          <w:rFonts w:ascii="Arial" w:eastAsia="Batang" w:hAnsi="Arial" w:cs="Arial"/>
+          <w:b/>
+          <w:sz w:val="14"/>
+          <w:szCs w:val="14"/>
+          <w:lang w:val="es-ES"/>
+        </w:rPr>
+        <w:t xml:space="preserve">OTORGAMIENTO DE CRÉDITO Y CONSTITUCIÓN DE GARANTÍA </w:t>
+      </w:r>
+      <w:r>
+        <w:rPr>
+          <w:rFonts w:ascii="Arial" w:eastAsia="Batang" w:hAnsi="Arial" w:cs="Arial"/>
+          <w:b/>
+          <w:sz w:val="14"/>
+          <w:szCs w:val="14"/>
+          <w:lang w:val="es-ES"/>
+        </w:rPr>
+        <w:t>HIPOTECARIA</w:t>
+      </w:r>
+      <w:r>
+        <w:rPr>
+          <w:rFonts w:ascii="Arial" w:eastAsia="Batang" w:hAnsi="Arial" w:cs="Arial"/>
+          <w:b/>
+          <w:sz w:val="14"/>
+          <w:szCs w:val="14"/>
+        </w:rPr>
+        <w:t>. -</w:t>
+      </w:r>
+      <w:r>
+        <w:rPr>
+          <w:rFonts w:ascii="Arial" w:eastAsia="Batang" w:hAnsi="Arial" w:cs="Arial"/>
+          <w:b/>
+          <w:sz w:val="14"/>
+          <w:szCs w:val="14"/>
+        </w:rPr>
+        <w:t xml:space="preserve"> </w:t>
+      </w:r>
+      <w:r>
+        <w:rPr>
+          <w:rFonts w:ascii="Arial" w:eastAsia="Batang" w:hAnsi="Arial" w:cs="Arial"/>
+          <w:sz w:val="14"/>
+          <w:szCs w:val="14"/>
+        </w:rPr>
+        <w:t xml:space="preserve">Por </w:t>
+      </w:r>
+      <w:r>
+        <w:rPr>
+          <w:rFonts w:ascii="Arial" w:eastAsia="Batang" w:hAnsi="Arial" w:cs="Arial"/>
+          <w:sz w:val="14"/>
+          <w:szCs w:val="14"/>
+        </w:rPr>
+        <w:t>i</w:t>
+      </w:r>
+      <w:r>
+        <w:rPr>
+          <w:rFonts w:ascii="Arial" w:eastAsia="Batang" w:hAnsi="Arial" w:cs="Arial"/>
+          <w:sz w:val="14"/>
+          <w:szCs w:val="14"/>
+        </w:rPr>
+        <w:t>nstrumento</w:t>
+      </w:r>
+      <w:r>
+        <w:rPr>
+          <w:rFonts w:ascii="Arial" w:eastAsia="Batang" w:hAnsi="Arial" w:cs="Arial"/>
+          <w:sz w:val="14"/>
+          <w:szCs w:val="14"/>
+        </w:rPr>
+        <w:t xml:space="preserve"> número</w:t>
+      </w:r>
+      <w:r>
+        <w:rPr>
+          <w:rFonts w:ascii="Arial" w:eastAsia="Batang" w:hAnsi="Arial" w:cs="Arial"/>
+          <w:sz w:val="14"/>
+          <w:szCs w:val="14"/>
+        </w:rPr>
+        <w:t xml:space="preserve"> </w:t>
+      </w:r>
+      <w:r>
+        <w:rPr>
+          <w:rFonts w:ascii="Arial" w:eastAsia="Batang" w:hAnsi="Arial" w:cs="Arial"/>
+          <w:b/>
+          <w:bCs/>
           <w:sz w:val="14"/>
           <w:szCs w:val="14"/>
           <w:lang w:val="es-MX"/>
         </w:rPr>
-        <w:t xml:space="preserve">-------- </w:t>
-      </w:r>
-      <w:r>
-        <w:rPr>
-          <w:rFonts w:ascii="Arial" w:eastAsia="Batang" w:hAnsi="Arial" w:cs="Arial"/>
-          <w:b/>
+        <w:t xml:space="preserve">{{ </w:t>
+      </w:r>
+      <w:proofErr w:type="spellStart"/>
+      <w:r>
+        <w:rPr>
+          <w:rFonts w:ascii="Arial" w:eastAsia="Batang" w:hAnsi="Arial" w:cs="Arial"/>
+          <w:b/>
+          <w:bCs/>
           <w:sz w:val="14"/>
           <w:szCs w:val="14"/>
           <w:lang w:val="es-MX"/>
         </w:rPr>
-        <w:t>I.- OTORGAMIENTO DE MUTUO CON INTERÉS Y CONSTITUCIÓN DE GARANTÍA HIPOTECARIA.-</w:t>
-      </w:r>
-      <w:r>
-        <w:rPr>
-          <w:rFonts w:ascii="Arial" w:eastAsia="Batang" w:hAnsi="Arial" w:cs="Arial"/>
-          <w:b/>
+        <w:t>numero_carta</w:t>
+      </w:r>
+      <w:proofErr w:type="spellEnd"/>
+      <w:r>
+        <w:rPr>
+          <w:rFonts w:ascii="Arial" w:eastAsia="Batang" w:hAnsi="Arial" w:cs="Arial"/>
+          <w:b/>
+          <w:bCs/>
           <w:sz w:val="14"/>
           <w:szCs w:val="14"/>
           <w:lang w:val="es-MX"/>
         </w:rPr>
+        <w:t xml:space="preserve"> }}</w:t>
+      </w:r>
+      <w:r>
+        <w:rPr>
+          <w:rFonts w:ascii="Arial" w:eastAsia="Batang" w:hAnsi="Arial" w:cs="Arial"/>
+          <w:sz w:val="14"/>
+          <w:szCs w:val="14"/>
+        </w:rPr>
+        <w:t>,</w:t>
+      </w:r>
+      <w:r>
+        <w:rPr>
+          <w:rFonts w:ascii="Arial" w:eastAsia="Batang" w:hAnsi="Arial" w:cs="Arial"/>
+          <w:sz w:val="14"/>
+          <w:szCs w:val="14"/>
+        </w:rPr>
         <w:t xml:space="preserve"> </w:t>
       </w:r>
       <w:r>
@@ -1332,111 +1503,544 @@
           <w:sz w:val="14"/>
           <w:szCs w:val="14"/>
         </w:rPr>
-        <w:t>Por instrumento</w:t>
-      </w:r>
-      <w:r>
-        <w:rPr>
-          <w:rFonts w:ascii="Arial" w:eastAsia="Batang" w:hAnsi="Arial" w:cs="Arial"/>
-          <w:sz w:val="14"/>
-          <w:szCs w:val="14"/>
-        </w:rPr>
-        <w:t xml:space="preserve"> número        </w:t>
-      </w:r>
-      <w:r>
-        <w:rPr>
-          <w:rFonts w:ascii="Arial" w:eastAsia="Batang" w:hAnsi="Arial" w:cs="Arial"/>
-          <w:sz w:val="14"/>
-          <w:szCs w:val="14"/>
-        </w:rPr>
-        <w:t>, de fecha</w:t>
-      </w:r>
-      <w:r>
-        <w:rPr>
-          <w:rFonts w:ascii="Arial" w:eastAsia="Batang" w:hAnsi="Arial" w:cs="Arial"/>
-          <w:sz w:val="14"/>
-          <w:szCs w:val="14"/>
-        </w:rPr>
-        <w:t xml:space="preserve">       </w:t>
-      </w:r>
-      <w:r>
-        <w:rPr>
-          <w:rFonts w:ascii="Arial" w:eastAsia="Batang" w:hAnsi="Arial" w:cs="Arial"/>
+        <w:t>de fecha</w:t>
+      </w:r>
+      <w:r>
+        <w:rPr>
+          <w:rFonts w:ascii="Arial" w:eastAsia="Batang" w:hAnsi="Arial" w:cs="Arial"/>
+          <w:sz w:val="14"/>
+          <w:szCs w:val="14"/>
+        </w:rPr>
+        <w:t xml:space="preserve"> </w:t>
+      </w:r>
+      <w:r>
+        <w:rPr>
+          <w:rFonts w:ascii="Arial" w:eastAsia="Batang" w:hAnsi="Arial" w:cs="Arial"/>
+          <w:sz w:val="14"/>
+          <w:szCs w:val="14"/>
+          <w:lang w:val="es-MX"/>
+        </w:rPr>
+        <w:t xml:space="preserve">{{ </w:t>
+      </w:r>
+      <w:proofErr w:type="spellStart"/>
+      <w:r>
+        <w:rPr>
+          <w:rFonts w:ascii="Arial" w:eastAsia="Batang" w:hAnsi="Arial" w:cs="Arial"/>
+          <w:sz w:val="14"/>
+          <w:szCs w:val="14"/>
+          <w:lang w:val="es-MX"/>
+        </w:rPr>
+        <w:t>fecha</w:t>
+      </w:r>
+      <w:r>
+        <w:rPr>
+          <w:rFonts w:ascii="Arial" w:eastAsia="Batang" w:hAnsi="Arial" w:cs="Arial"/>
+          <w:sz w:val="14"/>
+          <w:szCs w:val="14"/>
+          <w:lang w:val="es-MX"/>
+        </w:rPr>
+        <w:t>_expedicion</w:t>
+      </w:r>
+      <w:proofErr w:type="spellEnd"/>
+      <w:r>
+        <w:rPr>
+          <w:rFonts w:ascii="Arial" w:eastAsia="Batang" w:hAnsi="Arial" w:cs="Arial"/>
+          <w:sz w:val="14"/>
+          <w:szCs w:val="14"/>
+          <w:lang w:val="es-MX"/>
+        </w:rPr>
+        <w:t xml:space="preserve"> }}</w:t>
+      </w:r>
+      <w:r>
+        <w:rPr>
+          <w:rFonts w:ascii="Arial" w:eastAsia="Batang" w:hAnsi="Arial" w:cs="Arial"/>
+          <w:sz w:val="14"/>
+          <w:szCs w:val="14"/>
+        </w:rPr>
+        <w:t>,</w:t>
+      </w:r>
+      <w:bookmarkStart w:id="4" w:name="_Hlk150194100"/>
+      <w:r>
+        <w:rPr>
+          <w:rFonts w:ascii="Arial" w:eastAsia="Batang" w:hAnsi="Arial" w:cs="Arial"/>
+          <w:sz w:val="14"/>
+          <w:szCs w:val="14"/>
+        </w:rPr>
+        <w:t xml:space="preserve"> </w:t>
+      </w:r>
+      <w:r>
+        <w:rPr>
+          <w:rFonts w:ascii="Arial" w:eastAsia="Batang" w:hAnsi="Arial" w:cs="Arial"/>
+          <w:sz w:val="14"/>
+          <w:szCs w:val="14"/>
+          <w:lang w:val="es-ES"/>
+        </w:rPr>
+        <w:t>otorgado ante</w:t>
+      </w:r>
+      <w:bookmarkEnd w:id="4"/>
+      <w:r>
+        <w:rPr>
+          <w:rFonts w:ascii="Arial" w:eastAsia="Batang" w:hAnsi="Arial" w:cs="Arial"/>
+          <w:sz w:val="14"/>
+          <w:szCs w:val="14"/>
+          <w:lang w:val="es-ES"/>
+        </w:rPr>
+        <w:t xml:space="preserve"> la fe del Licenciado</w:t>
+      </w:r>
+      <w:r>
+        <w:rPr>
+          <w:rFonts w:ascii="Arial" w:eastAsia="Batang" w:hAnsi="Arial" w:cs="Arial"/>
+          <w:sz w:val="14"/>
+          <w:szCs w:val="14"/>
+          <w:lang w:val="es-ES"/>
+        </w:rPr>
+        <w:t xml:space="preserve"> </w:t>
+      </w:r>
+      <w:r>
+        <w:rPr>
+          <w:rFonts w:ascii="Arial" w:eastAsia="Batang" w:hAnsi="Arial" w:cs="Arial"/>
+          <w:bCs/>
+          <w:sz w:val="14"/>
+          <w:szCs w:val="14"/>
+          <w:lang w:val="es-MX"/>
+        </w:rPr>
+        <w:t xml:space="preserve">{{ </w:t>
+      </w:r>
+      <w:proofErr w:type="spellStart"/>
+      <w:r>
+        <w:rPr>
+          <w:rFonts w:ascii="Arial" w:eastAsia="Batang" w:hAnsi="Arial" w:cs="Arial"/>
+          <w:bCs/>
+          <w:sz w:val="14"/>
+          <w:szCs w:val="14"/>
+          <w:lang w:val="es-MX"/>
+        </w:rPr>
+        <w:t>nombre_notario</w:t>
+      </w:r>
+      <w:proofErr w:type="spellEnd"/>
+      <w:r>
+        <w:rPr>
+          <w:rFonts w:ascii="Arial" w:eastAsia="Batang" w:hAnsi="Arial" w:cs="Arial"/>
+          <w:bCs/>
+          <w:sz w:val="14"/>
+          <w:szCs w:val="14"/>
+          <w:lang w:val="es-MX"/>
+        </w:rPr>
+        <w:t xml:space="preserve"> }}</w:t>
+      </w:r>
+      <w:r>
+        <w:rPr>
+          <w:rFonts w:ascii="Arial" w:eastAsia="Batang" w:hAnsi="Arial" w:cs="Arial"/>
+          <w:sz w:val="14"/>
+          <w:szCs w:val="14"/>
+        </w:rPr>
+        <w:t>,</w:t>
+      </w:r>
+      <w:r>
+        <w:rPr>
+          <w:rFonts w:ascii="Arial" w:eastAsia="Batang" w:hAnsi="Arial" w:cs="Arial"/>
+          <w:sz w:val="14"/>
+          <w:szCs w:val="14"/>
+        </w:rPr>
+        <w:t xml:space="preserve"> </w:t>
+      </w:r>
+      <w:r>
+        <w:rPr>
+          <w:rFonts w:ascii="Arial" w:eastAsia="Batang" w:hAnsi="Arial" w:cs="Arial"/>
+          <w:sz w:val="14"/>
+          <w:szCs w:val="14"/>
+        </w:rPr>
+        <w:t xml:space="preserve">se hizo constar </w:t>
+      </w:r>
+      <w:r>
+        <w:rPr>
+          <w:rFonts w:ascii="Arial" w:eastAsia="Batang" w:hAnsi="Arial" w:cs="Arial"/>
+          <w:sz w:val="14"/>
+          <w:szCs w:val="14"/>
+        </w:rPr>
+        <w:t>entre otros actos</w:t>
+      </w:r>
+      <w:r>
+        <w:rPr>
+          <w:rFonts w:ascii="Arial" w:eastAsia="Batang" w:hAnsi="Arial" w:cs="Arial"/>
+          <w:sz w:val="14"/>
+          <w:szCs w:val="14"/>
+        </w:rPr>
+        <w:t>,</w:t>
+      </w:r>
+      <w:r>
+        <w:rPr>
+          <w:rFonts w:ascii="Arial" w:eastAsia="Batang" w:hAnsi="Arial" w:cs="Arial"/>
+          <w:sz w:val="14"/>
+          <w:szCs w:val="14"/>
+        </w:rPr>
+        <w:t xml:space="preserve"> </w:t>
+      </w:r>
+      <w:r>
+        <w:rPr>
+          <w:rFonts w:ascii="Arial" w:eastAsia="Batang" w:hAnsi="Arial" w:cs="Arial"/>
+          <w:bCs/>
+          <w:sz w:val="14"/>
+          <w:szCs w:val="14"/>
+        </w:rPr>
+        <w:t xml:space="preserve">el </w:t>
+      </w:r>
+      <w:r>
+        <w:rPr>
+          <w:rFonts w:ascii="Arial" w:eastAsia="Batang" w:hAnsi="Arial" w:cs="Arial"/>
+          <w:bCs/>
+          <w:sz w:val="14"/>
+          <w:szCs w:val="14"/>
+        </w:rPr>
+        <w:t>otorgamiento de crédito y constitución de garantía hipotecaria</w:t>
+      </w:r>
+      <w:r>
+        <w:rPr>
+          <w:rFonts w:ascii="Arial" w:eastAsia="Batang" w:hAnsi="Arial" w:cs="Arial"/>
+          <w:bCs/>
+          <w:sz w:val="14"/>
+          <w:szCs w:val="14"/>
+        </w:rPr>
+        <w:t>,</w:t>
+      </w:r>
+      <w:r>
+        <w:rPr>
+          <w:rFonts w:ascii="Arial" w:eastAsia="Batang" w:hAnsi="Arial" w:cs="Arial"/>
+          <w:b/>
+          <w:sz w:val="14"/>
+          <w:szCs w:val="14"/>
+        </w:rPr>
+        <w:t xml:space="preserve"> </w:t>
+      </w:r>
+      <w:r>
+        <w:rPr>
+          <w:rFonts w:ascii="Arial" w:eastAsia="Batang" w:hAnsi="Arial" w:cs="Arial"/>
+          <w:sz w:val="14"/>
+          <w:szCs w:val="14"/>
+        </w:rPr>
+        <w:t>por medio del cual</w:t>
+      </w:r>
+      <w:r>
+        <w:rPr>
+          <w:rFonts w:ascii="Arial" w:eastAsia="Batang" w:hAnsi="Arial" w:cs="Arial"/>
+          <w:sz w:val="14"/>
+          <w:szCs w:val="14"/>
+        </w:rPr>
+        <w:t xml:space="preserve"> el</w:t>
+      </w:r>
+      <w:r>
+        <w:rPr>
+          <w:rFonts w:ascii="Arial" w:eastAsia="Batang" w:hAnsi="Arial" w:cs="Arial"/>
+          <w:sz w:val="14"/>
+          <w:szCs w:val="14"/>
+        </w:rPr>
+        <w:t xml:space="preserve"> </w:t>
+      </w:r>
+      <w:r>
+        <w:rPr>
+          <w:rFonts w:ascii="Arial" w:eastAsia="Batang" w:hAnsi="Arial" w:cs="Arial"/>
+          <w:b/>
+          <w:sz w:val="14"/>
+          <w:szCs w:val="14"/>
+        </w:rPr>
+        <w:t xml:space="preserve">INSTITUTO DEL FONDO NACIONAL </w:t>
+      </w:r>
+      <w:r>
+        <w:rPr>
+          <w:rFonts w:ascii="Arial" w:eastAsia="Batang" w:hAnsi="Arial" w:cs="Arial"/>
+          <w:b/>
+          <w:sz w:val="14"/>
+          <w:szCs w:val="14"/>
+        </w:rPr>
+        <w:t xml:space="preserve">DE LA VIVIENDA </w:t>
+      </w:r>
+      <w:r>
+        <w:rPr>
+          <w:rFonts w:ascii="Arial" w:eastAsia="Batang" w:hAnsi="Arial" w:cs="Arial"/>
+          <w:b/>
+          <w:sz w:val="14"/>
+          <w:szCs w:val="14"/>
+        </w:rPr>
+        <w:t>PARA LOS TRABAJADORES</w:t>
+      </w:r>
+      <w:r>
+        <w:rPr>
+          <w:rFonts w:ascii="Arial" w:eastAsia="Batang" w:hAnsi="Arial" w:cs="Arial"/>
+          <w:sz w:val="14"/>
+          <w:szCs w:val="14"/>
+        </w:rPr>
+        <w:t>,</w:t>
+      </w:r>
+      <w:r>
+        <w:rPr>
+          <w:rFonts w:ascii="Arial" w:eastAsia="Batang" w:hAnsi="Arial" w:cs="Arial"/>
+          <w:b/>
+          <w:sz w:val="14"/>
+          <w:szCs w:val="14"/>
+        </w:rPr>
+        <w:t xml:space="preserve"> </w:t>
+      </w:r>
+      <w:r>
+        <w:rPr>
+          <w:rFonts w:ascii="Arial" w:eastAsia="Batang" w:hAnsi="Arial" w:cs="Arial"/>
+          <w:sz w:val="14"/>
+          <w:szCs w:val="14"/>
+        </w:rPr>
+        <w:t>otorg</w:t>
+      </w:r>
+      <w:r>
+        <w:rPr>
+          <w:rFonts w:ascii="Arial" w:eastAsia="Batang" w:hAnsi="Arial" w:cs="Arial"/>
+          <w:sz w:val="14"/>
+          <w:szCs w:val="14"/>
+        </w:rPr>
+        <w:t>ó</w:t>
+      </w:r>
+      <w:r>
+        <w:rPr>
+          <w:rFonts w:ascii="Arial" w:eastAsia="Batang" w:hAnsi="Arial" w:cs="Arial"/>
+          <w:sz w:val="14"/>
+          <w:szCs w:val="14"/>
+        </w:rPr>
+        <w:t xml:space="preserve"> </w:t>
+      </w:r>
+      <w:r>
+        <w:rPr>
+          <w:rFonts w:ascii="Arial" w:eastAsia="Batang" w:hAnsi="Arial" w:cs="Arial"/>
+          <w:sz w:val="14"/>
+          <w:szCs w:val="14"/>
+        </w:rPr>
+        <w:t xml:space="preserve">a la </w:t>
+      </w:r>
+      <w:r>
+        <w:rPr>
+          <w:rFonts w:ascii="Arial" w:eastAsia="Batang" w:hAnsi="Arial" w:cs="Arial"/>
+          <w:sz w:val="14"/>
+          <w:szCs w:val="14"/>
+        </w:rPr>
+        <w:t>señor</w:t>
+      </w:r>
+      <w:r>
+        <w:rPr>
+          <w:rFonts w:ascii="Arial" w:eastAsia="Batang" w:hAnsi="Arial" w:cs="Arial"/>
+          <w:sz w:val="14"/>
+          <w:szCs w:val="14"/>
+        </w:rPr>
+        <w:t>a</w:t>
+      </w:r>
+      <w:r>
+        <w:rPr>
+          <w:rFonts w:ascii="Arial" w:hAnsi="Arial" w:cs="Arial"/>
+          <w:b/>
+          <w:bCs/>
+          <w:sz w:val="14"/>
+          <w:szCs w:val="14"/>
+          <w:lang w:val="es-ES"/>
+        </w:rPr>
+        <w:t xml:space="preserve"> </w:t>
+      </w:r>
+      <w:r>
+        <w:rPr>
+          <w:rFonts w:ascii="Arial" w:hAnsi="Arial" w:cs="Arial"/>
+          <w:b/>
+          <w:sz w:val="14"/>
+          <w:szCs w:val="14"/>
+          <w:lang w:val="es-MX"/>
+        </w:rPr>
+        <w:t xml:space="preserve">{{ </w:t>
+      </w:r>
+      <w:proofErr w:type="spellStart"/>
+      <w:r>
+        <w:rPr>
+          <w:rFonts w:ascii="Arial" w:hAnsi="Arial" w:cs="Arial"/>
+          <w:b/>
+          <w:sz w:val="14"/>
+          <w:szCs w:val="14"/>
+          <w:lang w:val="es-MX"/>
+        </w:rPr>
+        <w:t>nombre_acreditado</w:t>
+      </w:r>
+      <w:proofErr w:type="spellEnd"/>
+      <w:r>
+        <w:rPr>
+          <w:rFonts w:ascii="Arial" w:hAnsi="Arial" w:cs="Arial"/>
+          <w:b/>
+          <w:sz w:val="14"/>
+          <w:szCs w:val="14"/>
+          <w:lang w:val="es-MX"/>
+        </w:rPr>
+        <w:t xml:space="preserve"> }}</w:t>
+      </w:r>
+      <w:r>
+        <w:rPr>
+          <w:rFonts w:ascii="Arial" w:hAnsi="Arial" w:cs="Arial"/>
+          <w:bCs/>
           <w:sz w:val="14"/>
           <w:szCs w:val="14"/>
         </w:rPr>
         <w:t xml:space="preserve">, </w:t>
       </w:r>
-      <w:bookmarkStart w:id="4" w:name="_Hlk150602556"/>
-      <w:r>
-        <w:rPr>
-          <w:rFonts w:ascii="Arial" w:eastAsia="Batang" w:hAnsi="Arial" w:cs="Arial"/>
-          <w:sz w:val="14"/>
-          <w:szCs w:val="14"/>
-          <w:lang w:val="es-ES"/>
-        </w:rPr>
-        <w:t>otorgado ante la fe del Licenciado</w:t>
-      </w:r>
-      <w:r>
-        <w:rPr>
-          <w:rFonts w:ascii="Arial" w:eastAsia="Batang" w:hAnsi="Arial" w:cs="Arial"/>
-          <w:sz w:val="14"/>
-          <w:szCs w:val="14"/>
-          <w:lang w:val="es-ES"/>
-        </w:rPr>
-        <w:t xml:space="preserve">                                </w:t>
-      </w:r>
-      <w:r>
-        <w:rPr>
-          <w:rFonts w:ascii="Arial" w:eastAsia="Batang" w:hAnsi="Arial" w:cs="Arial"/>
-          <w:sz w:val="14"/>
-          <w:szCs w:val="14"/>
-          <w:lang w:val="es-ES"/>
+      <w:r>
+        <w:rPr>
+          <w:rFonts w:ascii="Arial" w:eastAsia="Batang" w:hAnsi="Arial" w:cs="Arial"/>
+          <w:bCs/>
+          <w:sz w:val="14"/>
+          <w:szCs w:val="14"/>
+        </w:rPr>
+        <w:t xml:space="preserve">un crédito </w:t>
+      </w:r>
+      <w:r>
+        <w:rPr>
+          <w:rFonts w:ascii="Arial" w:eastAsia="Batang" w:hAnsi="Arial" w:cs="Arial"/>
+          <w:sz w:val="14"/>
+          <w:szCs w:val="14"/>
+        </w:rPr>
+        <w:t>hasta</w:t>
+      </w:r>
+      <w:r>
+        <w:rPr>
+          <w:rFonts w:ascii="Arial" w:eastAsia="Batang" w:hAnsi="Arial" w:cs="Arial"/>
+          <w:sz w:val="14"/>
+          <w:szCs w:val="14"/>
+        </w:rPr>
+        <w:t xml:space="preserve"> </w:t>
+      </w:r>
+      <w:r>
+        <w:rPr>
+          <w:rFonts w:ascii="Arial" w:eastAsia="Batang" w:hAnsi="Arial" w:cs="Arial"/>
+          <w:sz w:val="14"/>
+          <w:szCs w:val="14"/>
+        </w:rPr>
+        <w:t>por</w:t>
+      </w:r>
+      <w:r>
+        <w:rPr>
+          <w:rFonts w:ascii="Arial" w:eastAsia="Batang" w:hAnsi="Arial" w:cs="Arial"/>
+          <w:sz w:val="14"/>
+          <w:szCs w:val="14"/>
+        </w:rPr>
+        <w:t xml:space="preserve"> {{ </w:t>
+      </w:r>
+      <w:proofErr w:type="spellStart"/>
+      <w:r>
+        <w:rPr>
+          <w:rFonts w:ascii="Arial" w:eastAsia="Batang" w:hAnsi="Arial" w:cs="Arial"/>
+          <w:sz w:val="14"/>
+          <w:szCs w:val="14"/>
+        </w:rPr>
+        <w:t>crédito_a_salario</w:t>
+      </w:r>
+      <w:proofErr w:type="spellEnd"/>
+      <w:r>
+        <w:rPr>
+          <w:rFonts w:ascii="Arial" w:eastAsia="Batang" w:hAnsi="Arial" w:cs="Arial"/>
+          <w:sz w:val="14"/>
+          <w:szCs w:val="14"/>
+        </w:rPr>
+        <w:t xml:space="preserve"> }}</w:t>
+      </w:r>
+      <w:r>
+        <w:rPr>
+          <w:rFonts w:ascii="Arial" w:eastAsia="Batang" w:hAnsi="Arial" w:cs="Arial"/>
+          <w:sz w:val="14"/>
+          <w:szCs w:val="14"/>
+        </w:rPr>
+        <w:t xml:space="preserve"> </w:t>
+      </w:r>
+      <w:r>
+        <w:rPr>
+          <w:rFonts w:ascii="Arial" w:eastAsia="Batang" w:hAnsi="Arial" w:cs="Arial"/>
+          <w:sz w:val="14"/>
+          <w:szCs w:val="14"/>
+        </w:rPr>
+        <w:t>veces el salario mínimo mensual vigente en ese entonces</w:t>
+      </w:r>
+      <w:r>
+        <w:rPr>
+          <w:rFonts w:ascii="Arial" w:eastAsia="Batang" w:hAnsi="Arial" w:cs="Arial"/>
+          <w:sz w:val="14"/>
+          <w:szCs w:val="14"/>
+        </w:rPr>
+        <w:t xml:space="preserve"> en el Distrito Federal</w:t>
+      </w:r>
+      <w:r>
+        <w:rPr>
+          <w:rFonts w:ascii="Arial" w:eastAsia="Batang" w:hAnsi="Arial" w:cs="Arial"/>
+          <w:b/>
+          <w:bCs/>
+          <w:iCs/>
+          <w:sz w:val="14"/>
+          <w:szCs w:val="14"/>
+          <w:lang w:val="es-MX"/>
+        </w:rPr>
+        <w:t xml:space="preserve">, </w:t>
+      </w:r>
+      <w:r>
+        <w:rPr>
+          <w:rFonts w:ascii="Arial" w:eastAsia="Batang" w:hAnsi="Arial" w:cs="Arial"/>
+          <w:iCs/>
+          <w:sz w:val="14"/>
+          <w:szCs w:val="14"/>
+        </w:rPr>
+        <w:t xml:space="preserve">equivalente a esa fecha a la cantidad de </w:t>
+      </w:r>
+      <w:r>
+        <w:rPr>
+          <w:rFonts w:ascii="Arial" w:eastAsia="Batang" w:hAnsi="Arial" w:cs="Arial"/>
+          <w:b/>
+          <w:bCs/>
+          <w:iCs/>
+          <w:sz w:val="14"/>
+          <w:szCs w:val="14"/>
+        </w:rPr>
+        <w:t xml:space="preserve">{{ </w:t>
+      </w:r>
+      <w:proofErr w:type="spellStart"/>
+      <w:r>
+        <w:rPr>
+          <w:rFonts w:ascii="Arial" w:eastAsia="Batang" w:hAnsi="Arial" w:cs="Arial"/>
+          <w:b/>
+          <w:bCs/>
+          <w:iCs/>
+          <w:sz w:val="14"/>
+          <w:szCs w:val="14"/>
+        </w:rPr>
+        <w:t>monto_credito</w:t>
+      </w:r>
+      <w:proofErr w:type="spellEnd"/>
+      <w:r>
+        <w:rPr>
+          <w:rFonts w:ascii="Arial" w:eastAsia="Batang" w:hAnsi="Arial" w:cs="Arial"/>
+          <w:b/>
+          <w:bCs/>
+          <w:iCs/>
+          <w:sz w:val="14"/>
+          <w:szCs w:val="14"/>
+        </w:rPr>
+        <w:t xml:space="preserve"> }}</w:t>
+      </w:r>
+      <w:r>
+        <w:rPr>
+          <w:rFonts w:ascii="Arial" w:eastAsia="Batang" w:hAnsi="Arial" w:cs="Arial"/>
+          <w:b/>
+          <w:bCs/>
+          <w:iCs/>
+          <w:sz w:val="14"/>
+          <w:szCs w:val="14"/>
+          <w:lang w:val="es-MX"/>
         </w:rPr>
         <w:t>,</w:t>
       </w:r>
-      <w:bookmarkEnd w:id="4"/>
-      <w:r>
-        <w:rPr>
-          <w:rFonts w:ascii="Arial" w:eastAsia="Batang" w:hAnsi="Arial" w:cs="Arial"/>
-          <w:sz w:val="14"/>
-          <w:szCs w:val="14"/>
-        </w:rPr>
-        <w:t xml:space="preserve"> se hizo constar entre otros </w:t>
-      </w:r>
-      <w:r>
-        <w:rPr>
-          <w:rFonts w:ascii="Arial" w:eastAsia="Batang" w:hAnsi="Arial" w:cs="Arial"/>
-          <w:sz w:val="14"/>
-          <w:szCs w:val="14"/>
-        </w:rPr>
-        <w:t>actos,</w:t>
-      </w:r>
-      <w:r>
-        <w:rPr>
-          <w:rFonts w:ascii="Arial" w:eastAsia="Batang" w:hAnsi="Arial" w:cs="Arial"/>
-          <w:bCs/>
+      <w:r>
+        <w:rPr>
+          <w:rFonts w:ascii="Arial" w:eastAsia="Batang" w:hAnsi="Arial" w:cs="Arial"/>
+          <w:b/>
+          <w:bCs/>
+          <w:iCs/>
           <w:sz w:val="14"/>
           <w:szCs w:val="14"/>
           <w:lang w:val="es-MX"/>
         </w:rPr>
-        <w:t xml:space="preserve"> el otorgamiento de mutuo con interés y constitución de garantía hipotecaria</w:t>
-      </w:r>
-      <w:r>
-        <w:rPr>
-          <w:rFonts w:ascii="Arial" w:eastAsia="Batang" w:hAnsi="Arial" w:cs="Arial"/>
-          <w:bCs/>
-          <w:sz w:val="14"/>
-          <w:szCs w:val="14"/>
-        </w:rPr>
-        <w:t>,</w:t>
-      </w:r>
-      <w:r>
-        <w:rPr>
-          <w:rFonts w:ascii="Arial" w:eastAsia="Batang" w:hAnsi="Arial" w:cs="Arial"/>
-          <w:b/>
-          <w:sz w:val="14"/>
-          <w:szCs w:val="14"/>
-        </w:rPr>
         <w:t xml:space="preserve"> </w:t>
       </w:r>
       <w:r>
@@ -1445,184 +2049,39 @@
           <w:sz w:val="14"/>
           <w:szCs w:val="14"/>
         </w:rPr>
-        <w:t xml:space="preserve">por medio del cual el </w:t>
-      </w:r>
-      <w:r>
-        <w:rPr>
-          <w:rFonts w:ascii="Arial" w:eastAsia="Batang" w:hAnsi="Arial" w:cs="Arial"/>
-          <w:b/>
-          <w:sz w:val="14"/>
-          <w:szCs w:val="14"/>
-        </w:rPr>
-        <w:t>INSTITUTO DEL FONDO NACIONAL DE LA VIVIENDA PARA LOS TRABAJADORES</w:t>
-      </w:r>
-      <w:r>
-        <w:rPr>
-          <w:rFonts w:ascii="Arial" w:eastAsia="Batang" w:hAnsi="Arial" w:cs="Arial"/>
-          <w:sz w:val="14"/>
-          <w:szCs w:val="14"/>
-        </w:rPr>
-        <w:t>,</w:t>
-      </w:r>
-      <w:r>
-        <w:rPr>
-          <w:rFonts w:ascii="Arial" w:eastAsia="Batang" w:hAnsi="Arial" w:cs="Arial"/>
-          <w:b/>
-          <w:sz w:val="14"/>
-          <w:szCs w:val="14"/>
-        </w:rPr>
-        <w:t xml:space="preserve"> </w:t>
-      </w:r>
-      <w:r>
-        <w:rPr>
-          <w:rFonts w:ascii="Arial" w:eastAsia="Batang" w:hAnsi="Arial" w:cs="Arial"/>
-          <w:sz w:val="14"/>
-          <w:szCs w:val="14"/>
-        </w:rPr>
-        <w:t>otorgó a</w:t>
-      </w:r>
-      <w:r>
-        <w:rPr>
-          <w:rFonts w:ascii="Arial" w:eastAsia="Batang" w:hAnsi="Arial" w:cs="Arial"/>
-          <w:sz w:val="14"/>
-          <w:szCs w:val="14"/>
-        </w:rPr>
-        <w:t xml:space="preserve"> </w:t>
-      </w:r>
-      <w:r>
-        <w:rPr>
-          <w:rFonts w:ascii="Arial" w:eastAsia="Batang" w:hAnsi="Arial" w:cs="Arial"/>
-          <w:sz w:val="14"/>
-          <w:szCs w:val="14"/>
-        </w:rPr>
-        <w:t>l</w:t>
-      </w:r>
-      <w:r>
-        <w:rPr>
-          <w:rFonts w:ascii="Arial" w:eastAsia="Batang" w:hAnsi="Arial" w:cs="Arial"/>
-          <w:sz w:val="14"/>
-          <w:szCs w:val="14"/>
-        </w:rPr>
-        <w:t>a</w:t>
-      </w:r>
-      <w:r>
-        <w:rPr>
-          <w:rFonts w:ascii="Arial" w:eastAsia="Batang" w:hAnsi="Arial" w:cs="Arial"/>
-          <w:sz w:val="14"/>
-          <w:szCs w:val="14"/>
-        </w:rPr>
-        <w:t xml:space="preserve"> señor</w:t>
-      </w:r>
-      <w:r>
-        <w:rPr>
-          <w:rFonts w:ascii="Arial" w:eastAsia="Batang" w:hAnsi="Arial" w:cs="Arial"/>
-          <w:sz w:val="14"/>
-          <w:szCs w:val="14"/>
-        </w:rPr>
-        <w:t>a</w:t>
-      </w:r>
-      <w:r>
-        <w:rPr>
-          <w:rFonts w:ascii="Arial" w:eastAsia="Batang" w:hAnsi="Arial" w:cs="Arial"/>
-          <w:sz w:val="14"/>
-          <w:szCs w:val="14"/>
-        </w:rPr>
-        <w:t xml:space="preserve"> </w:t>
-      </w:r>
-      <w:r>
-        <w:rPr>
-          <w:rFonts w:ascii="Arial" w:hAnsi="Arial" w:cs="Arial"/>
-          <w:b/>
-          <w:bCs/>
-          <w:sz w:val="14"/>
-          <w:szCs w:val="14"/>
-        </w:rPr>
-        <w:t>***</w:t>
-      </w:r>
-      <w:r>
-        <w:rPr>
-          <w:rFonts w:ascii="Arial" w:hAnsi="Arial" w:cs="Arial"/>
-          <w:bCs/>
-          <w:sz w:val="14"/>
-          <w:szCs w:val="14"/>
-        </w:rPr>
-        <w:t xml:space="preserve">, </w:t>
-      </w:r>
-      <w:r>
-        <w:rPr>
-          <w:rFonts w:ascii="Arial" w:eastAsia="Batang" w:hAnsi="Arial" w:cs="Arial"/>
-          <w:bCs/>
-          <w:sz w:val="14"/>
-          <w:szCs w:val="14"/>
-        </w:rPr>
-        <w:t xml:space="preserve">un crédito </w:t>
-      </w:r>
-      <w:r>
-        <w:rPr>
-          <w:rFonts w:ascii="Arial" w:eastAsia="Batang" w:hAnsi="Arial" w:cs="Arial"/>
-          <w:sz w:val="14"/>
-          <w:szCs w:val="14"/>
-        </w:rPr>
-        <w:t>hasta por</w:t>
-      </w:r>
-      <w:r>
-        <w:rPr>
-          <w:rFonts w:ascii="Arial" w:eastAsia="Batang" w:hAnsi="Arial" w:cs="Arial"/>
-          <w:sz w:val="14"/>
-          <w:szCs w:val="14"/>
-        </w:rPr>
-        <w:t xml:space="preserve">                           veces el salario mínimo mensual </w:t>
-      </w:r>
-      <w:r>
-        <w:rPr>
-          <w:rFonts w:ascii="Arial" w:hAnsi="Arial" w:cs="Arial"/>
-          <w:bCs/>
-          <w:sz w:val="14"/>
-          <w:szCs w:val="14"/>
-        </w:rPr>
-        <w:t>v</w:t>
-      </w:r>
-      <w:r>
-        <w:rPr>
-          <w:rFonts w:ascii="Arial" w:eastAsia="Batang" w:hAnsi="Arial" w:cs="Arial"/>
-          <w:sz w:val="14"/>
-          <w:szCs w:val="14"/>
-        </w:rPr>
-        <w:t>igente en ese entonces en el Distrito Federal</w:t>
-      </w:r>
-      <w:r>
-        <w:rPr>
-          <w:rFonts w:ascii="Arial" w:eastAsia="Batang" w:hAnsi="Arial" w:cs="Arial"/>
-          <w:b/>
-          <w:bCs/>
-          <w:iCs/>
-          <w:sz w:val="14"/>
-          <w:szCs w:val="14"/>
-          <w:lang w:val="es-MX"/>
-        </w:rPr>
-        <w:t xml:space="preserve">, </w:t>
-      </w:r>
-      <w:r>
-        <w:rPr>
-          <w:rFonts w:ascii="Arial" w:eastAsia="Batang" w:hAnsi="Arial" w:cs="Arial"/>
-          <w:iCs/>
-          <w:sz w:val="14"/>
-          <w:szCs w:val="14"/>
-          <w:lang w:val="es-MX"/>
-        </w:rPr>
-        <w:t xml:space="preserve">equivalente a esa fecha a la cantidad de </w:t>
-      </w:r>
-      <w:r>
-        <w:rPr>
-          <w:rFonts w:ascii="Arial" w:eastAsia="Batang" w:hAnsi="Arial" w:cs="Arial"/>
-          <w:b/>
-          <w:bCs/>
-          <w:iCs/>
-          <w:sz w:val="14"/>
-          <w:szCs w:val="14"/>
-          <w:lang w:val="es-MX"/>
-        </w:rPr>
-        <w:t xml:space="preserve">$              </w:t>
+        <w:t xml:space="preserve">con los intereses y demás </w:t>
+      </w:r>
+      <w:r>
+        <w:rPr>
+          <w:rFonts w:ascii="Arial" w:eastAsia="Batang" w:hAnsi="Arial" w:cs="Arial"/>
+          <w:sz w:val="14"/>
+          <w:szCs w:val="14"/>
+        </w:rPr>
+        <w:t xml:space="preserve">accesorios legales </w:t>
+      </w:r>
+      <w:r>
+        <w:rPr>
+          <w:rFonts w:ascii="Arial" w:eastAsia="Batang" w:hAnsi="Arial" w:cs="Arial"/>
+          <w:sz w:val="14"/>
+          <w:szCs w:val="14"/>
+        </w:rPr>
+        <w:t>ahí precisado</w:t>
+      </w:r>
+      <w:r>
+        <w:rPr>
+          <w:rFonts w:ascii="Arial" w:eastAsia="Batang" w:hAnsi="Arial" w:cs="Arial"/>
+          <w:sz w:val="14"/>
+          <w:szCs w:val="14"/>
+        </w:rPr>
+        <w:t>s.</w:t>
+      </w:r>
+      <w:r>
+        <w:rPr>
+          <w:rFonts w:ascii="Arial" w:eastAsia="Batang" w:hAnsi="Arial" w:cs="Arial"/>
+          <w:sz w:val="14"/>
+          <w:szCs w:val="14"/>
+        </w:rPr>
+        <w:tab/>
       </w:r>
     </w:p>
     <w:p>
@@ -1639,23 +2098,399 @@
           <w:rFonts w:ascii="Arial" w:eastAsia="Batang" w:hAnsi="Arial" w:cs="Arial"/>
           <w:b/>
           <w:bCs/>
-          <w:iCs/>
+          <w:sz w:val="14"/>
+          <w:szCs w:val="14"/>
+        </w:rPr>
+      </w:pPr>
+      <w:r>
+        <w:rPr>
+          <w:rFonts w:ascii="Arial" w:hAnsi="Arial" w:cs="Arial"/>
           <w:sz w:val="14"/>
           <w:szCs w:val="14"/>
           <w:lang w:val="es-MX"/>
         </w:rPr>
-      </w:pPr>
-      <w:r>
-        <w:rPr>
-          <w:rFonts w:ascii="Arial" w:eastAsia="Batang" w:hAnsi="Arial" w:cs="Arial"/>
-          <w:b/>
-          <w:bCs/>
-          <w:iCs/>
+        <w:t xml:space="preserve">-------- </w:t>
+      </w:r>
+      <w:r>
+        <w:rPr>
+          <w:rFonts w:ascii="Arial" w:eastAsia="Batang" w:hAnsi="Arial" w:cs="Arial"/>
+          <w:sz w:val="14"/>
+          <w:szCs w:val="14"/>
+        </w:rPr>
+        <w:t>P</w:t>
+      </w:r>
+      <w:r>
+        <w:rPr>
+          <w:rFonts w:ascii="Arial" w:eastAsia="Batang" w:hAnsi="Arial" w:cs="Arial"/>
+          <w:sz w:val="14"/>
+          <w:szCs w:val="14"/>
+        </w:rPr>
+        <w:t xml:space="preserve">ara garantizar el puntual y preferente pago del adeudo, </w:t>
+      </w:r>
+      <w:r>
+        <w:rPr>
+          <w:rFonts w:ascii="Arial" w:hAnsi="Arial" w:cs="Arial"/>
+          <w:bCs/>
+          <w:sz w:val="14"/>
+          <w:szCs w:val="14"/>
+        </w:rPr>
+        <w:t>“</w:t>
+      </w:r>
+      <w:r>
+        <w:rPr>
+          <w:rFonts w:ascii="Arial" w:hAnsi="Arial" w:cs="Arial"/>
+          <w:b/>
+          <w:sz w:val="14"/>
+          <w:szCs w:val="14"/>
+        </w:rPr>
+        <w:t>LA</w:t>
+      </w:r>
+      <w:r>
+        <w:rPr>
+          <w:rFonts w:ascii="Arial" w:hAnsi="Arial" w:cs="Arial"/>
+          <w:b/>
+          <w:sz w:val="14"/>
+          <w:szCs w:val="14"/>
+        </w:rPr>
+        <w:t xml:space="preserve"> ACREDITAD</w:t>
+      </w:r>
+      <w:r>
+        <w:rPr>
+          <w:rFonts w:ascii="Arial" w:hAnsi="Arial" w:cs="Arial"/>
+          <w:b/>
+          <w:sz w:val="14"/>
+          <w:szCs w:val="14"/>
+        </w:rPr>
+        <w:t>A</w:t>
+      </w:r>
+      <w:r>
+        <w:rPr>
+          <w:rFonts w:ascii="Arial" w:hAnsi="Arial" w:cs="Arial"/>
+          <w:bCs/>
+          <w:sz w:val="14"/>
+          <w:szCs w:val="14"/>
+        </w:rPr>
+        <w:t>”</w:t>
+      </w:r>
+      <w:r>
+        <w:rPr>
+          <w:rFonts w:ascii="Arial" w:hAnsi="Arial" w:cs="Arial"/>
+          <w:b/>
+          <w:bCs/>
+          <w:sz w:val="14"/>
+          <w:szCs w:val="14"/>
+          <w:lang w:val="es-ES"/>
+        </w:rPr>
+        <w:t>,</w:t>
+      </w:r>
+      <w:r>
+        <w:rPr>
+          <w:rFonts w:ascii="Arial" w:eastAsia="Batang" w:hAnsi="Arial" w:cs="Arial"/>
+          <w:b/>
+          <w:sz w:val="14"/>
+          <w:szCs w:val="14"/>
+        </w:rPr>
+        <w:t xml:space="preserve"> </w:t>
+      </w:r>
+      <w:r>
+        <w:rPr>
+          <w:rFonts w:ascii="Arial" w:eastAsia="Batang" w:hAnsi="Arial" w:cs="Arial"/>
+          <w:sz w:val="14"/>
+          <w:szCs w:val="14"/>
+        </w:rPr>
+        <w:t>constituy</w:t>
+      </w:r>
+      <w:r>
+        <w:rPr>
+          <w:rFonts w:ascii="Arial" w:eastAsia="Batang" w:hAnsi="Arial" w:cs="Arial"/>
+          <w:sz w:val="14"/>
+          <w:szCs w:val="14"/>
+        </w:rPr>
+        <w:t>ó</w:t>
+      </w:r>
+      <w:r>
+        <w:rPr>
+          <w:rFonts w:ascii="Arial" w:eastAsia="Batang" w:hAnsi="Arial" w:cs="Arial"/>
+          <w:sz w:val="14"/>
+          <w:szCs w:val="14"/>
+        </w:rPr>
+        <w:t xml:space="preserve"> </w:t>
+      </w:r>
+      <w:r>
+        <w:rPr>
+          <w:rFonts w:ascii="Arial" w:eastAsia="Batang" w:hAnsi="Arial" w:cs="Arial"/>
+          <w:sz w:val="14"/>
+          <w:szCs w:val="14"/>
+        </w:rPr>
+        <w:t>hipoteca en primer</w:t>
+      </w:r>
+      <w:r>
+        <w:rPr>
+          <w:rFonts w:ascii="Arial" w:eastAsia="Batang" w:hAnsi="Arial" w:cs="Arial"/>
+          <w:sz w:val="14"/>
+          <w:szCs w:val="14"/>
+        </w:rPr>
+        <w:t xml:space="preserve"> lugar y </w:t>
+      </w:r>
+      <w:r>
+        <w:rPr>
+          <w:rFonts w:ascii="Arial" w:eastAsia="Batang" w:hAnsi="Arial" w:cs="Arial"/>
+          <w:sz w:val="14"/>
+          <w:szCs w:val="14"/>
+        </w:rPr>
+        <w:t xml:space="preserve">grado, </w:t>
+      </w:r>
+      <w:r>
+        <w:rPr>
+          <w:rFonts w:ascii="Arial" w:eastAsia="Batang" w:hAnsi="Arial" w:cs="Arial"/>
+          <w:sz w:val="14"/>
+          <w:szCs w:val="14"/>
+        </w:rPr>
+        <w:t>a</w:t>
+      </w:r>
+      <w:r>
+        <w:rPr>
+          <w:rFonts w:ascii="Arial" w:eastAsia="Batang" w:hAnsi="Arial" w:cs="Arial"/>
+          <w:sz w:val="14"/>
+          <w:szCs w:val="14"/>
+        </w:rPr>
+        <w:t xml:space="preserve"> favor del </w:t>
+      </w:r>
+      <w:r>
+        <w:rPr>
+          <w:rFonts w:ascii="Arial" w:eastAsia="Batang" w:hAnsi="Arial" w:cs="Arial"/>
+          <w:b/>
+          <w:sz w:val="14"/>
+          <w:szCs w:val="14"/>
+        </w:rPr>
+        <w:t>INSTITUTO DEL FONDO NACIONAL DE LA VIVIENDA PARA LOS TRABAJADORES</w:t>
+      </w:r>
+      <w:r>
+        <w:rPr>
+          <w:rFonts w:ascii="Arial" w:eastAsia="Batang" w:hAnsi="Arial" w:cs="Arial"/>
+          <w:bCs/>
+          <w:sz w:val="14"/>
+          <w:szCs w:val="14"/>
+        </w:rPr>
+        <w:t>,</w:t>
+      </w:r>
+      <w:r>
+        <w:rPr>
+          <w:rFonts w:ascii="Arial" w:eastAsia="Batang" w:hAnsi="Arial" w:cs="Arial"/>
+          <w:sz w:val="14"/>
+          <w:szCs w:val="14"/>
+        </w:rPr>
+        <w:t xml:space="preserve"> </w:t>
+      </w:r>
+      <w:r>
+        <w:rPr>
+          <w:rFonts w:ascii="Arial" w:eastAsia="Batang" w:hAnsi="Arial" w:cs="Arial"/>
+          <w:sz w:val="14"/>
+          <w:szCs w:val="14"/>
+        </w:rPr>
+        <w:t>sobre</w:t>
+      </w:r>
+      <w:r>
+        <w:rPr>
+          <w:rFonts w:ascii="Arial" w:eastAsia="Batang" w:hAnsi="Arial" w:cs="Arial"/>
+          <w:sz w:val="14"/>
+          <w:szCs w:val="14"/>
+        </w:rPr>
+        <w:t xml:space="preserve"> </w:t>
+      </w:r>
+      <w:proofErr w:type="gramStart"/>
+      <w:r>
+        <w:rPr>
+          <w:rFonts w:ascii="Arial" w:eastAsia="Batang" w:hAnsi="Arial" w:cs="Arial"/>
+          <w:b/>
+          <w:bCs/>
           <w:sz w:val="14"/>
           <w:szCs w:val="14"/>
           <w:lang w:val="es-MX"/>
         </w:rPr>
-        <w:t xml:space="preserve">M.N. (                                            </w:t>
+        <w:t xml:space="preserve">{{ </w:t>
+      </w:r>
+      <w:proofErr w:type="spellStart"/>
+      <w:r>
+        <w:rPr>
+          <w:rFonts w:ascii="Arial" w:eastAsia="Batang" w:hAnsi="Arial" w:cs="Arial"/>
+          <w:b/>
+          <w:bCs/>
+          <w:sz w:val="14"/>
+          <w:szCs w:val="14"/>
+          <w:lang w:val="es-MX"/>
+        </w:rPr>
+        <w:t>datos</w:t>
+      </w:r>
+      <w:proofErr w:type="gramEnd"/>
+      <w:r>
+        <w:rPr>
+          <w:rFonts w:ascii="Arial" w:eastAsia="Batang" w:hAnsi="Arial" w:cs="Arial"/>
+          <w:b/>
+          <w:bCs/>
+          <w:sz w:val="14"/>
+          <w:szCs w:val="14"/>
+          <w:lang w:val="es-MX"/>
+        </w:rPr>
+        <w:t>_</w:t>
+      </w:r>
+      <w:proofErr w:type="gramStart"/>
+      <w:r>
+        <w:rPr>
+          <w:rFonts w:ascii="Arial" w:eastAsia="Batang" w:hAnsi="Arial" w:cs="Arial"/>
+          <w:b/>
+          <w:bCs/>
+          <w:sz w:val="14"/>
+          <w:szCs w:val="14"/>
+          <w:lang w:val="es-MX"/>
+        </w:rPr>
+        <w:t>inmueble</w:t>
+      </w:r>
+      <w:proofErr w:type="spellEnd"/>
+      <w:r>
+        <w:rPr>
+          <w:rFonts w:ascii="Arial" w:eastAsia="Batang" w:hAnsi="Arial" w:cs="Arial"/>
+          <w:b/>
+          <w:bCs/>
+          <w:sz w:val="14"/>
+          <w:szCs w:val="14"/>
+          <w:lang w:val="es-MX"/>
+        </w:rPr>
+        <w:t xml:space="preserve"> }</w:t>
+      </w:r>
+      <w:proofErr w:type="gramEnd"/>
+      <w:r>
+        <w:rPr>
+          <w:rFonts w:ascii="Arial" w:eastAsia="Batang" w:hAnsi="Arial" w:cs="Arial"/>
+          <w:b/>
+          <w:bCs/>
+          <w:sz w:val="14"/>
+          <w:szCs w:val="14"/>
+          <w:lang w:val="es-MX"/>
+        </w:rPr>
+        <w:t>}</w:t>
+      </w:r>
+      <w:r>
+        <w:rPr>
+          <w:rFonts w:ascii="Arial" w:eastAsia="Batang" w:hAnsi="Arial" w:cs="Arial"/>
+          <w:sz w:val="14"/>
+          <w:szCs w:val="14"/>
+          <w:lang w:val="es-MX"/>
+        </w:rPr>
+        <w:t>,</w:t>
+      </w:r>
+      <w:r>
+        <w:rPr>
+          <w:rFonts w:ascii="Arial" w:eastAsia="Batang" w:hAnsi="Arial" w:cs="Arial"/>
+          <w:sz w:val="14"/>
+          <w:szCs w:val="14"/>
+          <w:lang w:val="es-MX"/>
+        </w:rPr>
+        <w:t xml:space="preserve"> </w:t>
+      </w:r>
+      <w:r>
+        <w:rPr>
+          <w:rFonts w:ascii="Arial" w:eastAsia="Batang" w:hAnsi="Arial" w:cs="Arial"/>
+          <w:sz w:val="14"/>
+          <w:szCs w:val="14"/>
+        </w:rPr>
+        <w:t>con la superficie, medidas</w:t>
+      </w:r>
+      <w:r>
+        <w:rPr>
+          <w:rFonts w:ascii="Arial" w:eastAsia="Batang" w:hAnsi="Arial" w:cs="Arial"/>
+          <w:sz w:val="14"/>
+          <w:szCs w:val="14"/>
+        </w:rPr>
+        <w:t>, linderos</w:t>
+      </w:r>
+      <w:r>
+        <w:rPr>
+          <w:rFonts w:ascii="Arial" w:eastAsia="Batang" w:hAnsi="Arial" w:cs="Arial"/>
+          <w:sz w:val="14"/>
+          <w:szCs w:val="14"/>
+        </w:rPr>
+        <w:t>,</w:t>
+      </w:r>
+      <w:r>
+        <w:rPr>
+          <w:rFonts w:ascii="Arial" w:eastAsia="Batang" w:hAnsi="Arial" w:cs="Arial"/>
+          <w:sz w:val="14"/>
+          <w:szCs w:val="14"/>
+        </w:rPr>
+        <w:t xml:space="preserve"> </w:t>
+      </w:r>
+      <w:r>
+        <w:rPr>
+          <w:rFonts w:ascii="Arial" w:eastAsia="Batang" w:hAnsi="Arial" w:cs="Arial"/>
+          <w:sz w:val="14"/>
+          <w:szCs w:val="14"/>
+        </w:rPr>
+        <w:t>colindancias</w:t>
+      </w:r>
+      <w:r>
+        <w:rPr>
+          <w:rFonts w:ascii="Arial" w:eastAsia="Batang" w:hAnsi="Arial" w:cs="Arial"/>
+          <w:sz w:val="14"/>
+          <w:szCs w:val="14"/>
+        </w:rPr>
+        <w:t xml:space="preserve"> </w:t>
+      </w:r>
+      <w:r>
+        <w:rPr>
+          <w:rFonts w:ascii="Arial" w:eastAsia="Batang" w:hAnsi="Arial" w:cs="Arial"/>
+          <w:sz w:val="14"/>
+          <w:szCs w:val="14"/>
+        </w:rPr>
+        <w:t>e</w:t>
+      </w:r>
+      <w:r>
+        <w:rPr>
+          <w:rFonts w:ascii="Arial" w:eastAsia="Batang" w:hAnsi="Arial" w:cs="Arial"/>
+          <w:sz w:val="14"/>
+          <w:szCs w:val="14"/>
+        </w:rPr>
+        <w:t xml:space="preserve"> </w:t>
+      </w:r>
+      <w:r>
+        <w:rPr>
+          <w:rFonts w:ascii="Arial" w:eastAsia="Batang" w:hAnsi="Arial" w:cs="Arial"/>
+          <w:sz w:val="14"/>
+          <w:szCs w:val="14"/>
+        </w:rPr>
+        <w:t xml:space="preserve">indiviso, </w:t>
+      </w:r>
+      <w:r>
+        <w:rPr>
+          <w:rFonts w:ascii="Arial" w:eastAsia="Batang" w:hAnsi="Arial" w:cs="Arial"/>
+          <w:sz w:val="14"/>
+          <w:szCs w:val="14"/>
+        </w:rPr>
+        <w:t>que q</w:t>
+      </w:r>
+      <w:r>
+        <w:rPr>
+          <w:rFonts w:ascii="Arial" w:eastAsia="Batang" w:hAnsi="Arial" w:cs="Arial"/>
+          <w:sz w:val="14"/>
+          <w:szCs w:val="14"/>
+        </w:rPr>
+        <w:t>uedaron descritos en el instrumento que se relaciona, mismos datos que se tienen aquí por reproducidos como si a la letra se insertasen</w:t>
+      </w:r>
+      <w:r>
+        <w:rPr>
+          <w:rFonts w:ascii="Arial" w:eastAsia="Batang" w:hAnsi="Arial" w:cs="Arial"/>
+          <w:sz w:val="14"/>
+          <w:szCs w:val="14"/>
+        </w:rPr>
+        <w:t>.</w:t>
+      </w:r>
+      <w:r>
+        <w:rPr>
+          <w:rFonts w:ascii="Arial" w:eastAsia="Batang" w:hAnsi="Arial" w:cs="Arial"/>
+          <w:sz w:val="14"/>
+          <w:szCs w:val="14"/>
+        </w:rPr>
+        <w:tab/>
       </w:r>
     </w:p>
     <w:p>
@@ -1669,62 +2504,211 @@
         <w:spacing w:line="360" w:lineRule="auto"/>
         <w:jc w:val="both"/>
         <w:rPr>
-          <w:rFonts w:ascii="Arial" w:eastAsia="Batang" w:hAnsi="Arial" w:cs="Arial"/>
-          <w:sz w:val="14"/>
-          <w:szCs w:val="14"/>
-        </w:rPr>
-      </w:pPr>
-      <w:r>
-        <w:rPr>
-          <w:rFonts w:ascii="Arial" w:eastAsia="Batang" w:hAnsi="Arial" w:cs="Arial"/>
-          <w:b/>
-          <w:bCs/>
-          <w:iCs/>
+          <w:rFonts w:ascii="Arial" w:hAnsi="Arial" w:cs="Arial"/>
+          <w:sz w:val="14"/>
+          <w:szCs w:val="14"/>
+          <w:lang w:val="es-ES"/>
+        </w:rPr>
+      </w:pPr>
+      <w:r>
+        <w:rPr>
+          <w:rFonts w:ascii="Arial" w:hAnsi="Arial" w:cs="Arial"/>
           <w:sz w:val="14"/>
           <w:szCs w:val="14"/>
           <w:lang w:val="es-MX"/>
         </w:rPr>
-        <w:t>MONEDA NACIONAL)</w:t>
-      </w:r>
-      <w:r>
-        <w:rPr>
-          <w:rFonts w:ascii="Arial" w:eastAsia="Batang" w:hAnsi="Arial" w:cs="Arial"/>
-          <w:b/>
-          <w:bCs/>
-          <w:iCs/>
-          <w:sz w:val="14"/>
-          <w:szCs w:val="14"/>
-          <w:lang w:val="es-MX"/>
-        </w:rPr>
-        <w:t>,</w:t>
-      </w:r>
-      <w:r>
-        <w:rPr>
-          <w:rFonts w:ascii="Arial" w:eastAsia="Batang" w:hAnsi="Arial" w:cs="Arial"/>
-          <w:b/>
-          <w:bCs/>
-          <w:iCs/>
-          <w:sz w:val="14"/>
-          <w:szCs w:val="14"/>
-          <w:lang w:val="es-MX"/>
+        <w:t xml:space="preserve">-------- </w:t>
+      </w:r>
+      <w:r>
+        <w:rPr>
+          <w:rFonts w:ascii="Arial" w:hAnsi="Arial" w:cs="Arial"/>
+          <w:b/>
+          <w:sz w:val="14"/>
+          <w:szCs w:val="14"/>
+          <w:lang w:val="es-ES"/>
+        </w:rPr>
+        <w:t xml:space="preserve">DATOS DE </w:t>
+      </w:r>
+      <w:r>
+        <w:rPr>
+          <w:rFonts w:ascii="Arial" w:hAnsi="Arial" w:cs="Arial"/>
+          <w:b/>
+          <w:sz w:val="14"/>
+          <w:szCs w:val="14"/>
+          <w:lang w:val="es-ES"/>
+        </w:rPr>
+        <w:t>REGISTR</w:t>
+      </w:r>
+      <w:r>
+        <w:rPr>
+          <w:rFonts w:ascii="Arial" w:hAnsi="Arial" w:cs="Arial"/>
+          <w:b/>
+          <w:sz w:val="14"/>
+          <w:szCs w:val="14"/>
+          <w:lang w:val="es-ES"/>
+        </w:rPr>
+        <w:t>O</w:t>
+      </w:r>
+      <w:r>
+        <w:rPr>
+          <w:rFonts w:ascii="Arial" w:hAnsi="Arial" w:cs="Arial"/>
+          <w:sz w:val="14"/>
+          <w:szCs w:val="14"/>
+          <w:lang w:val="es-ES"/>
+        </w:rPr>
+        <w:t>. -</w:t>
+      </w:r>
+      <w:r>
+        <w:rPr>
+          <w:rFonts w:ascii="Arial" w:hAnsi="Arial" w:cs="Arial"/>
+          <w:sz w:val="14"/>
+          <w:szCs w:val="14"/>
+          <w:lang w:val="es-ES"/>
         </w:rPr>
         <w:t xml:space="preserve"> </w:t>
       </w:r>
       <w:r>
         <w:rPr>
-          <w:rFonts w:ascii="Arial" w:eastAsia="Batang" w:hAnsi="Arial" w:cs="Arial"/>
-          <w:sz w:val="14"/>
-          <w:szCs w:val="14"/>
-        </w:rPr>
-        <w:t>con los intereses y demás accesorios legales ahí precisados.</w:t>
-      </w:r>
-      <w:r>
-        <w:rPr>
-          <w:rFonts w:ascii="Arial" w:eastAsia="Batang" w:hAnsi="Arial" w:cs="Arial"/>
-          <w:sz w:val="14"/>
-          <w:szCs w:val="14"/>
-        </w:rPr>
-        <w:tab/>
+          <w:rFonts w:ascii="Arial" w:hAnsi="Arial" w:cs="Arial"/>
+          <w:sz w:val="14"/>
+          <w:szCs w:val="14"/>
+          <w:lang w:val="es-ES"/>
+        </w:rPr>
+        <w:t>El</w:t>
+      </w:r>
+      <w:r>
+        <w:rPr>
+          <w:rFonts w:ascii="Arial" w:hAnsi="Arial" w:cs="Arial"/>
+          <w:sz w:val="14"/>
+          <w:szCs w:val="14"/>
+          <w:lang w:val="es-ES"/>
+        </w:rPr>
+        <w:t xml:space="preserve"> </w:t>
+      </w:r>
+      <w:r>
+        <w:rPr>
+          <w:rFonts w:ascii="Arial" w:hAnsi="Arial" w:cs="Arial"/>
+          <w:sz w:val="14"/>
+          <w:szCs w:val="14"/>
+          <w:lang w:val="es-ES"/>
+        </w:rPr>
+        <w:t xml:space="preserve">instrumento antes relacionado </w:t>
+      </w:r>
+      <w:r>
+        <w:rPr>
+          <w:rFonts w:ascii="Arial" w:hAnsi="Arial" w:cs="Arial"/>
+          <w:sz w:val="14"/>
+          <w:szCs w:val="14"/>
+          <w:lang w:val="es-ES"/>
+        </w:rPr>
+        <w:t>se encuentra</w:t>
+      </w:r>
+      <w:r>
+        <w:rPr>
+          <w:rFonts w:ascii="Arial" w:hAnsi="Arial" w:cs="Arial"/>
+          <w:sz w:val="14"/>
+          <w:szCs w:val="14"/>
+          <w:lang w:val="es-ES"/>
+        </w:rPr>
+        <w:t xml:space="preserve"> inscrito en el Instituto de la Función Registral del Estado de México, en la Oficina Registral d</w:t>
+      </w:r>
+      <w:r>
+        <w:rPr>
+          <w:rFonts w:ascii="Arial" w:hAnsi="Arial" w:cs="Arial"/>
+          <w:sz w:val="14"/>
+          <w:szCs w:val="14"/>
+          <w:lang w:val="es-ES"/>
+        </w:rPr>
+        <w:t xml:space="preserve">e </w:t>
+      </w:r>
+      <w:proofErr w:type="gramStart"/>
+      <w:r>
+        <w:rPr>
+          <w:rFonts w:ascii="Arial" w:hAnsi="Arial" w:cs="Arial"/>
+          <w:sz w:val="14"/>
+          <w:szCs w:val="14"/>
+          <w:lang w:val="es-ES"/>
+        </w:rPr>
+        <w:t xml:space="preserve">{{ </w:t>
+      </w:r>
+      <w:proofErr w:type="spellStart"/>
+      <w:r>
+        <w:rPr>
+          <w:rFonts w:ascii="Arial" w:hAnsi="Arial" w:cs="Arial"/>
+          <w:sz w:val="14"/>
+          <w:szCs w:val="14"/>
+          <w:lang w:val="es-ES"/>
+        </w:rPr>
+        <w:t>oficina</w:t>
+      </w:r>
+      <w:proofErr w:type="gramEnd"/>
+      <w:r>
+        <w:rPr>
+          <w:rFonts w:ascii="Arial" w:hAnsi="Arial" w:cs="Arial"/>
+          <w:sz w:val="14"/>
+          <w:szCs w:val="14"/>
+          <w:lang w:val="es-ES"/>
+        </w:rPr>
+        <w:t>_</w:t>
+      </w:r>
+      <w:proofErr w:type="gramStart"/>
+      <w:r>
+        <w:rPr>
+          <w:rFonts w:ascii="Arial" w:hAnsi="Arial" w:cs="Arial"/>
+          <w:sz w:val="14"/>
+          <w:szCs w:val="14"/>
+          <w:lang w:val="es-ES"/>
+        </w:rPr>
+        <w:t>registral</w:t>
+      </w:r>
+      <w:proofErr w:type="spellEnd"/>
+      <w:r>
+        <w:rPr>
+          <w:rFonts w:ascii="Arial" w:hAnsi="Arial" w:cs="Arial"/>
+          <w:sz w:val="14"/>
+          <w:szCs w:val="14"/>
+          <w:lang w:val="es-ES"/>
+        </w:rPr>
+        <w:t xml:space="preserve"> }</w:t>
+      </w:r>
+      <w:proofErr w:type="gramEnd"/>
+      <w:r>
+        <w:rPr>
+          <w:rFonts w:ascii="Arial" w:hAnsi="Arial" w:cs="Arial"/>
+          <w:sz w:val="14"/>
+          <w:szCs w:val="14"/>
+          <w:lang w:val="es-ES"/>
+        </w:rPr>
+        <w:t>}</w:t>
+      </w:r>
+      <w:r>
+        <w:rPr>
+          <w:rFonts w:ascii="Arial" w:hAnsi="Arial" w:cs="Arial"/>
+          <w:sz w:val="14"/>
+          <w:szCs w:val="14"/>
+          <w:lang w:val="es-ES"/>
+        </w:rPr>
+        <w:t xml:space="preserve">, en el libro primero, sección primera, volumen número   y bajo la partida número    </w:t>
+      </w:r>
+      <w:proofErr w:type="gramStart"/>
+      <w:r>
+        <w:rPr>
+          <w:rFonts w:ascii="Arial" w:hAnsi="Arial" w:cs="Arial"/>
+          <w:sz w:val="14"/>
+          <w:szCs w:val="14"/>
+          <w:lang w:val="es-ES"/>
+        </w:rPr>
+        <w:t xml:space="preserve">  ,</w:t>
+      </w:r>
+      <w:proofErr w:type="gramEnd"/>
+      <w:r>
+        <w:rPr>
+          <w:rFonts w:ascii="Arial" w:hAnsi="Arial" w:cs="Arial"/>
+          <w:sz w:val="14"/>
+          <w:szCs w:val="14"/>
+          <w:lang w:val="es-ES"/>
+        </w:rPr>
+        <w:t xml:space="preserve"> en el libro segundo, sección primera, volumen número  </w:t>
       </w:r>
     </w:p>
     <w:p>
@@ -1738,208 +2722,20 @@
         <w:spacing w:line="360" w:lineRule="auto"/>
         <w:jc w:val="both"/>
         <w:rPr>
-          <w:rFonts w:ascii="Arial" w:eastAsia="Batang" w:hAnsi="Arial" w:cs="Arial"/>
-          <w:b/>
-          <w:bCs/>
-          <w:sz w:val="14"/>
-          <w:szCs w:val="14"/>
-        </w:rPr>
-      </w:pPr>
-      <w:r>
-        <w:rPr>
-          <w:rFonts w:ascii="Arial" w:hAnsi="Arial" w:cs="Arial"/>
-          <w:sz w:val="14"/>
-          <w:szCs w:val="14"/>
-          <w:lang w:val="es-MX"/>
-        </w:rPr>
-        <w:t xml:space="preserve">-------- </w:t>
-      </w:r>
-      <w:r>
-        <w:rPr>
-          <w:rFonts w:ascii="Arial" w:eastAsia="Batang" w:hAnsi="Arial" w:cs="Arial"/>
-          <w:sz w:val="14"/>
-          <w:szCs w:val="14"/>
-        </w:rPr>
-        <w:t>P</w:t>
-      </w:r>
-      <w:r>
-        <w:rPr>
-          <w:rFonts w:ascii="Arial" w:eastAsia="Batang" w:hAnsi="Arial" w:cs="Arial"/>
-          <w:sz w:val="14"/>
-          <w:szCs w:val="14"/>
-        </w:rPr>
-        <w:t xml:space="preserve">ara garantizar el puntual y preferente pago del adeudo, </w:t>
-      </w:r>
-      <w:r>
-        <w:rPr>
-          <w:rFonts w:ascii="Arial" w:hAnsi="Arial" w:cs="Arial"/>
-          <w:bCs/>
-          <w:sz w:val="14"/>
-          <w:szCs w:val="14"/>
-        </w:rPr>
-        <w:t>“</w:t>
-      </w:r>
-      <w:r>
-        <w:rPr>
-          <w:rFonts w:ascii="Arial" w:hAnsi="Arial" w:cs="Arial"/>
-          <w:b/>
-          <w:sz w:val="14"/>
-          <w:szCs w:val="14"/>
-        </w:rPr>
-        <w:t>LA</w:t>
-      </w:r>
-      <w:r>
-        <w:rPr>
-          <w:rFonts w:ascii="Arial" w:hAnsi="Arial" w:cs="Arial"/>
-          <w:b/>
-          <w:sz w:val="14"/>
-          <w:szCs w:val="14"/>
-        </w:rPr>
-        <w:t xml:space="preserve"> ACREDITAD</w:t>
-      </w:r>
-      <w:r>
-        <w:rPr>
-          <w:rFonts w:ascii="Arial" w:hAnsi="Arial" w:cs="Arial"/>
-          <w:b/>
-          <w:sz w:val="14"/>
-          <w:szCs w:val="14"/>
-        </w:rPr>
-        <w:t>A</w:t>
-      </w:r>
-      <w:r>
-        <w:rPr>
-          <w:rFonts w:ascii="Arial" w:hAnsi="Arial" w:cs="Arial"/>
-          <w:bCs/>
-          <w:sz w:val="14"/>
-          <w:szCs w:val="14"/>
-        </w:rPr>
-        <w:t>”</w:t>
-      </w:r>
-      <w:r>
-        <w:rPr>
-          <w:rFonts w:ascii="Arial" w:hAnsi="Arial" w:cs="Arial"/>
-          <w:b/>
-          <w:bCs/>
+          <w:rFonts w:ascii="Arial" w:hAnsi="Arial" w:cs="Arial"/>
           <w:sz w:val="14"/>
           <w:szCs w:val="14"/>
           <w:lang w:val="es-ES"/>
         </w:rPr>
-        <w:t>,</w:t>
-      </w:r>
-      <w:r>
-        <w:rPr>
-          <w:rFonts w:ascii="Arial" w:eastAsia="Batang" w:hAnsi="Arial" w:cs="Arial"/>
-          <w:b/>
-          <w:sz w:val="14"/>
-          <w:szCs w:val="14"/>
-        </w:rPr>
-        <w:t xml:space="preserve"> </w:t>
-      </w:r>
-      <w:r>
-        <w:rPr>
-          <w:rFonts w:ascii="Arial" w:eastAsia="Batang" w:hAnsi="Arial" w:cs="Arial"/>
-          <w:sz w:val="14"/>
-          <w:szCs w:val="14"/>
-        </w:rPr>
-        <w:t>constituy</w:t>
-      </w:r>
-      <w:r>
-        <w:rPr>
-          <w:rFonts w:ascii="Arial" w:eastAsia="Batang" w:hAnsi="Arial" w:cs="Arial"/>
-          <w:sz w:val="14"/>
-          <w:szCs w:val="14"/>
-        </w:rPr>
-        <w:t>ó</w:t>
-      </w:r>
-      <w:r>
-        <w:rPr>
-          <w:rFonts w:ascii="Arial" w:eastAsia="Batang" w:hAnsi="Arial" w:cs="Arial"/>
-          <w:sz w:val="14"/>
-          <w:szCs w:val="14"/>
-        </w:rPr>
-        <w:t xml:space="preserve"> </w:t>
-      </w:r>
-      <w:r>
-        <w:rPr>
-          <w:rFonts w:ascii="Arial" w:eastAsia="Batang" w:hAnsi="Arial" w:cs="Arial"/>
-          <w:sz w:val="14"/>
-          <w:szCs w:val="14"/>
-        </w:rPr>
-        <w:t>hipoteca en primer</w:t>
-      </w:r>
-      <w:r>
-        <w:rPr>
-          <w:rFonts w:ascii="Arial" w:eastAsia="Batang" w:hAnsi="Arial" w:cs="Arial"/>
-          <w:sz w:val="14"/>
-          <w:szCs w:val="14"/>
-        </w:rPr>
-        <w:t xml:space="preserve"> lugar y </w:t>
-      </w:r>
-      <w:r>
-        <w:rPr>
-          <w:rFonts w:ascii="Arial" w:eastAsia="Batang" w:hAnsi="Arial" w:cs="Arial"/>
-          <w:sz w:val="14"/>
-          <w:szCs w:val="14"/>
-        </w:rPr>
-        <w:t xml:space="preserve">grado, </w:t>
-      </w:r>
-      <w:r>
-        <w:rPr>
-          <w:rFonts w:ascii="Arial" w:eastAsia="Batang" w:hAnsi="Arial" w:cs="Arial"/>
-          <w:sz w:val="14"/>
-          <w:szCs w:val="14"/>
-        </w:rPr>
-        <w:t>a</w:t>
-      </w:r>
-      <w:r>
-        <w:rPr>
-          <w:rFonts w:ascii="Arial" w:eastAsia="Batang" w:hAnsi="Arial" w:cs="Arial"/>
-          <w:sz w:val="14"/>
-          <w:szCs w:val="14"/>
-        </w:rPr>
-        <w:t xml:space="preserve"> favor del </w:t>
-      </w:r>
-      <w:r>
-        <w:rPr>
-          <w:rFonts w:ascii="Arial" w:eastAsia="Batang" w:hAnsi="Arial" w:cs="Arial"/>
-          <w:b/>
-          <w:sz w:val="14"/>
-          <w:szCs w:val="14"/>
-        </w:rPr>
-        <w:t>INSTITUTO DEL FONDO NACIONAL DE LA VIVIENDA PARA LOS TRABAJADORES</w:t>
-      </w:r>
-      <w:r>
-        <w:rPr>
-          <w:rFonts w:ascii="Arial" w:eastAsia="Batang" w:hAnsi="Arial" w:cs="Arial"/>
-          <w:bCs/>
-          <w:sz w:val="14"/>
-          <w:szCs w:val="14"/>
-        </w:rPr>
-        <w:t>,</w:t>
-      </w:r>
-      <w:r>
-        <w:rPr>
-          <w:rFonts w:ascii="Arial" w:eastAsia="Batang" w:hAnsi="Arial" w:cs="Arial"/>
-          <w:sz w:val="14"/>
-          <w:szCs w:val="14"/>
-        </w:rPr>
-        <w:t xml:space="preserve"> </w:t>
-      </w:r>
-      <w:r>
-        <w:rPr>
-          <w:rFonts w:ascii="Arial" w:eastAsia="Batang" w:hAnsi="Arial" w:cs="Arial"/>
-          <w:sz w:val="14"/>
-          <w:szCs w:val="14"/>
-        </w:rPr>
-        <w:t>sobre</w:t>
-      </w:r>
-      <w:r>
-        <w:rPr>
-          <w:rFonts w:ascii="Arial" w:eastAsia="Batang" w:hAnsi="Arial" w:cs="Arial"/>
-          <w:sz w:val="14"/>
-          <w:szCs w:val="14"/>
-        </w:rPr>
-        <w:t xml:space="preserve"> </w:t>
+      </w:pPr>
+      <w:r>
+        <w:rPr>
+          <w:rFonts w:ascii="Arial" w:hAnsi="Arial" w:cs="Arial"/>
+          <w:sz w:val="14"/>
+          <w:szCs w:val="14"/>
+          <w:lang w:val="es-ES"/>
+        </w:rPr>
+        <w:t>y bajo la partida número</w:t>
       </w:r>
     </w:p>
     <w:p>
@@ -1953,138 +2749,38 @@
         <w:spacing w:line="360" w:lineRule="auto"/>
         <w:jc w:val="both"/>
         <w:rPr>
-          <w:rFonts w:ascii="Arial" w:eastAsia="Batang" w:hAnsi="Arial" w:cs="Arial"/>
-          <w:b/>
-          <w:bCs/>
-          <w:sz w:val="14"/>
-          <w:szCs w:val="14"/>
-        </w:rPr>
-      </w:pPr>
-      <w:r>
-        <w:rPr>
-          <w:rFonts w:ascii="Arial" w:eastAsia="Batang" w:hAnsi="Arial" w:cs="Arial"/>
-          <w:b/>
-          <w:bCs/>
-          <w:sz w:val="14"/>
-          <w:szCs w:val="14"/>
-          <w:lang w:val="es-MX"/>
+          <w:rFonts w:ascii="Arial" w:hAnsi="Arial" w:cs="Arial"/>
+          <w:sz w:val="14"/>
+          <w:szCs w:val="14"/>
+          <w:lang w:val="es-ES"/>
+        </w:rPr>
+      </w:pPr>
+      <w:r>
+        <w:rPr>
+          <w:rFonts w:ascii="Arial" w:hAnsi="Arial" w:cs="Arial"/>
+          <w:sz w:val="14"/>
+          <w:szCs w:val="14"/>
+          <w:lang w:val="es-ES"/>
         </w:rPr>
         <w:t>,</w:t>
       </w:r>
       <w:r>
         <w:rPr>
-          <w:rFonts w:ascii="Arial" w:eastAsia="Batang" w:hAnsi="Arial" w:cs="Arial"/>
-          <w:b/>
-          <w:bCs/>
-          <w:sz w:val="14"/>
-          <w:szCs w:val="14"/>
-          <w:lang w:val="es-MX"/>
+          <w:rFonts w:ascii="Arial" w:hAnsi="Arial" w:cs="Arial"/>
+          <w:sz w:val="14"/>
+          <w:szCs w:val="14"/>
+          <w:lang w:val="es-ES"/>
         </w:rPr>
         <w:t xml:space="preserve"> </w:t>
       </w:r>
       <w:r>
         <w:rPr>
-          <w:rFonts w:ascii="Arial" w:eastAsia="Batang" w:hAnsi="Arial" w:cs="Arial"/>
-          <w:sz w:val="14"/>
-          <w:szCs w:val="14"/>
-        </w:rPr>
-        <w:t>con la superficie, medidas</w:t>
-      </w:r>
-      <w:r>
-        <w:rPr>
-          <w:rFonts w:ascii="Arial" w:eastAsia="Batang" w:hAnsi="Arial" w:cs="Arial"/>
-          <w:sz w:val="14"/>
-          <w:szCs w:val="14"/>
-        </w:rPr>
-        <w:t>, linderos</w:t>
-      </w:r>
-      <w:r>
-        <w:rPr>
-          <w:rFonts w:ascii="Arial" w:eastAsia="Batang" w:hAnsi="Arial" w:cs="Arial"/>
-          <w:sz w:val="14"/>
-          <w:szCs w:val="14"/>
-        </w:rPr>
-        <w:t>,</w:t>
-      </w:r>
-      <w:r>
-        <w:rPr>
-          <w:rFonts w:ascii="Arial" w:eastAsia="Batang" w:hAnsi="Arial" w:cs="Arial"/>
-          <w:sz w:val="14"/>
-          <w:szCs w:val="14"/>
-        </w:rPr>
-        <w:t xml:space="preserve"> </w:t>
-      </w:r>
-      <w:r>
-        <w:rPr>
-          <w:rFonts w:ascii="Arial" w:eastAsia="Batang" w:hAnsi="Arial" w:cs="Arial"/>
-          <w:sz w:val="14"/>
-          <w:szCs w:val="14"/>
-        </w:rPr>
-        <w:t>colindancias</w:t>
-      </w:r>
-      <w:r>
-        <w:rPr>
-          <w:rFonts w:ascii="Arial" w:eastAsia="Batang" w:hAnsi="Arial" w:cs="Arial"/>
-          <w:sz w:val="14"/>
-          <w:szCs w:val="14"/>
-        </w:rPr>
-        <w:t xml:space="preserve"> </w:t>
-      </w:r>
-      <w:r>
-        <w:rPr>
-          <w:rFonts w:ascii="Arial" w:eastAsia="Batang" w:hAnsi="Arial" w:cs="Arial"/>
-          <w:sz w:val="14"/>
-          <w:szCs w:val="14"/>
-        </w:rPr>
-        <w:t>e</w:t>
-      </w:r>
-      <w:r>
-        <w:rPr>
-          <w:rFonts w:ascii="Arial" w:eastAsia="Batang" w:hAnsi="Arial" w:cs="Arial"/>
-          <w:sz w:val="14"/>
-          <w:szCs w:val="14"/>
-        </w:rPr>
-        <w:t xml:space="preserve"> </w:t>
-      </w:r>
-      <w:r>
-        <w:rPr>
-          <w:rFonts w:ascii="Arial" w:eastAsia="Batang" w:hAnsi="Arial" w:cs="Arial"/>
-          <w:sz w:val="14"/>
-          <w:szCs w:val="14"/>
-        </w:rPr>
-        <w:t xml:space="preserve">indiviso, </w:t>
-      </w:r>
-      <w:r>
-        <w:rPr>
-          <w:rFonts w:ascii="Arial" w:eastAsia="Batang" w:hAnsi="Arial" w:cs="Arial"/>
-          <w:sz w:val="14"/>
-          <w:szCs w:val="14"/>
-        </w:rPr>
-        <w:t>que q</w:t>
-      </w:r>
-      <w:r>
-        <w:rPr>
-          <w:rFonts w:ascii="Arial" w:eastAsia="Batang" w:hAnsi="Arial" w:cs="Arial"/>
-          <w:sz w:val="14"/>
-          <w:szCs w:val="14"/>
-        </w:rPr>
-        <w:t>uedaron descritos en el instrumento que se relaciona, mismos datos que se tienen aquí por reproducidos como si a la letra se insertasen</w:t>
-      </w:r>
-      <w:r>
-        <w:rPr>
-          <w:rFonts w:ascii="Arial" w:eastAsia="Batang" w:hAnsi="Arial" w:cs="Arial"/>
-          <w:sz w:val="14"/>
-          <w:szCs w:val="14"/>
-        </w:rPr>
-        <w:t>.</w:t>
-      </w:r>
-      <w:r>
-        <w:rPr>
-          <w:rFonts w:ascii="Arial" w:eastAsia="Batang" w:hAnsi="Arial" w:cs="Arial"/>
-          <w:sz w:val="14"/>
-          <w:szCs w:val="14"/>
-        </w:rPr>
-        <w:tab/>
+          <w:rFonts w:ascii="Arial" w:hAnsi="Arial" w:cs="Arial"/>
+          <w:sz w:val="14"/>
+          <w:szCs w:val="14"/>
+          <w:lang w:val="es-ES"/>
+        </w:rPr>
+        <w:t>el día</w:t>
       </w:r>
     </w:p>
     <w:p>
@@ -2099,6 +2795,8 @@
         <w:jc w:val="both"/>
         <w:rPr>
           <w:rFonts w:ascii="Arial" w:hAnsi="Arial" w:cs="Arial"/>
+          <w:b/>
+          <w:bCs/>
           <w:sz w:val="14"/>
           <w:szCs w:val="14"/>
           <w:lang w:val="es-ES"/>
@@ -2109,115 +2807,123 @@
           <w:rFonts w:ascii="Arial" w:hAnsi="Arial" w:cs="Arial"/>
           <w:sz w:val="14"/>
           <w:szCs w:val="14"/>
+          <w:lang w:val="es-ES"/>
+        </w:rPr>
+        <w:t>,</w:t>
+      </w:r>
+      <w:r>
+        <w:rPr>
+          <w:rFonts w:ascii="Arial" w:hAnsi="Arial" w:cs="Arial"/>
+          <w:sz w:val="14"/>
+          <w:szCs w:val="14"/>
+          <w:lang w:val="es-ES"/>
+        </w:rPr>
+        <w:t xml:space="preserve"> </w:t>
+      </w:r>
+      <w:r>
+        <w:rPr>
+          <w:rFonts w:ascii="Arial" w:hAnsi="Arial" w:cs="Arial"/>
+          <w:sz w:val="14"/>
+          <w:szCs w:val="14"/>
+          <w:lang w:val="es-ES"/>
+        </w:rPr>
+        <w:t xml:space="preserve">actualmente en el Folio Real Electrónico número </w:t>
+      </w:r>
+      <w:r>
+        <w:rPr>
+          <w:rFonts w:ascii="Arial" w:hAnsi="Arial" w:cs="Arial"/>
+          <w:b/>
+          <w:bCs/>
+          <w:sz w:val="14"/>
+          <w:szCs w:val="14"/>
           <w:lang w:val="es-MX"/>
         </w:rPr>
-        <w:t xml:space="preserve">-------- </w:t>
-      </w:r>
-      <w:r>
-        <w:rPr>
-          <w:rFonts w:ascii="Arial" w:hAnsi="Arial" w:cs="Arial"/>
-          <w:b/>
+        <w:t>“</w:t>
+      </w:r>
+      <w:proofErr w:type="gramStart"/>
+      <w:r>
+        <w:rPr>
+          <w:rFonts w:ascii="Arial" w:hAnsi="Arial" w:cs="Arial"/>
+          <w:b/>
+          <w:bCs/>
+          <w:sz w:val="14"/>
+          <w:szCs w:val="14"/>
+          <w:lang w:val="es-MX"/>
+        </w:rPr>
+        <w:t xml:space="preserve">{{ </w:t>
+      </w:r>
+      <w:proofErr w:type="spellStart"/>
+      <w:r>
+        <w:rPr>
+          <w:rFonts w:ascii="Arial" w:hAnsi="Arial" w:cs="Arial"/>
+          <w:b/>
+          <w:bCs/>
+          <w:sz w:val="14"/>
+          <w:szCs w:val="14"/>
+          <w:lang w:val="es-MX"/>
+        </w:rPr>
+        <w:t>folio</w:t>
+      </w:r>
+      <w:proofErr w:type="gramEnd"/>
+      <w:r>
+        <w:rPr>
+          <w:rFonts w:ascii="Arial" w:hAnsi="Arial" w:cs="Arial"/>
+          <w:b/>
+          <w:bCs/>
+          <w:sz w:val="14"/>
+          <w:szCs w:val="14"/>
+          <w:lang w:val="es-MX"/>
+        </w:rPr>
+        <w:t>_</w:t>
+      </w:r>
+      <w:proofErr w:type="gramStart"/>
+      <w:r>
+        <w:rPr>
+          <w:rFonts w:ascii="Arial" w:hAnsi="Arial" w:cs="Arial"/>
+          <w:b/>
+          <w:bCs/>
+          <w:sz w:val="14"/>
+          <w:szCs w:val="14"/>
+          <w:lang w:val="es-MX"/>
+        </w:rPr>
+        <w:t>real</w:t>
+      </w:r>
+      <w:proofErr w:type="spellEnd"/>
+      <w:r>
+        <w:rPr>
+          <w:rFonts w:ascii="Arial" w:hAnsi="Arial" w:cs="Arial"/>
+          <w:b/>
+          <w:bCs/>
+          <w:sz w:val="14"/>
+          <w:szCs w:val="14"/>
+          <w:lang w:val="es-MX"/>
+        </w:rPr>
+        <w:t xml:space="preserve"> }</w:t>
+      </w:r>
+      <w:proofErr w:type="gramEnd"/>
+      <w:r>
+        <w:rPr>
+          <w:rFonts w:ascii="Arial" w:hAnsi="Arial" w:cs="Arial"/>
+          <w:b/>
+          <w:bCs/>
+          <w:sz w:val="14"/>
+          <w:szCs w:val="14"/>
+          <w:lang w:val="es-MX"/>
+        </w:rPr>
+        <w:t>}”</w:t>
+      </w:r>
+      <w:r>
+        <w:rPr>
+          <w:rFonts w:ascii="Arial" w:hAnsi="Arial" w:cs="Arial"/>
           <w:sz w:val="14"/>
           <w:szCs w:val="14"/>
           <w:lang w:val="es-ES"/>
         </w:rPr>
-        <w:t>DATOS DE REGISTR</w:t>
-      </w:r>
-      <w:r>
-        <w:rPr>
-          <w:rFonts w:ascii="Arial" w:hAnsi="Arial" w:cs="Arial"/>
-          <w:b/>
-          <w:sz w:val="14"/>
-          <w:szCs w:val="14"/>
-          <w:lang w:val="es-ES"/>
-        </w:rPr>
-        <w:t>O</w:t>
-      </w:r>
-      <w:r>
-        <w:rPr>
-          <w:rFonts w:ascii="Arial" w:hAnsi="Arial" w:cs="Arial"/>
-          <w:sz w:val="14"/>
-          <w:szCs w:val="14"/>
-          <w:lang w:val="es-ES"/>
-        </w:rPr>
-        <w:t xml:space="preserve">.- </w:t>
-      </w:r>
-      <w:r>
-        <w:rPr>
-          <w:rFonts w:ascii="Arial" w:hAnsi="Arial" w:cs="Arial"/>
-          <w:sz w:val="14"/>
-          <w:szCs w:val="14"/>
-          <w:lang w:val="es-ES"/>
-        </w:rPr>
-        <w:t>El</w:t>
-      </w:r>
-      <w:r>
-        <w:rPr>
-          <w:rFonts w:ascii="Arial" w:hAnsi="Arial" w:cs="Arial"/>
-          <w:sz w:val="14"/>
-          <w:szCs w:val="14"/>
-          <w:lang w:val="es-ES"/>
-        </w:rPr>
-        <w:t xml:space="preserve"> </w:t>
-      </w:r>
-      <w:r>
-        <w:rPr>
-          <w:rFonts w:ascii="Arial" w:hAnsi="Arial" w:cs="Arial"/>
-          <w:sz w:val="14"/>
-          <w:szCs w:val="14"/>
-          <w:lang w:val="es-ES"/>
-        </w:rPr>
-        <w:t xml:space="preserve">instrumento antes relacionado </w:t>
-      </w:r>
-      <w:r>
-        <w:rPr>
-          <w:rFonts w:ascii="Arial" w:hAnsi="Arial" w:cs="Arial"/>
-          <w:sz w:val="14"/>
-          <w:szCs w:val="14"/>
-          <w:lang w:val="es-ES"/>
-        </w:rPr>
-        <w:t>se encuentra</w:t>
-      </w:r>
-      <w:r>
-        <w:rPr>
-          <w:rFonts w:ascii="Arial" w:hAnsi="Arial" w:cs="Arial"/>
-          <w:sz w:val="14"/>
-          <w:szCs w:val="14"/>
-          <w:lang w:val="es-ES"/>
-        </w:rPr>
-        <w:t xml:space="preserve"> inscrito en el Instituto de la Función Registral del Estado de México, en la Oficina Registral de</w:t>
-      </w:r>
-      <w:r>
-        <w:rPr>
-          <w:rFonts w:ascii="Arial" w:hAnsi="Arial" w:cs="Arial"/>
-          <w:sz w:val="14"/>
-          <w:szCs w:val="14"/>
-          <w:lang w:val="es-ES"/>
-        </w:rPr>
-        <w:t xml:space="preserve">                         </w:t>
-      </w:r>
-      <w:r>
-        <w:rPr>
-          <w:rFonts w:ascii="Arial" w:hAnsi="Arial" w:cs="Arial"/>
-          <w:sz w:val="14"/>
-          <w:szCs w:val="14"/>
-          <w:lang w:val="es-ES"/>
-        </w:rPr>
-        <w:t xml:space="preserve"> </w:t>
-      </w:r>
-      <w:r>
-        <w:rPr>
-          <w:rFonts w:ascii="Arial" w:hAnsi="Arial" w:cs="Arial"/>
-          <w:sz w:val="14"/>
-          <w:szCs w:val="14"/>
-          <w:lang w:val="es-ES"/>
-        </w:rPr>
-        <w:t xml:space="preserve">, en el libro primero, sección primera, volumen número   y bajo la partida número      , en el libro segundo, sección primera, volumen número  </w:t>
+        <w:tab/>
       </w:r>
     </w:p>
     <w:p>
       <w:pPr>
-        <w:pStyle w:val="Sinespaciado"/>
         <w:tabs>
           <w:tab w:val="left" w:leader="hyphen" w:pos="709"/>
           <w:tab w:val="right" w:leader="hyphen" w:pos="9072"/>
@@ -2229,42 +2935,236 @@
           <w:rFonts w:ascii="Arial" w:hAnsi="Arial" w:cs="Arial"/>
           <w:sz w:val="14"/>
           <w:szCs w:val="14"/>
-          <w:lang w:val="es-ES"/>
-        </w:rPr>
-      </w:pPr>
-      <w:r>
-        <w:rPr>
-          <w:rFonts w:ascii="Arial" w:hAnsi="Arial" w:cs="Arial"/>
-          <w:sz w:val="14"/>
-          <w:szCs w:val="14"/>
-          <w:lang w:val="es-ES"/>
-        </w:rPr>
-        <w:t>y bajo la partida número</w:t>
-      </w:r>
-    </w:p>
-    <w:p>
-      <w:pPr>
-        <w:pStyle w:val="Sinespaciado"/>
-        <w:tabs>
-          <w:tab w:val="left" w:leader="hyphen" w:pos="709"/>
-          <w:tab w:val="right" w:leader="hyphen" w:pos="9072"/>
-          <w:tab w:val="right" w:leader="hyphen" w:pos="9129"/>
-        </w:tabs>
-        <w:spacing w:line="360" w:lineRule="auto"/>
-        <w:jc w:val="both"/>
-        <w:rPr>
-          <w:rFonts w:ascii="Arial" w:hAnsi="Arial" w:cs="Arial"/>
-          <w:sz w:val="14"/>
-          <w:szCs w:val="14"/>
-          <w:lang w:val="es-ES"/>
-        </w:rPr>
-      </w:pPr>
-      <w:r>
-        <w:rPr>
-          <w:rFonts w:ascii="Arial" w:hAnsi="Arial" w:cs="Arial"/>
-          <w:sz w:val="14"/>
-          <w:szCs w:val="14"/>
-          <w:lang w:val="es-ES"/>
+        </w:rPr>
+      </w:pPr>
+      <w:r>
+        <w:rPr>
+          <w:rFonts w:ascii="Arial" w:hAnsi="Arial" w:cs="Arial"/>
+          <w:sz w:val="14"/>
+          <w:szCs w:val="14"/>
+          <w:lang w:val="es-MX"/>
+        </w:rPr>
+        <w:t xml:space="preserve">-------- </w:t>
+      </w:r>
+      <w:r>
+        <w:rPr>
+          <w:rFonts w:ascii="Arial" w:hAnsi="Arial" w:cs="Arial"/>
+          <w:b/>
+          <w:sz w:val="14"/>
+          <w:szCs w:val="14"/>
+        </w:rPr>
+        <w:t>II.- CARTA DE INSTRUCCIÓN DE CANCELACIÓN DE HIPOTECA.</w:t>
+      </w:r>
+      <w:r>
+        <w:rPr>
+          <w:rFonts w:ascii="Arial" w:hAnsi="Arial" w:cs="Arial"/>
+          <w:b/>
+          <w:sz w:val="14"/>
+          <w:szCs w:val="14"/>
+        </w:rPr>
+        <w:t xml:space="preserve"> </w:t>
+      </w:r>
+      <w:r>
+        <w:rPr>
+          <w:rFonts w:ascii="Arial" w:hAnsi="Arial" w:cs="Arial"/>
+          <w:b/>
+          <w:sz w:val="14"/>
+          <w:szCs w:val="14"/>
+        </w:rPr>
+        <w:t xml:space="preserve">- </w:t>
+      </w:r>
+      <w:r>
+        <w:rPr>
+          <w:rFonts w:ascii="Arial" w:hAnsi="Arial" w:cs="Arial"/>
+          <w:sz w:val="14"/>
+          <w:szCs w:val="14"/>
+        </w:rPr>
+        <w:t>Con fech</w:t>
+      </w:r>
+      <w:r>
+        <w:rPr>
+          <w:rFonts w:ascii="Arial" w:hAnsi="Arial" w:cs="Arial"/>
+          <w:sz w:val="14"/>
+          <w:szCs w:val="14"/>
+        </w:rPr>
+        <w:t xml:space="preserve">a </w:t>
+      </w:r>
+      <w:proofErr w:type="gramStart"/>
+      <w:r>
+        <w:rPr>
+          <w:rFonts w:ascii="Arial" w:hAnsi="Arial" w:cs="Arial"/>
+          <w:sz w:val="14"/>
+          <w:szCs w:val="14"/>
+        </w:rPr>
+        <w:t xml:space="preserve">{{ </w:t>
+      </w:r>
+      <w:proofErr w:type="spellStart"/>
+      <w:r>
+        <w:rPr>
+          <w:rFonts w:ascii="Arial" w:hAnsi="Arial" w:cs="Arial"/>
+          <w:sz w:val="14"/>
+          <w:szCs w:val="14"/>
+        </w:rPr>
+        <w:t>fecha</w:t>
+      </w:r>
+      <w:proofErr w:type="gramEnd"/>
+      <w:r>
+        <w:rPr>
+          <w:rFonts w:ascii="Arial" w:hAnsi="Arial" w:cs="Arial"/>
+          <w:sz w:val="14"/>
+          <w:szCs w:val="14"/>
+        </w:rPr>
+        <w:t>_</w:t>
+      </w:r>
+      <w:proofErr w:type="gramStart"/>
+      <w:r>
+        <w:rPr>
+          <w:rFonts w:ascii="Arial" w:hAnsi="Arial" w:cs="Arial"/>
+          <w:sz w:val="14"/>
+          <w:szCs w:val="14"/>
+        </w:rPr>
+        <w:t>expedicion</w:t>
+      </w:r>
+      <w:proofErr w:type="spellEnd"/>
+      <w:r>
+        <w:rPr>
+          <w:rFonts w:ascii="Arial" w:hAnsi="Arial" w:cs="Arial"/>
+          <w:sz w:val="14"/>
+          <w:szCs w:val="14"/>
+        </w:rPr>
+        <w:t xml:space="preserve"> }</w:t>
+      </w:r>
+      <w:proofErr w:type="gramEnd"/>
+      <w:r>
+        <w:rPr>
+          <w:rFonts w:ascii="Arial" w:hAnsi="Arial" w:cs="Arial"/>
+          <w:sz w:val="14"/>
+          <w:szCs w:val="14"/>
+        </w:rPr>
+        <w:t>}</w:t>
+      </w:r>
+      <w:r>
+        <w:rPr>
+          <w:rFonts w:ascii="Arial" w:hAnsi="Arial" w:cs="Arial"/>
+          <w:sz w:val="14"/>
+          <w:szCs w:val="14"/>
+        </w:rPr>
+        <w:t xml:space="preserve">, el </w:t>
+      </w:r>
+      <w:r>
+        <w:rPr>
+          <w:rFonts w:ascii="Arial" w:hAnsi="Arial" w:cs="Arial"/>
+          <w:b/>
+          <w:sz w:val="14"/>
+          <w:szCs w:val="14"/>
+        </w:rPr>
+        <w:t xml:space="preserve">INSTITUTO DEL FONDO NACIONAL DE LA VIVIENDA PARA LOS TRABAJADORES, </w:t>
+      </w:r>
+      <w:r>
+        <w:rPr>
+          <w:rFonts w:ascii="Arial" w:hAnsi="Arial" w:cs="Arial"/>
+          <w:sz w:val="14"/>
+          <w:szCs w:val="14"/>
+        </w:rPr>
+        <w:t>giró carta</w:t>
+      </w:r>
+      <w:r>
+        <w:rPr>
+          <w:rFonts w:ascii="Arial" w:hAnsi="Arial" w:cs="Arial"/>
+          <w:sz w:val="14"/>
+          <w:szCs w:val="14"/>
+        </w:rPr>
+        <w:t xml:space="preserve"> de instrucción de cancelación de hipoteca con</w:t>
+      </w:r>
+      <w:r>
+        <w:rPr>
+          <w:rFonts w:ascii="Arial" w:hAnsi="Arial" w:cs="Arial"/>
+          <w:sz w:val="14"/>
+          <w:szCs w:val="14"/>
+        </w:rPr>
+        <w:t xml:space="preserve"> número</w:t>
+      </w:r>
+      <w:bookmarkStart w:id="5" w:name="_Hlk32404108"/>
+      <w:r>
+        <w:rPr>
+          <w:rFonts w:ascii="Arial" w:hAnsi="Arial" w:cs="Arial"/>
+          <w:sz w:val="14"/>
+          <w:szCs w:val="14"/>
+        </w:rPr>
+        <w:t xml:space="preserve"> </w:t>
+      </w:r>
+      <w:bookmarkEnd w:id="5"/>
+      <w:proofErr w:type="gramStart"/>
+      <w:r>
+        <w:rPr>
+          <w:rFonts w:ascii="Arial" w:hAnsi="Arial" w:cs="Arial"/>
+          <w:b/>
+          <w:bCs/>
+          <w:sz w:val="14"/>
+          <w:szCs w:val="14"/>
+        </w:rPr>
+        <w:t xml:space="preserve">{{ </w:t>
+      </w:r>
+      <w:proofErr w:type="spellStart"/>
+      <w:r>
+        <w:rPr>
+          <w:rFonts w:ascii="Arial" w:hAnsi="Arial" w:cs="Arial"/>
+          <w:b/>
+          <w:bCs/>
+          <w:sz w:val="14"/>
+          <w:szCs w:val="14"/>
+        </w:rPr>
+        <w:t>numero</w:t>
+      </w:r>
+      <w:proofErr w:type="gramEnd"/>
+      <w:r>
+        <w:rPr>
+          <w:rFonts w:ascii="Arial" w:hAnsi="Arial" w:cs="Arial"/>
+          <w:b/>
+          <w:bCs/>
+          <w:sz w:val="14"/>
+          <w:szCs w:val="14"/>
+        </w:rPr>
+        <w:t>_</w:t>
+      </w:r>
+      <w:proofErr w:type="gramStart"/>
+      <w:r>
+        <w:rPr>
+          <w:rFonts w:ascii="Arial" w:hAnsi="Arial" w:cs="Arial"/>
+          <w:b/>
+          <w:bCs/>
+          <w:sz w:val="14"/>
+          <w:szCs w:val="14"/>
+        </w:rPr>
+        <w:t>carta</w:t>
+      </w:r>
+      <w:proofErr w:type="spellEnd"/>
+      <w:r>
+        <w:rPr>
+          <w:rFonts w:ascii="Arial" w:hAnsi="Arial" w:cs="Arial"/>
+          <w:b/>
+          <w:bCs/>
+          <w:sz w:val="14"/>
+          <w:szCs w:val="14"/>
+        </w:rPr>
+        <w:t xml:space="preserve"> }</w:t>
+      </w:r>
+      <w:proofErr w:type="gramEnd"/>
+      <w:r>
+        <w:rPr>
+          <w:rFonts w:ascii="Arial" w:hAnsi="Arial" w:cs="Arial"/>
+          <w:b/>
+          <w:bCs/>
+          <w:sz w:val="14"/>
+          <w:szCs w:val="14"/>
+        </w:rPr>
+        <w:t>}</w:t>
+      </w:r>
+      <w:r>
+        <w:rPr>
+          <w:rFonts w:ascii="Arial" w:hAnsi="Arial" w:cs="Arial"/>
+          <w:sz w:val="14"/>
+          <w:szCs w:val="14"/>
         </w:rPr>
         <w:t>,</w:t>
       </w:r>
@@ -2273,7 +3173,6 @@
           <w:rFonts w:ascii="Arial" w:hAnsi="Arial" w:cs="Arial"/>
           <w:sz w:val="14"/>
           <w:szCs w:val="14"/>
-          <w:lang w:val="es-ES"/>
         </w:rPr>
         <w:t xml:space="preserve"> </w:t>
       </w:r>
@@ -2282,175 +3181,63 @@
           <w:rFonts w:ascii="Arial" w:hAnsi="Arial" w:cs="Arial"/>
           <w:sz w:val="14"/>
           <w:szCs w:val="14"/>
-          <w:lang w:val="es-ES"/>
-        </w:rPr>
-        <w:t>el día</w:t>
-      </w:r>
-    </w:p>
-    <w:p>
-      <w:pPr>
-        <w:pStyle w:val="Sinespaciado"/>
-        <w:tabs>
-          <w:tab w:val="left" w:leader="hyphen" w:pos="709"/>
-          <w:tab w:val="right" w:leader="hyphen" w:pos="9072"/>
-          <w:tab w:val="right" w:leader="hyphen" w:pos="9129"/>
-        </w:tabs>
-        <w:spacing w:line="360" w:lineRule="auto"/>
-        <w:jc w:val="both"/>
-        <w:rPr>
-          <w:rFonts w:ascii="Arial" w:hAnsi="Arial" w:cs="Arial"/>
-          <w:b/>
-          <w:bCs/>
-          <w:sz w:val="14"/>
-          <w:szCs w:val="14"/>
-          <w:lang w:val="es-ES"/>
-        </w:rPr>
-      </w:pPr>
-      <w:r>
-        <w:rPr>
-          <w:rFonts w:ascii="Arial" w:hAnsi="Arial" w:cs="Arial"/>
-          <w:sz w:val="14"/>
-          <w:szCs w:val="14"/>
-          <w:lang w:val="es-ES"/>
-        </w:rPr>
-        <w:t>,</w:t>
-      </w:r>
-      <w:r>
-        <w:rPr>
-          <w:rFonts w:ascii="Arial" w:hAnsi="Arial" w:cs="Arial"/>
-          <w:sz w:val="14"/>
-          <w:szCs w:val="14"/>
-          <w:lang w:val="es-ES"/>
+        </w:rPr>
+        <w:t xml:space="preserve">al suscrito Notario para la realización del </w:t>
+      </w:r>
+      <w:r>
+        <w:rPr>
+          <w:rFonts w:ascii="Arial" w:hAnsi="Arial" w:cs="Arial"/>
+          <w:sz w:val="14"/>
+          <w:szCs w:val="14"/>
+        </w:rPr>
+        <w:t xml:space="preserve">presente </w:t>
+      </w:r>
+      <w:r>
+        <w:rPr>
+          <w:rFonts w:ascii="Arial" w:hAnsi="Arial" w:cs="Arial"/>
+          <w:sz w:val="14"/>
+          <w:szCs w:val="14"/>
+        </w:rPr>
+        <w:t xml:space="preserve">instrumento </w:t>
+      </w:r>
+      <w:r>
+        <w:rPr>
+          <w:rFonts w:ascii="Arial" w:hAnsi="Arial" w:cs="Arial"/>
+          <w:sz w:val="14"/>
+          <w:szCs w:val="14"/>
+        </w:rPr>
+        <w:t>en donde se men</w:t>
+      </w:r>
+      <w:r>
+        <w:rPr>
+          <w:rFonts w:ascii="Arial" w:hAnsi="Arial" w:cs="Arial"/>
+          <w:sz w:val="14"/>
+          <w:szCs w:val="14"/>
+        </w:rPr>
+        <w:t>ciona que el crédito relacionado</w:t>
+      </w:r>
+      <w:r>
+        <w:rPr>
+          <w:rFonts w:ascii="Arial" w:hAnsi="Arial" w:cs="Arial"/>
+          <w:sz w:val="14"/>
+          <w:szCs w:val="14"/>
         </w:rPr>
         <w:t xml:space="preserve"> </w:t>
       </w:r>
       <w:r>
         <w:rPr>
           <w:rFonts w:ascii="Arial" w:hAnsi="Arial" w:cs="Arial"/>
-          <w:sz w:val="14"/>
-          <w:szCs w:val="14"/>
-          <w:lang w:val="es-ES"/>
-        </w:rPr>
-        <w:t xml:space="preserve">actualmente en el Folio Real Electrónico número </w:t>
-      </w:r>
-      <w:r>
-        <w:rPr>
-          <w:rFonts w:ascii="Arial" w:hAnsi="Arial" w:cs="Arial"/>
-          <w:b/>
-          <w:bCs/>
-          <w:sz w:val="14"/>
-          <w:szCs w:val="14"/>
-          <w:lang w:val="es-ES"/>
-        </w:rPr>
-        <w:t>“000</w:t>
-      </w:r>
-      <w:r>
-        <w:rPr>
-          <w:rFonts w:ascii="Arial" w:hAnsi="Arial" w:cs="Arial"/>
-          <w:b/>
-          <w:bCs/>
-          <w:sz w:val="14"/>
-          <w:szCs w:val="14"/>
-          <w:lang w:val="es-ES"/>
-        </w:rPr>
-        <w:t xml:space="preserve">                     </w:t>
-      </w:r>
-      <w:r>
-        <w:rPr>
-          <w:rFonts w:ascii="Arial" w:hAnsi="Arial" w:cs="Arial"/>
-          <w:b/>
-          <w:bCs/>
-          <w:sz w:val="14"/>
-          <w:szCs w:val="14"/>
-          <w:lang w:val="es-ES"/>
-        </w:rPr>
-        <w:t>” (cero cero cero</w:t>
-      </w:r>
-      <w:r>
-        <w:rPr>
-          <w:rFonts w:ascii="Arial" w:hAnsi="Arial" w:cs="Arial"/>
-          <w:b/>
-          <w:bCs/>
-          <w:sz w:val="14"/>
-          <w:szCs w:val="14"/>
-          <w:lang w:val="es-ES"/>
-        </w:rPr>
-        <w:t xml:space="preserve">                     </w:t>
-      </w:r>
-      <w:r>
-        <w:rPr>
-          <w:rFonts w:ascii="Arial" w:hAnsi="Arial" w:cs="Arial"/>
-          <w:b/>
-          <w:bCs/>
-          <w:sz w:val="14"/>
-          <w:szCs w:val="14"/>
-          <w:lang w:val="es-ES"/>
-        </w:rPr>
-        <w:t>)</w:t>
-      </w:r>
-      <w:r>
-        <w:rPr>
-          <w:rFonts w:ascii="Arial" w:hAnsi="Arial" w:cs="Arial"/>
-          <w:sz w:val="14"/>
-          <w:szCs w:val="14"/>
-          <w:lang w:val="es-ES"/>
-        </w:rPr>
-        <w:t>.</w:t>
-      </w:r>
-      <w:r>
-        <w:rPr>
-          <w:rFonts w:ascii="Arial" w:hAnsi="Arial" w:cs="Arial"/>
-          <w:sz w:val="14"/>
-          <w:szCs w:val="14"/>
-          <w:lang w:val="es-ES"/>
-        </w:rPr>
-        <w:tab/>
-      </w:r>
-    </w:p>
-    <w:p>
-      <w:pPr>
-        <w:tabs>
-          <w:tab w:val="left" w:leader="hyphen" w:pos="709"/>
-          <w:tab w:val="right" w:leader="hyphen" w:pos="9072"/>
-          <w:tab w:val="right" w:leader="hyphen" w:pos="9129"/>
-        </w:tabs>
-        <w:spacing w:line="360" w:lineRule="auto"/>
-        <w:jc w:val="both"/>
-        <w:rPr>
-          <w:rFonts w:ascii="Arial" w:hAnsi="Arial" w:cs="Arial"/>
-          <w:sz w:val="14"/>
-          <w:szCs w:val="14"/>
-        </w:rPr>
-      </w:pPr>
-      <w:r>
-        <w:rPr>
-          <w:rFonts w:ascii="Arial" w:hAnsi="Arial" w:cs="Arial"/>
-          <w:sz w:val="14"/>
-          <w:szCs w:val="14"/>
-          <w:lang w:val="es-MX"/>
-        </w:rPr>
-        <w:t xml:space="preserve">-------- </w:t>
-      </w:r>
-      <w:r>
-        <w:rPr>
-          <w:rFonts w:ascii="Arial" w:hAnsi="Arial" w:cs="Arial"/>
-          <w:b/>
-          <w:sz w:val="14"/>
-          <w:szCs w:val="14"/>
-        </w:rPr>
-        <w:t xml:space="preserve">II.- CARTA DE INSTRUCCIÓN DE CANCELACIÓN DE HIPOTECA.- </w:t>
-      </w:r>
-      <w:r>
-        <w:rPr>
-          <w:rFonts w:ascii="Arial" w:hAnsi="Arial" w:cs="Arial"/>
-          <w:sz w:val="14"/>
-          <w:szCs w:val="14"/>
-        </w:rPr>
-        <w:t>Con fecha</w:t>
-      </w:r>
-      <w:r>
-        <w:rPr>
-          <w:rFonts w:ascii="Arial" w:hAnsi="Arial" w:cs="Arial"/>
+          <w:bCs/>
+          <w:sz w:val="14"/>
+          <w:szCs w:val="14"/>
+        </w:rPr>
+        <w:t>en el antecedente uno romano</w:t>
+      </w:r>
+      <w:r>
+        <w:rPr>
+          <w:rFonts w:ascii="Arial" w:hAnsi="Arial" w:cs="Arial"/>
+          <w:b/>
+          <w:bCs/>
           <w:sz w:val="14"/>
           <w:szCs w:val="14"/>
         </w:rPr>
@@ -2459,10 +3246,67 @@
       <w:r>
         <w:rPr>
           <w:rFonts w:ascii="Arial" w:hAnsi="Arial" w:cs="Arial"/>
-          <w:sz w:val="14"/>
-          <w:szCs w:val="14"/>
-        </w:rPr>
-        <w:t xml:space="preserve">            </w:t>
+          <w:bCs/>
+          <w:sz w:val="14"/>
+          <w:szCs w:val="14"/>
+        </w:rPr>
+        <w:t>de este instrumento</w:t>
+      </w:r>
+      <w:r>
+        <w:rPr>
+          <w:rFonts w:ascii="Arial" w:hAnsi="Arial" w:cs="Arial"/>
+          <w:sz w:val="14"/>
+          <w:szCs w:val="14"/>
+        </w:rPr>
+        <w:t xml:space="preserve">, </w:t>
+      </w:r>
+      <w:r>
+        <w:rPr>
+          <w:rFonts w:ascii="Arial" w:hAnsi="Arial" w:cs="Arial"/>
+          <w:sz w:val="14"/>
+          <w:szCs w:val="14"/>
+        </w:rPr>
+        <w:t xml:space="preserve">no presenta saldo </w:t>
+      </w:r>
+      <w:r>
+        <w:rPr>
+          <w:rFonts w:ascii="Arial" w:hAnsi="Arial" w:cs="Arial"/>
+          <w:sz w:val="14"/>
+          <w:szCs w:val="14"/>
+        </w:rPr>
+        <w:t>deudor</w:t>
+      </w:r>
+      <w:r>
+        <w:rPr>
+          <w:rFonts w:ascii="Arial" w:hAnsi="Arial" w:cs="Arial"/>
+          <w:sz w:val="14"/>
+          <w:szCs w:val="14"/>
+        </w:rPr>
+        <w:t xml:space="preserve"> ante </w:t>
+      </w:r>
+      <w:r>
+        <w:rPr>
+          <w:rFonts w:ascii="Arial" w:hAnsi="Arial" w:cs="Arial"/>
+          <w:sz w:val="14"/>
+          <w:szCs w:val="14"/>
+        </w:rPr>
+        <w:t>dicho</w:t>
+      </w:r>
+      <w:r>
+        <w:rPr>
+          <w:rFonts w:ascii="Arial" w:hAnsi="Arial" w:cs="Arial"/>
+          <w:sz w:val="14"/>
+          <w:szCs w:val="14"/>
+        </w:rPr>
+        <w:t xml:space="preserve"> instituto </w:t>
+      </w:r>
+      <w:r>
+        <w:rPr>
+          <w:rFonts w:ascii="Arial" w:hAnsi="Arial" w:cs="Arial"/>
+          <w:sz w:val="14"/>
+          <w:szCs w:val="14"/>
+        </w:rPr>
+        <w:t>a partir del día</w:t>
       </w:r>
       <w:r>
         <w:rPr>
@@ -2472,292 +3316,71 @@
         </w:rPr>
         <w:t xml:space="preserve"> </w:t>
       </w:r>
-      <w:r>
-        <w:rPr>
-          <w:rFonts w:ascii="Arial" w:hAnsi="Arial" w:cs="Arial"/>
-          <w:sz w:val="14"/>
-          <w:szCs w:val="14"/>
-        </w:rPr>
-        <w:t xml:space="preserve">  </w:t>
-      </w:r>
-      <w:r>
-        <w:rPr>
-          <w:rFonts w:ascii="Arial" w:hAnsi="Arial" w:cs="Arial"/>
-          <w:sz w:val="14"/>
-          <w:szCs w:val="14"/>
-        </w:rPr>
-        <w:t xml:space="preserve">                </w:t>
-      </w:r>
-      <w:r>
-        <w:rPr>
-          <w:rFonts w:ascii="Arial" w:hAnsi="Arial" w:cs="Arial"/>
-          <w:sz w:val="14"/>
-          <w:szCs w:val="14"/>
-        </w:rPr>
-        <w:t xml:space="preserve">           </w:t>
-      </w:r>
-      <w:r>
-        <w:rPr>
-          <w:rFonts w:ascii="Arial" w:hAnsi="Arial" w:cs="Arial"/>
-          <w:sz w:val="14"/>
-          <w:szCs w:val="14"/>
-        </w:rPr>
-        <w:t xml:space="preserve">, el </w:t>
-      </w:r>
-      <w:r>
-        <w:rPr>
-          <w:rFonts w:ascii="Arial" w:hAnsi="Arial" w:cs="Arial"/>
-          <w:b/>
-          <w:sz w:val="14"/>
-          <w:szCs w:val="14"/>
-        </w:rPr>
-        <w:t xml:space="preserve">INSTITUTO DEL FONDO NACIONAL DE LA VIVIENDA PARA LOS TRABAJADORES, </w:t>
-      </w:r>
-      <w:r>
-        <w:rPr>
-          <w:rFonts w:ascii="Arial" w:hAnsi="Arial" w:cs="Arial"/>
-          <w:sz w:val="14"/>
-          <w:szCs w:val="14"/>
-        </w:rPr>
-        <w:t>giró carta</w:t>
-      </w:r>
-      <w:r>
-        <w:rPr>
-          <w:rFonts w:ascii="Arial" w:hAnsi="Arial" w:cs="Arial"/>
-          <w:sz w:val="14"/>
-          <w:szCs w:val="14"/>
-        </w:rPr>
-        <w:t xml:space="preserve"> de instrucción de cancelación de hipoteca con</w:t>
-      </w:r>
-      <w:r>
-        <w:rPr>
-          <w:rFonts w:ascii="Arial" w:hAnsi="Arial" w:cs="Arial"/>
-          <w:sz w:val="14"/>
-          <w:szCs w:val="14"/>
-        </w:rPr>
-        <w:t xml:space="preserve"> número</w:t>
-      </w:r>
-      <w:bookmarkStart w:id="5" w:name="_Hlk32404108"/>
-      <w:r>
-        <w:rPr>
-          <w:rFonts w:ascii="Arial" w:hAnsi="Arial" w:cs="Arial"/>
-          <w:sz w:val="14"/>
-          <w:szCs w:val="14"/>
-        </w:rPr>
-        <w:t xml:space="preserve"> </w:t>
-      </w:r>
-      <w:r>
-        <w:rPr>
-          <w:rFonts w:ascii="Arial" w:hAnsi="Arial" w:cs="Arial"/>
-          <w:sz w:val="14"/>
-          <w:szCs w:val="14"/>
-        </w:rPr>
-        <w:t>“</w:t>
-      </w:r>
-      <w:r>
-        <w:rPr>
-          <w:rFonts w:ascii="Arial" w:hAnsi="Arial" w:cs="Arial"/>
-          <w:sz w:val="14"/>
-          <w:szCs w:val="14"/>
-        </w:rPr>
-        <w:t xml:space="preserve">  </w:t>
-      </w:r>
-      <w:r>
-        <w:rPr>
-          <w:rFonts w:ascii="Arial" w:hAnsi="Arial" w:cs="Arial"/>
-          <w:sz w:val="14"/>
-          <w:szCs w:val="14"/>
-        </w:rPr>
-        <w:t xml:space="preserve">          ”</w:t>
-      </w:r>
-      <w:r>
-        <w:rPr>
-          <w:rFonts w:ascii="Arial" w:hAnsi="Arial" w:cs="Arial"/>
-          <w:sz w:val="14"/>
-          <w:szCs w:val="14"/>
-        </w:rPr>
-        <w:t xml:space="preserve"> </w:t>
-      </w:r>
-      <w:r>
-        <w:rPr>
-          <w:rFonts w:ascii="Arial" w:hAnsi="Arial" w:cs="Arial"/>
-          <w:sz w:val="14"/>
-          <w:szCs w:val="14"/>
-        </w:rPr>
-        <w:t>(</w:t>
-      </w:r>
-      <w:bookmarkEnd w:id="5"/>
-      <w:r>
-        <w:rPr>
-          <w:rFonts w:ascii="Arial" w:hAnsi="Arial" w:cs="Arial"/>
-          <w:sz w:val="14"/>
-          <w:szCs w:val="14"/>
-        </w:rPr>
-        <w:t xml:space="preserve">       </w:t>
-      </w:r>
-      <w:r>
-        <w:rPr>
-          <w:rFonts w:ascii="Arial" w:hAnsi="Arial" w:cs="Arial"/>
-          <w:sz w:val="14"/>
-          <w:szCs w:val="14"/>
-        </w:rPr>
-        <w:t>)</w:t>
-      </w:r>
-      <w:r>
-        <w:rPr>
-          <w:rFonts w:ascii="Arial" w:hAnsi="Arial" w:cs="Arial"/>
-          <w:sz w:val="14"/>
-          <w:szCs w:val="14"/>
-        </w:rPr>
-        <w:t>,</w:t>
-      </w:r>
-      <w:r>
-        <w:rPr>
-          <w:rFonts w:ascii="Arial" w:hAnsi="Arial" w:cs="Arial"/>
-          <w:sz w:val="14"/>
-          <w:szCs w:val="14"/>
-        </w:rPr>
-        <w:t xml:space="preserve"> </w:t>
-      </w:r>
-      <w:r>
-        <w:rPr>
-          <w:rFonts w:ascii="Arial" w:hAnsi="Arial" w:cs="Arial"/>
-          <w:sz w:val="14"/>
-          <w:szCs w:val="14"/>
-        </w:rPr>
-        <w:t xml:space="preserve">al suscrito Notario para la realización del </w:t>
-      </w:r>
-      <w:r>
-        <w:rPr>
-          <w:rFonts w:ascii="Arial" w:hAnsi="Arial" w:cs="Arial"/>
-          <w:sz w:val="14"/>
-          <w:szCs w:val="14"/>
-        </w:rPr>
-        <w:t xml:space="preserve">presente </w:t>
-      </w:r>
-      <w:r>
-        <w:rPr>
-          <w:rFonts w:ascii="Arial" w:hAnsi="Arial" w:cs="Arial"/>
-          <w:sz w:val="14"/>
-          <w:szCs w:val="14"/>
-        </w:rPr>
-        <w:t xml:space="preserve">instrumento </w:t>
-      </w:r>
-      <w:r>
-        <w:rPr>
-          <w:rFonts w:ascii="Arial" w:hAnsi="Arial" w:cs="Arial"/>
-          <w:sz w:val="14"/>
-          <w:szCs w:val="14"/>
-        </w:rPr>
-        <w:t>en donde se men</w:t>
-      </w:r>
-      <w:r>
-        <w:rPr>
-          <w:rFonts w:ascii="Arial" w:hAnsi="Arial" w:cs="Arial"/>
-          <w:sz w:val="14"/>
-          <w:szCs w:val="14"/>
-        </w:rPr>
-        <w:t>ciona que el crédito relacionado</w:t>
-      </w:r>
-      <w:r>
-        <w:rPr>
-          <w:rFonts w:ascii="Arial" w:hAnsi="Arial" w:cs="Arial"/>
-          <w:sz w:val="14"/>
-          <w:szCs w:val="14"/>
-        </w:rPr>
-        <w:t xml:space="preserve"> </w:t>
-      </w:r>
-      <w:r>
-        <w:rPr>
-          <w:rFonts w:ascii="Arial" w:hAnsi="Arial" w:cs="Arial"/>
-          <w:bCs/>
-          <w:sz w:val="14"/>
-          <w:szCs w:val="14"/>
-        </w:rPr>
-        <w:t>en el antecedente uno romano</w:t>
-      </w:r>
-      <w:r>
-        <w:rPr>
-          <w:rFonts w:ascii="Arial" w:hAnsi="Arial" w:cs="Arial"/>
-          <w:b/>
-          <w:bCs/>
-          <w:sz w:val="14"/>
-          <w:szCs w:val="14"/>
-        </w:rPr>
-        <w:t xml:space="preserve"> </w:t>
-      </w:r>
-      <w:r>
-        <w:rPr>
-          <w:rFonts w:ascii="Arial" w:hAnsi="Arial" w:cs="Arial"/>
-          <w:bCs/>
-          <w:sz w:val="14"/>
-          <w:szCs w:val="14"/>
-        </w:rPr>
-        <w:t>de este instrumento</w:t>
-      </w:r>
-      <w:r>
-        <w:rPr>
-          <w:rFonts w:ascii="Arial" w:hAnsi="Arial" w:cs="Arial"/>
-          <w:sz w:val="14"/>
-          <w:szCs w:val="14"/>
-        </w:rPr>
-        <w:t xml:space="preserve">, </w:t>
-      </w:r>
-      <w:r>
-        <w:rPr>
-          <w:rFonts w:ascii="Arial" w:hAnsi="Arial" w:cs="Arial"/>
-          <w:sz w:val="14"/>
-          <w:szCs w:val="14"/>
-        </w:rPr>
-        <w:t xml:space="preserve">no presenta saldo </w:t>
-      </w:r>
-      <w:r>
-        <w:rPr>
-          <w:rFonts w:ascii="Arial" w:hAnsi="Arial" w:cs="Arial"/>
-          <w:sz w:val="14"/>
-          <w:szCs w:val="14"/>
-        </w:rPr>
-        <w:t>deudor</w:t>
-      </w:r>
-      <w:r>
-        <w:rPr>
-          <w:rFonts w:ascii="Arial" w:hAnsi="Arial" w:cs="Arial"/>
-          <w:sz w:val="14"/>
-          <w:szCs w:val="14"/>
-        </w:rPr>
-        <w:t xml:space="preserve"> ante </w:t>
-      </w:r>
-      <w:r>
-        <w:rPr>
-          <w:rFonts w:ascii="Arial" w:hAnsi="Arial" w:cs="Arial"/>
-          <w:sz w:val="14"/>
-          <w:szCs w:val="14"/>
-        </w:rPr>
-        <w:t>dicho</w:t>
-      </w:r>
-      <w:r>
-        <w:rPr>
-          <w:rFonts w:ascii="Arial" w:hAnsi="Arial" w:cs="Arial"/>
-          <w:sz w:val="14"/>
-          <w:szCs w:val="14"/>
-        </w:rPr>
-        <w:t xml:space="preserve"> instituto </w:t>
-      </w:r>
-      <w:r>
-        <w:rPr>
-          <w:rFonts w:ascii="Arial" w:hAnsi="Arial" w:cs="Arial"/>
-          <w:sz w:val="14"/>
-          <w:szCs w:val="14"/>
-        </w:rPr>
-        <w:t>a partir del día</w:t>
-      </w:r>
-      <w:r>
-        <w:rPr>
-          <w:rFonts w:ascii="Arial" w:hAnsi="Arial" w:cs="Arial"/>
-          <w:sz w:val="14"/>
-          <w:szCs w:val="14"/>
-        </w:rPr>
-        <w:t xml:space="preserve"> </w:t>
+      <w:proofErr w:type="gramStart"/>
+      <w:r>
+        <w:rPr>
+          <w:rFonts w:ascii="Arial" w:hAnsi="Arial" w:cs="Arial"/>
+          <w:b/>
+          <w:bCs/>
+          <w:sz w:val="14"/>
+          <w:szCs w:val="14"/>
+        </w:rPr>
+        <w:t xml:space="preserve">{{ </w:t>
+      </w:r>
+      <w:proofErr w:type="spellStart"/>
+      <w:r>
+        <w:rPr>
+          <w:rFonts w:ascii="Arial" w:hAnsi="Arial" w:cs="Arial"/>
+          <w:b/>
+          <w:bCs/>
+          <w:sz w:val="14"/>
+          <w:szCs w:val="14"/>
+        </w:rPr>
+        <w:t>fecha</w:t>
+      </w:r>
+      <w:proofErr w:type="gramEnd"/>
+      <w:r>
+        <w:rPr>
+          <w:rFonts w:ascii="Arial" w:hAnsi="Arial" w:cs="Arial"/>
+          <w:b/>
+          <w:bCs/>
+          <w:sz w:val="14"/>
+          <w:szCs w:val="14"/>
+        </w:rPr>
+        <w:t>_</w:t>
+      </w:r>
+      <w:proofErr w:type="gramStart"/>
+      <w:r>
+        <w:rPr>
+          <w:rFonts w:ascii="Arial" w:hAnsi="Arial" w:cs="Arial"/>
+          <w:b/>
+          <w:bCs/>
+          <w:sz w:val="14"/>
+          <w:szCs w:val="14"/>
+        </w:rPr>
+        <w:t>liquidacion</w:t>
+      </w:r>
+      <w:proofErr w:type="spellEnd"/>
+      <w:r>
+        <w:rPr>
+          <w:rFonts w:ascii="Arial" w:hAnsi="Arial" w:cs="Arial"/>
+          <w:b/>
+          <w:bCs/>
+          <w:sz w:val="14"/>
+          <w:szCs w:val="14"/>
+        </w:rPr>
+        <w:t xml:space="preserve"> }</w:t>
+      </w:r>
+      <w:proofErr w:type="gramEnd"/>
+      <w:r>
+        <w:rPr>
+          <w:rFonts w:ascii="Arial" w:hAnsi="Arial" w:cs="Arial"/>
+          <w:b/>
+          <w:bCs/>
+          <w:sz w:val="14"/>
+          <w:szCs w:val="14"/>
+        </w:rPr>
+        <w:t>}</w:t>
       </w:r>
     </w:p>
     <w:p>
@@ -3062,63 +3685,90 @@
           <w:rFonts w:ascii="Arial" w:hAnsi="Arial" w:cs="Arial"/>
           <w:sz w:val="14"/>
           <w:szCs w:val="14"/>
-          <w:lang w:val="pt-PT"/>
-        </w:rPr>
-        <w:t>--------</w:t>
-      </w:r>
-      <w:r>
-        <w:rPr>
-          <w:rFonts w:ascii="Arial" w:hAnsi="Arial" w:cs="Arial"/>
-          <w:sz w:val="14"/>
-          <w:szCs w:val="14"/>
-          <w:lang w:val="pt-PT"/>
+          <w:lang w:val="es-MX"/>
+        </w:rPr>
+        <w:t xml:space="preserve">-------- </w:t>
+      </w:r>
+      <w:r>
+        <w:rPr>
+          <w:rFonts w:ascii="Arial" w:hAnsi="Arial" w:cs="Arial"/>
+          <w:b/>
+          <w:bCs/>
+          <w:sz w:val="14"/>
+          <w:szCs w:val="14"/>
+          <w:lang w:val="es-MX"/>
+        </w:rPr>
+        <w:t>PRIMERA</w:t>
+      </w:r>
+      <w:r>
+        <w:rPr>
+          <w:rFonts w:ascii="Arial" w:hAnsi="Arial" w:cs="Arial"/>
+          <w:bCs/>
+          <w:sz w:val="14"/>
+          <w:szCs w:val="14"/>
+          <w:lang w:val="es-MX"/>
+        </w:rPr>
+        <w:t>.-</w:t>
+      </w:r>
+      <w:r>
+        <w:rPr>
+          <w:rFonts w:ascii="Arial" w:hAnsi="Arial" w:cs="Arial"/>
+          <w:bCs/>
+          <w:sz w:val="14"/>
+          <w:szCs w:val="14"/>
+          <w:lang w:val="es-MX"/>
         </w:rPr>
         <w:t xml:space="preserve"> </w:t>
       </w:r>
       <w:r>
         <w:rPr>
           <w:rFonts w:ascii="Arial" w:hAnsi="Arial" w:cs="Arial"/>
-          <w:b/>
-          <w:bCs/>
-          <w:sz w:val="14"/>
-          <w:szCs w:val="14"/>
-          <w:lang w:val="pt-PT"/>
-        </w:rPr>
-        <w:t>PRIMERA</w:t>
-      </w:r>
-      <w:r>
-        <w:rPr>
-          <w:rFonts w:ascii="Arial" w:hAnsi="Arial" w:cs="Arial"/>
-          <w:bCs/>
-          <w:sz w:val="14"/>
-          <w:szCs w:val="14"/>
-          <w:lang w:val="pt-PT"/>
-        </w:rPr>
-        <w:t>.-</w:t>
-      </w:r>
-      <w:r>
-        <w:rPr>
-          <w:rFonts w:ascii="Arial" w:hAnsi="Arial" w:cs="Arial"/>
-          <w:bCs/>
-          <w:sz w:val="14"/>
-          <w:szCs w:val="14"/>
-          <w:lang w:val="pt-PT"/>
+          <w:bCs/>
+          <w:sz w:val="14"/>
+          <w:szCs w:val="14"/>
+        </w:rPr>
+        <w:t>El</w:t>
+      </w:r>
+      <w:r>
+        <w:rPr>
+          <w:rFonts w:ascii="Arial" w:hAnsi="Arial" w:cs="Arial"/>
+          <w:b/>
+          <w:sz w:val="14"/>
+          <w:szCs w:val="14"/>
         </w:rPr>
         <w:t xml:space="preserve"> </w:t>
       </w:r>
       <w:r>
         <w:rPr>
-          <w:rFonts w:ascii="Arial" w:hAnsi="Arial" w:cs="Arial"/>
-          <w:bCs/>
-          <w:sz w:val="14"/>
-          <w:szCs w:val="14"/>
-        </w:rPr>
-        <w:t>El</w:t>
-      </w:r>
-      <w:r>
-        <w:rPr>
-          <w:rFonts w:ascii="Arial" w:hAnsi="Arial" w:cs="Arial"/>
-          <w:b/>
+          <w:rFonts w:ascii="Arial" w:eastAsia="Batang" w:hAnsi="Arial" w:cs="Arial"/>
+          <w:b/>
+          <w:sz w:val="14"/>
+          <w:szCs w:val="14"/>
+        </w:rPr>
+        <w:t xml:space="preserve">INSTITUTO DEL FONDO NACIONAL DE LA VIVIENDA PARA LOS TRABAJADORES, </w:t>
+      </w:r>
+      <w:r>
+        <w:rPr>
+          <w:rFonts w:ascii="Arial" w:eastAsia="Batang" w:hAnsi="Arial" w:cs="Arial"/>
+          <w:bCs/>
+          <w:sz w:val="14"/>
+          <w:szCs w:val="14"/>
+        </w:rPr>
+        <w:t>representado como ha quedado dicho</w:t>
+      </w:r>
+      <w:r>
+        <w:rPr>
+          <w:rFonts w:ascii="Arial" w:eastAsia="Batang" w:hAnsi="Arial" w:cs="Arial"/>
+          <w:bCs/>
+          <w:sz w:val="14"/>
+          <w:szCs w:val="14"/>
+        </w:rPr>
+        <w:t>,</w:t>
+      </w:r>
+      <w:r>
+        <w:rPr>
+          <w:rFonts w:ascii="Arial" w:eastAsia="Batang" w:hAnsi="Arial" w:cs="Arial"/>
+          <w:bCs/>
           <w:sz w:val="14"/>
           <w:szCs w:val="14"/>
         </w:rPr>
@@ -3126,35 +3776,76 @@
       </w:r>
       <w:r>
         <w:rPr>
-          <w:rFonts w:ascii="Arial" w:eastAsia="Batang" w:hAnsi="Arial" w:cs="Arial"/>
-          <w:b/>
-          <w:sz w:val="14"/>
-          <w:szCs w:val="14"/>
-        </w:rPr>
-        <w:t xml:space="preserve">INSTITUTO DEL FONDO NACIONAL DE LA VIVIENDA PARA LOS TRABAJADORES, </w:t>
-      </w:r>
-      <w:r>
-        <w:rPr>
-          <w:rFonts w:ascii="Arial" w:eastAsia="Batang" w:hAnsi="Arial" w:cs="Arial"/>
-          <w:bCs/>
-          <w:sz w:val="14"/>
-          <w:szCs w:val="14"/>
-        </w:rPr>
-        <w:t>representado como ha quedado dicho</w:t>
-      </w:r>
-      <w:r>
-        <w:rPr>
-          <w:rFonts w:ascii="Arial" w:eastAsia="Batang" w:hAnsi="Arial" w:cs="Arial"/>
-          <w:bCs/>
-          <w:sz w:val="14"/>
-          <w:szCs w:val="14"/>
-        </w:rPr>
-        <w:t>,</w:t>
-      </w:r>
-      <w:r>
-        <w:rPr>
-          <w:rFonts w:ascii="Arial" w:eastAsia="Batang" w:hAnsi="Arial" w:cs="Arial"/>
-          <w:bCs/>
+          <w:rFonts w:ascii="Arial" w:hAnsi="Arial" w:cs="Arial"/>
+          <w:bCs/>
+          <w:sz w:val="14"/>
+          <w:szCs w:val="14"/>
+        </w:rPr>
+        <w:t>en virtud de h</w:t>
+      </w:r>
+      <w:r>
+        <w:rPr>
+          <w:rFonts w:ascii="Arial" w:hAnsi="Arial" w:cs="Arial"/>
+          <w:bCs/>
+          <w:sz w:val="14"/>
+          <w:szCs w:val="14"/>
+        </w:rPr>
+        <w:t xml:space="preserve">aber recibido el </w:t>
+      </w:r>
+      <w:r>
+        <w:rPr>
+          <w:rFonts w:ascii="Arial" w:hAnsi="Arial" w:cs="Arial"/>
+          <w:bCs/>
+          <w:sz w:val="14"/>
+          <w:szCs w:val="14"/>
+        </w:rPr>
+        <w:t xml:space="preserve">pago </w:t>
+      </w:r>
+      <w:r>
+        <w:rPr>
+          <w:rFonts w:ascii="Arial" w:hAnsi="Arial" w:cs="Arial"/>
+          <w:bCs/>
+          <w:sz w:val="14"/>
+          <w:szCs w:val="14"/>
+        </w:rPr>
+        <w:t xml:space="preserve">total </w:t>
+      </w:r>
+      <w:r>
+        <w:rPr>
+          <w:rFonts w:ascii="Arial" w:hAnsi="Arial" w:cs="Arial"/>
+          <w:bCs/>
+          <w:sz w:val="14"/>
+          <w:szCs w:val="14"/>
+        </w:rPr>
+        <w:t xml:space="preserve">de la </w:t>
+      </w:r>
+      <w:r>
+        <w:rPr>
+          <w:rFonts w:ascii="Arial" w:eastAsia="Batang" w:hAnsi="Arial" w:cs="Arial"/>
+          <w:sz w:val="14"/>
+          <w:szCs w:val="14"/>
+        </w:rPr>
+        <w:t xml:space="preserve">cantidad </w:t>
+      </w:r>
+      <w:r>
+        <w:rPr>
+          <w:rFonts w:ascii="Arial" w:eastAsia="Batang" w:hAnsi="Arial" w:cs="Arial"/>
+          <w:sz w:val="14"/>
+          <w:szCs w:val="14"/>
+        </w:rPr>
+        <w:t>de</w:t>
+      </w:r>
+      <w:r>
+        <w:rPr>
+          <w:rFonts w:ascii="Arial" w:eastAsia="Batang" w:hAnsi="Arial" w:cs="Arial"/>
+          <w:sz w:val="14"/>
+          <w:szCs w:val="14"/>
+        </w:rPr>
+        <w:t>l</w:t>
+      </w:r>
+      <w:r>
+        <w:rPr>
+          <w:rFonts w:ascii="Arial" w:eastAsia="Batang" w:hAnsi="Arial" w:cs="Arial"/>
           <w:sz w:val="14"/>
           <w:szCs w:val="14"/>
         </w:rPr>
@@ -3167,71 +3858,32 @@
           <w:sz w:val="14"/>
           <w:szCs w:val="14"/>
         </w:rPr>
-        <w:t>en virtud de h</w:t>
-      </w:r>
-      <w:r>
-        <w:rPr>
-          <w:rFonts w:ascii="Arial" w:hAnsi="Arial" w:cs="Arial"/>
-          <w:bCs/>
-          <w:sz w:val="14"/>
-          <w:szCs w:val="14"/>
-        </w:rPr>
-        <w:t xml:space="preserve">aber recibido el </w:t>
-      </w:r>
-      <w:r>
-        <w:rPr>
-          <w:rFonts w:ascii="Arial" w:hAnsi="Arial" w:cs="Arial"/>
-          <w:bCs/>
-          <w:sz w:val="14"/>
-          <w:szCs w:val="14"/>
-        </w:rPr>
-        <w:t xml:space="preserve">pago </w:t>
-      </w:r>
-      <w:r>
-        <w:rPr>
-          <w:rFonts w:ascii="Arial" w:hAnsi="Arial" w:cs="Arial"/>
-          <w:bCs/>
-          <w:sz w:val="14"/>
-          <w:szCs w:val="14"/>
-        </w:rPr>
-        <w:t xml:space="preserve">total </w:t>
-      </w:r>
-      <w:r>
-        <w:rPr>
-          <w:rFonts w:ascii="Arial" w:hAnsi="Arial" w:cs="Arial"/>
-          <w:bCs/>
-          <w:sz w:val="14"/>
-          <w:szCs w:val="14"/>
-        </w:rPr>
-        <w:t xml:space="preserve">de la </w:t>
-      </w:r>
-      <w:r>
-        <w:rPr>
-          <w:rFonts w:ascii="Arial" w:eastAsia="Batang" w:hAnsi="Arial" w:cs="Arial"/>
-          <w:sz w:val="14"/>
-          <w:szCs w:val="14"/>
-        </w:rPr>
-        <w:t xml:space="preserve">cantidad </w:t>
-      </w:r>
-      <w:r>
-        <w:rPr>
-          <w:rFonts w:ascii="Arial" w:eastAsia="Batang" w:hAnsi="Arial" w:cs="Arial"/>
-          <w:sz w:val="14"/>
-          <w:szCs w:val="14"/>
-        </w:rPr>
-        <w:t>de</w:t>
-      </w:r>
-      <w:r>
-        <w:rPr>
-          <w:rFonts w:ascii="Arial" w:eastAsia="Batang" w:hAnsi="Arial" w:cs="Arial"/>
-          <w:sz w:val="14"/>
-          <w:szCs w:val="14"/>
-        </w:rPr>
-        <w:t>l</w:t>
-      </w:r>
-      <w:r>
-        <w:rPr>
-          <w:rFonts w:ascii="Arial" w:eastAsia="Batang" w:hAnsi="Arial" w:cs="Arial"/>
+        <w:t>crédito</w:t>
+      </w:r>
+      <w:r>
+        <w:rPr>
+          <w:rFonts w:ascii="Arial" w:hAnsi="Arial" w:cs="Arial"/>
+          <w:bCs/>
+          <w:sz w:val="14"/>
+          <w:szCs w:val="14"/>
+        </w:rPr>
+        <w:t xml:space="preserve"> relacionado </w:t>
+      </w:r>
+      <w:bookmarkStart w:id="6" w:name="_Hlk164248323"/>
+      <w:r>
+        <w:rPr>
+          <w:rFonts w:ascii="Arial" w:hAnsi="Arial" w:cs="Arial"/>
+          <w:bCs/>
+          <w:sz w:val="14"/>
+          <w:szCs w:val="14"/>
+        </w:rPr>
+        <w:t>en el antecedente uno romano</w:t>
+      </w:r>
+      <w:r>
+        <w:rPr>
+          <w:rFonts w:ascii="Arial" w:hAnsi="Arial" w:cs="Arial"/>
+          <w:b/>
+          <w:bCs/>
           <w:sz w:val="14"/>
           <w:szCs w:val="14"/>
         </w:rPr>
@@ -3244,6 +3896,79 @@
           <w:sz w:val="14"/>
           <w:szCs w:val="14"/>
         </w:rPr>
+        <w:t>de este instrumento</w:t>
+      </w:r>
+      <w:bookmarkEnd w:id="6"/>
+      <w:r>
+        <w:rPr>
+          <w:rFonts w:ascii="Arial" w:hAnsi="Arial" w:cs="Arial"/>
+          <w:bCs/>
+          <w:sz w:val="14"/>
+          <w:szCs w:val="14"/>
+        </w:rPr>
+        <w:t>, el cual se identifica</w:t>
+      </w:r>
+      <w:r>
+        <w:rPr>
+          <w:rFonts w:ascii="Arial" w:hAnsi="Arial" w:cs="Arial"/>
+          <w:bCs/>
+          <w:sz w:val="14"/>
+          <w:szCs w:val="14"/>
+        </w:rPr>
+        <w:t xml:space="preserve"> con</w:t>
+      </w:r>
+      <w:r>
+        <w:rPr>
+          <w:rFonts w:ascii="Arial" w:hAnsi="Arial" w:cs="Arial"/>
+          <w:bCs/>
+          <w:sz w:val="14"/>
+          <w:szCs w:val="14"/>
+        </w:rPr>
+        <w:t xml:space="preserve"> el</w:t>
+      </w:r>
+      <w:r>
+        <w:rPr>
+          <w:rFonts w:ascii="Arial" w:hAnsi="Arial" w:cs="Arial"/>
+          <w:bCs/>
+          <w:sz w:val="14"/>
+          <w:szCs w:val="14"/>
+        </w:rPr>
+        <w:t xml:space="preserve"> </w:t>
+      </w:r>
+      <w:r>
+        <w:rPr>
+          <w:rFonts w:ascii="Arial" w:hAnsi="Arial" w:cs="Arial"/>
+          <w:bCs/>
+          <w:sz w:val="14"/>
+          <w:szCs w:val="14"/>
+        </w:rPr>
+        <w:t>número</w:t>
+      </w:r>
+      <w:r>
+        <w:rPr>
+          <w:rFonts w:ascii="Arial" w:hAnsi="Arial" w:cs="Arial"/>
+          <w:bCs/>
+          <w:sz w:val="14"/>
+          <w:szCs w:val="14"/>
+        </w:rPr>
+        <w:t xml:space="preserve"> </w:t>
+      </w:r>
+      <w:r>
+        <w:rPr>
+          <w:rFonts w:ascii="Arial" w:hAnsi="Arial" w:cs="Arial"/>
+          <w:bCs/>
+          <w:sz w:val="14"/>
+          <w:szCs w:val="14"/>
+        </w:rPr>
+        <w:t xml:space="preserve">de </w:t>
+      </w:r>
+      <w:r>
+        <w:rPr>
+          <w:rFonts w:ascii="Arial" w:hAnsi="Arial" w:cs="Arial"/>
+          <w:bCs/>
+          <w:sz w:val="14"/>
+          <w:szCs w:val="14"/>
+        </w:rPr>
         <w:t>crédito</w:t>
       </w:r>
       <w:r>
@@ -3253,196 +3978,75 @@
           <w:sz w:val="14"/>
           <w:szCs w:val="14"/>
         </w:rPr>
-        <w:t xml:space="preserve"> relacionado </w:t>
-      </w:r>
-      <w:bookmarkStart w:id="6" w:name="_Hlk164248323"/>
-      <w:r>
-        <w:rPr>
-          <w:rFonts w:ascii="Arial" w:hAnsi="Arial" w:cs="Arial"/>
-          <w:bCs/>
-          <w:sz w:val="14"/>
-          <w:szCs w:val="14"/>
-        </w:rPr>
-        <w:t>en el antecedente uno romano</w:t>
-      </w:r>
-      <w:r>
-        <w:rPr>
-          <w:rFonts w:ascii="Arial" w:hAnsi="Arial" w:cs="Arial"/>
-          <w:b/>
-          <w:bCs/>
-          <w:sz w:val="14"/>
-          <w:szCs w:val="14"/>
-        </w:rPr>
         <w:t xml:space="preserve"> </w:t>
       </w:r>
       <w:r>
         <w:rPr>
           <w:rFonts w:ascii="Arial" w:hAnsi="Arial" w:cs="Arial"/>
-          <w:bCs/>
-          <w:sz w:val="14"/>
-          <w:szCs w:val="14"/>
-        </w:rPr>
-        <w:t>de este instrumento</w:t>
-      </w:r>
-      <w:bookmarkEnd w:id="6"/>
-      <w:r>
-        <w:rPr>
-          <w:rFonts w:ascii="Arial" w:hAnsi="Arial" w:cs="Arial"/>
-          <w:bCs/>
-          <w:sz w:val="14"/>
-          <w:szCs w:val="14"/>
-        </w:rPr>
-        <w:t>, el cual se identifica</w:t>
-      </w:r>
-      <w:r>
-        <w:rPr>
-          <w:rFonts w:ascii="Arial" w:hAnsi="Arial" w:cs="Arial"/>
-          <w:bCs/>
-          <w:sz w:val="14"/>
-          <w:szCs w:val="14"/>
-        </w:rPr>
-        <w:t xml:space="preserve"> con</w:t>
-      </w:r>
-      <w:r>
-        <w:rPr>
-          <w:rFonts w:ascii="Arial" w:hAnsi="Arial" w:cs="Arial"/>
-          <w:bCs/>
-          <w:sz w:val="14"/>
-          <w:szCs w:val="14"/>
-        </w:rPr>
-        <w:t xml:space="preserve"> el</w:t>
-      </w:r>
-      <w:r>
-        <w:rPr>
-          <w:rFonts w:ascii="Arial" w:hAnsi="Arial" w:cs="Arial"/>
-          <w:bCs/>
-          <w:sz w:val="14"/>
-          <w:szCs w:val="14"/>
+          <w:b/>
+          <w:sz w:val="14"/>
+          <w:szCs w:val="14"/>
+          <w:lang w:val="es-MX"/>
+        </w:rPr>
+        <w:t>{{</w:t>
+      </w:r>
+      <w:r>
+        <w:rPr>
+          <w:rFonts w:ascii="Arial" w:hAnsi="Arial" w:cs="Arial"/>
+          <w:b/>
+          <w:sz w:val="14"/>
+          <w:szCs w:val="14"/>
+          <w:lang w:val="es-MX"/>
         </w:rPr>
         <w:t xml:space="preserve"> </w:t>
       </w:r>
-      <w:r>
-        <w:rPr>
-          <w:rFonts w:ascii="Arial" w:hAnsi="Arial" w:cs="Arial"/>
-          <w:bCs/>
-          <w:sz w:val="14"/>
-          <w:szCs w:val="14"/>
-        </w:rPr>
-        <w:t>número</w:t>
-      </w:r>
-      <w:r>
-        <w:rPr>
-          <w:rFonts w:ascii="Arial" w:hAnsi="Arial" w:cs="Arial"/>
-          <w:bCs/>
+      <w:proofErr w:type="spellStart"/>
+      <w:r>
+        <w:rPr>
+          <w:rFonts w:ascii="Arial" w:hAnsi="Arial" w:cs="Arial"/>
+          <w:b/>
+          <w:sz w:val="14"/>
+          <w:szCs w:val="14"/>
+          <w:lang w:val="es-MX"/>
+        </w:rPr>
+        <w:t>numero_credito</w:t>
+      </w:r>
+      <w:proofErr w:type="spellEnd"/>
+      <w:r>
+        <w:rPr>
+          <w:rFonts w:ascii="Arial" w:hAnsi="Arial" w:cs="Arial"/>
+          <w:b/>
+          <w:sz w:val="14"/>
+          <w:szCs w:val="14"/>
+          <w:lang w:val="es-MX"/>
+        </w:rPr>
+        <w:t xml:space="preserve"> }}</w:t>
+      </w:r>
+      <w:r>
+        <w:rPr>
+          <w:rFonts w:ascii="Arial" w:hAnsi="Arial" w:cs="Arial"/>
+          <w:sz w:val="14"/>
+          <w:szCs w:val="14"/>
+        </w:rPr>
+        <w:t xml:space="preserve">, </w:t>
+      </w:r>
+      <w:r>
+        <w:rPr>
+          <w:rFonts w:ascii="Arial" w:hAnsi="Arial" w:cs="Arial"/>
+          <w:b/>
+          <w:bCs/>
+          <w:sz w:val="14"/>
+          <w:szCs w:val="14"/>
+        </w:rPr>
+        <w:t>CANCELA Y DEJA SIN EFECTOS LA HIPOTECA</w:t>
+      </w:r>
+      <w:r>
+        <w:rPr>
+          <w:rFonts w:ascii="Arial" w:hAnsi="Arial" w:cs="Arial"/>
           <w:sz w:val="14"/>
           <w:szCs w:val="14"/>
         </w:rPr>
         <w:t xml:space="preserve"> </w:t>
-      </w:r>
-      <w:r>
-        <w:rPr>
-          <w:rFonts w:ascii="Arial" w:hAnsi="Arial" w:cs="Arial"/>
-          <w:bCs/>
-          <w:sz w:val="14"/>
-          <w:szCs w:val="14"/>
-        </w:rPr>
-        <w:t xml:space="preserve">de </w:t>
-      </w:r>
-      <w:r>
-        <w:rPr>
-          <w:rFonts w:ascii="Arial" w:hAnsi="Arial" w:cs="Arial"/>
-          <w:bCs/>
-          <w:sz w:val="14"/>
-          <w:szCs w:val="14"/>
-        </w:rPr>
-        <w:t>crédito</w:t>
-      </w:r>
-      <w:r>
-        <w:rPr>
-          <w:rFonts w:ascii="Arial" w:hAnsi="Arial" w:cs="Arial"/>
-          <w:bCs/>
-          <w:sz w:val="14"/>
-          <w:szCs w:val="14"/>
-        </w:rPr>
-        <w:t xml:space="preserve"> </w:t>
-      </w:r>
-      <w:r>
-        <w:rPr>
-          <w:rFonts w:ascii="Arial" w:hAnsi="Arial" w:cs="Arial"/>
-          <w:bCs/>
-          <w:sz w:val="14"/>
-          <w:szCs w:val="14"/>
-        </w:rPr>
-        <w:t>“</w:t>
-      </w:r>
-      <w:r>
-        <w:rPr>
-          <w:rFonts w:ascii="Arial" w:hAnsi="Arial" w:cs="Arial"/>
-          <w:bCs/>
-          <w:sz w:val="14"/>
-          <w:szCs w:val="14"/>
-        </w:rPr>
-        <w:t xml:space="preserve"> </w:t>
-      </w:r>
-      <w:r>
-        <w:rPr>
-          <w:rFonts w:ascii="Arial" w:hAnsi="Arial" w:cs="Arial"/>
-          <w:bCs/>
-          <w:sz w:val="14"/>
-          <w:szCs w:val="14"/>
-        </w:rPr>
-        <w:t xml:space="preserve">           ”</w:t>
-      </w:r>
-      <w:r>
-        <w:rPr>
-          <w:rFonts w:ascii="Arial" w:hAnsi="Arial" w:cs="Arial"/>
-          <w:bCs/>
-          <w:sz w:val="14"/>
-          <w:szCs w:val="14"/>
-        </w:rPr>
-        <w:t xml:space="preserve"> </w:t>
-      </w:r>
-      <w:r>
-        <w:rPr>
-          <w:rFonts w:ascii="Arial" w:hAnsi="Arial" w:cs="Arial"/>
-          <w:sz w:val="14"/>
-          <w:szCs w:val="14"/>
-        </w:rPr>
-        <w:t>(</w:t>
-      </w:r>
-      <w:r>
-        <w:rPr>
-          <w:rFonts w:ascii="Arial" w:hAnsi="Arial" w:cs="Arial"/>
-          <w:sz w:val="14"/>
-          <w:szCs w:val="14"/>
-        </w:rPr>
-        <w:t xml:space="preserve">         </w:t>
-      </w:r>
-      <w:r>
-        <w:rPr>
-          <w:rFonts w:ascii="Arial" w:hAnsi="Arial" w:cs="Arial"/>
-          <w:sz w:val="14"/>
-          <w:szCs w:val="14"/>
-        </w:rPr>
-        <w:t>)</w:t>
-      </w:r>
-      <w:r>
-        <w:rPr>
-          <w:rFonts w:ascii="Arial" w:hAnsi="Arial" w:cs="Arial"/>
-          <w:sz w:val="14"/>
-          <w:szCs w:val="14"/>
-        </w:rPr>
-        <w:t xml:space="preserve">, </w:t>
-      </w:r>
-      <w:r>
-        <w:rPr>
-          <w:rFonts w:ascii="Arial" w:hAnsi="Arial" w:cs="Arial"/>
-          <w:b/>
-          <w:bCs/>
-          <w:sz w:val="14"/>
-          <w:szCs w:val="14"/>
-        </w:rPr>
-        <w:t xml:space="preserve">CANCELA Y DEJA SIN EFECTOS LA HIPOTECA </w:t>
       </w:r>
       <w:r>
         <w:rPr>
@@ -3616,6 +4220,7 @@
     </w:p>
     <w:p>
       <w:pPr>
+        <w:pStyle w:val="Sinespaciado"/>
         <w:tabs>
           <w:tab w:val="left" w:leader="hyphen" w:pos="709"/>
           <w:tab w:val="right" w:leader="hyphen" w:pos="9072"/>
@@ -3623,7 +4228,6 @@
         </w:tabs>
         <w:spacing w:line="360" w:lineRule="auto"/>
         <w:jc w:val="both"/>
-        <w:textAlignment w:val="auto"/>
         <w:rPr>
           <w:rFonts w:ascii="Arial" w:hAnsi="Arial" w:cs="Arial"/>
           <w:bCs/>
@@ -3657,7 +4261,43 @@
           <w:sz w:val="14"/>
           <w:szCs w:val="14"/>
         </w:rPr>
-        <w:t>.- En consecuencia, de lo anterior el</w:t>
+        <w:t>. -</w:t>
+      </w:r>
+      <w:r>
+        <w:rPr>
+          <w:rFonts w:ascii="Arial" w:hAnsi="Arial" w:cs="Arial"/>
+          <w:bCs/>
+          <w:sz w:val="14"/>
+          <w:szCs w:val="14"/>
+        </w:rPr>
+        <w:t xml:space="preserve"> En </w:t>
+      </w:r>
+      <w:r>
+        <w:rPr>
+          <w:rFonts w:ascii="Arial" w:hAnsi="Arial" w:cs="Arial"/>
+          <w:bCs/>
+          <w:sz w:val="14"/>
+          <w:szCs w:val="14"/>
+        </w:rPr>
+        <w:t>consecuencia,</w:t>
+      </w:r>
+      <w:r>
+        <w:rPr>
+          <w:rFonts w:ascii="Arial" w:hAnsi="Arial" w:cs="Arial"/>
+          <w:bCs/>
+          <w:sz w:val="14"/>
+          <w:szCs w:val="14"/>
+        </w:rPr>
+        <w:t xml:space="preserve"> de lo anterior </w:t>
+      </w:r>
+      <w:r>
+        <w:rPr>
+          <w:rFonts w:ascii="Arial" w:hAnsi="Arial" w:cs="Arial"/>
+          <w:bCs/>
+          <w:sz w:val="14"/>
+          <w:szCs w:val="14"/>
+        </w:rPr>
+        <w:t>el</w:t>
       </w:r>
       <w:r>
         <w:rPr>
@@ -3685,7 +4325,61 @@
           <w:sz w:val="14"/>
           <w:szCs w:val="14"/>
         </w:rPr>
-        <w:t xml:space="preserve">por medio de su representante, da su consentimiento para que, </w:t>
+        <w:t>por medio de su</w:t>
+      </w:r>
+      <w:r>
+        <w:rPr>
+          <w:rFonts w:ascii="Arial" w:hAnsi="Arial" w:cs="Arial"/>
+          <w:bCs/>
+          <w:sz w:val="14"/>
+          <w:szCs w:val="14"/>
+        </w:rPr>
+        <w:t>s</w:t>
+      </w:r>
+      <w:r>
+        <w:rPr>
+          <w:rFonts w:ascii="Arial" w:hAnsi="Arial" w:cs="Arial"/>
+          <w:bCs/>
+          <w:sz w:val="14"/>
+          <w:szCs w:val="14"/>
+        </w:rPr>
+        <w:t xml:space="preserve"> representante</w:t>
+      </w:r>
+      <w:r>
+        <w:rPr>
+          <w:rFonts w:ascii="Arial" w:hAnsi="Arial" w:cs="Arial"/>
+          <w:bCs/>
+          <w:sz w:val="14"/>
+          <w:szCs w:val="14"/>
+        </w:rPr>
+        <w:t>s</w:t>
+      </w:r>
+      <w:r>
+        <w:rPr>
+          <w:rFonts w:ascii="Arial" w:hAnsi="Arial" w:cs="Arial"/>
+          <w:bCs/>
+          <w:sz w:val="14"/>
+          <w:szCs w:val="14"/>
+        </w:rPr>
+        <w:t xml:space="preserve">, da su consentimiento para </w:t>
+      </w:r>
+      <w:r>
+        <w:rPr>
+          <w:rFonts w:ascii="Arial" w:hAnsi="Arial" w:cs="Arial"/>
+          <w:bCs/>
+          <w:sz w:val="14"/>
+          <w:szCs w:val="14"/>
+        </w:rPr>
+        <w:t>que,</w:t>
+      </w:r>
+      <w:r>
+        <w:rPr>
+          <w:rFonts w:ascii="Arial" w:hAnsi="Arial" w:cs="Arial"/>
+          <w:bCs/>
+          <w:sz w:val="14"/>
+          <w:szCs w:val="14"/>
+        </w:rPr>
+        <w:t xml:space="preserve"> </w:t>
       </w:r>
       <w:r>
         <w:rPr>
@@ -3711,16 +4405,43 @@
           <w:szCs w:val="14"/>
           <w:lang w:val="es-MX"/>
         </w:rPr>
-        <w:t xml:space="preserve">Instituto de la Función Registral del Estado de México, oficina registral correspondiente </w:t>
-      </w:r>
-      <w:r>
-        <w:rPr>
-          <w:rFonts w:ascii="Arial" w:hAnsi="Arial" w:cs="Arial"/>
-          <w:bCs/>
-          <w:sz w:val="14"/>
-          <w:szCs w:val="14"/>
-        </w:rPr>
-        <w:t>haga la anotación de cancelación procedente.</w:t>
+        <w:t xml:space="preserve">Instituto de la Función Registral del Estado de México, </w:t>
+      </w:r>
+      <w:r>
+        <w:rPr>
+          <w:rFonts w:ascii="Arial" w:hAnsi="Arial" w:cs="Arial"/>
+          <w:sz w:val="14"/>
+          <w:szCs w:val="14"/>
+          <w:lang w:val="es-MX"/>
+        </w:rPr>
+        <w:t xml:space="preserve">oficina registral correspondiente </w:t>
+      </w:r>
+      <w:r>
+        <w:rPr>
+          <w:rFonts w:ascii="Arial" w:hAnsi="Arial" w:cs="Arial"/>
+          <w:bCs/>
+          <w:sz w:val="14"/>
+          <w:szCs w:val="14"/>
+        </w:rPr>
+        <w:t>haga la anotaci</w:t>
+      </w:r>
+      <w:r>
+        <w:rPr>
+          <w:rFonts w:ascii="Arial" w:hAnsi="Arial" w:cs="Arial"/>
+          <w:bCs/>
+          <w:sz w:val="14"/>
+          <w:szCs w:val="14"/>
+        </w:rPr>
+        <w:t>ó</w:t>
+      </w:r>
+      <w:r>
+        <w:rPr>
+          <w:rFonts w:ascii="Arial" w:hAnsi="Arial" w:cs="Arial"/>
+          <w:bCs/>
+          <w:sz w:val="14"/>
+          <w:szCs w:val="14"/>
+        </w:rPr>
+        <w:t>n de cancelación procedente.</w:t>
       </w:r>
       <w:r>
         <w:rPr>
@@ -3734,6 +4455,7 @@
     </w:p>
     <w:p>
       <w:pPr>
+        <w:pStyle w:val="Sinespaciado"/>
         <w:tabs>
           <w:tab w:val="left" w:leader="hyphen" w:pos="709"/>
           <w:tab w:val="right" w:leader="hyphen" w:pos="9072"/>
@@ -3741,7 +4463,6 @@
         </w:tabs>
         <w:spacing w:line="360" w:lineRule="auto"/>
         <w:jc w:val="both"/>
-        <w:textAlignment w:val="auto"/>
         <w:rPr>
           <w:rFonts w:ascii="Arial" w:hAnsi="Arial" w:cs="Arial"/>
           <w:b/>
@@ -3767,16 +4488,62 @@
           <w:sz w:val="14"/>
           <w:szCs w:val="14"/>
         </w:rPr>
-        <w:t xml:space="preserve">TERCERA.- </w:t>
-      </w:r>
-      <w:r>
-        <w:rPr>
-          <w:rFonts w:ascii="Arial" w:hAnsi="Arial" w:cs="Arial"/>
-          <w:bCs/>
-          <w:sz w:val="14"/>
-          <w:szCs w:val="14"/>
-        </w:rPr>
-        <w:t xml:space="preserve">Asimismo, </w:t>
+        <w:t>TERCERA. -</w:t>
+      </w:r>
+      <w:r>
+        <w:rPr>
+          <w:rFonts w:ascii="Arial" w:hAnsi="Arial" w:cs="Arial"/>
+          <w:b/>
+          <w:bCs/>
+          <w:sz w:val="14"/>
+          <w:szCs w:val="14"/>
+        </w:rPr>
+        <w:t xml:space="preserve"> </w:t>
+      </w:r>
+      <w:r>
+        <w:rPr>
+          <w:rFonts w:ascii="Arial" w:hAnsi="Arial" w:cs="Arial"/>
+          <w:bCs/>
+          <w:sz w:val="14"/>
+          <w:szCs w:val="14"/>
+        </w:rPr>
+        <w:t>As</w:t>
+      </w:r>
+      <w:r>
+        <w:rPr>
+          <w:rFonts w:ascii="Arial" w:hAnsi="Arial" w:cs="Arial"/>
+          <w:bCs/>
+          <w:sz w:val="14"/>
+          <w:szCs w:val="14"/>
+        </w:rPr>
+        <w:t>i</w:t>
+      </w:r>
+      <w:r>
+        <w:rPr>
+          <w:rFonts w:ascii="Arial" w:hAnsi="Arial" w:cs="Arial"/>
+          <w:bCs/>
+          <w:sz w:val="14"/>
+          <w:szCs w:val="14"/>
+        </w:rPr>
+        <w:t>mismo</w:t>
+      </w:r>
+      <w:r>
+        <w:rPr>
+          <w:rFonts w:ascii="Arial" w:hAnsi="Arial" w:cs="Arial"/>
+          <w:bCs/>
+          <w:sz w:val="14"/>
+          <w:szCs w:val="14"/>
+        </w:rPr>
+        <w:t>,</w:t>
+      </w:r>
+      <w:r>
+        <w:rPr>
+          <w:rFonts w:ascii="Arial" w:hAnsi="Arial" w:cs="Arial"/>
+          <w:bCs/>
+          <w:sz w:val="14"/>
+          <w:szCs w:val="14"/>
+        </w:rPr>
+        <w:t xml:space="preserve"> </w:t>
       </w:r>
       <w:r>
         <w:rPr>
@@ -3803,16 +4570,126 @@
           <w:sz w:val="14"/>
           <w:szCs w:val="14"/>
         </w:rPr>
-        <w:t xml:space="preserve">INSTITUTO DEL FONDO NACIONAL DE LA VIVIENDA PARA LOS TRABAJADORES, </w:t>
-      </w:r>
-      <w:r>
-        <w:rPr>
-          <w:rFonts w:ascii="Arial" w:hAnsi="Arial" w:cs="Arial"/>
-          <w:bCs/>
-          <w:sz w:val="14"/>
-          <w:szCs w:val="14"/>
-        </w:rPr>
-        <w:t>a través de su representante, manifiesta que no ejercerá el derecho de preferencia que consigna el antecedente uno romano de este instrumento, respecto del inmueble en cuestión.</w:t>
+        <w:t>INSTITUTO DEL FONDO NACIONAL DE LA VIVIENDA PARA LOS TRABAJADORES</w:t>
+      </w:r>
+      <w:r>
+        <w:rPr>
+          <w:rFonts w:ascii="Arial" w:hAnsi="Arial" w:cs="Arial"/>
+          <w:b/>
+          <w:bCs/>
+          <w:sz w:val="14"/>
+          <w:szCs w:val="14"/>
+        </w:rPr>
+        <w:t xml:space="preserve">, </w:t>
+      </w:r>
+      <w:r>
+        <w:rPr>
+          <w:rFonts w:ascii="Arial" w:hAnsi="Arial" w:cs="Arial"/>
+          <w:bCs/>
+          <w:sz w:val="14"/>
+          <w:szCs w:val="14"/>
+        </w:rPr>
+        <w:t>a través de su</w:t>
+      </w:r>
+      <w:r>
+        <w:rPr>
+          <w:rFonts w:ascii="Arial" w:hAnsi="Arial" w:cs="Arial"/>
+          <w:bCs/>
+          <w:sz w:val="14"/>
+          <w:szCs w:val="14"/>
+        </w:rPr>
+        <w:t>s</w:t>
+      </w:r>
+      <w:r>
+        <w:rPr>
+          <w:rFonts w:ascii="Arial" w:hAnsi="Arial" w:cs="Arial"/>
+          <w:bCs/>
+          <w:sz w:val="14"/>
+          <w:szCs w:val="14"/>
+        </w:rPr>
+        <w:t xml:space="preserve"> </w:t>
+      </w:r>
+      <w:r>
+        <w:rPr>
+          <w:rFonts w:ascii="Arial" w:hAnsi="Arial" w:cs="Arial"/>
+          <w:bCs/>
+          <w:sz w:val="14"/>
+          <w:szCs w:val="14"/>
+        </w:rPr>
+        <w:t>representante</w:t>
+      </w:r>
+      <w:r>
+        <w:rPr>
+          <w:rFonts w:ascii="Arial" w:hAnsi="Arial" w:cs="Arial"/>
+          <w:bCs/>
+          <w:sz w:val="14"/>
+          <w:szCs w:val="14"/>
+        </w:rPr>
+        <w:t>s</w:t>
+      </w:r>
+      <w:r>
+        <w:rPr>
+          <w:rFonts w:ascii="Arial" w:hAnsi="Arial" w:cs="Arial"/>
+          <w:bCs/>
+          <w:sz w:val="14"/>
+          <w:szCs w:val="14"/>
+        </w:rPr>
+        <w:t xml:space="preserve">, manifiesta que no ejercerá el derecho de preferencia que consigna </w:t>
+      </w:r>
+      <w:r>
+        <w:rPr>
+          <w:rFonts w:ascii="Arial" w:hAnsi="Arial" w:cs="Arial"/>
+          <w:bCs/>
+          <w:sz w:val="14"/>
+          <w:szCs w:val="14"/>
+        </w:rPr>
+        <w:t>en el antecedente uno romano</w:t>
+      </w:r>
+      <w:r>
+        <w:rPr>
+          <w:rFonts w:ascii="Arial" w:hAnsi="Arial" w:cs="Arial"/>
+          <w:b/>
+          <w:bCs/>
+          <w:sz w:val="14"/>
+          <w:szCs w:val="14"/>
+        </w:rPr>
+        <w:t xml:space="preserve"> </w:t>
+      </w:r>
+      <w:r>
+        <w:rPr>
+          <w:rFonts w:ascii="Arial" w:hAnsi="Arial" w:cs="Arial"/>
+          <w:bCs/>
+          <w:sz w:val="14"/>
+          <w:szCs w:val="14"/>
+        </w:rPr>
+        <w:t>de este instrumento</w:t>
+      </w:r>
+      <w:r>
+        <w:rPr>
+          <w:rFonts w:ascii="Arial" w:hAnsi="Arial" w:cs="Arial"/>
+          <w:bCs/>
+          <w:sz w:val="14"/>
+          <w:szCs w:val="14"/>
+        </w:rPr>
+        <w:t xml:space="preserve">, </w:t>
+      </w:r>
+      <w:r>
+        <w:rPr>
+          <w:rFonts w:ascii="Arial" w:hAnsi="Arial" w:cs="Arial"/>
+          <w:bCs/>
+          <w:sz w:val="14"/>
+          <w:szCs w:val="14"/>
+        </w:rPr>
+        <w:t>respecto</w:t>
+      </w:r>
+      <w:r>
+        <w:rPr>
+          <w:rFonts w:ascii="Arial" w:hAnsi="Arial" w:cs="Arial"/>
+          <w:bCs/>
+          <w:sz w:val="14"/>
+          <w:szCs w:val="14"/>
+        </w:rPr>
+        <w:t xml:space="preserve"> del inmueble en cuestión.</w:t>
       </w:r>
       <w:r>
         <w:rPr>
@@ -3836,6 +4713,7 @@
     </w:p>
     <w:p>
       <w:pPr>
+        <w:pStyle w:val="Sinespaciado"/>
         <w:tabs>
           <w:tab w:val="left" w:leader="hyphen" w:pos="709"/>
           <w:tab w:val="right" w:leader="hyphen" w:pos="9072"/>
@@ -3843,7 +4721,6 @@
         </w:tabs>
         <w:spacing w:line="360" w:lineRule="auto"/>
         <w:jc w:val="both"/>
-        <w:textAlignment w:val="auto"/>
         <w:rPr>
           <w:rFonts w:ascii="Arial" w:hAnsi="Arial" w:cs="Arial"/>
           <w:b/>
@@ -3869,16 +4746,53 @@
           <w:sz w:val="14"/>
           <w:szCs w:val="14"/>
         </w:rPr>
-        <w:t xml:space="preserve">CUARTA.- </w:t>
-      </w:r>
-      <w:r>
-        <w:rPr>
-          <w:rFonts w:ascii="Arial" w:hAnsi="Arial" w:cs="Arial"/>
-          <w:bCs/>
-          <w:sz w:val="14"/>
-          <w:szCs w:val="14"/>
-        </w:rPr>
-        <w:t>Los gastos, derechos y honorarios que se generen por el otorgamiento de la cancelación de hipoteca, serán por cuenta del</w:t>
+        <w:t>CUARTA. -</w:t>
+      </w:r>
+      <w:r>
+        <w:rPr>
+          <w:rFonts w:ascii="Arial" w:hAnsi="Arial" w:cs="Arial"/>
+          <w:b/>
+          <w:bCs/>
+          <w:sz w:val="14"/>
+          <w:szCs w:val="14"/>
+        </w:rPr>
+        <w:t xml:space="preserve"> </w:t>
+      </w:r>
+      <w:r>
+        <w:rPr>
+          <w:rFonts w:ascii="Arial" w:hAnsi="Arial" w:cs="Arial"/>
+          <w:bCs/>
+          <w:sz w:val="14"/>
+          <w:szCs w:val="14"/>
+        </w:rPr>
+        <w:t>Los gastos, derechos y honorarios que se generen por el otorgamiento de la cancelación de hipoteca, ser</w:t>
+      </w:r>
+      <w:r>
+        <w:rPr>
+          <w:rFonts w:ascii="Arial" w:hAnsi="Arial" w:cs="Arial"/>
+          <w:bCs/>
+          <w:sz w:val="14"/>
+          <w:szCs w:val="14"/>
+        </w:rPr>
+        <w:t>án</w:t>
+      </w:r>
+      <w:r>
+        <w:rPr>
+          <w:rFonts w:ascii="Arial" w:hAnsi="Arial" w:cs="Arial"/>
+          <w:bCs/>
+          <w:sz w:val="14"/>
+          <w:szCs w:val="14"/>
+        </w:rPr>
+        <w:t xml:space="preserve"> por cuenta de</w:t>
+      </w:r>
+      <w:r>
+        <w:rPr>
+          <w:rFonts w:ascii="Arial" w:hAnsi="Arial" w:cs="Arial"/>
+          <w:bCs/>
+          <w:sz w:val="14"/>
+          <w:szCs w:val="14"/>
+        </w:rPr>
+        <w:t>l</w:t>
       </w:r>
       <w:r>
         <w:rPr>
@@ -3921,6 +4835,7 @@
     </w:p>
     <w:p>
       <w:pPr>
+        <w:pStyle w:val="Sinespaciado"/>
         <w:tabs>
           <w:tab w:val="left" w:leader="hyphen" w:pos="709"/>
           <w:tab w:val="left" w:pos="3686"/>
@@ -3929,7 +4844,6 @@
         </w:tabs>
         <w:spacing w:line="360" w:lineRule="auto"/>
         <w:jc w:val="center"/>
-        <w:textAlignment w:val="auto"/>
         <w:rPr>
           <w:rFonts w:ascii="Arial" w:hAnsi="Arial" w:cs="Arial"/>
           <w:bCs/>
@@ -3945,16 +4859,34 @@
           <w:szCs w:val="14"/>
           <w:lang w:val="it-IT"/>
         </w:rPr>
-        <w:t>------------------------------------------------------------------------------</w:t>
-      </w:r>
-      <w:r>
-        <w:rPr>
-          <w:rFonts w:ascii="Arial" w:hAnsi="Arial" w:cs="Arial"/>
-          <w:b/>
+        <w:t>-----------------------------------------------------------------------</w:t>
+      </w:r>
+      <w:r>
+        <w:rPr>
+          <w:rFonts w:ascii="Arial" w:hAnsi="Arial" w:cs="Arial"/>
           <w:sz w:val="14"/>
           <w:szCs w:val="14"/>
           <w:lang w:val="it-IT"/>
         </w:rPr>
+        <w:t>--</w:t>
+      </w:r>
+      <w:r>
+        <w:rPr>
+          <w:rFonts w:ascii="Arial" w:hAnsi="Arial" w:cs="Arial"/>
+          <w:sz w:val="14"/>
+          <w:szCs w:val="14"/>
+          <w:lang w:val="it-IT"/>
+        </w:rPr>
+        <w:t>-----</w:t>
+      </w:r>
+      <w:r>
+        <w:rPr>
+          <w:rFonts w:ascii="Arial" w:hAnsi="Arial" w:cs="Arial"/>
+          <w:b/>
+          <w:sz w:val="14"/>
+          <w:szCs w:val="14"/>
+          <w:lang w:val="it-IT"/>
+        </w:rPr>
         <w:t xml:space="preserve"> </w:t>
       </w:r>
       <w:r>
@@ -3965,7 +4897,17 @@
           <w:szCs w:val="14"/>
           <w:lang w:val="it-IT"/>
         </w:rPr>
-        <w:t xml:space="preserve">P E R S O N A L I D A D </w:t>
+        <w:t>P E R S O N A L I D A D</w:t>
+      </w:r>
+      <w:r>
+        <w:rPr>
+          <w:rFonts w:ascii="Arial" w:hAnsi="Arial" w:cs="Arial"/>
+          <w:b/>
+          <w:sz w:val="14"/>
+          <w:szCs w:val="14"/>
+          <w:lang w:val="it-IT"/>
+        </w:rPr>
+        <w:t xml:space="preserve"> </w:t>
       </w:r>
       <w:r>
         <w:rPr>
@@ -3980,6 +4922,7 @@
     </w:p>
     <w:p>
       <w:pPr>
+        <w:pStyle w:val="Sinespaciado"/>
         <w:tabs>
           <w:tab w:val="left" w:leader="hyphen" w:pos="709"/>
           <w:tab w:val="right" w:leader="hyphen" w:pos="9072"/>
@@ -3987,7 +4930,6 @@
         </w:tabs>
         <w:spacing w:line="360" w:lineRule="auto"/>
         <w:jc w:val="both"/>
-        <w:textAlignment w:val="auto"/>
         <w:rPr>
           <w:rFonts w:ascii="Arial" w:hAnsi="Arial" w:cs="Arial"/>
           <w:sz w:val="14"/>
@@ -4112,6 +5054,7 @@
     </w:p>
     <w:p>
       <w:pPr>
+        <w:pStyle w:val="Sinespaciado"/>
         <w:tabs>
           <w:tab w:val="left" w:leader="hyphen" w:pos="709"/>
           <w:tab w:val="left" w:pos="3686"/>
@@ -4120,7 +5063,6 @@
         </w:tabs>
         <w:spacing w:line="360" w:lineRule="auto"/>
         <w:jc w:val="center"/>
-        <w:textAlignment w:val="auto"/>
         <w:rPr>
           <w:rFonts w:ascii="Arial" w:hAnsi="Arial" w:cs="Arial"/>
           <w:bCs/>
@@ -4152,7 +5094,7 @@
           <w:sz w:val="14"/>
           <w:szCs w:val="14"/>
         </w:rPr>
-        <w:t>G E N E R A L E S</w:t>
+        <w:t xml:space="preserve">G E N E R A L E S </w:t>
       </w:r>
       <w:r>
         <w:rPr>
@@ -4166,6 +5108,7 @@
     </w:p>
     <w:p>
       <w:pPr>
+        <w:pStyle w:val="Sinespaciado"/>
         <w:tabs>
           <w:tab w:val="left" w:leader="hyphen" w:pos="709"/>
           <w:tab w:val="right" w:leader="hyphen" w:pos="9072"/>
@@ -4173,7 +5116,6 @@
         </w:tabs>
         <w:spacing w:line="360" w:lineRule="auto"/>
         <w:jc w:val="both"/>
-        <w:textAlignment w:val="auto"/>
         <w:rPr>
           <w:rFonts w:ascii="Arial" w:hAnsi="Arial" w:cs="Arial"/>
           <w:sz w:val="14"/>
@@ -4234,16 +5176,43 @@
           <w:sz w:val="14"/>
           <w:szCs w:val="14"/>
         </w:rPr>
-        <w:t xml:space="preserve"> hija de padres mexicanos, originaria de Ahuazotepec, Estado de Puebla, donde nació el día veintiuno del mes de marzo del año mil novecientos setenta y tres, soltera, Maestra en Derecho, con domicilio en Avenida Barranca del Muerto número doscientos ochenta, colonia Guadalupe Inn, Alcaldía Álvaro Obregón, Ciudad de México, código postal cero mil </w:t>
-      </w:r>
-      <w:r>
-        <w:rPr>
-          <w:rFonts w:ascii="Arial" w:hAnsi="Arial" w:cs="Arial"/>
-          <w:sz w:val="14"/>
-          <w:szCs w:val="14"/>
-        </w:rPr>
-        <w:lastRenderedPageBreak/>
-        <w:t>veinte; con Clave Única de Registro de Población: “HECB730321MPLRRN05” (HECB siete tres cero tres dos uno MPLRRN cero cinco) y Registro Federal de Contribuyentes: “HECB7303211C4” (HECB siete tres cero tres dos uno uno C cuatro).</w:t>
+        <w:t xml:space="preserve"> hija de padres mexicanos, originaria de </w:t>
+      </w:r>
+      <w:proofErr w:type="spellStart"/>
+      <w:r>
+        <w:rPr>
+          <w:rFonts w:ascii="Arial" w:hAnsi="Arial" w:cs="Arial"/>
+          <w:sz w:val="14"/>
+          <w:szCs w:val="14"/>
+        </w:rPr>
+        <w:t>Ahuazotepec</w:t>
+      </w:r>
+      <w:proofErr w:type="spellEnd"/>
+      <w:r>
+        <w:rPr>
+          <w:rFonts w:ascii="Arial" w:hAnsi="Arial" w:cs="Arial"/>
+          <w:sz w:val="14"/>
+          <w:szCs w:val="14"/>
+        </w:rPr>
+        <w:t xml:space="preserve">, Estado de Puebla, donde nació el día veintiuno del mes de marzo del año mil novecientos setenta y tres, soltera, Maestra en Derecho, con domicilio en Avenida Barranca del Muerto número doscientos ochenta, colonia Guadalupe Inn, Alcaldía Álvaro Obregón, Ciudad de México, código postal cero mil veinte; con Clave Única de Registro de Población: “HECB730321MPLRRN05” (HECB siete tres cero tres dos uno MPLRRN cero cinco) y Registro Federal de Contribuyentes: “HECB7303211C4” (HECB siete tres cero tres dos uno </w:t>
+      </w:r>
+      <w:proofErr w:type="spellStart"/>
+      <w:r>
+        <w:rPr>
+          <w:rFonts w:ascii="Arial" w:hAnsi="Arial" w:cs="Arial"/>
+          <w:sz w:val="14"/>
+          <w:szCs w:val="14"/>
+        </w:rPr>
+        <w:t>uno</w:t>
+      </w:r>
+      <w:proofErr w:type="spellEnd"/>
+      <w:r>
+        <w:rPr>
+          <w:rFonts w:ascii="Arial" w:hAnsi="Arial" w:cs="Arial"/>
+          <w:sz w:val="14"/>
+          <w:szCs w:val="14"/>
+        </w:rPr>
+        <w:t xml:space="preserve"> C cuatro).</w:t>
       </w:r>
       <w:r>
         <w:rPr>
@@ -4320,6 +5289,7 @@
           <w:szCs w:val="14"/>
           <w:lang w:val="es-MX"/>
         </w:rPr>
+        <w:lastRenderedPageBreak/>
         <w:t xml:space="preserve">-------- </w:t>
       </w:r>
       <w:r>
@@ -4648,6 +5618,7 @@
         </w:rPr>
         <w:t xml:space="preserve">-------- </w:t>
       </w:r>
+      <w:proofErr w:type="gramStart"/>
       <w:r>
         <w:rPr>
           <w:rFonts w:ascii="Arial" w:eastAsia="MS Mincho" w:hAnsi="Arial" w:cs="Arial"/>
@@ -4655,7 +5626,17 @@
           <w:szCs w:val="14"/>
           <w:lang w:val="es-MX"/>
         </w:rPr>
-        <w:t xml:space="preserve">VI.- Que leí este instrumento a la compareciente, a quien le expliqué su valor, fuerza y las consecuencias legales de su contenido, manifestando su conformidad con el mismo, por lo que lo otorga, ratifica y </w:t>
+        <w:t>VI.-</w:t>
+      </w:r>
+      <w:proofErr w:type="gramEnd"/>
+      <w:r>
+        <w:rPr>
+          <w:rFonts w:ascii="Arial" w:eastAsia="MS Mincho" w:hAnsi="Arial" w:cs="Arial"/>
+          <w:sz w:val="14"/>
+          <w:szCs w:val="14"/>
+          <w:lang w:val="es-MX"/>
+        </w:rPr>
+        <w:t xml:space="preserve"> Que leí este instrumento a la compareciente, a quien le expliqué su valor, fuerza y las consecuencias legales de su contenido, manifestando su conformidad con el mismo, por lo que lo otorga, ratifica y </w:t>
       </w:r>
       <w:r>
         <w:rPr>
@@ -4924,43 +5905,28 @@
       <w:pPr>
         <w:pStyle w:val="Sinespaciado"/>
         <w:tabs>
-          <w:tab w:val="right" w:leader="hyphen" w:pos="9129"/>
-        </w:tabs>
-        <w:spacing w:line="360" w:lineRule="auto"/>
-        <w:jc w:val="center"/>
-        <w:rPr>
-          <w:rFonts w:ascii="Arial" w:hAnsi="Arial" w:cs="Arial"/>
-          <w:sz w:val="14"/>
-          <w:szCs w:val="14"/>
-        </w:rPr>
-      </w:pPr>
-      <w:r>
-        <w:rPr>
-          <w:rFonts w:ascii="Arial" w:hAnsi="Arial" w:cs="Arial"/>
-          <w:b/>
-          <w:bCs/>
-          <w:sz w:val="14"/>
-          <w:szCs w:val="14"/>
-        </w:rPr>
-        <w:t>BENITA HERNÁNDEZ CERÓN</w:t>
-      </w:r>
-    </w:p>
-    <w:p>
-      <w:pPr>
-        <w:pStyle w:val="Sinespaciado"/>
-        <w:tabs>
           <w:tab w:val="left" w:leader="hyphen" w:pos="709"/>
           <w:tab w:val="right" w:leader="hyphen" w:pos="9072"/>
           <w:tab w:val="right" w:leader="hyphen" w:pos="9129"/>
         </w:tabs>
         <w:spacing w:line="360" w:lineRule="auto"/>
-        <w:jc w:val="both"/>
-        <w:rPr>
-          <w:rFonts w:ascii="Arial" w:hAnsi="Arial" w:cs="Arial"/>
-          <w:sz w:val="14"/>
-          <w:szCs w:val="14"/>
-        </w:rPr>
-      </w:pPr>
+        <w:jc w:val="center"/>
+        <w:rPr>
+          <w:rFonts w:ascii="Arial" w:hAnsi="Arial" w:cs="Arial"/>
+          <w:sz w:val="14"/>
+          <w:szCs w:val="14"/>
+        </w:rPr>
+      </w:pPr>
+      <w:r>
+        <w:rPr>
+          <w:rFonts w:ascii="Arial" w:hAnsi="Arial" w:cs="Arial"/>
+          <w:b/>
+          <w:bCs/>
+          <w:sz w:val="14"/>
+          <w:szCs w:val="14"/>
+        </w:rPr>
+        <w:t>BENITA HERNÁNDEZ CERÓN</w:t>
+      </w:r>
     </w:p>
     <w:p>
       <w:pPr>
@@ -5107,7 +6073,7 @@
           <w:tab w:val="right" w:leader="hyphen" w:pos="9129"/>
         </w:tabs>
         <w:spacing w:line="360" w:lineRule="auto"/>
-        <w:jc w:val="center"/>
+        <w:jc w:val="both"/>
         <w:rPr>
           <w:rFonts w:ascii="Arial" w:hAnsi="Arial" w:cs="Arial"/>
           <w:sz w:val="14"/>
@@ -5187,48 +6153,6 @@
       <w:pPr>
         <w:pStyle w:val="Sinespaciado"/>
         <w:tabs>
-          <w:tab w:val="right" w:leader="hyphen" w:pos="9129"/>
-        </w:tabs>
-        <w:spacing w:line="360" w:lineRule="auto"/>
-        <w:jc w:val="center"/>
-        <w:rPr>
-          <w:rFonts w:ascii="Arial" w:hAnsi="Arial" w:cs="Arial"/>
-          <w:sz w:val="14"/>
-          <w:szCs w:val="14"/>
-        </w:rPr>
-      </w:pPr>
-      <w:r>
-        <w:rPr>
-          <w:rFonts w:ascii="Arial" w:hAnsi="Arial" w:cs="Arial"/>
-          <w:sz w:val="14"/>
-          <w:szCs w:val="14"/>
-        </w:rPr>
-        <w:t xml:space="preserve">Las notas complementarias se agregan al apéndice de este instrumento con la letra </w:t>
-      </w:r>
-      <w:r>
-        <w:rPr>
-          <w:rFonts w:ascii="Arial" w:hAnsi="Arial" w:cs="Arial"/>
-          <w:b/>
-          <w:bCs/>
-          <w:color w:val="FF0000"/>
-          <w:sz w:val="14"/>
-          <w:szCs w:val="14"/>
-        </w:rPr>
-        <w:t>“D”</w:t>
-      </w:r>
-      <w:r>
-        <w:rPr>
-          <w:rFonts w:ascii="Arial" w:hAnsi="Arial" w:cs="Arial"/>
-          <w:sz w:val="14"/>
-          <w:szCs w:val="14"/>
-        </w:rPr>
-        <w:t>.</w:t>
-      </w:r>
-    </w:p>
-    <w:p>
-      <w:pPr>
-        <w:pStyle w:val="Sinespaciado"/>
-        <w:tabs>
           <w:tab w:val="left" w:leader="hyphen" w:pos="709"/>
           <w:tab w:val="right" w:leader="hyphen" w:pos="9072"/>
           <w:tab w:val="right" w:leader="hyphen" w:pos="9129"/>
@@ -5246,6 +6170,48 @@
       <w:pPr>
         <w:pStyle w:val="Sinespaciado"/>
         <w:tabs>
+          <w:tab w:val="right" w:leader="hyphen" w:pos="9129"/>
+        </w:tabs>
+        <w:spacing w:line="360" w:lineRule="auto"/>
+        <w:jc w:val="center"/>
+        <w:rPr>
+          <w:rFonts w:ascii="Arial" w:hAnsi="Arial" w:cs="Arial"/>
+          <w:sz w:val="14"/>
+          <w:szCs w:val="14"/>
+        </w:rPr>
+      </w:pPr>
+      <w:r>
+        <w:rPr>
+          <w:rFonts w:ascii="Arial" w:hAnsi="Arial" w:cs="Arial"/>
+          <w:sz w:val="14"/>
+          <w:szCs w:val="14"/>
+        </w:rPr>
+        <w:t xml:space="preserve">Las notas complementarias se agregan al apéndice de este instrumento con la letra </w:t>
+      </w:r>
+      <w:r>
+        <w:rPr>
+          <w:rFonts w:ascii="Arial" w:hAnsi="Arial" w:cs="Arial"/>
+          <w:b/>
+          <w:bCs/>
+          <w:color w:val="FF0000"/>
+          <w:sz w:val="14"/>
+          <w:szCs w:val="14"/>
+        </w:rPr>
+        <w:t>“D”</w:t>
+      </w:r>
+      <w:r>
+        <w:rPr>
+          <w:rFonts w:ascii="Arial" w:hAnsi="Arial" w:cs="Arial"/>
+          <w:sz w:val="14"/>
+          <w:szCs w:val="14"/>
+        </w:rPr>
+        <w:t>.</w:t>
+      </w:r>
+    </w:p>
+    <w:p>
+      <w:pPr>
+        <w:pStyle w:val="Sinespaciado"/>
+        <w:tabs>
           <w:tab w:val="left" w:leader="hyphen" w:pos="709"/>
           <w:tab w:val="right" w:leader="hyphen" w:pos="9072"/>
           <w:tab w:val="right" w:leader="hyphen" w:pos="9129"/>
@@ -5261,13 +6227,14 @@
     </w:p>
     <w:p>
       <w:pPr>
+        <w:pStyle w:val="Sinespaciado"/>
         <w:tabs>
           <w:tab w:val="left" w:leader="hyphen" w:pos="709"/>
           <w:tab w:val="right" w:leader="hyphen" w:pos="9072"/>
           <w:tab w:val="right" w:leader="hyphen" w:pos="9129"/>
         </w:tabs>
         <w:spacing w:line="360" w:lineRule="auto"/>
-        <w:jc w:val="both"/>
+        <w:jc w:val="center"/>
         <w:rPr>
           <w:rFonts w:ascii="Arial" w:hAnsi="Arial" w:cs="Arial"/>
           <w:sz w:val="14"/>
@@ -5309,7 +6276,6 @@
     </w:p>
     <w:p>
       <w:pPr>
-        <w:pStyle w:val="Sinespaciado"/>
         <w:tabs>
           <w:tab w:val="left" w:leader="hyphen" w:pos="709"/>
           <w:tab w:val="right" w:leader="hyphen" w:pos="9072"/>
@@ -5323,14 +6289,6 @@
           <w:szCs w:val="14"/>
         </w:rPr>
       </w:pPr>
-      <w:r>
-        <w:rPr>
-          <w:rFonts w:ascii="Arial" w:hAnsi="Arial" w:cs="Arial"/>
-          <w:sz w:val="14"/>
-          <w:szCs w:val="14"/>
-        </w:rPr>
-        <w:br w:type="page"/>
-      </w:r>
     </w:p>
     <w:p>
       <w:pPr>
@@ -5348,6 +6306,14 @@
           <w:szCs w:val="14"/>
         </w:rPr>
       </w:pPr>
+      <w:r>
+        <w:rPr>
+          <w:rFonts w:ascii="Arial" w:hAnsi="Arial" w:cs="Arial"/>
+          <w:sz w:val="14"/>
+          <w:szCs w:val="14"/>
+        </w:rPr>
+        <w:br w:type="page"/>
+      </w:r>
     </w:p>
     <w:p>
       <w:pPr>
@@ -5385,6 +6351,7 @@
     </w:p>
     <w:p>
       <w:pPr>
+        <w:pStyle w:val="Sinespaciado"/>
         <w:tabs>
           <w:tab w:val="left" w:leader="hyphen" w:pos="709"/>
           <w:tab w:val="right" w:leader="hyphen" w:pos="9072"/>
@@ -5398,57 +6365,6 @@
           <w:szCs w:val="14"/>
         </w:rPr>
       </w:pPr>
-      <w:r>
-        <w:rPr>
-          <w:rFonts w:ascii="Arial" w:hAnsi="Arial" w:cs="Arial"/>
-          <w:sz w:val="14"/>
-          <w:szCs w:val="14"/>
-          <w:lang w:val="es-MX"/>
-        </w:rPr>
-        <w:t xml:space="preserve">-------- </w:t>
-      </w:r>
-      <w:r>
-        <w:rPr>
-          <w:rFonts w:ascii="Arial" w:hAnsi="Arial" w:cs="Arial"/>
-          <w:sz w:val="14"/>
-          <w:szCs w:val="14"/>
-        </w:rPr>
-        <w:t>BENITA HERNÁNDEZ CERÓN</w:t>
-      </w:r>
-      <w:r>
-        <w:rPr>
-          <w:rFonts w:ascii="Arial" w:hAnsi="Arial" w:cs="Arial"/>
-          <w:sz w:val="14"/>
-          <w:szCs w:val="14"/>
-        </w:rPr>
-        <w:t xml:space="preserve">.- FIRMA.- </w:t>
-      </w:r>
-      <w:r>
-        <w:rPr>
-          <w:rFonts w:ascii="Arial" w:hAnsi="Arial" w:cs="Arial"/>
-          <w:sz w:val="14"/>
-          <w:szCs w:val="14"/>
-        </w:rPr>
-        <w:t xml:space="preserve">LICENCIADO </w:t>
-      </w:r>
-      <w:r>
-        <w:rPr>
-          <w:rFonts w:ascii="Arial" w:hAnsi="Arial" w:cs="Arial"/>
-          <w:sz w:val="14"/>
-          <w:szCs w:val="14"/>
-          <w:lang w:val="es-ES" w:eastAsia="es-MX"/>
-        </w:rPr>
-        <w:t>JUAN CARLOS ORTEGA REYES.- FIRMA.- EL SELLO DE AUTORIZAR.</w:t>
-      </w:r>
-      <w:r>
-        <w:rPr>
-          <w:rFonts w:ascii="Arial" w:hAnsi="Arial" w:cs="Arial"/>
-          <w:sz w:val="14"/>
-          <w:szCs w:val="14"/>
-          <w:lang w:val="es-ES" w:eastAsia="es-MX"/>
-        </w:rPr>
-        <w:tab/>
-      </w:r>
     </w:p>
     <w:p>
       <w:pPr>
@@ -5463,7 +6379,6 @@
           <w:rFonts w:ascii="Arial" w:hAnsi="Arial" w:cs="Arial"/>
           <w:sz w:val="14"/>
           <w:szCs w:val="14"/>
-          <w:lang w:val="es-ES"/>
         </w:rPr>
       </w:pPr>
       <w:r>
@@ -5481,13 +6396,27 @@
           <w:sz w:val="14"/>
           <w:szCs w:val="14"/>
         </w:rPr>
-        <w:t>ES</w:t>
-      </w:r>
-      <w:r>
-        <w:rPr>
-          <w:rFonts w:ascii="Arial" w:hAnsi="Arial" w:cs="Arial"/>
-          <w:b/>
-          <w:bCs/>
+        <w:t xml:space="preserve">BENITA HERNÁNDEZ </w:t>
+      </w:r>
+      <w:r>
+        <w:rPr>
+          <w:rFonts w:ascii="Arial" w:hAnsi="Arial" w:cs="Arial"/>
+          <w:sz w:val="14"/>
+          <w:szCs w:val="14"/>
+        </w:rPr>
+        <w:t>CERÓN</w:t>
+      </w:r>
+      <w:r>
+        <w:rPr>
+          <w:rFonts w:ascii="Arial" w:hAnsi="Arial" w:cs="Arial"/>
+          <w:sz w:val="14"/>
+          <w:szCs w:val="14"/>
+        </w:rPr>
+        <w:t>. -</w:t>
+      </w:r>
+      <w:r>
+        <w:rPr>
+          <w:rFonts w:ascii="Arial" w:hAnsi="Arial" w:cs="Arial"/>
           <w:sz w:val="14"/>
           <w:szCs w:val="14"/>
         </w:rPr>
@@ -5496,113 +6425,80 @@
       <w:r>
         <w:rPr>
           <w:rFonts w:ascii="Arial" w:hAnsi="Arial" w:cs="Arial"/>
-          <w:b/>
-          <w:bCs/>
-          <w:sz w:val="14"/>
-          <w:szCs w:val="14"/>
-          <w:u w:val="single"/>
-        </w:rPr>
-        <w:t>PRIMER TESTIMONI</w:t>
-      </w:r>
-      <w:r>
-        <w:rPr>
-          <w:rFonts w:ascii="Arial" w:hAnsi="Arial" w:cs="Arial"/>
-          <w:b/>
-          <w:bCs/>
-          <w:sz w:val="14"/>
-          <w:szCs w:val="14"/>
-          <w:u w:val="single"/>
-        </w:rPr>
-        <w:t>O, PR</w:t>
-      </w:r>
-      <w:r>
-        <w:rPr>
-          <w:rFonts w:ascii="Arial" w:hAnsi="Arial" w:cs="Arial"/>
-          <w:b/>
-          <w:bCs/>
-          <w:sz w:val="14"/>
-          <w:szCs w:val="14"/>
-          <w:u w:val="single"/>
-        </w:rPr>
-        <w:t>IMERO EN SU ORDEN</w:t>
-      </w:r>
-      <w:r>
-        <w:rPr>
-          <w:rFonts w:ascii="Arial" w:hAnsi="Arial" w:cs="Arial"/>
-          <w:b/>
-          <w:bCs/>
-          <w:sz w:val="14"/>
-          <w:szCs w:val="14"/>
-        </w:rPr>
-        <w:t xml:space="preserve">, </w:t>
-      </w:r>
-      <w:r>
-        <w:rPr>
-          <w:rFonts w:ascii="Arial" w:hAnsi="Arial" w:cs="Arial"/>
-          <w:sz w:val="14"/>
-          <w:szCs w:val="14"/>
-        </w:rPr>
-        <w:t xml:space="preserve">QUE SE EXPIDE COMO CONSTANCIA PARA </w:t>
-      </w:r>
-      <w:r>
-        <w:rPr>
-          <w:rFonts w:ascii="Arial" w:hAnsi="Arial" w:cs="Arial"/>
-          <w:sz w:val="14"/>
-          <w:szCs w:val="14"/>
-        </w:rPr>
-        <w:t>LA SEÑORA</w:t>
-      </w:r>
-      <w:r>
-        <w:rPr>
-          <w:rFonts w:ascii="Arial" w:hAnsi="Arial" w:cs="Arial"/>
-          <w:b/>
-          <w:bCs/>
-          <w:sz w:val="14"/>
-          <w:szCs w:val="14"/>
-          <w:lang w:val="es-ES"/>
+          <w:sz w:val="14"/>
+          <w:szCs w:val="14"/>
+        </w:rPr>
+        <w:t>FIRMA. -</w:t>
+      </w:r>
+      <w:r>
+        <w:rPr>
+          <w:rFonts w:ascii="Arial" w:hAnsi="Arial" w:cs="Arial"/>
+          <w:sz w:val="14"/>
+          <w:szCs w:val="14"/>
         </w:rPr>
         <w:t xml:space="preserve"> </w:t>
       </w:r>
       <w:r>
         <w:rPr>
           <w:rFonts w:ascii="Arial" w:hAnsi="Arial" w:cs="Arial"/>
-          <w:b/>
-          <w:bCs/>
-          <w:sz w:val="14"/>
-          <w:szCs w:val="14"/>
-          <w:u w:val="single"/>
-          <w:lang w:val="es-ES"/>
-        </w:rPr>
-        <w:t>***</w:t>
-      </w:r>
-      <w:r>
-        <w:rPr>
-          <w:rFonts w:ascii="Arial" w:hAnsi="Arial" w:cs="Arial"/>
-          <w:b/>
-          <w:bCs/>
-          <w:sz w:val="14"/>
-          <w:szCs w:val="14"/>
-          <w:lang w:val="es-ES"/>
-        </w:rPr>
-        <w:t xml:space="preserve">, </w:t>
-      </w:r>
-      <w:r>
-        <w:rPr>
-          <w:rFonts w:ascii="Arial" w:hAnsi="Arial" w:cs="Arial"/>
-          <w:sz w:val="14"/>
-          <w:szCs w:val="14"/>
-          <w:lang w:val="es-ES"/>
-        </w:rPr>
-        <w:t xml:space="preserve">CONSTA DE DOS PAGINAS DEBIDAMENTE COTEJADAS Y CORREGIDAS, HUIXQUILUCAN, ESTADO DE MÉXICO, A </w:t>
-      </w:r>
-      <w:r>
-        <w:rPr>
-          <w:rFonts w:ascii="Arial" w:hAnsi="Arial" w:cs="Arial"/>
-          <w:sz w:val="14"/>
-          <w:szCs w:val="14"/>
-          <w:lang w:val="es-ES"/>
-        </w:rPr>
-        <w:t xml:space="preserve">   </w:t>
+          <w:sz w:val="14"/>
+          <w:szCs w:val="14"/>
+        </w:rPr>
+        <w:t xml:space="preserve">LICENCIADO </w:t>
+      </w:r>
+      <w:r>
+        <w:rPr>
+          <w:rFonts w:ascii="Arial" w:hAnsi="Arial" w:cs="Arial"/>
+          <w:sz w:val="14"/>
+          <w:szCs w:val="14"/>
+          <w:lang w:val="es-ES" w:eastAsia="es-MX"/>
+        </w:rPr>
+        <w:t xml:space="preserve">JUAN CARLOS ORTEGA </w:t>
+      </w:r>
+      <w:r>
+        <w:rPr>
+          <w:rFonts w:ascii="Arial" w:hAnsi="Arial" w:cs="Arial"/>
+          <w:sz w:val="14"/>
+          <w:szCs w:val="14"/>
+          <w:lang w:val="es-ES" w:eastAsia="es-MX"/>
+        </w:rPr>
+        <w:t>REYES. -</w:t>
+      </w:r>
+      <w:r>
+        <w:rPr>
+          <w:rFonts w:ascii="Arial" w:hAnsi="Arial" w:cs="Arial"/>
+          <w:sz w:val="14"/>
+          <w:szCs w:val="14"/>
+          <w:lang w:val="es-ES" w:eastAsia="es-MX"/>
+        </w:rPr>
+        <w:t xml:space="preserve"> </w:t>
+      </w:r>
+      <w:r>
+        <w:rPr>
+          <w:rFonts w:ascii="Arial" w:hAnsi="Arial" w:cs="Arial"/>
+          <w:sz w:val="14"/>
+          <w:szCs w:val="14"/>
+          <w:lang w:val="es-ES" w:eastAsia="es-MX"/>
+        </w:rPr>
+        <w:t>FIRMA. -</w:t>
+      </w:r>
+      <w:r>
+        <w:rPr>
+          <w:rFonts w:ascii="Arial" w:hAnsi="Arial" w:cs="Arial"/>
+          <w:sz w:val="14"/>
+          <w:szCs w:val="14"/>
+          <w:lang w:val="es-ES" w:eastAsia="es-MX"/>
+        </w:rPr>
+        <w:t xml:space="preserve"> EL SELLO DE AUTORIZAR.</w:t>
+      </w:r>
+      <w:r>
+        <w:rPr>
+          <w:rFonts w:ascii="Arial" w:hAnsi="Arial" w:cs="Arial"/>
+          <w:sz w:val="14"/>
+          <w:szCs w:val="14"/>
+          <w:lang w:val="es-ES" w:eastAsia="es-MX"/>
+        </w:rPr>
+        <w:tab/>
       </w:r>
     </w:p>
     <w:p>
@@ -5626,8 +6522,213 @@
           <w:rFonts w:ascii="Arial" w:hAnsi="Arial" w:cs="Arial"/>
           <w:sz w:val="14"/>
           <w:szCs w:val="14"/>
+          <w:lang w:val="es-MX"/>
+        </w:rPr>
+        <w:t xml:space="preserve">-------- </w:t>
+      </w:r>
+      <w:r>
+        <w:rPr>
+          <w:rFonts w:ascii="Arial" w:hAnsi="Arial" w:cs="Arial"/>
+          <w:sz w:val="14"/>
+          <w:szCs w:val="14"/>
+        </w:rPr>
+        <w:t>ES</w:t>
+      </w:r>
+      <w:r>
+        <w:rPr>
+          <w:rFonts w:ascii="Arial" w:hAnsi="Arial" w:cs="Arial"/>
+          <w:b/>
+          <w:bCs/>
+          <w:sz w:val="14"/>
+          <w:szCs w:val="14"/>
+        </w:rPr>
+        <w:t xml:space="preserve"> </w:t>
+      </w:r>
+      <w:r>
+        <w:rPr>
+          <w:rFonts w:ascii="Arial" w:hAnsi="Arial" w:cs="Arial"/>
+          <w:b/>
+          <w:bCs/>
+          <w:sz w:val="14"/>
+          <w:szCs w:val="14"/>
+          <w:u w:val="single"/>
+        </w:rPr>
+        <w:t>PRIMER TESTIMONI</w:t>
+      </w:r>
+      <w:r>
+        <w:rPr>
+          <w:rFonts w:ascii="Arial" w:hAnsi="Arial" w:cs="Arial"/>
+          <w:b/>
+          <w:bCs/>
+          <w:sz w:val="14"/>
+          <w:szCs w:val="14"/>
+          <w:u w:val="single"/>
+        </w:rPr>
+        <w:t>O, PR</w:t>
+      </w:r>
+      <w:r>
+        <w:rPr>
+          <w:rFonts w:ascii="Arial" w:hAnsi="Arial" w:cs="Arial"/>
+          <w:b/>
+          <w:bCs/>
+          <w:sz w:val="14"/>
+          <w:szCs w:val="14"/>
+          <w:u w:val="single"/>
+        </w:rPr>
+        <w:t>IMERO EN SU ORDEN</w:t>
+      </w:r>
+      <w:r>
+        <w:rPr>
+          <w:rFonts w:ascii="Arial" w:hAnsi="Arial" w:cs="Arial"/>
+          <w:b/>
+          <w:bCs/>
+          <w:sz w:val="14"/>
+          <w:szCs w:val="14"/>
+        </w:rPr>
+        <w:t xml:space="preserve">, </w:t>
+      </w:r>
+      <w:r>
+        <w:rPr>
+          <w:rFonts w:ascii="Arial" w:hAnsi="Arial" w:cs="Arial"/>
+          <w:sz w:val="14"/>
+          <w:szCs w:val="14"/>
+        </w:rPr>
+        <w:t xml:space="preserve">QUE SE EXPIDE COMO CONSTANCIA PARA </w:t>
+      </w:r>
+      <w:r>
+        <w:rPr>
+          <w:rFonts w:ascii="Arial" w:hAnsi="Arial" w:cs="Arial"/>
+          <w:sz w:val="14"/>
+          <w:szCs w:val="14"/>
+        </w:rPr>
+        <w:t>LA SEÑORA</w:t>
+      </w:r>
+      <w:r>
+        <w:rPr>
+          <w:rFonts w:ascii="Arial" w:hAnsi="Arial" w:cs="Arial"/>
+          <w:sz w:val="14"/>
+          <w:szCs w:val="14"/>
           <w:lang w:val="es-ES"/>
         </w:rPr>
+        <w:t xml:space="preserve"> </w:t>
+      </w:r>
+      <w:proofErr w:type="gramStart"/>
+      <w:r>
+        <w:rPr>
+          <w:rFonts w:ascii="Arial" w:hAnsi="Arial" w:cs="Arial"/>
+          <w:b/>
+          <w:sz w:val="14"/>
+          <w:szCs w:val="14"/>
+          <w:u w:val="single"/>
+        </w:rPr>
+        <w:t xml:space="preserve">{{ </w:t>
+      </w:r>
+      <w:proofErr w:type="spellStart"/>
+      <w:r>
+        <w:rPr>
+          <w:rFonts w:ascii="Arial" w:hAnsi="Arial" w:cs="Arial"/>
+          <w:b/>
+          <w:sz w:val="14"/>
+          <w:szCs w:val="14"/>
+          <w:u w:val="single"/>
+        </w:rPr>
+        <w:t>nombre</w:t>
+      </w:r>
+      <w:proofErr w:type="gramEnd"/>
+      <w:r>
+        <w:rPr>
+          <w:rFonts w:ascii="Arial" w:hAnsi="Arial" w:cs="Arial"/>
+          <w:b/>
+          <w:sz w:val="14"/>
+          <w:szCs w:val="14"/>
+          <w:u w:val="single"/>
+        </w:rPr>
+        <w:t>_</w:t>
+      </w:r>
+      <w:proofErr w:type="gramStart"/>
+      <w:r>
+        <w:rPr>
+          <w:rFonts w:ascii="Arial" w:hAnsi="Arial" w:cs="Arial"/>
+          <w:b/>
+          <w:sz w:val="14"/>
+          <w:szCs w:val="14"/>
+          <w:u w:val="single"/>
+        </w:rPr>
+        <w:t>acreditado</w:t>
+      </w:r>
+      <w:proofErr w:type="spellEnd"/>
+      <w:r>
+        <w:rPr>
+          <w:rFonts w:ascii="Arial" w:hAnsi="Arial" w:cs="Arial"/>
+          <w:b/>
+          <w:sz w:val="14"/>
+          <w:szCs w:val="14"/>
+          <w:u w:val="single"/>
+        </w:rPr>
+        <w:t xml:space="preserve"> }</w:t>
+      </w:r>
+      <w:proofErr w:type="gramEnd"/>
+      <w:r>
+        <w:rPr>
+          <w:rFonts w:ascii="Arial" w:hAnsi="Arial" w:cs="Arial"/>
+          <w:b/>
+          <w:sz w:val="14"/>
+          <w:szCs w:val="14"/>
+          <w:u w:val="single"/>
+        </w:rPr>
+        <w:t>}</w:t>
+      </w:r>
+      <w:r>
+        <w:rPr>
+          <w:rFonts w:ascii="Arial" w:hAnsi="Arial" w:cs="Arial"/>
+          <w:sz w:val="14"/>
+          <w:szCs w:val="14"/>
+          <w:lang w:val="es-ES"/>
+        </w:rPr>
+        <w:t xml:space="preserve">, </w:t>
+      </w:r>
+      <w:r>
+        <w:rPr>
+          <w:rFonts w:ascii="Arial" w:hAnsi="Arial" w:cs="Arial"/>
+          <w:sz w:val="14"/>
+          <w:szCs w:val="14"/>
+          <w:lang w:val="es-ES"/>
+        </w:rPr>
+        <w:t xml:space="preserve">CONSTA DE DOS PAGINAS DEBIDAMENTE COTEJADAS Y CORREGIDAS, HUIXQUILUCAN, ESTADO DE MÉXICO, A </w:t>
+      </w:r>
+      <w:r>
+        <w:rPr>
+          <w:rFonts w:ascii="Arial" w:hAnsi="Arial" w:cs="Arial"/>
+          <w:sz w:val="14"/>
+          <w:szCs w:val="14"/>
+          <w:lang w:val="es-ES"/>
+        </w:rPr>
+        <w:t xml:space="preserve">   </w:t>
+      </w:r>
+    </w:p>
+    <w:p>
+      <w:pPr>
+        <w:tabs>
+          <w:tab w:val="left" w:leader="hyphen" w:pos="709"/>
+          <w:tab w:val="right" w:leader="hyphen" w:pos="9072"/>
+          <w:tab w:val="right" w:leader="hyphen" w:pos="9129"/>
+        </w:tabs>
+        <w:spacing w:line="360" w:lineRule="auto"/>
+        <w:jc w:val="both"/>
+        <w:rPr>
+          <w:rFonts w:ascii="Arial" w:hAnsi="Arial" w:cs="Arial"/>
+          <w:sz w:val="14"/>
+          <w:szCs w:val="14"/>
+          <w:lang w:val="es-ES"/>
+        </w:rPr>
+      </w:pPr>
+      <w:r>
+        <w:rPr>
+          <w:rFonts w:ascii="Arial" w:hAnsi="Arial" w:cs="Arial"/>
+          <w:sz w:val="14"/>
+          <w:szCs w:val="14"/>
+          <w:lang w:val="es-ES"/>
+        </w:rPr>
         <w:t xml:space="preserve">DEL AÑO DOS MIL </w:t>
       </w:r>
       <w:r>
@@ -5635,18 +6736,36 @@
           <w:rFonts w:ascii="Arial" w:hAnsi="Arial" w:cs="Arial"/>
           <w:sz w:val="14"/>
           <w:szCs w:val="14"/>
-          <w:lang w:val="es-ES" w:eastAsia="es-MX"/>
-        </w:rPr>
-        <w:t>VEINTISÉIS</w:t>
-      </w:r>
-      <w:r>
-        <w:rPr>
-          <w:rFonts w:ascii="Arial" w:hAnsi="Arial" w:cs="Arial"/>
-          <w:sz w:val="14"/>
-          <w:szCs w:val="14"/>
           <w:lang w:val="es-ES"/>
         </w:rPr>
-        <w:t>.- DOY FE.</w:t>
+        <w:t>VEINTI</w:t>
+      </w:r>
+      <w:r>
+        <w:rPr>
+          <w:rFonts w:ascii="Arial" w:hAnsi="Arial" w:cs="Arial"/>
+          <w:sz w:val="14"/>
+          <w:szCs w:val="14"/>
+          <w:lang w:val="es-ES"/>
+        </w:rPr>
+        <w:t>SÉIS</w:t>
+      </w:r>
+      <w:r>
+        <w:rPr>
+          <w:rFonts w:ascii="Arial" w:hAnsi="Arial" w:cs="Arial"/>
+          <w:sz w:val="14"/>
+          <w:szCs w:val="14"/>
+          <w:lang w:val="es-ES"/>
+        </w:rPr>
+        <w:t>. -</w:t>
+      </w:r>
+      <w:r>
+        <w:rPr>
+          <w:rFonts w:ascii="Arial" w:hAnsi="Arial" w:cs="Arial"/>
+          <w:sz w:val="14"/>
+          <w:szCs w:val="14"/>
+          <w:lang w:val="es-ES"/>
+        </w:rPr>
+        <w:t xml:space="preserve"> DOY FE.</w:t>
       </w:r>
       <w:r>
         <w:rPr>
@@ -7509,55 +8628,55 @@
       </w:pPr>
     </w:lvl>
   </w:abstractNum>
-  <w:num w:numId="1" w16cid:durableId="326131946">
+  <w:num w:numId="1" w16cid:durableId="498736633">
     <w:abstractNumId w:val="2"/>
   </w:num>
-  <w:num w:numId="2" w16cid:durableId="811214000">
+  <w:num w:numId="2" w16cid:durableId="592474948">
     <w:abstractNumId w:val="3"/>
   </w:num>
-  <w:num w:numId="3" w16cid:durableId="871308083">
+  <w:num w:numId="3" w16cid:durableId="1431392417">
     <w:abstractNumId w:val="16"/>
   </w:num>
-  <w:num w:numId="4" w16cid:durableId="862287090">
+  <w:num w:numId="4" w16cid:durableId="1792554306">
     <w:abstractNumId w:val="1"/>
   </w:num>
-  <w:num w:numId="5" w16cid:durableId="894855198">
+  <w:num w:numId="5" w16cid:durableId="1726487164">
     <w:abstractNumId w:val="11"/>
   </w:num>
-  <w:num w:numId="6" w16cid:durableId="262996415">
+  <w:num w:numId="6" w16cid:durableId="893783316">
     <w:abstractNumId w:val="7"/>
   </w:num>
-  <w:num w:numId="7" w16cid:durableId="669023231">
+  <w:num w:numId="7" w16cid:durableId="1964342527">
     <w:abstractNumId w:val="9"/>
   </w:num>
-  <w:num w:numId="8" w16cid:durableId="882985380">
+  <w:num w:numId="8" w16cid:durableId="512300424">
     <w:abstractNumId w:val="12"/>
   </w:num>
-  <w:num w:numId="9" w16cid:durableId="1451246007">
+  <w:num w:numId="9" w16cid:durableId="1004480784">
     <w:abstractNumId w:val="0"/>
   </w:num>
-  <w:num w:numId="10" w16cid:durableId="1199005829">
+  <w:num w:numId="10" w16cid:durableId="75523389">
     <w:abstractNumId w:val="6"/>
   </w:num>
-  <w:num w:numId="11" w16cid:durableId="255020862">
+  <w:num w:numId="11" w16cid:durableId="842621978">
     <w:abstractNumId w:val="5"/>
   </w:num>
-  <w:num w:numId="12" w16cid:durableId="1334799693">
+  <w:num w:numId="12" w16cid:durableId="381945730">
     <w:abstractNumId w:val="15"/>
   </w:num>
-  <w:num w:numId="13" w16cid:durableId="1947693169">
+  <w:num w:numId="13" w16cid:durableId="1067337647">
     <w:abstractNumId w:val="8"/>
   </w:num>
-  <w:num w:numId="14" w16cid:durableId="1715230324">
+  <w:num w:numId="14" w16cid:durableId="956527151">
     <w:abstractNumId w:val="13"/>
   </w:num>
-  <w:num w:numId="15" w16cid:durableId="1428228726">
+  <w:num w:numId="15" w16cid:durableId="996297990">
     <w:abstractNumId w:val="10"/>
   </w:num>
-  <w:num w:numId="16" w16cid:durableId="2035883193">
+  <w:num w:numId="16" w16cid:durableId="350302658">
     <w:abstractNumId w:val="14"/>
   </w:num>
-  <w:num w:numId="17" w16cid:durableId="371852096">
+  <w:num w:numId="17" w16cid:durableId="413010318">
     <w:abstractNumId w:val="4"/>
   </w:num>
 </w:numbering>
@@ -7592,8 +8711,52 @@
     <w:lsdException w:name="Subtitle" w:qFormat="1"/>
     <w:lsdException w:name="Strong" w:qFormat="1"/>
     <w:lsdException w:name="Emphasis" w:qFormat="1"/>
+    <w:lsdException w:name="Normal Table" w:semiHidden="1" w:unhideWhenUsed="1"/>
     <w:lsdException w:name="No List" w:uiPriority="99"/>
+    <w:lsdException w:name="Table Simple 1" w:semiHidden="1" w:unhideWhenUsed="1"/>
+    <w:lsdException w:name="Table Simple 2" w:semiHidden="1" w:unhideWhenUsed="1"/>
+    <w:lsdException w:name="Table Simple 3" w:semiHidden="1" w:unhideWhenUsed="1"/>
+    <w:lsdException w:name="Table Classic 1" w:semiHidden="1" w:unhideWhenUsed="1"/>
+    <w:lsdException w:name="Table Classic 2" w:semiHidden="1" w:unhideWhenUsed="1"/>
+    <w:lsdException w:name="Table Classic 3" w:semiHidden="1" w:unhideWhenUsed="1"/>
+    <w:lsdException w:name="Table Classic 4" w:semiHidden="1" w:unhideWhenUsed="1"/>
+    <w:lsdException w:name="Table Colorful 1" w:semiHidden="1" w:unhideWhenUsed="1"/>
+    <w:lsdException w:name="Table Colorful 2" w:semiHidden="1" w:unhideWhenUsed="1"/>
+    <w:lsdException w:name="Table Colorful 3" w:semiHidden="1" w:unhideWhenUsed="1"/>
+    <w:lsdException w:name="Table Columns 1" w:semiHidden="1" w:unhideWhenUsed="1"/>
+    <w:lsdException w:name="Table Columns 2" w:semiHidden="1" w:unhideWhenUsed="1"/>
+    <w:lsdException w:name="Table Columns 3" w:semiHidden="1" w:unhideWhenUsed="1"/>
+    <w:lsdException w:name="Table Columns 4" w:semiHidden="1" w:unhideWhenUsed="1"/>
+    <w:lsdException w:name="Table Columns 5" w:semiHidden="1" w:unhideWhenUsed="1"/>
+    <w:lsdException w:name="Table Grid 1" w:semiHidden="1" w:unhideWhenUsed="1"/>
+    <w:lsdException w:name="Table Grid 2" w:semiHidden="1" w:unhideWhenUsed="1"/>
+    <w:lsdException w:name="Table Grid 3" w:semiHidden="1" w:unhideWhenUsed="1"/>
+    <w:lsdException w:name="Table Grid 4" w:semiHidden="1" w:unhideWhenUsed="1"/>
+    <w:lsdException w:name="Table Grid 5" w:semiHidden="1" w:unhideWhenUsed="1"/>
+    <w:lsdException w:name="Table Grid 6" w:semiHidden="1" w:unhideWhenUsed="1"/>
+    <w:lsdException w:name="Table Grid 7" w:semiHidden="1" w:unhideWhenUsed="1"/>
+    <w:lsdException w:name="Table Grid 8" w:semiHidden="1" w:unhideWhenUsed="1"/>
+    <w:lsdException w:name="Table List 1" w:semiHidden="1" w:unhideWhenUsed="1"/>
+    <w:lsdException w:name="Table List 2" w:semiHidden="1" w:unhideWhenUsed="1"/>
+    <w:lsdException w:name="Table List 3" w:semiHidden="1" w:unhideWhenUsed="1"/>
+    <w:lsdException w:name="Table List 4" w:semiHidden="1" w:unhideWhenUsed="1"/>
+    <w:lsdException w:name="Table List 5" w:semiHidden="1" w:unhideWhenUsed="1"/>
+    <w:lsdException w:name="Table List 6" w:semiHidden="1" w:unhideWhenUsed="1"/>
+    <w:lsdException w:name="Table List 7" w:semiHidden="1" w:unhideWhenUsed="1"/>
+    <w:lsdException w:name="Table List 8" w:semiHidden="1" w:unhideWhenUsed="1"/>
+    <w:lsdException w:name="Table 3D effects 1" w:semiHidden="1" w:unhideWhenUsed="1"/>
+    <w:lsdException w:name="Table 3D effects 2" w:semiHidden="1" w:unhideWhenUsed="1"/>
+    <w:lsdException w:name="Table 3D effects 3" w:semiHidden="1" w:unhideWhenUsed="1"/>
+    <w:lsdException w:name="Table Contemporary" w:semiHidden="1" w:unhideWhenUsed="1"/>
+    <w:lsdException w:name="Table Elegant" w:semiHidden="1" w:unhideWhenUsed="1"/>
+    <w:lsdException w:name="Table Professional" w:semiHidden="1" w:unhideWhenUsed="1"/>
+    <w:lsdException w:name="Table Subtle 1" w:semiHidden="1" w:unhideWhenUsed="1"/>
+    <w:lsdException w:name="Table Subtle 2" w:semiHidden="1" w:unhideWhenUsed="1"/>
+    <w:lsdException w:name="Table Web 1" w:semiHidden="1" w:unhideWhenUsed="1"/>
+    <w:lsdException w:name="Table Web 2" w:semiHidden="1" w:unhideWhenUsed="1"/>
+    <w:lsdException w:name="Table Web 3" w:semiHidden="1" w:unhideWhenUsed="1"/>
     <w:lsdException w:name="Balloon Text" w:uiPriority="99"/>
+    <w:lsdException w:name="Table Theme" w:semiHidden="1" w:unhideWhenUsed="1"/>
     <w:lsdException w:name="Placeholder Text" w:semiHidden="1" w:uiPriority="99"/>
     <w:lsdException w:name="No Spacing" w:uiPriority="1" w:qFormat="1"/>
     <w:lsdException w:name="Light Shading" w:uiPriority="60"/>
@@ -7883,11 +9046,14 @@
   </w:style>
   <w:style w:type="character" w:default="1" w:styleId="Fuentedeprrafopredeter">
     <w:name w:val="Default Paragraph Font"/>
-    <w:semiHidden/>
+    <w:uiPriority w:val="1"/>
+    <w:unhideWhenUsed/>
   </w:style>
   <w:style w:type="table" w:default="1" w:styleId="Tablanormal">
     <w:name w:val="Normal Table"/>
+    <w:uiPriority w:val="99"/>
     <w:semiHidden/>
+    <w:unhideWhenUsed/>
     <w:tblPr>
       <w:tblInd w:w="0" w:type="dxa"/>
       <w:tblCellMar>
@@ -7902,6 +9068,7 @@
     <w:name w:val="No List"/>
     <w:uiPriority w:val="99"/>
     <w:semiHidden/>
+    <w:unhideWhenUsed/>
   </w:style>
   <w:style w:type="paragraph" w:styleId="Textoindependiente3">
     <w:name w:val="Body Text 3"/>
@@ -7919,8 +9086,8 @@
       <w:sz w:val="40"/>
     </w:rPr>
   </w:style>
-  <w:style w:type="paragraph" w:customStyle="1" w:styleId="Heading3">
-    <w:name w:val="Heading 3"/>
+  <w:style w:type="paragraph" w:customStyle="1" w:styleId="Ttulo31">
+    <w:name w:val="Título 31"/>
     <w:basedOn w:val="Normal"/>
     <w:rsid w:val="00BE25B6"/>
     <w:pPr>
@@ -7934,8 +9101,8 @@
       <w:sz w:val="24"/>
     </w:rPr>
   </w:style>
-  <w:style w:type="paragraph" w:customStyle="1" w:styleId="Heading4">
-    <w:name w:val="Heading 4"/>
+  <w:style w:type="paragraph" w:customStyle="1" w:styleId="Ttulo41">
+    <w:name w:val="Título 41"/>
     <w:basedOn w:val="Normal"/>
     <w:rsid w:val="00BE25B6"/>
     <w:pPr>
@@ -7965,8 +9132,8 @@
       <w:u w:val="single"/>
     </w:rPr>
   </w:style>
-  <w:style w:type="paragraph" w:customStyle="1" w:styleId="Heading2">
-    <w:name w:val="Heading 2"/>
+  <w:style w:type="paragraph" w:customStyle="1" w:styleId="Ttulo21">
+    <w:name w:val="Título 21"/>
     <w:basedOn w:val="Normal"/>
     <w:rsid w:val="00BE25B6"/>
     <w:pPr>
@@ -7991,8 +9158,8 @@
       <w:spacing w:after="120" w:line="480" w:lineRule="auto"/>
     </w:pPr>
   </w:style>
-  <w:style w:type="paragraph" w:customStyle="1" w:styleId="Heading1">
-    <w:name w:val="Heading 1"/>
+  <w:style w:type="paragraph" w:customStyle="1" w:styleId="Ttulo11">
+    <w:name w:val="Título 11"/>
     <w:basedOn w:val="Normal"/>
     <w:rsid w:val="00BE25B6"/>
     <w:pPr>
@@ -8006,8 +9173,8 @@
       <w:lang w:val="es-MX"/>
     </w:rPr>
   </w:style>
-  <w:style w:type="paragraph" w:customStyle="1" w:styleId="BodyText2">
-    <w:name w:val="Body Text 2"/>
+  <w:style w:type="paragraph" w:customStyle="1" w:styleId="Textoindependiente21">
+    <w:name w:val="Texto independiente 21"/>
     <w:basedOn w:val="Normal"/>
     <w:rsid w:val="00BE25B6"/>
     <w:pPr>
@@ -8023,8 +9190,8 @@
       <w:sz w:val="24"/>
     </w:rPr>
   </w:style>
-  <w:style w:type="paragraph" w:customStyle="1" w:styleId="BodyText3">
-    <w:name w:val="Body Text 3"/>
+  <w:style w:type="paragraph" w:customStyle="1" w:styleId="Textoindependiente31">
+    <w:name w:val="Texto independiente 31"/>
     <w:basedOn w:val="Normal"/>
     <w:rsid w:val="00BE25B6"/>
     <w:pPr>

--- a/backend/templates/EDOMEX_MUTUO_M_SOLTERA.docx
+++ b/backend/templates/EDOMEX_MUTUO_M_SOLTERA.docx
@@ -123,8 +123,8 @@
         </w:rPr>
         <w:t>VOLUMEN NÚMERO</w:t>
       </w:r>
-      <w:bookmarkStart w:id="0" w:name="_Hlk30500945"/>
-      <w:bookmarkStart w:id="1" w:name="_Hlk25759886"/>
+      <w:bookmarkStart w:id="0" w:name="_Hlk25759886"/>
+      <w:bookmarkStart w:id="1" w:name="_Hlk30500945"/>
       <w:r>
         <w:rPr>
           <w:rFonts w:ascii="Arial" w:hAnsi="Arial" w:cs="Arial"/>
@@ -235,62 +235,62 @@
         </w:rPr>
         <w:t>/</w:t>
       </w:r>
+      <w:bookmarkEnd w:id="1"/>
+      <w:r>
+        <w:rPr>
+          <w:rFonts w:ascii="Arial" w:hAnsi="Arial" w:cs="Arial"/>
+          <w:sz w:val="14"/>
+          <w:szCs w:val="14"/>
+          <w:lang w:val="pt-PT"/>
+        </w:rPr>
+        <w:t>JCOR</w:t>
+      </w:r>
+      <w:r>
+        <w:rPr>
+          <w:rFonts w:ascii="Arial" w:hAnsi="Arial" w:cs="Arial"/>
+          <w:sz w:val="14"/>
+          <w:szCs w:val="14"/>
+          <w:lang w:val="pt-PT"/>
+        </w:rPr>
+        <w:t>/</w:t>
+      </w:r>
+      <w:r>
+        <w:rPr>
+          <w:rFonts w:ascii="Arial" w:hAnsi="Arial" w:cs="Arial"/>
+          <w:sz w:val="14"/>
+          <w:szCs w:val="14"/>
+          <w:lang w:val="pt-PT"/>
+        </w:rPr>
+        <w:t xml:space="preserve">    </w:t>
+      </w:r>
+      <w:r>
+        <w:rPr>
+          <w:rFonts w:ascii="Arial" w:hAnsi="Arial" w:cs="Arial"/>
+          <w:sz w:val="14"/>
+          <w:szCs w:val="14"/>
+          <w:lang w:val="pt-PT"/>
+        </w:rPr>
+        <w:t>/</w:t>
+      </w:r>
+      <w:r>
+        <w:rPr>
+          <w:rFonts w:ascii="Arial" w:hAnsi="Arial" w:cs="Arial"/>
+          <w:sz w:val="14"/>
+          <w:szCs w:val="14"/>
+          <w:lang w:val="pt-PT"/>
+        </w:rPr>
+        <w:t xml:space="preserve">    </w:t>
+      </w:r>
+      <w:r>
+        <w:rPr>
+          <w:rFonts w:ascii="Arial" w:hAnsi="Arial" w:cs="Arial"/>
+          <w:sz w:val="14"/>
+          <w:szCs w:val="14"/>
+          <w:lang w:val="pt-PT"/>
+        </w:rPr>
+        <w:t xml:space="preserve">/    </w:t>
+      </w:r>
       <w:bookmarkEnd w:id="0"/>
-      <w:r>
-        <w:rPr>
-          <w:rFonts w:ascii="Arial" w:hAnsi="Arial" w:cs="Arial"/>
-          <w:sz w:val="14"/>
-          <w:szCs w:val="14"/>
-          <w:lang w:val="pt-PT"/>
-        </w:rPr>
-        <w:t>JCOR</w:t>
-      </w:r>
-      <w:r>
-        <w:rPr>
-          <w:rFonts w:ascii="Arial" w:hAnsi="Arial" w:cs="Arial"/>
-          <w:sz w:val="14"/>
-          <w:szCs w:val="14"/>
-          <w:lang w:val="pt-PT"/>
-        </w:rPr>
-        <w:t>/</w:t>
-      </w:r>
-      <w:r>
-        <w:rPr>
-          <w:rFonts w:ascii="Arial" w:hAnsi="Arial" w:cs="Arial"/>
-          <w:sz w:val="14"/>
-          <w:szCs w:val="14"/>
-          <w:lang w:val="pt-PT"/>
-        </w:rPr>
-        <w:t xml:space="preserve">    </w:t>
-      </w:r>
-      <w:r>
-        <w:rPr>
-          <w:rFonts w:ascii="Arial" w:hAnsi="Arial" w:cs="Arial"/>
-          <w:sz w:val="14"/>
-          <w:szCs w:val="14"/>
-          <w:lang w:val="pt-PT"/>
-        </w:rPr>
-        <w:t>/</w:t>
-      </w:r>
-      <w:r>
-        <w:rPr>
-          <w:rFonts w:ascii="Arial" w:hAnsi="Arial" w:cs="Arial"/>
-          <w:sz w:val="14"/>
-          <w:szCs w:val="14"/>
-          <w:lang w:val="pt-PT"/>
-        </w:rPr>
-        <w:t xml:space="preserve">    </w:t>
-      </w:r>
-      <w:r>
-        <w:rPr>
-          <w:rFonts w:ascii="Arial" w:hAnsi="Arial" w:cs="Arial"/>
-          <w:sz w:val="14"/>
-          <w:szCs w:val="14"/>
-          <w:lang w:val="pt-PT"/>
-        </w:rPr>
-        <w:t xml:space="preserve">/    </w:t>
-      </w:r>
-      <w:bookmarkEnd w:id="1"/>
       <w:r>
         <w:rPr>
           <w:rFonts w:ascii="Arial" w:hAnsi="Arial" w:cs="Arial"/>
@@ -356,8 +356,8 @@
         </w:rPr>
         <w:tab/>
       </w:r>
-      <w:bookmarkStart w:id="2" w:name="_Hlk43303158"/>
-      <w:bookmarkStart w:id="3" w:name="_Hlk15562154"/>
+      <w:bookmarkStart w:id="2" w:name="_Hlk15562154"/>
+      <w:bookmarkStart w:id="3" w:name="_Hlk43303158"/>
     </w:p>
     <w:p>
       <w:pPr>
@@ -549,71 +549,16 @@
         </w:rPr>
         <w:t xml:space="preserve">A FAVOR DE LA SEÑORA </w:t>
       </w:r>
-      <w:proofErr w:type="gramStart"/>
-      <w:r>
-        <w:rPr>
-          <w:rFonts w:ascii="Arial" w:hAnsi="Arial" w:cs="Arial"/>
-          <w:b/>
-          <w:sz w:val="14"/>
-          <w:szCs w:val="14"/>
-          <w:lang w:val="es-MX"/>
-        </w:rPr>
-        <w:t xml:space="preserve">{{ </w:t>
-      </w:r>
-      <w:proofErr w:type="spellStart"/>
-      <w:r>
-        <w:rPr>
-          <w:rFonts w:ascii="Arial" w:hAnsi="Arial" w:cs="Arial"/>
-          <w:b/>
-          <w:sz w:val="14"/>
-          <w:szCs w:val="14"/>
-          <w:lang w:val="es-MX"/>
-        </w:rPr>
-        <w:t>nombre</w:t>
-      </w:r>
-      <w:proofErr w:type="gramEnd"/>
-      <w:r>
-        <w:rPr>
-          <w:rFonts w:ascii="Arial" w:hAnsi="Arial" w:cs="Arial"/>
-          <w:b/>
-          <w:sz w:val="14"/>
-          <w:szCs w:val="14"/>
-          <w:lang w:val="es-MX"/>
-        </w:rPr>
-        <w:t>_</w:t>
-      </w:r>
-      <w:proofErr w:type="gramStart"/>
-      <w:r>
-        <w:rPr>
-          <w:rFonts w:ascii="Arial" w:hAnsi="Arial" w:cs="Arial"/>
-          <w:b/>
-          <w:sz w:val="14"/>
-          <w:szCs w:val="14"/>
-          <w:lang w:val="es-MX"/>
-        </w:rPr>
-        <w:t>acreditado</w:t>
-      </w:r>
-      <w:proofErr w:type="spellEnd"/>
-      <w:r>
-        <w:rPr>
-          <w:rFonts w:ascii="Arial" w:hAnsi="Arial" w:cs="Arial"/>
-          <w:b/>
-          <w:sz w:val="14"/>
-          <w:szCs w:val="14"/>
-          <w:lang w:val="es-MX"/>
-        </w:rPr>
-        <w:t xml:space="preserve"> }</w:t>
-      </w:r>
-      <w:proofErr w:type="gramEnd"/>
-      <w:r>
-        <w:rPr>
-          <w:rFonts w:ascii="Arial" w:hAnsi="Arial" w:cs="Arial"/>
-          <w:b/>
-          <w:sz w:val="14"/>
-          <w:szCs w:val="14"/>
-          <w:lang w:val="es-MX"/>
-        </w:rPr>
-        <w:t>}</w:t>
+      <w:r>
+        <w:rPr>
+          <w:rFonts w:ascii="Arial" w:hAnsi="Arial" w:cs="Arial"/>
+          <w:b/>
+          <w:bCs/>
+          <w:sz w:val="14"/>
+          <w:szCs w:val="14"/>
+          <w:lang w:val="es-ES"/>
+        </w:rPr>
+        <w:t>***</w:t>
       </w:r>
       <w:r>
         <w:rPr>
@@ -689,7 +634,7 @@
         </w:rPr>
         <w:tab/>
       </w:r>
-      <w:bookmarkEnd w:id="2"/>
+      <w:bookmarkEnd w:id="3"/>
     </w:p>
     <w:p>
       <w:pPr>
@@ -787,7 +732,7 @@
           <w:szCs w:val="14"/>
           <w:lang w:val="es-ES" w:eastAsia="es-MX"/>
         </w:rPr>
-        <w:t>del año dos mil veinti</w:t>
+        <w:t xml:space="preserve">del año dos mil </w:t>
       </w:r>
       <w:r>
         <w:rPr>
@@ -796,7 +741,7 @@
           <w:szCs w:val="14"/>
           <w:lang w:val="es-ES" w:eastAsia="es-MX"/>
         </w:rPr>
-        <w:t>séis</w:t>
+        <w:t>veintiséis</w:t>
       </w:r>
       <w:r>
         <w:rPr>
@@ -954,7 +899,7 @@
         <w:t>--------------------------------------------------------------------------------------------------------------------------------------------------------------------------------------</w:t>
       </w:r>
     </w:p>
-    <w:bookmarkEnd w:id="3"/>
+    <w:bookmarkEnd w:id="2"/>
     <w:p>
       <w:pPr>
         <w:pStyle w:val="Sinespaciado"/>
@@ -1345,18 +1290,20 @@
         <w:spacing w:line="360" w:lineRule="auto"/>
         <w:jc w:val="both"/>
         <w:rPr>
-          <w:rFonts w:ascii="Arial" w:eastAsia="Batang" w:hAnsi="Arial" w:cs="Arial"/>
-          <w:sz w:val="14"/>
-          <w:szCs w:val="14"/>
-        </w:rPr>
-      </w:pPr>
-      <w:r>
-        <w:rPr>
-          <w:rFonts w:ascii="Arial" w:hAnsi="Arial" w:cs="Arial"/>
+          <w:rFonts w:ascii="Arial" w:hAnsi="Arial" w:cs="Arial"/>
+          <w:b/>
           <w:sz w:val="14"/>
           <w:szCs w:val="14"/>
           <w:lang w:val="es-MX"/>
         </w:rPr>
+      </w:pPr>
+      <w:r>
+        <w:rPr>
+          <w:rFonts w:ascii="Arial" w:hAnsi="Arial" w:cs="Arial"/>
+          <w:sz w:val="14"/>
+          <w:szCs w:val="14"/>
+          <w:lang w:val="es-MX"/>
+        </w:rPr>
         <w:t xml:space="preserve">-------- </w:t>
       </w:r>
       <w:r>
@@ -1365,37 +1312,123 @@
           <w:b/>
           <w:sz w:val="14"/>
           <w:szCs w:val="14"/>
-        </w:rPr>
-        <w:t xml:space="preserve">I.- </w:t>
-      </w:r>
-      <w:r>
-        <w:rPr>
-          <w:rFonts w:ascii="Arial" w:eastAsia="Batang" w:hAnsi="Arial" w:cs="Arial"/>
-          <w:b/>
+          <w:lang w:val="es-MX"/>
+        </w:rPr>
+        <w:t>I.- OTORGAMIENTO DE MUTUO CON INTERÉS Y CONSTITUCIÓN DE GARANTÍA HIPOTECARIA.-</w:t>
+      </w:r>
+      <w:r>
+        <w:rPr>
+          <w:rFonts w:ascii="Arial" w:eastAsia="Batang" w:hAnsi="Arial" w:cs="Arial"/>
+          <w:b/>
+          <w:sz w:val="14"/>
+          <w:szCs w:val="14"/>
+          <w:lang w:val="es-MX"/>
+        </w:rPr>
+        <w:t xml:space="preserve"> </w:t>
+      </w:r>
+      <w:r>
+        <w:rPr>
+          <w:rFonts w:ascii="Arial" w:eastAsia="Batang" w:hAnsi="Arial" w:cs="Arial"/>
+          <w:sz w:val="14"/>
+          <w:szCs w:val="14"/>
+        </w:rPr>
+        <w:t>Por instrumento</w:t>
+      </w:r>
+      <w:r>
+        <w:rPr>
+          <w:rFonts w:ascii="Arial" w:eastAsia="Batang" w:hAnsi="Arial" w:cs="Arial"/>
+          <w:sz w:val="14"/>
+          <w:szCs w:val="14"/>
+        </w:rPr>
+        <w:t xml:space="preserve"> número        </w:t>
+      </w:r>
+      <w:r>
+        <w:rPr>
+          <w:rFonts w:ascii="Arial" w:eastAsia="Batang" w:hAnsi="Arial" w:cs="Arial"/>
+          <w:sz w:val="14"/>
+          <w:szCs w:val="14"/>
+        </w:rPr>
+        <w:t>, de fecha</w:t>
+      </w:r>
+      <w:r>
+        <w:rPr>
+          <w:rFonts w:ascii="Arial" w:eastAsia="Batang" w:hAnsi="Arial" w:cs="Arial"/>
+          <w:sz w:val="14"/>
+          <w:szCs w:val="14"/>
+        </w:rPr>
+        <w:t xml:space="preserve">       </w:t>
+      </w:r>
+      <w:r>
+        <w:rPr>
+          <w:rFonts w:ascii="Arial" w:eastAsia="Batang" w:hAnsi="Arial" w:cs="Arial"/>
+          <w:sz w:val="14"/>
+          <w:szCs w:val="14"/>
+        </w:rPr>
+        <w:t xml:space="preserve">, </w:t>
+      </w:r>
+      <w:bookmarkStart w:id="4" w:name="_Hlk150602556"/>
+      <w:r>
+        <w:rPr>
+          <w:rFonts w:ascii="Arial" w:eastAsia="Batang" w:hAnsi="Arial" w:cs="Arial"/>
           <w:sz w:val="14"/>
           <w:szCs w:val="14"/>
           <w:lang w:val="es-ES"/>
         </w:rPr>
-        <w:t xml:space="preserve">OTORGAMIENTO DE CRÉDITO Y CONSTITUCIÓN DE GARANTÍA </w:t>
-      </w:r>
-      <w:r>
-        <w:rPr>
-          <w:rFonts w:ascii="Arial" w:eastAsia="Batang" w:hAnsi="Arial" w:cs="Arial"/>
-          <w:b/>
+        <w:t>otorgado ante la fe del Licenciado</w:t>
+      </w:r>
+      <w:r>
+        <w:rPr>
+          <w:rFonts w:ascii="Arial" w:eastAsia="Batang" w:hAnsi="Arial" w:cs="Arial"/>
           <w:sz w:val="14"/>
           <w:szCs w:val="14"/>
           <w:lang w:val="es-ES"/>
         </w:rPr>
-        <w:t>HIPOTECARIA</w:t>
-      </w:r>
-      <w:r>
-        <w:rPr>
-          <w:rFonts w:ascii="Arial" w:eastAsia="Batang" w:hAnsi="Arial" w:cs="Arial"/>
-          <w:b/>
-          <w:sz w:val="14"/>
-          <w:szCs w:val="14"/>
-        </w:rPr>
-        <w:t>. -</w:t>
+        <w:t xml:space="preserve">                                </w:t>
+      </w:r>
+      <w:r>
+        <w:rPr>
+          <w:rFonts w:ascii="Arial" w:eastAsia="Batang" w:hAnsi="Arial" w:cs="Arial"/>
+          <w:sz w:val="14"/>
+          <w:szCs w:val="14"/>
+          <w:lang w:val="es-ES"/>
+        </w:rPr>
+        <w:t>,</w:t>
+      </w:r>
+      <w:bookmarkEnd w:id="4"/>
+      <w:r>
+        <w:rPr>
+          <w:rFonts w:ascii="Arial" w:eastAsia="Batang" w:hAnsi="Arial" w:cs="Arial"/>
+          <w:sz w:val="14"/>
+          <w:szCs w:val="14"/>
+        </w:rPr>
+        <w:t xml:space="preserve"> se hizo constar entre otros </w:t>
+      </w:r>
+      <w:r>
+        <w:rPr>
+          <w:rFonts w:ascii="Arial" w:eastAsia="Batang" w:hAnsi="Arial" w:cs="Arial"/>
+          <w:sz w:val="14"/>
+          <w:szCs w:val="14"/>
+        </w:rPr>
+        <w:t>actos,</w:t>
+      </w:r>
+      <w:r>
+        <w:rPr>
+          <w:rFonts w:ascii="Arial" w:eastAsia="Batang" w:hAnsi="Arial" w:cs="Arial"/>
+          <w:bCs/>
+          <w:sz w:val="14"/>
+          <w:szCs w:val="14"/>
+          <w:lang w:val="es-MX"/>
+        </w:rPr>
+        <w:t xml:space="preserve"> el otorgamiento de mutuo con interés y constitución de garantía hipotecaria</w:t>
+      </w:r>
+      <w:r>
+        <w:rPr>
+          <w:rFonts w:ascii="Arial" w:eastAsia="Batang" w:hAnsi="Arial" w:cs="Arial"/>
+          <w:bCs/>
+          <w:sz w:val="14"/>
+          <w:szCs w:val="14"/>
+        </w:rPr>
+        <w:t>,</w:t>
       </w:r>
       <w:r>
         <w:rPr>
@@ -1412,35 +1445,29 @@
           <w:sz w:val="14"/>
           <w:szCs w:val="14"/>
         </w:rPr>
-        <w:t xml:space="preserve">Por </w:t>
-      </w:r>
-      <w:r>
-        <w:rPr>
-          <w:rFonts w:ascii="Arial" w:eastAsia="Batang" w:hAnsi="Arial" w:cs="Arial"/>
-          <w:sz w:val="14"/>
-          <w:szCs w:val="14"/>
-        </w:rPr>
-        <w:t>i</w:t>
-      </w:r>
-      <w:r>
-        <w:rPr>
-          <w:rFonts w:ascii="Arial" w:eastAsia="Batang" w:hAnsi="Arial" w:cs="Arial"/>
-          <w:sz w:val="14"/>
-          <w:szCs w:val="14"/>
-        </w:rPr>
-        <w:t>nstrumento</w:t>
-      </w:r>
-      <w:r>
-        <w:rPr>
-          <w:rFonts w:ascii="Arial" w:eastAsia="Batang" w:hAnsi="Arial" w:cs="Arial"/>
-          <w:sz w:val="14"/>
-          <w:szCs w:val="14"/>
-        </w:rPr>
-        <w:t xml:space="preserve"> número</w:t>
-      </w:r>
-      <w:r>
-        <w:rPr>
-          <w:rFonts w:ascii="Arial" w:eastAsia="Batang" w:hAnsi="Arial" w:cs="Arial"/>
+        <w:t xml:space="preserve">por medio del cual el </w:t>
+      </w:r>
+      <w:r>
+        <w:rPr>
+          <w:rFonts w:ascii="Arial" w:eastAsia="Batang" w:hAnsi="Arial" w:cs="Arial"/>
+          <w:b/>
+          <w:sz w:val="14"/>
+          <w:szCs w:val="14"/>
+        </w:rPr>
+        <w:t>INSTITUTO DEL FONDO NACIONAL DE LA VIVIENDA PARA LOS TRABAJADORES</w:t>
+      </w:r>
+      <w:r>
+        <w:rPr>
+          <w:rFonts w:ascii="Arial" w:eastAsia="Batang" w:hAnsi="Arial" w:cs="Arial"/>
+          <w:sz w:val="14"/>
+          <w:szCs w:val="14"/>
+        </w:rPr>
+        <w:t>,</w:t>
+      </w:r>
+      <w:r>
+        <w:rPr>
+          <w:rFonts w:ascii="Arial" w:eastAsia="Batang" w:hAnsi="Arial" w:cs="Arial"/>
+          <w:b/>
           <w:sz w:val="14"/>
           <w:szCs w:val="14"/>
         </w:rPr>
@@ -1449,639 +1476,153 @@
       <w:r>
         <w:rPr>
           <w:rFonts w:ascii="Arial" w:eastAsia="Batang" w:hAnsi="Arial" w:cs="Arial"/>
-          <w:b/>
-          <w:bCs/>
+          <w:sz w:val="14"/>
+          <w:szCs w:val="14"/>
+        </w:rPr>
+        <w:t>otorgó a</w:t>
+      </w:r>
+      <w:r>
+        <w:rPr>
+          <w:rFonts w:ascii="Arial" w:eastAsia="Batang" w:hAnsi="Arial" w:cs="Arial"/>
+          <w:sz w:val="14"/>
+          <w:szCs w:val="14"/>
+        </w:rPr>
+        <w:t xml:space="preserve"> </w:t>
+      </w:r>
+      <w:r>
+        <w:rPr>
+          <w:rFonts w:ascii="Arial" w:eastAsia="Batang" w:hAnsi="Arial" w:cs="Arial"/>
+          <w:sz w:val="14"/>
+          <w:szCs w:val="14"/>
+        </w:rPr>
+        <w:t>l</w:t>
+      </w:r>
+      <w:r>
+        <w:rPr>
+          <w:rFonts w:ascii="Arial" w:eastAsia="Batang" w:hAnsi="Arial" w:cs="Arial"/>
+          <w:sz w:val="14"/>
+          <w:szCs w:val="14"/>
+        </w:rPr>
+        <w:t>a</w:t>
+      </w:r>
+      <w:r>
+        <w:rPr>
+          <w:rFonts w:ascii="Arial" w:eastAsia="Batang" w:hAnsi="Arial" w:cs="Arial"/>
+          <w:sz w:val="14"/>
+          <w:szCs w:val="14"/>
+        </w:rPr>
+        <w:t xml:space="preserve"> señor</w:t>
+      </w:r>
+      <w:r>
+        <w:rPr>
+          <w:rFonts w:ascii="Arial" w:eastAsia="Batang" w:hAnsi="Arial" w:cs="Arial"/>
+          <w:sz w:val="14"/>
+          <w:szCs w:val="14"/>
+        </w:rPr>
+        <w:t>a</w:t>
+      </w:r>
+      <w:r>
+        <w:rPr>
+          <w:rFonts w:ascii="Arial" w:eastAsia="Batang" w:hAnsi="Arial" w:cs="Arial"/>
+          <w:sz w:val="14"/>
+          <w:szCs w:val="14"/>
+        </w:rPr>
+        <w:t xml:space="preserve"> </w:t>
+      </w:r>
+      <w:r>
+        <w:rPr>
+          <w:rFonts w:ascii="Arial" w:hAnsi="Arial" w:cs="Arial"/>
+          <w:b/>
+          <w:bCs/>
+          <w:sz w:val="14"/>
+          <w:szCs w:val="14"/>
+        </w:rPr>
+        <w:t>***</w:t>
+      </w:r>
+      <w:r>
+        <w:rPr>
+          <w:rFonts w:ascii="Arial" w:hAnsi="Arial" w:cs="Arial"/>
+          <w:bCs/>
+          <w:sz w:val="14"/>
+          <w:szCs w:val="14"/>
+        </w:rPr>
+        <w:t xml:space="preserve">, </w:t>
+      </w:r>
+      <w:r>
+        <w:rPr>
+          <w:rFonts w:ascii="Arial" w:eastAsia="Batang" w:hAnsi="Arial" w:cs="Arial"/>
+          <w:bCs/>
+          <w:sz w:val="14"/>
+          <w:szCs w:val="14"/>
+        </w:rPr>
+        <w:t xml:space="preserve">un crédito </w:t>
+      </w:r>
+      <w:r>
+        <w:rPr>
+          <w:rFonts w:ascii="Arial" w:eastAsia="Batang" w:hAnsi="Arial" w:cs="Arial"/>
+          <w:sz w:val="14"/>
+          <w:szCs w:val="14"/>
+        </w:rPr>
+        <w:t>hasta por</w:t>
+      </w:r>
+      <w:r>
+        <w:rPr>
+          <w:rFonts w:ascii="Arial" w:eastAsia="Batang" w:hAnsi="Arial" w:cs="Arial"/>
+          <w:sz w:val="14"/>
+          <w:szCs w:val="14"/>
+        </w:rPr>
+        <w:t xml:space="preserve">                           veces el salario mínimo mensual </w:t>
+      </w:r>
+      <w:r>
+        <w:rPr>
+          <w:rFonts w:ascii="Arial" w:hAnsi="Arial" w:cs="Arial"/>
+          <w:bCs/>
+          <w:sz w:val="14"/>
+          <w:szCs w:val="14"/>
+        </w:rPr>
+        <w:t>v</w:t>
+      </w:r>
+      <w:r>
+        <w:rPr>
+          <w:rFonts w:ascii="Arial" w:eastAsia="Batang" w:hAnsi="Arial" w:cs="Arial"/>
+          <w:sz w:val="14"/>
+          <w:szCs w:val="14"/>
+        </w:rPr>
+        <w:t>igente en ese entonces en el Distrito Federal</w:t>
+      </w:r>
+      <w:r>
+        <w:rPr>
+          <w:rFonts w:ascii="Arial" w:eastAsia="Batang" w:hAnsi="Arial" w:cs="Arial"/>
+          <w:b/>
+          <w:bCs/>
+          <w:iCs/>
           <w:sz w:val="14"/>
           <w:szCs w:val="14"/>
           <w:lang w:val="es-MX"/>
         </w:rPr>
-        <w:t xml:space="preserve">{{ </w:t>
-      </w:r>
-      <w:proofErr w:type="spellStart"/>
-      <w:r>
-        <w:rPr>
-          <w:rFonts w:ascii="Arial" w:eastAsia="Batang" w:hAnsi="Arial" w:cs="Arial"/>
-          <w:b/>
-          <w:bCs/>
+        <w:t xml:space="preserve">, </w:t>
+      </w:r>
+      <w:r>
+        <w:rPr>
+          <w:rFonts w:ascii="Arial" w:eastAsia="Batang" w:hAnsi="Arial" w:cs="Arial"/>
+          <w:iCs/>
           <w:sz w:val="14"/>
           <w:szCs w:val="14"/>
           <w:lang w:val="es-MX"/>
         </w:rPr>
-        <w:t>numero_carta</w:t>
-      </w:r>
-      <w:proofErr w:type="spellEnd"/>
-      <w:r>
-        <w:rPr>
-          <w:rFonts w:ascii="Arial" w:eastAsia="Batang" w:hAnsi="Arial" w:cs="Arial"/>
-          <w:b/>
-          <w:bCs/>
+        <w:t xml:space="preserve">equivalente a esa fecha a la cantidad de </w:t>
+      </w:r>
+      <w:r>
+        <w:rPr>
+          <w:rFonts w:ascii="Arial" w:eastAsia="Batang" w:hAnsi="Arial" w:cs="Arial"/>
+          <w:b/>
+          <w:bCs/>
+          <w:iCs/>
           <w:sz w:val="14"/>
           <w:szCs w:val="14"/>
           <w:lang w:val="es-MX"/>
         </w:rPr>
-        <w:t xml:space="preserve"> }}</w:t>
-      </w:r>
-      <w:r>
-        <w:rPr>
-          <w:rFonts w:ascii="Arial" w:eastAsia="Batang" w:hAnsi="Arial" w:cs="Arial"/>
-          <w:sz w:val="14"/>
-          <w:szCs w:val="14"/>
-        </w:rPr>
-        <w:t>,</w:t>
-      </w:r>
-      <w:r>
-        <w:rPr>
-          <w:rFonts w:ascii="Arial" w:eastAsia="Batang" w:hAnsi="Arial" w:cs="Arial"/>
-          <w:sz w:val="14"/>
-          <w:szCs w:val="14"/>
-        </w:rPr>
-        <w:t xml:space="preserve"> </w:t>
-      </w:r>
-      <w:r>
-        <w:rPr>
-          <w:rFonts w:ascii="Arial" w:eastAsia="Batang" w:hAnsi="Arial" w:cs="Arial"/>
-          <w:sz w:val="14"/>
-          <w:szCs w:val="14"/>
-        </w:rPr>
-        <w:t>de fecha</w:t>
-      </w:r>
-      <w:r>
-        <w:rPr>
-          <w:rFonts w:ascii="Arial" w:eastAsia="Batang" w:hAnsi="Arial" w:cs="Arial"/>
-          <w:sz w:val="14"/>
-          <w:szCs w:val="14"/>
-        </w:rPr>
-        <w:t xml:space="preserve"> </w:t>
-      </w:r>
-      <w:r>
-        <w:rPr>
-          <w:rFonts w:ascii="Arial" w:eastAsia="Batang" w:hAnsi="Arial" w:cs="Arial"/>
-          <w:sz w:val="14"/>
-          <w:szCs w:val="14"/>
-          <w:lang w:val="es-MX"/>
-        </w:rPr>
-        <w:t xml:space="preserve">{{ </w:t>
-      </w:r>
-      <w:proofErr w:type="spellStart"/>
-      <w:r>
-        <w:rPr>
-          <w:rFonts w:ascii="Arial" w:eastAsia="Batang" w:hAnsi="Arial" w:cs="Arial"/>
-          <w:sz w:val="14"/>
-          <w:szCs w:val="14"/>
-          <w:lang w:val="es-MX"/>
-        </w:rPr>
-        <w:t>fecha</w:t>
-      </w:r>
-      <w:r>
-        <w:rPr>
-          <w:rFonts w:ascii="Arial" w:eastAsia="Batang" w:hAnsi="Arial" w:cs="Arial"/>
-          <w:sz w:val="14"/>
-          <w:szCs w:val="14"/>
-          <w:lang w:val="es-MX"/>
-        </w:rPr>
-        <w:t>_expedicion</w:t>
-      </w:r>
-      <w:proofErr w:type="spellEnd"/>
-      <w:r>
-        <w:rPr>
-          <w:rFonts w:ascii="Arial" w:eastAsia="Batang" w:hAnsi="Arial" w:cs="Arial"/>
-          <w:sz w:val="14"/>
-          <w:szCs w:val="14"/>
-          <w:lang w:val="es-MX"/>
-        </w:rPr>
-        <w:t xml:space="preserve"> }}</w:t>
-      </w:r>
-      <w:r>
-        <w:rPr>
-          <w:rFonts w:ascii="Arial" w:eastAsia="Batang" w:hAnsi="Arial" w:cs="Arial"/>
-          <w:sz w:val="14"/>
-          <w:szCs w:val="14"/>
-        </w:rPr>
-        <w:t>,</w:t>
-      </w:r>
-      <w:bookmarkStart w:id="4" w:name="_Hlk150194100"/>
-      <w:r>
-        <w:rPr>
-          <w:rFonts w:ascii="Arial" w:eastAsia="Batang" w:hAnsi="Arial" w:cs="Arial"/>
-          <w:sz w:val="14"/>
-          <w:szCs w:val="14"/>
-        </w:rPr>
-        <w:t xml:space="preserve"> </w:t>
-      </w:r>
-      <w:r>
-        <w:rPr>
-          <w:rFonts w:ascii="Arial" w:eastAsia="Batang" w:hAnsi="Arial" w:cs="Arial"/>
-          <w:sz w:val="14"/>
-          <w:szCs w:val="14"/>
-          <w:lang w:val="es-ES"/>
-        </w:rPr>
-        <w:t>otorgado ante</w:t>
-      </w:r>
-      <w:bookmarkEnd w:id="4"/>
-      <w:r>
-        <w:rPr>
-          <w:rFonts w:ascii="Arial" w:eastAsia="Batang" w:hAnsi="Arial" w:cs="Arial"/>
-          <w:sz w:val="14"/>
-          <w:szCs w:val="14"/>
-          <w:lang w:val="es-ES"/>
-        </w:rPr>
-        <w:t xml:space="preserve"> la fe del Licenciado</w:t>
-      </w:r>
-      <w:r>
-        <w:rPr>
-          <w:rFonts w:ascii="Arial" w:eastAsia="Batang" w:hAnsi="Arial" w:cs="Arial"/>
-          <w:sz w:val="14"/>
-          <w:szCs w:val="14"/>
-          <w:lang w:val="es-ES"/>
-        </w:rPr>
-        <w:t xml:space="preserve"> </w:t>
-      </w:r>
-      <w:r>
-        <w:rPr>
-          <w:rFonts w:ascii="Arial" w:eastAsia="Batang" w:hAnsi="Arial" w:cs="Arial"/>
-          <w:bCs/>
-          <w:sz w:val="14"/>
-          <w:szCs w:val="14"/>
-          <w:lang w:val="es-MX"/>
-        </w:rPr>
-        <w:t xml:space="preserve">{{ </w:t>
-      </w:r>
-      <w:proofErr w:type="spellStart"/>
-      <w:r>
-        <w:rPr>
-          <w:rFonts w:ascii="Arial" w:eastAsia="Batang" w:hAnsi="Arial" w:cs="Arial"/>
-          <w:bCs/>
-          <w:sz w:val="14"/>
-          <w:szCs w:val="14"/>
-          <w:lang w:val="es-MX"/>
-        </w:rPr>
-        <w:t>nombre_notario</w:t>
-      </w:r>
-      <w:proofErr w:type="spellEnd"/>
-      <w:r>
-        <w:rPr>
-          <w:rFonts w:ascii="Arial" w:eastAsia="Batang" w:hAnsi="Arial" w:cs="Arial"/>
-          <w:bCs/>
-          <w:sz w:val="14"/>
-          <w:szCs w:val="14"/>
-          <w:lang w:val="es-MX"/>
-        </w:rPr>
-        <w:t xml:space="preserve"> }}</w:t>
-      </w:r>
-      <w:r>
-        <w:rPr>
-          <w:rFonts w:ascii="Arial" w:eastAsia="Batang" w:hAnsi="Arial" w:cs="Arial"/>
-          <w:sz w:val="14"/>
-          <w:szCs w:val="14"/>
-        </w:rPr>
-        <w:t>,</w:t>
-      </w:r>
-      <w:r>
-        <w:rPr>
-          <w:rFonts w:ascii="Arial" w:eastAsia="Batang" w:hAnsi="Arial" w:cs="Arial"/>
-          <w:sz w:val="14"/>
-          <w:szCs w:val="14"/>
-        </w:rPr>
-        <w:t xml:space="preserve"> </w:t>
-      </w:r>
-      <w:r>
-        <w:rPr>
-          <w:rFonts w:ascii="Arial" w:eastAsia="Batang" w:hAnsi="Arial" w:cs="Arial"/>
-          <w:sz w:val="14"/>
-          <w:szCs w:val="14"/>
-        </w:rPr>
-        <w:t xml:space="preserve">se hizo constar </w:t>
-      </w:r>
-      <w:r>
-        <w:rPr>
-          <w:rFonts w:ascii="Arial" w:eastAsia="Batang" w:hAnsi="Arial" w:cs="Arial"/>
-          <w:sz w:val="14"/>
-          <w:szCs w:val="14"/>
-        </w:rPr>
-        <w:t>entre otros actos</w:t>
-      </w:r>
-      <w:r>
-        <w:rPr>
-          <w:rFonts w:ascii="Arial" w:eastAsia="Batang" w:hAnsi="Arial" w:cs="Arial"/>
-          <w:sz w:val="14"/>
-          <w:szCs w:val="14"/>
-        </w:rPr>
-        <w:t>,</w:t>
-      </w:r>
-      <w:r>
-        <w:rPr>
-          <w:rFonts w:ascii="Arial" w:eastAsia="Batang" w:hAnsi="Arial" w:cs="Arial"/>
-          <w:sz w:val="14"/>
-          <w:szCs w:val="14"/>
-        </w:rPr>
-        <w:t xml:space="preserve"> </w:t>
-      </w:r>
-      <w:r>
-        <w:rPr>
-          <w:rFonts w:ascii="Arial" w:eastAsia="Batang" w:hAnsi="Arial" w:cs="Arial"/>
-          <w:bCs/>
-          <w:sz w:val="14"/>
-          <w:szCs w:val="14"/>
-        </w:rPr>
-        <w:t xml:space="preserve">el </w:t>
-      </w:r>
-      <w:r>
-        <w:rPr>
-          <w:rFonts w:ascii="Arial" w:eastAsia="Batang" w:hAnsi="Arial" w:cs="Arial"/>
-          <w:bCs/>
-          <w:sz w:val="14"/>
-          <w:szCs w:val="14"/>
-        </w:rPr>
-        <w:t>otorgamiento de crédito y constitución de garantía hipotecaria</w:t>
-      </w:r>
-      <w:r>
-        <w:rPr>
-          <w:rFonts w:ascii="Arial" w:eastAsia="Batang" w:hAnsi="Arial" w:cs="Arial"/>
-          <w:bCs/>
-          <w:sz w:val="14"/>
-          <w:szCs w:val="14"/>
-        </w:rPr>
-        <w:t>,</w:t>
-      </w:r>
-      <w:r>
-        <w:rPr>
-          <w:rFonts w:ascii="Arial" w:eastAsia="Batang" w:hAnsi="Arial" w:cs="Arial"/>
-          <w:b/>
-          <w:sz w:val="14"/>
-          <w:szCs w:val="14"/>
-        </w:rPr>
-        <w:t xml:space="preserve"> </w:t>
-      </w:r>
-      <w:r>
-        <w:rPr>
-          <w:rFonts w:ascii="Arial" w:eastAsia="Batang" w:hAnsi="Arial" w:cs="Arial"/>
-          <w:sz w:val="14"/>
-          <w:szCs w:val="14"/>
-        </w:rPr>
-        <w:t>por medio del cual</w:t>
-      </w:r>
-      <w:r>
-        <w:rPr>
-          <w:rFonts w:ascii="Arial" w:eastAsia="Batang" w:hAnsi="Arial" w:cs="Arial"/>
-          <w:sz w:val="14"/>
-          <w:szCs w:val="14"/>
-        </w:rPr>
-        <w:t xml:space="preserve"> el</w:t>
-      </w:r>
-      <w:r>
-        <w:rPr>
-          <w:rFonts w:ascii="Arial" w:eastAsia="Batang" w:hAnsi="Arial" w:cs="Arial"/>
-          <w:sz w:val="14"/>
-          <w:szCs w:val="14"/>
-        </w:rPr>
-        <w:t xml:space="preserve"> </w:t>
-      </w:r>
-      <w:r>
-        <w:rPr>
-          <w:rFonts w:ascii="Arial" w:eastAsia="Batang" w:hAnsi="Arial" w:cs="Arial"/>
-          <w:b/>
-          <w:sz w:val="14"/>
-          <w:szCs w:val="14"/>
-        </w:rPr>
-        <w:t xml:space="preserve">INSTITUTO DEL FONDO NACIONAL </w:t>
-      </w:r>
-      <w:r>
-        <w:rPr>
-          <w:rFonts w:ascii="Arial" w:eastAsia="Batang" w:hAnsi="Arial" w:cs="Arial"/>
-          <w:b/>
-          <w:sz w:val="14"/>
-          <w:szCs w:val="14"/>
-        </w:rPr>
-        <w:t xml:space="preserve">DE LA VIVIENDA </w:t>
-      </w:r>
-      <w:r>
-        <w:rPr>
-          <w:rFonts w:ascii="Arial" w:eastAsia="Batang" w:hAnsi="Arial" w:cs="Arial"/>
-          <w:b/>
-          <w:sz w:val="14"/>
-          <w:szCs w:val="14"/>
-        </w:rPr>
-        <w:t>PARA LOS TRABAJADORES</w:t>
-      </w:r>
-      <w:r>
-        <w:rPr>
-          <w:rFonts w:ascii="Arial" w:eastAsia="Batang" w:hAnsi="Arial" w:cs="Arial"/>
-          <w:sz w:val="14"/>
-          <w:szCs w:val="14"/>
-        </w:rPr>
-        <w:t>,</w:t>
-      </w:r>
-      <w:r>
-        <w:rPr>
-          <w:rFonts w:ascii="Arial" w:eastAsia="Batang" w:hAnsi="Arial" w:cs="Arial"/>
-          <w:b/>
-          <w:sz w:val="14"/>
-          <w:szCs w:val="14"/>
-        </w:rPr>
-        <w:t xml:space="preserve"> </w:t>
-      </w:r>
-      <w:r>
-        <w:rPr>
-          <w:rFonts w:ascii="Arial" w:eastAsia="Batang" w:hAnsi="Arial" w:cs="Arial"/>
-          <w:sz w:val="14"/>
-          <w:szCs w:val="14"/>
-        </w:rPr>
-        <w:t>otorg</w:t>
-      </w:r>
-      <w:r>
-        <w:rPr>
-          <w:rFonts w:ascii="Arial" w:eastAsia="Batang" w:hAnsi="Arial" w:cs="Arial"/>
-          <w:sz w:val="14"/>
-          <w:szCs w:val="14"/>
-        </w:rPr>
-        <w:t>ó</w:t>
-      </w:r>
-      <w:r>
-        <w:rPr>
-          <w:rFonts w:ascii="Arial" w:eastAsia="Batang" w:hAnsi="Arial" w:cs="Arial"/>
-          <w:sz w:val="14"/>
-          <w:szCs w:val="14"/>
-        </w:rPr>
-        <w:t xml:space="preserve"> </w:t>
-      </w:r>
-      <w:r>
-        <w:rPr>
-          <w:rFonts w:ascii="Arial" w:eastAsia="Batang" w:hAnsi="Arial" w:cs="Arial"/>
-          <w:sz w:val="14"/>
-          <w:szCs w:val="14"/>
-        </w:rPr>
-        <w:t xml:space="preserve">a la </w:t>
-      </w:r>
-      <w:r>
-        <w:rPr>
-          <w:rFonts w:ascii="Arial" w:eastAsia="Batang" w:hAnsi="Arial" w:cs="Arial"/>
-          <w:sz w:val="14"/>
-          <w:szCs w:val="14"/>
-        </w:rPr>
-        <w:t>señor</w:t>
-      </w:r>
-      <w:r>
-        <w:rPr>
-          <w:rFonts w:ascii="Arial" w:eastAsia="Batang" w:hAnsi="Arial" w:cs="Arial"/>
-          <w:sz w:val="14"/>
-          <w:szCs w:val="14"/>
-        </w:rPr>
-        <w:t>a</w:t>
-      </w:r>
-      <w:r>
-        <w:rPr>
-          <w:rFonts w:ascii="Arial" w:hAnsi="Arial" w:cs="Arial"/>
-          <w:b/>
-          <w:bCs/>
-          <w:sz w:val="14"/>
-          <w:szCs w:val="14"/>
-          <w:lang w:val="es-ES"/>
-        </w:rPr>
-        <w:t xml:space="preserve"> </w:t>
-      </w:r>
-      <w:r>
-        <w:rPr>
-          <w:rFonts w:ascii="Arial" w:hAnsi="Arial" w:cs="Arial"/>
-          <w:b/>
-          <w:sz w:val="14"/>
-          <w:szCs w:val="14"/>
-          <w:lang w:val="es-MX"/>
-        </w:rPr>
-        <w:t xml:space="preserve">{{ </w:t>
-      </w:r>
-      <w:proofErr w:type="spellStart"/>
-      <w:r>
-        <w:rPr>
-          <w:rFonts w:ascii="Arial" w:hAnsi="Arial" w:cs="Arial"/>
-          <w:b/>
-          <w:sz w:val="14"/>
-          <w:szCs w:val="14"/>
-          <w:lang w:val="es-MX"/>
-        </w:rPr>
-        <w:t>nombre_acreditado</w:t>
-      </w:r>
-      <w:proofErr w:type="spellEnd"/>
-      <w:r>
-        <w:rPr>
-          <w:rFonts w:ascii="Arial" w:hAnsi="Arial" w:cs="Arial"/>
-          <w:b/>
-          <w:sz w:val="14"/>
-          <w:szCs w:val="14"/>
-          <w:lang w:val="es-MX"/>
-        </w:rPr>
-        <w:t xml:space="preserve"> }}</w:t>
-      </w:r>
-      <w:r>
-        <w:rPr>
-          <w:rFonts w:ascii="Arial" w:hAnsi="Arial" w:cs="Arial"/>
-          <w:bCs/>
-          <w:sz w:val="14"/>
-          <w:szCs w:val="14"/>
-        </w:rPr>
-        <w:t xml:space="preserve">, </w:t>
-      </w:r>
-      <w:r>
-        <w:rPr>
-          <w:rFonts w:ascii="Arial" w:eastAsia="Batang" w:hAnsi="Arial" w:cs="Arial"/>
-          <w:bCs/>
-          <w:sz w:val="14"/>
-          <w:szCs w:val="14"/>
-        </w:rPr>
-        <w:t xml:space="preserve">un crédito </w:t>
-      </w:r>
-      <w:r>
-        <w:rPr>
-          <w:rFonts w:ascii="Arial" w:eastAsia="Batang" w:hAnsi="Arial" w:cs="Arial"/>
-          <w:sz w:val="14"/>
-          <w:szCs w:val="14"/>
-        </w:rPr>
-        <w:t>hasta</w:t>
-      </w:r>
-      <w:r>
-        <w:rPr>
-          <w:rFonts w:ascii="Arial" w:eastAsia="Batang" w:hAnsi="Arial" w:cs="Arial"/>
-          <w:sz w:val="14"/>
-          <w:szCs w:val="14"/>
-        </w:rPr>
-        <w:t xml:space="preserve"> </w:t>
-      </w:r>
-      <w:r>
-        <w:rPr>
-          <w:rFonts w:ascii="Arial" w:eastAsia="Batang" w:hAnsi="Arial" w:cs="Arial"/>
-          <w:sz w:val="14"/>
-          <w:szCs w:val="14"/>
-        </w:rPr>
-        <w:t>por</w:t>
-      </w:r>
-      <w:r>
-        <w:rPr>
-          <w:rFonts w:ascii="Arial" w:eastAsia="Batang" w:hAnsi="Arial" w:cs="Arial"/>
-          <w:sz w:val="14"/>
-          <w:szCs w:val="14"/>
-        </w:rPr>
-        <w:t xml:space="preserve"> {{ </w:t>
-      </w:r>
-      <w:proofErr w:type="spellStart"/>
-      <w:r>
-        <w:rPr>
-          <w:rFonts w:ascii="Arial" w:eastAsia="Batang" w:hAnsi="Arial" w:cs="Arial"/>
-          <w:sz w:val="14"/>
-          <w:szCs w:val="14"/>
-        </w:rPr>
-        <w:t>crédito_a_salario</w:t>
-      </w:r>
-      <w:proofErr w:type="spellEnd"/>
-      <w:r>
-        <w:rPr>
-          <w:rFonts w:ascii="Arial" w:eastAsia="Batang" w:hAnsi="Arial" w:cs="Arial"/>
-          <w:sz w:val="14"/>
-          <w:szCs w:val="14"/>
-        </w:rPr>
-        <w:t xml:space="preserve"> }}</w:t>
-      </w:r>
-      <w:r>
-        <w:rPr>
-          <w:rFonts w:ascii="Arial" w:eastAsia="Batang" w:hAnsi="Arial" w:cs="Arial"/>
-          <w:sz w:val="14"/>
-          <w:szCs w:val="14"/>
-        </w:rPr>
-        <w:t xml:space="preserve"> </w:t>
-      </w:r>
-      <w:r>
-        <w:rPr>
-          <w:rFonts w:ascii="Arial" w:eastAsia="Batang" w:hAnsi="Arial" w:cs="Arial"/>
-          <w:sz w:val="14"/>
-          <w:szCs w:val="14"/>
-        </w:rPr>
-        <w:t>veces el salario mínimo mensual vigente en ese entonces</w:t>
-      </w:r>
-      <w:r>
-        <w:rPr>
-          <w:rFonts w:ascii="Arial" w:eastAsia="Batang" w:hAnsi="Arial" w:cs="Arial"/>
-          <w:sz w:val="14"/>
-          <w:szCs w:val="14"/>
-        </w:rPr>
-        <w:t xml:space="preserve"> en el Distrito Federal</w:t>
-      </w:r>
-      <w:r>
-        <w:rPr>
-          <w:rFonts w:ascii="Arial" w:eastAsia="Batang" w:hAnsi="Arial" w:cs="Arial"/>
-          <w:b/>
-          <w:bCs/>
-          <w:iCs/>
-          <w:sz w:val="14"/>
-          <w:szCs w:val="14"/>
-          <w:lang w:val="es-MX"/>
-        </w:rPr>
-        <w:t xml:space="preserve">, </w:t>
-      </w:r>
-      <w:r>
-        <w:rPr>
-          <w:rFonts w:ascii="Arial" w:eastAsia="Batang" w:hAnsi="Arial" w:cs="Arial"/>
-          <w:iCs/>
-          <w:sz w:val="14"/>
-          <w:szCs w:val="14"/>
-        </w:rPr>
-        <w:t xml:space="preserve">equivalente a esa fecha a la cantidad de </w:t>
-      </w:r>
-      <w:r>
-        <w:rPr>
-          <w:rFonts w:ascii="Arial" w:eastAsia="Batang" w:hAnsi="Arial" w:cs="Arial"/>
-          <w:b/>
-          <w:bCs/>
-          <w:iCs/>
-          <w:sz w:val="14"/>
-          <w:szCs w:val="14"/>
-        </w:rPr>
-        <w:t xml:space="preserve">{{ </w:t>
-      </w:r>
-      <w:proofErr w:type="spellStart"/>
-      <w:r>
-        <w:rPr>
-          <w:rFonts w:ascii="Arial" w:eastAsia="Batang" w:hAnsi="Arial" w:cs="Arial"/>
-          <w:b/>
-          <w:bCs/>
-          <w:iCs/>
-          <w:sz w:val="14"/>
-          <w:szCs w:val="14"/>
-        </w:rPr>
-        <w:t>monto_credito</w:t>
-      </w:r>
-      <w:proofErr w:type="spellEnd"/>
-      <w:r>
-        <w:rPr>
-          <w:rFonts w:ascii="Arial" w:eastAsia="Batang" w:hAnsi="Arial" w:cs="Arial"/>
-          <w:b/>
-          <w:bCs/>
-          <w:iCs/>
-          <w:sz w:val="14"/>
-          <w:szCs w:val="14"/>
-        </w:rPr>
-        <w:t xml:space="preserve"> }}</w:t>
-      </w:r>
-      <w:r>
-        <w:rPr>
-          <w:rFonts w:ascii="Arial" w:eastAsia="Batang" w:hAnsi="Arial" w:cs="Arial"/>
-          <w:b/>
-          <w:bCs/>
-          <w:iCs/>
-          <w:sz w:val="14"/>
-          <w:szCs w:val="14"/>
-          <w:lang w:val="es-MX"/>
-        </w:rPr>
-        <w:t>,</w:t>
-      </w:r>
-      <w:r>
-        <w:rPr>
-          <w:rFonts w:ascii="Arial" w:eastAsia="Batang" w:hAnsi="Arial" w:cs="Arial"/>
-          <w:b/>
-          <w:bCs/>
-          <w:iCs/>
-          <w:sz w:val="14"/>
-          <w:szCs w:val="14"/>
-          <w:lang w:val="es-MX"/>
-        </w:rPr>
-        <w:t xml:space="preserve"> </w:t>
-      </w:r>
-      <w:r>
-        <w:rPr>
-          <w:rFonts w:ascii="Arial" w:eastAsia="Batang" w:hAnsi="Arial" w:cs="Arial"/>
-          <w:sz w:val="14"/>
-          <w:szCs w:val="14"/>
-        </w:rPr>
-        <w:t xml:space="preserve">con los intereses y demás </w:t>
-      </w:r>
-      <w:r>
-        <w:rPr>
-          <w:rFonts w:ascii="Arial" w:eastAsia="Batang" w:hAnsi="Arial" w:cs="Arial"/>
-          <w:sz w:val="14"/>
-          <w:szCs w:val="14"/>
-        </w:rPr>
-        <w:t xml:space="preserve">accesorios legales </w:t>
-      </w:r>
-      <w:r>
-        <w:rPr>
-          <w:rFonts w:ascii="Arial" w:eastAsia="Batang" w:hAnsi="Arial" w:cs="Arial"/>
-          <w:sz w:val="14"/>
-          <w:szCs w:val="14"/>
-        </w:rPr>
-        <w:t>ahí precisado</w:t>
-      </w:r>
-      <w:r>
-        <w:rPr>
-          <w:rFonts w:ascii="Arial" w:eastAsia="Batang" w:hAnsi="Arial" w:cs="Arial"/>
-          <w:sz w:val="14"/>
-          <w:szCs w:val="14"/>
-        </w:rPr>
-        <w:t>s.</w:t>
-      </w:r>
-      <w:r>
-        <w:rPr>
-          <w:rFonts w:ascii="Arial" w:eastAsia="Batang" w:hAnsi="Arial" w:cs="Arial"/>
-          <w:sz w:val="14"/>
-          <w:szCs w:val="14"/>
-        </w:rPr>
-        <w:tab/>
+        <w:t xml:space="preserve">$              </w:t>
       </w:r>
     </w:p>
     <w:p>
@@ -2098,399 +1639,23 @@
           <w:rFonts w:ascii="Arial" w:eastAsia="Batang" w:hAnsi="Arial" w:cs="Arial"/>
           <w:b/>
           <w:bCs/>
-          <w:sz w:val="14"/>
-          <w:szCs w:val="14"/>
-        </w:rPr>
-      </w:pPr>
-      <w:r>
-        <w:rPr>
-          <w:rFonts w:ascii="Arial" w:hAnsi="Arial" w:cs="Arial"/>
+          <w:iCs/>
           <w:sz w:val="14"/>
           <w:szCs w:val="14"/>
           <w:lang w:val="es-MX"/>
         </w:rPr>
-        <w:t xml:space="preserve">-------- </w:t>
-      </w:r>
-      <w:r>
-        <w:rPr>
-          <w:rFonts w:ascii="Arial" w:eastAsia="Batang" w:hAnsi="Arial" w:cs="Arial"/>
-          <w:sz w:val="14"/>
-          <w:szCs w:val="14"/>
-        </w:rPr>
-        <w:t>P</w:t>
-      </w:r>
-      <w:r>
-        <w:rPr>
-          <w:rFonts w:ascii="Arial" w:eastAsia="Batang" w:hAnsi="Arial" w:cs="Arial"/>
-          <w:sz w:val="14"/>
-          <w:szCs w:val="14"/>
-        </w:rPr>
-        <w:t xml:space="preserve">ara garantizar el puntual y preferente pago del adeudo, </w:t>
-      </w:r>
-      <w:r>
-        <w:rPr>
-          <w:rFonts w:ascii="Arial" w:hAnsi="Arial" w:cs="Arial"/>
-          <w:bCs/>
-          <w:sz w:val="14"/>
-          <w:szCs w:val="14"/>
-        </w:rPr>
-        <w:t>“</w:t>
-      </w:r>
-      <w:r>
-        <w:rPr>
-          <w:rFonts w:ascii="Arial" w:hAnsi="Arial" w:cs="Arial"/>
-          <w:b/>
-          <w:sz w:val="14"/>
-          <w:szCs w:val="14"/>
-        </w:rPr>
-        <w:t>LA</w:t>
-      </w:r>
-      <w:r>
-        <w:rPr>
-          <w:rFonts w:ascii="Arial" w:hAnsi="Arial" w:cs="Arial"/>
-          <w:b/>
-          <w:sz w:val="14"/>
-          <w:szCs w:val="14"/>
-        </w:rPr>
-        <w:t xml:space="preserve"> ACREDITAD</w:t>
-      </w:r>
-      <w:r>
-        <w:rPr>
-          <w:rFonts w:ascii="Arial" w:hAnsi="Arial" w:cs="Arial"/>
-          <w:b/>
-          <w:sz w:val="14"/>
-          <w:szCs w:val="14"/>
-        </w:rPr>
-        <w:t>A</w:t>
-      </w:r>
-      <w:r>
-        <w:rPr>
-          <w:rFonts w:ascii="Arial" w:hAnsi="Arial" w:cs="Arial"/>
-          <w:bCs/>
-          <w:sz w:val="14"/>
-          <w:szCs w:val="14"/>
-        </w:rPr>
-        <w:t>”</w:t>
-      </w:r>
-      <w:r>
-        <w:rPr>
-          <w:rFonts w:ascii="Arial" w:hAnsi="Arial" w:cs="Arial"/>
-          <w:b/>
-          <w:bCs/>
-          <w:sz w:val="14"/>
-          <w:szCs w:val="14"/>
-          <w:lang w:val="es-ES"/>
-        </w:rPr>
-        <w:t>,</w:t>
-      </w:r>
-      <w:r>
-        <w:rPr>
-          <w:rFonts w:ascii="Arial" w:eastAsia="Batang" w:hAnsi="Arial" w:cs="Arial"/>
-          <w:b/>
-          <w:sz w:val="14"/>
-          <w:szCs w:val="14"/>
-        </w:rPr>
-        <w:t xml:space="preserve"> </w:t>
-      </w:r>
-      <w:r>
-        <w:rPr>
-          <w:rFonts w:ascii="Arial" w:eastAsia="Batang" w:hAnsi="Arial" w:cs="Arial"/>
-          <w:sz w:val="14"/>
-          <w:szCs w:val="14"/>
-        </w:rPr>
-        <w:t>constituy</w:t>
-      </w:r>
-      <w:r>
-        <w:rPr>
-          <w:rFonts w:ascii="Arial" w:eastAsia="Batang" w:hAnsi="Arial" w:cs="Arial"/>
-          <w:sz w:val="14"/>
-          <w:szCs w:val="14"/>
-        </w:rPr>
-        <w:t>ó</w:t>
-      </w:r>
-      <w:r>
-        <w:rPr>
-          <w:rFonts w:ascii="Arial" w:eastAsia="Batang" w:hAnsi="Arial" w:cs="Arial"/>
-          <w:sz w:val="14"/>
-          <w:szCs w:val="14"/>
-        </w:rPr>
-        <w:t xml:space="preserve"> </w:t>
-      </w:r>
-      <w:r>
-        <w:rPr>
-          <w:rFonts w:ascii="Arial" w:eastAsia="Batang" w:hAnsi="Arial" w:cs="Arial"/>
-          <w:sz w:val="14"/>
-          <w:szCs w:val="14"/>
-        </w:rPr>
-        <w:t>hipoteca en primer</w:t>
-      </w:r>
-      <w:r>
-        <w:rPr>
-          <w:rFonts w:ascii="Arial" w:eastAsia="Batang" w:hAnsi="Arial" w:cs="Arial"/>
-          <w:sz w:val="14"/>
-          <w:szCs w:val="14"/>
-        </w:rPr>
-        <w:t xml:space="preserve"> lugar y </w:t>
-      </w:r>
-      <w:r>
-        <w:rPr>
-          <w:rFonts w:ascii="Arial" w:eastAsia="Batang" w:hAnsi="Arial" w:cs="Arial"/>
-          <w:sz w:val="14"/>
-          <w:szCs w:val="14"/>
-        </w:rPr>
-        <w:t xml:space="preserve">grado, </w:t>
-      </w:r>
-      <w:r>
-        <w:rPr>
-          <w:rFonts w:ascii="Arial" w:eastAsia="Batang" w:hAnsi="Arial" w:cs="Arial"/>
-          <w:sz w:val="14"/>
-          <w:szCs w:val="14"/>
-        </w:rPr>
-        <w:t>a</w:t>
-      </w:r>
-      <w:r>
-        <w:rPr>
-          <w:rFonts w:ascii="Arial" w:eastAsia="Batang" w:hAnsi="Arial" w:cs="Arial"/>
-          <w:sz w:val="14"/>
-          <w:szCs w:val="14"/>
-        </w:rPr>
-        <w:t xml:space="preserve"> favor del </w:t>
-      </w:r>
-      <w:r>
-        <w:rPr>
-          <w:rFonts w:ascii="Arial" w:eastAsia="Batang" w:hAnsi="Arial" w:cs="Arial"/>
-          <w:b/>
-          <w:sz w:val="14"/>
-          <w:szCs w:val="14"/>
-        </w:rPr>
-        <w:t>INSTITUTO DEL FONDO NACIONAL DE LA VIVIENDA PARA LOS TRABAJADORES</w:t>
-      </w:r>
-      <w:r>
-        <w:rPr>
-          <w:rFonts w:ascii="Arial" w:eastAsia="Batang" w:hAnsi="Arial" w:cs="Arial"/>
-          <w:bCs/>
-          <w:sz w:val="14"/>
-          <w:szCs w:val="14"/>
-        </w:rPr>
-        <w:t>,</w:t>
-      </w:r>
-      <w:r>
-        <w:rPr>
-          <w:rFonts w:ascii="Arial" w:eastAsia="Batang" w:hAnsi="Arial" w:cs="Arial"/>
-          <w:sz w:val="14"/>
-          <w:szCs w:val="14"/>
-        </w:rPr>
-        <w:t xml:space="preserve"> </w:t>
-      </w:r>
-      <w:r>
-        <w:rPr>
-          <w:rFonts w:ascii="Arial" w:eastAsia="Batang" w:hAnsi="Arial" w:cs="Arial"/>
-          <w:sz w:val="14"/>
-          <w:szCs w:val="14"/>
-        </w:rPr>
-        <w:t>sobre</w:t>
-      </w:r>
-      <w:r>
-        <w:rPr>
-          <w:rFonts w:ascii="Arial" w:eastAsia="Batang" w:hAnsi="Arial" w:cs="Arial"/>
-          <w:sz w:val="14"/>
-          <w:szCs w:val="14"/>
-        </w:rPr>
-        <w:t xml:space="preserve"> </w:t>
-      </w:r>
-      <w:proofErr w:type="gramStart"/>
-      <w:r>
-        <w:rPr>
-          <w:rFonts w:ascii="Arial" w:eastAsia="Batang" w:hAnsi="Arial" w:cs="Arial"/>
-          <w:b/>
-          <w:bCs/>
+      </w:pPr>
+      <w:r>
+        <w:rPr>
+          <w:rFonts w:ascii="Arial" w:eastAsia="Batang" w:hAnsi="Arial" w:cs="Arial"/>
+          <w:b/>
+          <w:bCs/>
+          <w:iCs/>
           <w:sz w:val="14"/>
           <w:szCs w:val="14"/>
           <w:lang w:val="es-MX"/>
         </w:rPr>
-        <w:t xml:space="preserve">{{ </w:t>
-      </w:r>
-      <w:proofErr w:type="spellStart"/>
-      <w:r>
-        <w:rPr>
-          <w:rFonts w:ascii="Arial" w:eastAsia="Batang" w:hAnsi="Arial" w:cs="Arial"/>
-          <w:b/>
-          <w:bCs/>
-          <w:sz w:val="14"/>
-          <w:szCs w:val="14"/>
-          <w:lang w:val="es-MX"/>
-        </w:rPr>
-        <w:t>datos</w:t>
-      </w:r>
-      <w:proofErr w:type="gramEnd"/>
-      <w:r>
-        <w:rPr>
-          <w:rFonts w:ascii="Arial" w:eastAsia="Batang" w:hAnsi="Arial" w:cs="Arial"/>
-          <w:b/>
-          <w:bCs/>
-          <w:sz w:val="14"/>
-          <w:szCs w:val="14"/>
-          <w:lang w:val="es-MX"/>
-        </w:rPr>
-        <w:t>_</w:t>
-      </w:r>
-      <w:proofErr w:type="gramStart"/>
-      <w:r>
-        <w:rPr>
-          <w:rFonts w:ascii="Arial" w:eastAsia="Batang" w:hAnsi="Arial" w:cs="Arial"/>
-          <w:b/>
-          <w:bCs/>
-          <w:sz w:val="14"/>
-          <w:szCs w:val="14"/>
-          <w:lang w:val="es-MX"/>
-        </w:rPr>
-        <w:t>inmueble</w:t>
-      </w:r>
-      <w:proofErr w:type="spellEnd"/>
-      <w:r>
-        <w:rPr>
-          <w:rFonts w:ascii="Arial" w:eastAsia="Batang" w:hAnsi="Arial" w:cs="Arial"/>
-          <w:b/>
-          <w:bCs/>
-          <w:sz w:val="14"/>
-          <w:szCs w:val="14"/>
-          <w:lang w:val="es-MX"/>
-        </w:rPr>
-        <w:t xml:space="preserve"> }</w:t>
-      </w:r>
-      <w:proofErr w:type="gramEnd"/>
-      <w:r>
-        <w:rPr>
-          <w:rFonts w:ascii="Arial" w:eastAsia="Batang" w:hAnsi="Arial" w:cs="Arial"/>
-          <w:b/>
-          <w:bCs/>
-          <w:sz w:val="14"/>
-          <w:szCs w:val="14"/>
-          <w:lang w:val="es-MX"/>
-        </w:rPr>
-        <w:t>}</w:t>
-      </w:r>
-      <w:r>
-        <w:rPr>
-          <w:rFonts w:ascii="Arial" w:eastAsia="Batang" w:hAnsi="Arial" w:cs="Arial"/>
-          <w:sz w:val="14"/>
-          <w:szCs w:val="14"/>
-          <w:lang w:val="es-MX"/>
-        </w:rPr>
-        <w:t>,</w:t>
-      </w:r>
-      <w:r>
-        <w:rPr>
-          <w:rFonts w:ascii="Arial" w:eastAsia="Batang" w:hAnsi="Arial" w:cs="Arial"/>
-          <w:sz w:val="14"/>
-          <w:szCs w:val="14"/>
-          <w:lang w:val="es-MX"/>
-        </w:rPr>
-        <w:t xml:space="preserve"> </w:t>
-      </w:r>
-      <w:r>
-        <w:rPr>
-          <w:rFonts w:ascii="Arial" w:eastAsia="Batang" w:hAnsi="Arial" w:cs="Arial"/>
-          <w:sz w:val="14"/>
-          <w:szCs w:val="14"/>
-        </w:rPr>
-        <w:t>con la superficie, medidas</w:t>
-      </w:r>
-      <w:r>
-        <w:rPr>
-          <w:rFonts w:ascii="Arial" w:eastAsia="Batang" w:hAnsi="Arial" w:cs="Arial"/>
-          <w:sz w:val="14"/>
-          <w:szCs w:val="14"/>
-        </w:rPr>
-        <w:t>, linderos</w:t>
-      </w:r>
-      <w:r>
-        <w:rPr>
-          <w:rFonts w:ascii="Arial" w:eastAsia="Batang" w:hAnsi="Arial" w:cs="Arial"/>
-          <w:sz w:val="14"/>
-          <w:szCs w:val="14"/>
-        </w:rPr>
-        <w:t>,</w:t>
-      </w:r>
-      <w:r>
-        <w:rPr>
-          <w:rFonts w:ascii="Arial" w:eastAsia="Batang" w:hAnsi="Arial" w:cs="Arial"/>
-          <w:sz w:val="14"/>
-          <w:szCs w:val="14"/>
-        </w:rPr>
-        <w:t xml:space="preserve"> </w:t>
-      </w:r>
-      <w:r>
-        <w:rPr>
-          <w:rFonts w:ascii="Arial" w:eastAsia="Batang" w:hAnsi="Arial" w:cs="Arial"/>
-          <w:sz w:val="14"/>
-          <w:szCs w:val="14"/>
-        </w:rPr>
-        <w:t>colindancias</w:t>
-      </w:r>
-      <w:r>
-        <w:rPr>
-          <w:rFonts w:ascii="Arial" w:eastAsia="Batang" w:hAnsi="Arial" w:cs="Arial"/>
-          <w:sz w:val="14"/>
-          <w:szCs w:val="14"/>
-        </w:rPr>
-        <w:t xml:space="preserve"> </w:t>
-      </w:r>
-      <w:r>
-        <w:rPr>
-          <w:rFonts w:ascii="Arial" w:eastAsia="Batang" w:hAnsi="Arial" w:cs="Arial"/>
-          <w:sz w:val="14"/>
-          <w:szCs w:val="14"/>
-        </w:rPr>
-        <w:t>e</w:t>
-      </w:r>
-      <w:r>
-        <w:rPr>
-          <w:rFonts w:ascii="Arial" w:eastAsia="Batang" w:hAnsi="Arial" w:cs="Arial"/>
-          <w:sz w:val="14"/>
-          <w:szCs w:val="14"/>
-        </w:rPr>
-        <w:t xml:space="preserve"> </w:t>
-      </w:r>
-      <w:r>
-        <w:rPr>
-          <w:rFonts w:ascii="Arial" w:eastAsia="Batang" w:hAnsi="Arial" w:cs="Arial"/>
-          <w:sz w:val="14"/>
-          <w:szCs w:val="14"/>
-        </w:rPr>
-        <w:t xml:space="preserve">indiviso, </w:t>
-      </w:r>
-      <w:r>
-        <w:rPr>
-          <w:rFonts w:ascii="Arial" w:eastAsia="Batang" w:hAnsi="Arial" w:cs="Arial"/>
-          <w:sz w:val="14"/>
-          <w:szCs w:val="14"/>
-        </w:rPr>
-        <w:t>que q</w:t>
-      </w:r>
-      <w:r>
-        <w:rPr>
-          <w:rFonts w:ascii="Arial" w:eastAsia="Batang" w:hAnsi="Arial" w:cs="Arial"/>
-          <w:sz w:val="14"/>
-          <w:szCs w:val="14"/>
-        </w:rPr>
-        <w:t>uedaron descritos en el instrumento que se relaciona, mismos datos que se tienen aquí por reproducidos como si a la letra se insertasen</w:t>
-      </w:r>
-      <w:r>
-        <w:rPr>
-          <w:rFonts w:ascii="Arial" w:eastAsia="Batang" w:hAnsi="Arial" w:cs="Arial"/>
-          <w:sz w:val="14"/>
-          <w:szCs w:val="14"/>
-        </w:rPr>
-        <w:t>.</w:t>
-      </w:r>
-      <w:r>
-        <w:rPr>
-          <w:rFonts w:ascii="Arial" w:eastAsia="Batang" w:hAnsi="Arial" w:cs="Arial"/>
-          <w:sz w:val="14"/>
-          <w:szCs w:val="14"/>
-        </w:rPr>
-        <w:tab/>
+        <w:t xml:space="preserve">M.N. (                                            </w:t>
       </w:r>
     </w:p>
     <w:p>
@@ -2504,211 +1669,62 @@
         <w:spacing w:line="360" w:lineRule="auto"/>
         <w:jc w:val="both"/>
         <w:rPr>
-          <w:rFonts w:ascii="Arial" w:hAnsi="Arial" w:cs="Arial"/>
-          <w:sz w:val="14"/>
-          <w:szCs w:val="14"/>
-          <w:lang w:val="es-ES"/>
-        </w:rPr>
-      </w:pPr>
-      <w:r>
-        <w:rPr>
-          <w:rFonts w:ascii="Arial" w:hAnsi="Arial" w:cs="Arial"/>
+          <w:rFonts w:ascii="Arial" w:eastAsia="Batang" w:hAnsi="Arial" w:cs="Arial"/>
+          <w:sz w:val="14"/>
+          <w:szCs w:val="14"/>
+        </w:rPr>
+      </w:pPr>
+      <w:r>
+        <w:rPr>
+          <w:rFonts w:ascii="Arial" w:eastAsia="Batang" w:hAnsi="Arial" w:cs="Arial"/>
+          <w:b/>
+          <w:bCs/>
+          <w:iCs/>
           <w:sz w:val="14"/>
           <w:szCs w:val="14"/>
           <w:lang w:val="es-MX"/>
         </w:rPr>
-        <w:t xml:space="preserve">-------- </w:t>
-      </w:r>
-      <w:r>
-        <w:rPr>
-          <w:rFonts w:ascii="Arial" w:hAnsi="Arial" w:cs="Arial"/>
-          <w:b/>
-          <w:sz w:val="14"/>
-          <w:szCs w:val="14"/>
-          <w:lang w:val="es-ES"/>
-        </w:rPr>
-        <w:t xml:space="preserve">DATOS DE </w:t>
-      </w:r>
-      <w:r>
-        <w:rPr>
-          <w:rFonts w:ascii="Arial" w:hAnsi="Arial" w:cs="Arial"/>
-          <w:b/>
-          <w:sz w:val="14"/>
-          <w:szCs w:val="14"/>
-          <w:lang w:val="es-ES"/>
-        </w:rPr>
-        <w:t>REGISTR</w:t>
-      </w:r>
-      <w:r>
-        <w:rPr>
-          <w:rFonts w:ascii="Arial" w:hAnsi="Arial" w:cs="Arial"/>
-          <w:b/>
-          <w:sz w:val="14"/>
-          <w:szCs w:val="14"/>
-          <w:lang w:val="es-ES"/>
-        </w:rPr>
-        <w:t>O</w:t>
-      </w:r>
-      <w:r>
-        <w:rPr>
-          <w:rFonts w:ascii="Arial" w:hAnsi="Arial" w:cs="Arial"/>
-          <w:sz w:val="14"/>
-          <w:szCs w:val="14"/>
-          <w:lang w:val="es-ES"/>
-        </w:rPr>
-        <w:t>. -</w:t>
-      </w:r>
-      <w:r>
-        <w:rPr>
-          <w:rFonts w:ascii="Arial" w:hAnsi="Arial" w:cs="Arial"/>
-          <w:sz w:val="14"/>
-          <w:szCs w:val="14"/>
-          <w:lang w:val="es-ES"/>
+        <w:t>MONEDA NACIONAL)</w:t>
+      </w:r>
+      <w:r>
+        <w:rPr>
+          <w:rFonts w:ascii="Arial" w:eastAsia="Batang" w:hAnsi="Arial" w:cs="Arial"/>
+          <w:b/>
+          <w:bCs/>
+          <w:iCs/>
+          <w:sz w:val="14"/>
+          <w:szCs w:val="14"/>
+          <w:lang w:val="es-MX"/>
+        </w:rPr>
+        <w:t>,</w:t>
+      </w:r>
+      <w:r>
+        <w:rPr>
+          <w:rFonts w:ascii="Arial" w:eastAsia="Batang" w:hAnsi="Arial" w:cs="Arial"/>
+          <w:b/>
+          <w:bCs/>
+          <w:iCs/>
+          <w:sz w:val="14"/>
+          <w:szCs w:val="14"/>
+          <w:lang w:val="es-MX"/>
         </w:rPr>
         <w:t xml:space="preserve"> </w:t>
       </w:r>
       <w:r>
         <w:rPr>
-          <w:rFonts w:ascii="Arial" w:hAnsi="Arial" w:cs="Arial"/>
-          <w:sz w:val="14"/>
-          <w:szCs w:val="14"/>
-          <w:lang w:val="es-ES"/>
-        </w:rPr>
-        <w:t>El</w:t>
-      </w:r>
-      <w:r>
-        <w:rPr>
-          <w:rFonts w:ascii="Arial" w:hAnsi="Arial" w:cs="Arial"/>
-          <w:sz w:val="14"/>
-          <w:szCs w:val="14"/>
-          <w:lang w:val="es-ES"/>
-        </w:rPr>
-        <w:t xml:space="preserve"> </w:t>
-      </w:r>
-      <w:r>
-        <w:rPr>
-          <w:rFonts w:ascii="Arial" w:hAnsi="Arial" w:cs="Arial"/>
-          <w:sz w:val="14"/>
-          <w:szCs w:val="14"/>
-          <w:lang w:val="es-ES"/>
-        </w:rPr>
-        <w:t xml:space="preserve">instrumento antes relacionado </w:t>
-      </w:r>
-      <w:r>
-        <w:rPr>
-          <w:rFonts w:ascii="Arial" w:hAnsi="Arial" w:cs="Arial"/>
-          <w:sz w:val="14"/>
-          <w:szCs w:val="14"/>
-          <w:lang w:val="es-ES"/>
-        </w:rPr>
-        <w:t>se encuentra</w:t>
-      </w:r>
-      <w:r>
-        <w:rPr>
-          <w:rFonts w:ascii="Arial" w:hAnsi="Arial" w:cs="Arial"/>
-          <w:sz w:val="14"/>
-          <w:szCs w:val="14"/>
-          <w:lang w:val="es-ES"/>
-        </w:rPr>
-        <w:t xml:space="preserve"> inscrito en el Instituto de la Función Registral del Estado de México, en la Oficina Registral d</w:t>
-      </w:r>
-      <w:r>
-        <w:rPr>
-          <w:rFonts w:ascii="Arial" w:hAnsi="Arial" w:cs="Arial"/>
-          <w:sz w:val="14"/>
-          <w:szCs w:val="14"/>
-          <w:lang w:val="es-ES"/>
-        </w:rPr>
-        <w:t xml:space="preserve">e </w:t>
-      </w:r>
-      <w:proofErr w:type="gramStart"/>
-      <w:r>
-        <w:rPr>
-          <w:rFonts w:ascii="Arial" w:hAnsi="Arial" w:cs="Arial"/>
-          <w:sz w:val="14"/>
-          <w:szCs w:val="14"/>
-          <w:lang w:val="es-ES"/>
-        </w:rPr>
-        <w:t xml:space="preserve">{{ </w:t>
-      </w:r>
-      <w:proofErr w:type="spellStart"/>
-      <w:r>
-        <w:rPr>
-          <w:rFonts w:ascii="Arial" w:hAnsi="Arial" w:cs="Arial"/>
-          <w:sz w:val="14"/>
-          <w:szCs w:val="14"/>
-          <w:lang w:val="es-ES"/>
-        </w:rPr>
-        <w:t>oficina</w:t>
-      </w:r>
-      <w:proofErr w:type="gramEnd"/>
-      <w:r>
-        <w:rPr>
-          <w:rFonts w:ascii="Arial" w:hAnsi="Arial" w:cs="Arial"/>
-          <w:sz w:val="14"/>
-          <w:szCs w:val="14"/>
-          <w:lang w:val="es-ES"/>
-        </w:rPr>
-        <w:t>_</w:t>
-      </w:r>
-      <w:proofErr w:type="gramStart"/>
-      <w:r>
-        <w:rPr>
-          <w:rFonts w:ascii="Arial" w:hAnsi="Arial" w:cs="Arial"/>
-          <w:sz w:val="14"/>
-          <w:szCs w:val="14"/>
-          <w:lang w:val="es-ES"/>
-        </w:rPr>
-        <w:t>registral</w:t>
-      </w:r>
-      <w:proofErr w:type="spellEnd"/>
-      <w:r>
-        <w:rPr>
-          <w:rFonts w:ascii="Arial" w:hAnsi="Arial" w:cs="Arial"/>
-          <w:sz w:val="14"/>
-          <w:szCs w:val="14"/>
-          <w:lang w:val="es-ES"/>
-        </w:rPr>
-        <w:t xml:space="preserve"> }</w:t>
-      </w:r>
-      <w:proofErr w:type="gramEnd"/>
-      <w:r>
-        <w:rPr>
-          <w:rFonts w:ascii="Arial" w:hAnsi="Arial" w:cs="Arial"/>
-          <w:sz w:val="14"/>
-          <w:szCs w:val="14"/>
-          <w:lang w:val="es-ES"/>
-        </w:rPr>
-        <w:t>}</w:t>
-      </w:r>
-      <w:r>
-        <w:rPr>
-          <w:rFonts w:ascii="Arial" w:hAnsi="Arial" w:cs="Arial"/>
-          <w:sz w:val="14"/>
-          <w:szCs w:val="14"/>
-          <w:lang w:val="es-ES"/>
-        </w:rPr>
-        <w:t xml:space="preserve">, en el libro primero, sección primera, volumen número   y bajo la partida número    </w:t>
-      </w:r>
-      <w:proofErr w:type="gramStart"/>
-      <w:r>
-        <w:rPr>
-          <w:rFonts w:ascii="Arial" w:hAnsi="Arial" w:cs="Arial"/>
-          <w:sz w:val="14"/>
-          <w:szCs w:val="14"/>
-          <w:lang w:val="es-ES"/>
-        </w:rPr>
-        <w:t xml:space="preserve">  ,</w:t>
-      </w:r>
-      <w:proofErr w:type="gramEnd"/>
-      <w:r>
-        <w:rPr>
-          <w:rFonts w:ascii="Arial" w:hAnsi="Arial" w:cs="Arial"/>
-          <w:sz w:val="14"/>
-          <w:szCs w:val="14"/>
-          <w:lang w:val="es-ES"/>
-        </w:rPr>
-        <w:t xml:space="preserve"> en el libro segundo, sección primera, volumen número  </w:t>
+          <w:rFonts w:ascii="Arial" w:eastAsia="Batang" w:hAnsi="Arial" w:cs="Arial"/>
+          <w:sz w:val="14"/>
+          <w:szCs w:val="14"/>
+        </w:rPr>
+        <w:t>con los intereses y demás accesorios legales ahí precisados.</w:t>
+      </w:r>
+      <w:r>
+        <w:rPr>
+          <w:rFonts w:ascii="Arial" w:eastAsia="Batang" w:hAnsi="Arial" w:cs="Arial"/>
+          <w:sz w:val="14"/>
+          <w:szCs w:val="14"/>
+        </w:rPr>
+        <w:tab/>
       </w:r>
     </w:p>
     <w:p>
@@ -2722,20 +1738,208 @@
         <w:spacing w:line="360" w:lineRule="auto"/>
         <w:jc w:val="both"/>
         <w:rPr>
-          <w:rFonts w:ascii="Arial" w:hAnsi="Arial" w:cs="Arial"/>
+          <w:rFonts w:ascii="Arial" w:eastAsia="Batang" w:hAnsi="Arial" w:cs="Arial"/>
+          <w:b/>
+          <w:bCs/>
+          <w:sz w:val="14"/>
+          <w:szCs w:val="14"/>
+        </w:rPr>
+      </w:pPr>
+      <w:r>
+        <w:rPr>
+          <w:rFonts w:ascii="Arial" w:hAnsi="Arial" w:cs="Arial"/>
+          <w:sz w:val="14"/>
+          <w:szCs w:val="14"/>
+          <w:lang w:val="es-MX"/>
+        </w:rPr>
+        <w:t xml:space="preserve">-------- </w:t>
+      </w:r>
+      <w:r>
+        <w:rPr>
+          <w:rFonts w:ascii="Arial" w:eastAsia="Batang" w:hAnsi="Arial" w:cs="Arial"/>
+          <w:sz w:val="14"/>
+          <w:szCs w:val="14"/>
+        </w:rPr>
+        <w:t>P</w:t>
+      </w:r>
+      <w:r>
+        <w:rPr>
+          <w:rFonts w:ascii="Arial" w:eastAsia="Batang" w:hAnsi="Arial" w:cs="Arial"/>
+          <w:sz w:val="14"/>
+          <w:szCs w:val="14"/>
+        </w:rPr>
+        <w:t xml:space="preserve">ara garantizar el puntual y preferente pago del adeudo, </w:t>
+      </w:r>
+      <w:r>
+        <w:rPr>
+          <w:rFonts w:ascii="Arial" w:hAnsi="Arial" w:cs="Arial"/>
+          <w:bCs/>
+          <w:sz w:val="14"/>
+          <w:szCs w:val="14"/>
+        </w:rPr>
+        <w:t>“</w:t>
+      </w:r>
+      <w:r>
+        <w:rPr>
+          <w:rFonts w:ascii="Arial" w:hAnsi="Arial" w:cs="Arial"/>
+          <w:b/>
+          <w:sz w:val="14"/>
+          <w:szCs w:val="14"/>
+        </w:rPr>
+        <w:t>LA</w:t>
+      </w:r>
+      <w:r>
+        <w:rPr>
+          <w:rFonts w:ascii="Arial" w:hAnsi="Arial" w:cs="Arial"/>
+          <w:b/>
+          <w:sz w:val="14"/>
+          <w:szCs w:val="14"/>
+        </w:rPr>
+        <w:t xml:space="preserve"> ACREDITAD</w:t>
+      </w:r>
+      <w:r>
+        <w:rPr>
+          <w:rFonts w:ascii="Arial" w:hAnsi="Arial" w:cs="Arial"/>
+          <w:b/>
+          <w:sz w:val="14"/>
+          <w:szCs w:val="14"/>
+        </w:rPr>
+        <w:t>A</w:t>
+      </w:r>
+      <w:r>
+        <w:rPr>
+          <w:rFonts w:ascii="Arial" w:hAnsi="Arial" w:cs="Arial"/>
+          <w:bCs/>
+          <w:sz w:val="14"/>
+          <w:szCs w:val="14"/>
+        </w:rPr>
+        <w:t>”</w:t>
+      </w:r>
+      <w:r>
+        <w:rPr>
+          <w:rFonts w:ascii="Arial" w:hAnsi="Arial" w:cs="Arial"/>
+          <w:b/>
+          <w:bCs/>
           <w:sz w:val="14"/>
           <w:szCs w:val="14"/>
           <w:lang w:val="es-ES"/>
         </w:rPr>
-      </w:pPr>
-      <w:r>
-        <w:rPr>
-          <w:rFonts w:ascii="Arial" w:hAnsi="Arial" w:cs="Arial"/>
-          <w:sz w:val="14"/>
-          <w:szCs w:val="14"/>
-          <w:lang w:val="es-ES"/>
-        </w:rPr>
-        <w:t>y bajo la partida número</w:t>
+        <w:t>,</w:t>
+      </w:r>
+      <w:r>
+        <w:rPr>
+          <w:rFonts w:ascii="Arial" w:eastAsia="Batang" w:hAnsi="Arial" w:cs="Arial"/>
+          <w:b/>
+          <w:sz w:val="14"/>
+          <w:szCs w:val="14"/>
+        </w:rPr>
+        <w:t xml:space="preserve"> </w:t>
+      </w:r>
+      <w:r>
+        <w:rPr>
+          <w:rFonts w:ascii="Arial" w:eastAsia="Batang" w:hAnsi="Arial" w:cs="Arial"/>
+          <w:sz w:val="14"/>
+          <w:szCs w:val="14"/>
+        </w:rPr>
+        <w:t>constituy</w:t>
+      </w:r>
+      <w:r>
+        <w:rPr>
+          <w:rFonts w:ascii="Arial" w:eastAsia="Batang" w:hAnsi="Arial" w:cs="Arial"/>
+          <w:sz w:val="14"/>
+          <w:szCs w:val="14"/>
+        </w:rPr>
+        <w:t>ó</w:t>
+      </w:r>
+      <w:r>
+        <w:rPr>
+          <w:rFonts w:ascii="Arial" w:eastAsia="Batang" w:hAnsi="Arial" w:cs="Arial"/>
+          <w:sz w:val="14"/>
+          <w:szCs w:val="14"/>
+        </w:rPr>
+        <w:t xml:space="preserve"> </w:t>
+      </w:r>
+      <w:r>
+        <w:rPr>
+          <w:rFonts w:ascii="Arial" w:eastAsia="Batang" w:hAnsi="Arial" w:cs="Arial"/>
+          <w:sz w:val="14"/>
+          <w:szCs w:val="14"/>
+        </w:rPr>
+        <w:t>hipoteca en primer</w:t>
+      </w:r>
+      <w:r>
+        <w:rPr>
+          <w:rFonts w:ascii="Arial" w:eastAsia="Batang" w:hAnsi="Arial" w:cs="Arial"/>
+          <w:sz w:val="14"/>
+          <w:szCs w:val="14"/>
+        </w:rPr>
+        <w:t xml:space="preserve"> lugar y </w:t>
+      </w:r>
+      <w:r>
+        <w:rPr>
+          <w:rFonts w:ascii="Arial" w:eastAsia="Batang" w:hAnsi="Arial" w:cs="Arial"/>
+          <w:sz w:val="14"/>
+          <w:szCs w:val="14"/>
+        </w:rPr>
+        <w:t xml:space="preserve">grado, </w:t>
+      </w:r>
+      <w:r>
+        <w:rPr>
+          <w:rFonts w:ascii="Arial" w:eastAsia="Batang" w:hAnsi="Arial" w:cs="Arial"/>
+          <w:sz w:val="14"/>
+          <w:szCs w:val="14"/>
+        </w:rPr>
+        <w:t>a</w:t>
+      </w:r>
+      <w:r>
+        <w:rPr>
+          <w:rFonts w:ascii="Arial" w:eastAsia="Batang" w:hAnsi="Arial" w:cs="Arial"/>
+          <w:sz w:val="14"/>
+          <w:szCs w:val="14"/>
+        </w:rPr>
+        <w:t xml:space="preserve"> favor del </w:t>
+      </w:r>
+      <w:r>
+        <w:rPr>
+          <w:rFonts w:ascii="Arial" w:eastAsia="Batang" w:hAnsi="Arial" w:cs="Arial"/>
+          <w:b/>
+          <w:sz w:val="14"/>
+          <w:szCs w:val="14"/>
+        </w:rPr>
+        <w:t>INSTITUTO DEL FONDO NACIONAL DE LA VIVIENDA PARA LOS TRABAJADORES</w:t>
+      </w:r>
+      <w:r>
+        <w:rPr>
+          <w:rFonts w:ascii="Arial" w:eastAsia="Batang" w:hAnsi="Arial" w:cs="Arial"/>
+          <w:bCs/>
+          <w:sz w:val="14"/>
+          <w:szCs w:val="14"/>
+        </w:rPr>
+        <w:t>,</w:t>
+      </w:r>
+      <w:r>
+        <w:rPr>
+          <w:rFonts w:ascii="Arial" w:eastAsia="Batang" w:hAnsi="Arial" w:cs="Arial"/>
+          <w:sz w:val="14"/>
+          <w:szCs w:val="14"/>
+        </w:rPr>
+        <w:t xml:space="preserve"> </w:t>
+      </w:r>
+      <w:r>
+        <w:rPr>
+          <w:rFonts w:ascii="Arial" w:eastAsia="Batang" w:hAnsi="Arial" w:cs="Arial"/>
+          <w:sz w:val="14"/>
+          <w:szCs w:val="14"/>
+        </w:rPr>
+        <w:t>sobre</w:t>
+      </w:r>
+      <w:r>
+        <w:rPr>
+          <w:rFonts w:ascii="Arial" w:eastAsia="Batang" w:hAnsi="Arial" w:cs="Arial"/>
+          <w:sz w:val="14"/>
+          <w:szCs w:val="14"/>
+        </w:rPr>
+        <w:t xml:space="preserve"> </w:t>
       </w:r>
     </w:p>
     <w:p>
@@ -2749,38 +1953,138 @@
         <w:spacing w:line="360" w:lineRule="auto"/>
         <w:jc w:val="both"/>
         <w:rPr>
-          <w:rFonts w:ascii="Arial" w:hAnsi="Arial" w:cs="Arial"/>
-          <w:sz w:val="14"/>
-          <w:szCs w:val="14"/>
-          <w:lang w:val="es-ES"/>
-        </w:rPr>
-      </w:pPr>
-      <w:r>
-        <w:rPr>
-          <w:rFonts w:ascii="Arial" w:hAnsi="Arial" w:cs="Arial"/>
-          <w:sz w:val="14"/>
-          <w:szCs w:val="14"/>
-          <w:lang w:val="es-ES"/>
+          <w:rFonts w:ascii="Arial" w:eastAsia="Batang" w:hAnsi="Arial" w:cs="Arial"/>
+          <w:b/>
+          <w:bCs/>
+          <w:sz w:val="14"/>
+          <w:szCs w:val="14"/>
+        </w:rPr>
+      </w:pPr>
+      <w:r>
+        <w:rPr>
+          <w:rFonts w:ascii="Arial" w:eastAsia="Batang" w:hAnsi="Arial" w:cs="Arial"/>
+          <w:b/>
+          <w:bCs/>
+          <w:sz w:val="14"/>
+          <w:szCs w:val="14"/>
+          <w:lang w:val="es-MX"/>
         </w:rPr>
         <w:t>,</w:t>
       </w:r>
       <w:r>
         <w:rPr>
-          <w:rFonts w:ascii="Arial" w:hAnsi="Arial" w:cs="Arial"/>
-          <w:sz w:val="14"/>
-          <w:szCs w:val="14"/>
-          <w:lang w:val="es-ES"/>
+          <w:rFonts w:ascii="Arial" w:eastAsia="Batang" w:hAnsi="Arial" w:cs="Arial"/>
+          <w:b/>
+          <w:bCs/>
+          <w:sz w:val="14"/>
+          <w:szCs w:val="14"/>
+          <w:lang w:val="es-MX"/>
         </w:rPr>
         <w:t xml:space="preserve"> </w:t>
       </w:r>
       <w:r>
         <w:rPr>
-          <w:rFonts w:ascii="Arial" w:hAnsi="Arial" w:cs="Arial"/>
-          <w:sz w:val="14"/>
-          <w:szCs w:val="14"/>
-          <w:lang w:val="es-ES"/>
-        </w:rPr>
-        <w:t>el día</w:t>
+          <w:rFonts w:ascii="Arial" w:eastAsia="Batang" w:hAnsi="Arial" w:cs="Arial"/>
+          <w:sz w:val="14"/>
+          <w:szCs w:val="14"/>
+        </w:rPr>
+        <w:t>con la superficie, medidas</w:t>
+      </w:r>
+      <w:r>
+        <w:rPr>
+          <w:rFonts w:ascii="Arial" w:eastAsia="Batang" w:hAnsi="Arial" w:cs="Arial"/>
+          <w:sz w:val="14"/>
+          <w:szCs w:val="14"/>
+        </w:rPr>
+        <w:t>, linderos</w:t>
+      </w:r>
+      <w:r>
+        <w:rPr>
+          <w:rFonts w:ascii="Arial" w:eastAsia="Batang" w:hAnsi="Arial" w:cs="Arial"/>
+          <w:sz w:val="14"/>
+          <w:szCs w:val="14"/>
+        </w:rPr>
+        <w:t>,</w:t>
+      </w:r>
+      <w:r>
+        <w:rPr>
+          <w:rFonts w:ascii="Arial" w:eastAsia="Batang" w:hAnsi="Arial" w:cs="Arial"/>
+          <w:sz w:val="14"/>
+          <w:szCs w:val="14"/>
+        </w:rPr>
+        <w:t xml:space="preserve"> </w:t>
+      </w:r>
+      <w:r>
+        <w:rPr>
+          <w:rFonts w:ascii="Arial" w:eastAsia="Batang" w:hAnsi="Arial" w:cs="Arial"/>
+          <w:sz w:val="14"/>
+          <w:szCs w:val="14"/>
+        </w:rPr>
+        <w:t>colindancias</w:t>
+      </w:r>
+      <w:r>
+        <w:rPr>
+          <w:rFonts w:ascii="Arial" w:eastAsia="Batang" w:hAnsi="Arial" w:cs="Arial"/>
+          <w:sz w:val="14"/>
+          <w:szCs w:val="14"/>
+        </w:rPr>
+        <w:t xml:space="preserve"> </w:t>
+      </w:r>
+      <w:r>
+        <w:rPr>
+          <w:rFonts w:ascii="Arial" w:eastAsia="Batang" w:hAnsi="Arial" w:cs="Arial"/>
+          <w:sz w:val="14"/>
+          <w:szCs w:val="14"/>
+        </w:rPr>
+        <w:t>e</w:t>
+      </w:r>
+      <w:r>
+        <w:rPr>
+          <w:rFonts w:ascii="Arial" w:eastAsia="Batang" w:hAnsi="Arial" w:cs="Arial"/>
+          <w:sz w:val="14"/>
+          <w:szCs w:val="14"/>
+        </w:rPr>
+        <w:t xml:space="preserve"> </w:t>
+      </w:r>
+      <w:r>
+        <w:rPr>
+          <w:rFonts w:ascii="Arial" w:eastAsia="Batang" w:hAnsi="Arial" w:cs="Arial"/>
+          <w:sz w:val="14"/>
+          <w:szCs w:val="14"/>
+        </w:rPr>
+        <w:t xml:space="preserve">indiviso, </w:t>
+      </w:r>
+      <w:r>
+        <w:rPr>
+          <w:rFonts w:ascii="Arial" w:eastAsia="Batang" w:hAnsi="Arial" w:cs="Arial"/>
+          <w:sz w:val="14"/>
+          <w:szCs w:val="14"/>
+        </w:rPr>
+        <w:t>que q</w:t>
+      </w:r>
+      <w:r>
+        <w:rPr>
+          <w:rFonts w:ascii="Arial" w:eastAsia="Batang" w:hAnsi="Arial" w:cs="Arial"/>
+          <w:sz w:val="14"/>
+          <w:szCs w:val="14"/>
+        </w:rPr>
+        <w:t>uedaron descritos en el instrumento que se relaciona, mismos datos que se tienen aquí por reproducidos como si a la letra se insertasen</w:t>
+      </w:r>
+      <w:r>
+        <w:rPr>
+          <w:rFonts w:ascii="Arial" w:eastAsia="Batang" w:hAnsi="Arial" w:cs="Arial"/>
+          <w:sz w:val="14"/>
+          <w:szCs w:val="14"/>
+        </w:rPr>
+        <w:t>.</w:t>
+      </w:r>
+      <w:r>
+        <w:rPr>
+          <w:rFonts w:ascii="Arial" w:eastAsia="Batang" w:hAnsi="Arial" w:cs="Arial"/>
+          <w:sz w:val="14"/>
+          <w:szCs w:val="14"/>
+        </w:rPr>
+        <w:tab/>
       </w:r>
     </w:p>
     <w:p>
@@ -2795,8 +2099,6 @@
         <w:jc w:val="both"/>
         <w:rPr>
           <w:rFonts w:ascii="Arial" w:hAnsi="Arial" w:cs="Arial"/>
-          <w:b/>
-          <w:bCs/>
           <w:sz w:val="14"/>
           <w:szCs w:val="14"/>
           <w:lang w:val="es-ES"/>
@@ -2807,17 +2109,55 @@
           <w:rFonts w:ascii="Arial" w:hAnsi="Arial" w:cs="Arial"/>
           <w:sz w:val="14"/>
           <w:szCs w:val="14"/>
+          <w:lang w:val="es-MX"/>
+        </w:rPr>
+        <w:t xml:space="preserve">-------- </w:t>
+      </w:r>
+      <w:r>
+        <w:rPr>
+          <w:rFonts w:ascii="Arial" w:hAnsi="Arial" w:cs="Arial"/>
+          <w:b/>
+          <w:sz w:val="14"/>
+          <w:szCs w:val="14"/>
           <w:lang w:val="es-ES"/>
         </w:rPr>
-        <w:t>,</w:t>
-      </w:r>
-      <w:r>
-        <w:rPr>
-          <w:rFonts w:ascii="Arial" w:hAnsi="Arial" w:cs="Arial"/>
+        <w:t>DATOS DE REGISTR</w:t>
+      </w:r>
+      <w:r>
+        <w:rPr>
+          <w:rFonts w:ascii="Arial" w:hAnsi="Arial" w:cs="Arial"/>
+          <w:b/>
           <w:sz w:val="14"/>
           <w:szCs w:val="14"/>
           <w:lang w:val="es-ES"/>
         </w:rPr>
+        <w:t>O</w:t>
+      </w:r>
+      <w:r>
+        <w:rPr>
+          <w:rFonts w:ascii="Arial" w:hAnsi="Arial" w:cs="Arial"/>
+          <w:sz w:val="14"/>
+          <w:szCs w:val="14"/>
+          <w:lang w:val="es-ES"/>
+        </w:rPr>
+        <w:t xml:space="preserve">.- </w:t>
+      </w:r>
+      <w:r>
+        <w:rPr>
+          <w:rFonts w:ascii="Arial" w:hAnsi="Arial" w:cs="Arial"/>
+          <w:sz w:val="14"/>
+          <w:szCs w:val="14"/>
+          <w:lang w:val="es-ES"/>
+        </w:rPr>
+        <w:t>El</w:t>
+      </w:r>
+      <w:r>
+        <w:rPr>
+          <w:rFonts w:ascii="Arial" w:hAnsi="Arial" w:cs="Arial"/>
+          <w:sz w:val="14"/>
+          <w:szCs w:val="14"/>
+          <w:lang w:val="es-ES"/>
+        </w:rPr>
         <w:t xml:space="preserve"> </w:t>
       </w:r>
       <w:r>
@@ -2827,90 +2167,7 @@
           <w:szCs w:val="14"/>
           <w:lang w:val="es-ES"/>
         </w:rPr>
-        <w:t xml:space="preserve">actualmente en el Folio Real Electrónico número </w:t>
-      </w:r>
-      <w:r>
-        <w:rPr>
-          <w:rFonts w:ascii="Arial" w:hAnsi="Arial" w:cs="Arial"/>
-          <w:b/>
-          <w:bCs/>
-          <w:sz w:val="14"/>
-          <w:szCs w:val="14"/>
-          <w:lang w:val="es-MX"/>
-        </w:rPr>
-        <w:t>“</w:t>
-      </w:r>
-      <w:proofErr w:type="gramStart"/>
-      <w:r>
-        <w:rPr>
-          <w:rFonts w:ascii="Arial" w:hAnsi="Arial" w:cs="Arial"/>
-          <w:b/>
-          <w:bCs/>
-          <w:sz w:val="14"/>
-          <w:szCs w:val="14"/>
-          <w:lang w:val="es-MX"/>
-        </w:rPr>
-        <w:t xml:space="preserve">{{ </w:t>
-      </w:r>
-      <w:proofErr w:type="spellStart"/>
-      <w:r>
-        <w:rPr>
-          <w:rFonts w:ascii="Arial" w:hAnsi="Arial" w:cs="Arial"/>
-          <w:b/>
-          <w:bCs/>
-          <w:sz w:val="14"/>
-          <w:szCs w:val="14"/>
-          <w:lang w:val="es-MX"/>
-        </w:rPr>
-        <w:t>folio</w:t>
-      </w:r>
-      <w:proofErr w:type="gramEnd"/>
-      <w:r>
-        <w:rPr>
-          <w:rFonts w:ascii="Arial" w:hAnsi="Arial" w:cs="Arial"/>
-          <w:b/>
-          <w:bCs/>
-          <w:sz w:val="14"/>
-          <w:szCs w:val="14"/>
-          <w:lang w:val="es-MX"/>
-        </w:rPr>
-        <w:t>_</w:t>
-      </w:r>
-      <w:proofErr w:type="gramStart"/>
-      <w:r>
-        <w:rPr>
-          <w:rFonts w:ascii="Arial" w:hAnsi="Arial" w:cs="Arial"/>
-          <w:b/>
-          <w:bCs/>
-          <w:sz w:val="14"/>
-          <w:szCs w:val="14"/>
-          <w:lang w:val="es-MX"/>
-        </w:rPr>
-        <w:t>real</w:t>
-      </w:r>
-      <w:proofErr w:type="spellEnd"/>
-      <w:r>
-        <w:rPr>
-          <w:rFonts w:ascii="Arial" w:hAnsi="Arial" w:cs="Arial"/>
-          <w:b/>
-          <w:bCs/>
-          <w:sz w:val="14"/>
-          <w:szCs w:val="14"/>
-          <w:lang w:val="es-MX"/>
-        </w:rPr>
-        <w:t xml:space="preserve"> }</w:t>
-      </w:r>
-      <w:proofErr w:type="gramEnd"/>
-      <w:r>
-        <w:rPr>
-          <w:rFonts w:ascii="Arial" w:hAnsi="Arial" w:cs="Arial"/>
-          <w:b/>
-          <w:bCs/>
-          <w:sz w:val="14"/>
-          <w:szCs w:val="14"/>
-          <w:lang w:val="es-MX"/>
-        </w:rPr>
-        <w:t>}”</w:t>
+        <w:t xml:space="preserve">instrumento antes relacionado </w:t>
       </w:r>
       <w:r>
         <w:rPr>
@@ -2919,11 +2176,48 @@
           <w:szCs w:val="14"/>
           <w:lang w:val="es-ES"/>
         </w:rPr>
-        <w:tab/>
+        <w:t>se encuentra</w:t>
+      </w:r>
+      <w:r>
+        <w:rPr>
+          <w:rFonts w:ascii="Arial" w:hAnsi="Arial" w:cs="Arial"/>
+          <w:sz w:val="14"/>
+          <w:szCs w:val="14"/>
+          <w:lang w:val="es-ES"/>
+        </w:rPr>
+        <w:t xml:space="preserve"> inscrito en el Instituto de la Función Registral del Estado de México, en la Oficina Registral de</w:t>
+      </w:r>
+      <w:r>
+        <w:rPr>
+          <w:rFonts w:ascii="Arial" w:hAnsi="Arial" w:cs="Arial"/>
+          <w:sz w:val="14"/>
+          <w:szCs w:val="14"/>
+          <w:lang w:val="es-ES"/>
+        </w:rPr>
+        <w:t xml:space="preserve">                         </w:t>
+      </w:r>
+      <w:r>
+        <w:rPr>
+          <w:rFonts w:ascii="Arial" w:hAnsi="Arial" w:cs="Arial"/>
+          <w:sz w:val="14"/>
+          <w:szCs w:val="14"/>
+          <w:lang w:val="es-ES"/>
+        </w:rPr>
+        <w:t xml:space="preserve"> </w:t>
+      </w:r>
+      <w:r>
+        <w:rPr>
+          <w:rFonts w:ascii="Arial" w:hAnsi="Arial" w:cs="Arial"/>
+          <w:sz w:val="14"/>
+          <w:szCs w:val="14"/>
+          <w:lang w:val="es-ES"/>
+        </w:rPr>
+        <w:t xml:space="preserve">, en el libro primero, sección primera, volumen número   y bajo la partida número      , en el libro segundo, sección primera, volumen número  </w:t>
       </w:r>
     </w:p>
     <w:p>
       <w:pPr>
+        <w:pStyle w:val="Sinespaciado"/>
         <w:tabs>
           <w:tab w:val="left" w:leader="hyphen" w:pos="709"/>
           <w:tab w:val="right" w:leader="hyphen" w:pos="9072"/>
@@ -2935,6 +2229,197 @@
           <w:rFonts w:ascii="Arial" w:hAnsi="Arial" w:cs="Arial"/>
           <w:sz w:val="14"/>
           <w:szCs w:val="14"/>
+          <w:lang w:val="es-ES"/>
+        </w:rPr>
+      </w:pPr>
+      <w:r>
+        <w:rPr>
+          <w:rFonts w:ascii="Arial" w:hAnsi="Arial" w:cs="Arial"/>
+          <w:sz w:val="14"/>
+          <w:szCs w:val="14"/>
+          <w:lang w:val="es-ES"/>
+        </w:rPr>
+        <w:t>y bajo la partida número</w:t>
+      </w:r>
+    </w:p>
+    <w:p>
+      <w:pPr>
+        <w:pStyle w:val="Sinespaciado"/>
+        <w:tabs>
+          <w:tab w:val="left" w:leader="hyphen" w:pos="709"/>
+          <w:tab w:val="right" w:leader="hyphen" w:pos="9072"/>
+          <w:tab w:val="right" w:leader="hyphen" w:pos="9129"/>
+        </w:tabs>
+        <w:spacing w:line="360" w:lineRule="auto"/>
+        <w:jc w:val="both"/>
+        <w:rPr>
+          <w:rFonts w:ascii="Arial" w:hAnsi="Arial" w:cs="Arial"/>
+          <w:sz w:val="14"/>
+          <w:szCs w:val="14"/>
+          <w:lang w:val="es-ES"/>
+        </w:rPr>
+      </w:pPr>
+      <w:r>
+        <w:rPr>
+          <w:rFonts w:ascii="Arial" w:hAnsi="Arial" w:cs="Arial"/>
+          <w:sz w:val="14"/>
+          <w:szCs w:val="14"/>
+          <w:lang w:val="es-ES"/>
+        </w:rPr>
+        <w:t>,</w:t>
+      </w:r>
+      <w:r>
+        <w:rPr>
+          <w:rFonts w:ascii="Arial" w:hAnsi="Arial" w:cs="Arial"/>
+          <w:sz w:val="14"/>
+          <w:szCs w:val="14"/>
+          <w:lang w:val="es-ES"/>
+        </w:rPr>
+        <w:t xml:space="preserve"> </w:t>
+      </w:r>
+      <w:r>
+        <w:rPr>
+          <w:rFonts w:ascii="Arial" w:hAnsi="Arial" w:cs="Arial"/>
+          <w:sz w:val="14"/>
+          <w:szCs w:val="14"/>
+          <w:lang w:val="es-ES"/>
+        </w:rPr>
+        <w:t>el día</w:t>
+      </w:r>
+    </w:p>
+    <w:p>
+      <w:pPr>
+        <w:pStyle w:val="Sinespaciado"/>
+        <w:tabs>
+          <w:tab w:val="left" w:leader="hyphen" w:pos="709"/>
+          <w:tab w:val="right" w:leader="hyphen" w:pos="9072"/>
+          <w:tab w:val="right" w:leader="hyphen" w:pos="9129"/>
+        </w:tabs>
+        <w:spacing w:line="360" w:lineRule="auto"/>
+        <w:jc w:val="both"/>
+        <w:rPr>
+          <w:rFonts w:ascii="Arial" w:hAnsi="Arial" w:cs="Arial"/>
+          <w:b/>
+          <w:bCs/>
+          <w:sz w:val="14"/>
+          <w:szCs w:val="14"/>
+          <w:lang w:val="es-ES"/>
+        </w:rPr>
+      </w:pPr>
+      <w:r>
+        <w:rPr>
+          <w:rFonts w:ascii="Arial" w:hAnsi="Arial" w:cs="Arial"/>
+          <w:sz w:val="14"/>
+          <w:szCs w:val="14"/>
+          <w:lang w:val="es-ES"/>
+        </w:rPr>
+        <w:t>,</w:t>
+      </w:r>
+      <w:r>
+        <w:rPr>
+          <w:rFonts w:ascii="Arial" w:hAnsi="Arial" w:cs="Arial"/>
+          <w:sz w:val="14"/>
+          <w:szCs w:val="14"/>
+          <w:lang w:val="es-ES"/>
+        </w:rPr>
+        <w:t xml:space="preserve"> </w:t>
+      </w:r>
+      <w:r>
+        <w:rPr>
+          <w:rFonts w:ascii="Arial" w:hAnsi="Arial" w:cs="Arial"/>
+          <w:sz w:val="14"/>
+          <w:szCs w:val="14"/>
+          <w:lang w:val="es-ES"/>
+        </w:rPr>
+        <w:t xml:space="preserve">actualmente en el Folio Real Electrónico número </w:t>
+      </w:r>
+      <w:r>
+        <w:rPr>
+          <w:rFonts w:ascii="Arial" w:hAnsi="Arial" w:cs="Arial"/>
+          <w:b/>
+          <w:bCs/>
+          <w:sz w:val="14"/>
+          <w:szCs w:val="14"/>
+          <w:lang w:val="es-ES"/>
+        </w:rPr>
+        <w:t>“000</w:t>
+      </w:r>
+      <w:r>
+        <w:rPr>
+          <w:rFonts w:ascii="Arial" w:hAnsi="Arial" w:cs="Arial"/>
+          <w:b/>
+          <w:bCs/>
+          <w:sz w:val="14"/>
+          <w:szCs w:val="14"/>
+          <w:lang w:val="es-ES"/>
+        </w:rPr>
+        <w:t xml:space="preserve">                     </w:t>
+      </w:r>
+      <w:r>
+        <w:rPr>
+          <w:rFonts w:ascii="Arial" w:hAnsi="Arial" w:cs="Arial"/>
+          <w:b/>
+          <w:bCs/>
+          <w:sz w:val="14"/>
+          <w:szCs w:val="14"/>
+          <w:lang w:val="es-ES"/>
+        </w:rPr>
+        <w:t>” (cero cero cero</w:t>
+      </w:r>
+      <w:r>
+        <w:rPr>
+          <w:rFonts w:ascii="Arial" w:hAnsi="Arial" w:cs="Arial"/>
+          <w:b/>
+          <w:bCs/>
+          <w:sz w:val="14"/>
+          <w:szCs w:val="14"/>
+          <w:lang w:val="es-ES"/>
+        </w:rPr>
+        <w:t xml:space="preserve">                     </w:t>
+      </w:r>
+      <w:r>
+        <w:rPr>
+          <w:rFonts w:ascii="Arial" w:hAnsi="Arial" w:cs="Arial"/>
+          <w:b/>
+          <w:bCs/>
+          <w:sz w:val="14"/>
+          <w:szCs w:val="14"/>
+          <w:lang w:val="es-ES"/>
+        </w:rPr>
+        <w:t>)</w:t>
+      </w:r>
+      <w:r>
+        <w:rPr>
+          <w:rFonts w:ascii="Arial" w:hAnsi="Arial" w:cs="Arial"/>
+          <w:sz w:val="14"/>
+          <w:szCs w:val="14"/>
+          <w:lang w:val="es-ES"/>
+        </w:rPr>
+        <w:t>.</w:t>
+      </w:r>
+      <w:r>
+        <w:rPr>
+          <w:rFonts w:ascii="Arial" w:hAnsi="Arial" w:cs="Arial"/>
+          <w:sz w:val="14"/>
+          <w:szCs w:val="14"/>
+          <w:lang w:val="es-ES"/>
+        </w:rPr>
+        <w:tab/>
+      </w:r>
+    </w:p>
+    <w:p>
+      <w:pPr>
+        <w:tabs>
+          <w:tab w:val="left" w:leader="hyphen" w:pos="709"/>
+          <w:tab w:val="right" w:leader="hyphen" w:pos="9072"/>
+          <w:tab w:val="right" w:leader="hyphen" w:pos="9129"/>
+        </w:tabs>
+        <w:spacing w:line="360" w:lineRule="auto"/>
+        <w:jc w:val="both"/>
+        <w:rPr>
+          <w:rFonts w:ascii="Arial" w:hAnsi="Arial" w:cs="Arial"/>
+          <w:sz w:val="14"/>
+          <w:szCs w:val="14"/>
         </w:rPr>
       </w:pPr>
       <w:r>
@@ -2953,12 +2438,19 @@
           <w:sz w:val="14"/>
           <w:szCs w:val="14"/>
         </w:rPr>
-        <w:t>II.- CARTA DE INSTRUCCIÓN DE CANCELACIÓN DE HIPOTECA.</w:t>
-      </w:r>
-      <w:r>
-        <w:rPr>
-          <w:rFonts w:ascii="Arial" w:hAnsi="Arial" w:cs="Arial"/>
-          <w:b/>
+        <w:t xml:space="preserve">II.- CARTA DE INSTRUCCIÓN DE CANCELACIÓN DE HIPOTECA.- </w:t>
+      </w:r>
+      <w:r>
+        <w:rPr>
+          <w:rFonts w:ascii="Arial" w:hAnsi="Arial" w:cs="Arial"/>
+          <w:sz w:val="14"/>
+          <w:szCs w:val="14"/>
+        </w:rPr>
+        <w:t>Con fecha</w:t>
+      </w:r>
+      <w:r>
+        <w:rPr>
+          <w:rFonts w:ascii="Arial" w:hAnsi="Arial" w:cs="Arial"/>
           <w:sz w:val="14"/>
           <w:szCs w:val="14"/>
         </w:rPr>
@@ -2967,81 +2459,42 @@
       <w:r>
         <w:rPr>
           <w:rFonts w:ascii="Arial" w:hAnsi="Arial" w:cs="Arial"/>
-          <w:b/>
-          <w:sz w:val="14"/>
-          <w:szCs w:val="14"/>
-        </w:rPr>
-        <w:t xml:space="preserve">- </w:t>
-      </w:r>
-      <w:r>
-        <w:rPr>
-          <w:rFonts w:ascii="Arial" w:hAnsi="Arial" w:cs="Arial"/>
-          <w:sz w:val="14"/>
-          <w:szCs w:val="14"/>
-        </w:rPr>
-        <w:t>Con fech</w:t>
-      </w:r>
-      <w:r>
-        <w:rPr>
-          <w:rFonts w:ascii="Arial" w:hAnsi="Arial" w:cs="Arial"/>
-          <w:sz w:val="14"/>
-          <w:szCs w:val="14"/>
-        </w:rPr>
-        <w:t xml:space="preserve">a </w:t>
-      </w:r>
-      <w:proofErr w:type="gramStart"/>
-      <w:r>
-        <w:rPr>
-          <w:rFonts w:ascii="Arial" w:hAnsi="Arial" w:cs="Arial"/>
-          <w:sz w:val="14"/>
-          <w:szCs w:val="14"/>
-        </w:rPr>
-        <w:t xml:space="preserve">{{ </w:t>
-      </w:r>
-      <w:proofErr w:type="spellStart"/>
-      <w:r>
-        <w:rPr>
-          <w:rFonts w:ascii="Arial" w:hAnsi="Arial" w:cs="Arial"/>
-          <w:sz w:val="14"/>
-          <w:szCs w:val="14"/>
-        </w:rPr>
-        <w:t>fecha</w:t>
-      </w:r>
-      <w:proofErr w:type="gramEnd"/>
-      <w:r>
-        <w:rPr>
-          <w:rFonts w:ascii="Arial" w:hAnsi="Arial" w:cs="Arial"/>
-          <w:sz w:val="14"/>
-          <w:szCs w:val="14"/>
-        </w:rPr>
-        <w:t>_</w:t>
-      </w:r>
-      <w:proofErr w:type="gramStart"/>
-      <w:r>
-        <w:rPr>
-          <w:rFonts w:ascii="Arial" w:hAnsi="Arial" w:cs="Arial"/>
-          <w:sz w:val="14"/>
-          <w:szCs w:val="14"/>
-        </w:rPr>
-        <w:t>expedicion</w:t>
-      </w:r>
-      <w:proofErr w:type="spellEnd"/>
-      <w:r>
-        <w:rPr>
-          <w:rFonts w:ascii="Arial" w:hAnsi="Arial" w:cs="Arial"/>
-          <w:sz w:val="14"/>
-          <w:szCs w:val="14"/>
-        </w:rPr>
-        <w:t xml:space="preserve"> }</w:t>
-      </w:r>
-      <w:proofErr w:type="gramEnd"/>
-      <w:r>
-        <w:rPr>
-          <w:rFonts w:ascii="Arial" w:hAnsi="Arial" w:cs="Arial"/>
-          <w:sz w:val="14"/>
-          <w:szCs w:val="14"/>
-        </w:rPr>
-        <w:t>}</w:t>
+          <w:sz w:val="14"/>
+          <w:szCs w:val="14"/>
+        </w:rPr>
+        <w:t xml:space="preserve">            </w:t>
+      </w:r>
+      <w:r>
+        <w:rPr>
+          <w:rFonts w:ascii="Arial" w:hAnsi="Arial" w:cs="Arial"/>
+          <w:sz w:val="14"/>
+          <w:szCs w:val="14"/>
+        </w:rPr>
+        <w:t xml:space="preserve"> </w:t>
+      </w:r>
+      <w:r>
+        <w:rPr>
+          <w:rFonts w:ascii="Arial" w:hAnsi="Arial" w:cs="Arial"/>
+          <w:sz w:val="14"/>
+          <w:szCs w:val="14"/>
+        </w:rPr>
+        <w:t xml:space="preserve">  </w:t>
+      </w:r>
+      <w:r>
+        <w:rPr>
+          <w:rFonts w:ascii="Arial" w:hAnsi="Arial" w:cs="Arial"/>
+          <w:sz w:val="14"/>
+          <w:szCs w:val="14"/>
+        </w:rPr>
+        <w:t xml:space="preserve">                </w:t>
+      </w:r>
+      <w:r>
+        <w:rPr>
+          <w:rFonts w:ascii="Arial" w:hAnsi="Arial" w:cs="Arial"/>
+          <w:sz w:val="14"/>
+          <w:szCs w:val="14"/>
+        </w:rPr>
+        <w:t xml:space="preserve">           </w:t>
       </w:r>
       <w:r>
         <w:rPr>
@@ -3093,72 +2546,62 @@
         </w:rPr>
         <w:t xml:space="preserve"> </w:t>
       </w:r>
+      <w:r>
+        <w:rPr>
+          <w:rFonts w:ascii="Arial" w:hAnsi="Arial" w:cs="Arial"/>
+          <w:sz w:val="14"/>
+          <w:szCs w:val="14"/>
+        </w:rPr>
+        <w:t>“</w:t>
+      </w:r>
+      <w:r>
+        <w:rPr>
+          <w:rFonts w:ascii="Arial" w:hAnsi="Arial" w:cs="Arial"/>
+          <w:sz w:val="14"/>
+          <w:szCs w:val="14"/>
+        </w:rPr>
+        <w:t xml:space="preserve">  </w:t>
+      </w:r>
+      <w:r>
+        <w:rPr>
+          <w:rFonts w:ascii="Arial" w:hAnsi="Arial" w:cs="Arial"/>
+          <w:sz w:val="14"/>
+          <w:szCs w:val="14"/>
+        </w:rPr>
+        <w:t xml:space="preserve">          ”</w:t>
+      </w:r>
+      <w:r>
+        <w:rPr>
+          <w:rFonts w:ascii="Arial" w:hAnsi="Arial" w:cs="Arial"/>
+          <w:sz w:val="14"/>
+          <w:szCs w:val="14"/>
+        </w:rPr>
+        <w:t xml:space="preserve"> </w:t>
+      </w:r>
+      <w:r>
+        <w:rPr>
+          <w:rFonts w:ascii="Arial" w:hAnsi="Arial" w:cs="Arial"/>
+          <w:sz w:val="14"/>
+          <w:szCs w:val="14"/>
+        </w:rPr>
+        <w:t>(</w:t>
+      </w:r>
       <w:bookmarkEnd w:id="5"/>
-      <w:proofErr w:type="gramStart"/>
-      <w:r>
-        <w:rPr>
-          <w:rFonts w:ascii="Arial" w:hAnsi="Arial" w:cs="Arial"/>
-          <w:b/>
-          <w:bCs/>
-          <w:sz w:val="14"/>
-          <w:szCs w:val="14"/>
-        </w:rPr>
-        <w:t xml:space="preserve">{{ </w:t>
-      </w:r>
-      <w:proofErr w:type="spellStart"/>
-      <w:r>
-        <w:rPr>
-          <w:rFonts w:ascii="Arial" w:hAnsi="Arial" w:cs="Arial"/>
-          <w:b/>
-          <w:bCs/>
-          <w:sz w:val="14"/>
-          <w:szCs w:val="14"/>
-        </w:rPr>
-        <w:t>numero</w:t>
-      </w:r>
-      <w:proofErr w:type="gramEnd"/>
-      <w:r>
-        <w:rPr>
-          <w:rFonts w:ascii="Arial" w:hAnsi="Arial" w:cs="Arial"/>
-          <w:b/>
-          <w:bCs/>
-          <w:sz w:val="14"/>
-          <w:szCs w:val="14"/>
-        </w:rPr>
-        <w:t>_</w:t>
-      </w:r>
-      <w:proofErr w:type="gramStart"/>
-      <w:r>
-        <w:rPr>
-          <w:rFonts w:ascii="Arial" w:hAnsi="Arial" w:cs="Arial"/>
-          <w:b/>
-          <w:bCs/>
-          <w:sz w:val="14"/>
-          <w:szCs w:val="14"/>
-        </w:rPr>
-        <w:t>carta</w:t>
-      </w:r>
-      <w:proofErr w:type="spellEnd"/>
-      <w:r>
-        <w:rPr>
-          <w:rFonts w:ascii="Arial" w:hAnsi="Arial" w:cs="Arial"/>
-          <w:b/>
-          <w:bCs/>
-          <w:sz w:val="14"/>
-          <w:szCs w:val="14"/>
-        </w:rPr>
-        <w:t xml:space="preserve"> }</w:t>
-      </w:r>
-      <w:proofErr w:type="gramEnd"/>
-      <w:r>
-        <w:rPr>
-          <w:rFonts w:ascii="Arial" w:hAnsi="Arial" w:cs="Arial"/>
-          <w:b/>
-          <w:bCs/>
-          <w:sz w:val="14"/>
-          <w:szCs w:val="14"/>
-        </w:rPr>
-        <w:t>}</w:t>
+      <w:r>
+        <w:rPr>
+          <w:rFonts w:ascii="Arial" w:hAnsi="Arial" w:cs="Arial"/>
+          <w:sz w:val="14"/>
+          <w:szCs w:val="14"/>
+        </w:rPr>
+        <w:t xml:space="preserve">       </w:t>
+      </w:r>
+      <w:r>
+        <w:rPr>
+          <w:rFonts w:ascii="Arial" w:hAnsi="Arial" w:cs="Arial"/>
+          <w:sz w:val="14"/>
+          <w:szCs w:val="14"/>
+        </w:rPr>
+        <w:t>)</w:t>
       </w:r>
       <w:r>
         <w:rPr>
@@ -3315,72 +2758,6 @@
           <w:szCs w:val="14"/>
         </w:rPr>
         <w:t xml:space="preserve"> </w:t>
-      </w:r>
-      <w:proofErr w:type="gramStart"/>
-      <w:r>
-        <w:rPr>
-          <w:rFonts w:ascii="Arial" w:hAnsi="Arial" w:cs="Arial"/>
-          <w:b/>
-          <w:bCs/>
-          <w:sz w:val="14"/>
-          <w:szCs w:val="14"/>
-        </w:rPr>
-        <w:t xml:space="preserve">{{ </w:t>
-      </w:r>
-      <w:proofErr w:type="spellStart"/>
-      <w:r>
-        <w:rPr>
-          <w:rFonts w:ascii="Arial" w:hAnsi="Arial" w:cs="Arial"/>
-          <w:b/>
-          <w:bCs/>
-          <w:sz w:val="14"/>
-          <w:szCs w:val="14"/>
-        </w:rPr>
-        <w:t>fecha</w:t>
-      </w:r>
-      <w:proofErr w:type="gramEnd"/>
-      <w:r>
-        <w:rPr>
-          <w:rFonts w:ascii="Arial" w:hAnsi="Arial" w:cs="Arial"/>
-          <w:b/>
-          <w:bCs/>
-          <w:sz w:val="14"/>
-          <w:szCs w:val="14"/>
-        </w:rPr>
-        <w:t>_</w:t>
-      </w:r>
-      <w:proofErr w:type="gramStart"/>
-      <w:r>
-        <w:rPr>
-          <w:rFonts w:ascii="Arial" w:hAnsi="Arial" w:cs="Arial"/>
-          <w:b/>
-          <w:bCs/>
-          <w:sz w:val="14"/>
-          <w:szCs w:val="14"/>
-        </w:rPr>
-        <w:t>liquidacion</w:t>
-      </w:r>
-      <w:proofErr w:type="spellEnd"/>
-      <w:r>
-        <w:rPr>
-          <w:rFonts w:ascii="Arial" w:hAnsi="Arial" w:cs="Arial"/>
-          <w:b/>
-          <w:bCs/>
-          <w:sz w:val="14"/>
-          <w:szCs w:val="14"/>
-        </w:rPr>
-        <w:t xml:space="preserve"> }</w:t>
-      </w:r>
-      <w:proofErr w:type="gramEnd"/>
-      <w:r>
-        <w:rPr>
-          <w:rFonts w:ascii="Arial" w:hAnsi="Arial" w:cs="Arial"/>
-          <w:b/>
-          <w:bCs/>
-          <w:sz w:val="14"/>
-          <w:szCs w:val="14"/>
-        </w:rPr>
-        <w:t>}</w:t>
       </w:r>
     </w:p>
     <w:p>
@@ -3685,18 +3062,27 @@
           <w:rFonts w:ascii="Arial" w:hAnsi="Arial" w:cs="Arial"/>
           <w:sz w:val="14"/>
           <w:szCs w:val="14"/>
-          <w:lang w:val="es-MX"/>
-        </w:rPr>
-        <w:t xml:space="preserve">-------- </w:t>
-      </w:r>
-      <w:r>
-        <w:rPr>
-          <w:rFonts w:ascii="Arial" w:hAnsi="Arial" w:cs="Arial"/>
-          <w:b/>
-          <w:bCs/>
-          <w:sz w:val="14"/>
-          <w:szCs w:val="14"/>
-          <w:lang w:val="es-MX"/>
+          <w:lang w:val="pt-PT"/>
+        </w:rPr>
+        <w:t>--------</w:t>
+      </w:r>
+      <w:r>
+        <w:rPr>
+          <w:rFonts w:ascii="Arial" w:hAnsi="Arial" w:cs="Arial"/>
+          <w:sz w:val="14"/>
+          <w:szCs w:val="14"/>
+          <w:lang w:val="pt-PT"/>
+        </w:rPr>
+        <w:t xml:space="preserve"> </w:t>
+      </w:r>
+      <w:r>
+        <w:rPr>
+          <w:rFonts w:ascii="Arial" w:hAnsi="Arial" w:cs="Arial"/>
+          <w:b/>
+          <w:bCs/>
+          <w:sz w:val="14"/>
+          <w:szCs w:val="14"/>
+          <w:lang w:val="pt-PT"/>
         </w:rPr>
         <w:t>PRIMERA</w:t>
       </w:r>
@@ -3706,7 +3092,7 @@
           <w:bCs/>
           <w:sz w:val="14"/>
           <w:szCs w:val="14"/>
-          <w:lang w:val="es-MX"/>
+          <w:lang w:val="pt-PT"/>
         </w:rPr>
         <w:t>.-</w:t>
       </w:r>
@@ -3716,7 +3102,7 @@
           <w:bCs/>
           <w:sz w:val="14"/>
           <w:szCs w:val="14"/>
-          <w:lang w:val="es-MX"/>
+          <w:lang w:val="pt-PT"/>
         </w:rPr>
         <w:t xml:space="preserve"> </w:t>
       </w:r>
@@ -3983,44 +3369,62 @@
       <w:r>
         <w:rPr>
           <w:rFonts w:ascii="Arial" w:hAnsi="Arial" w:cs="Arial"/>
-          <w:b/>
-          <w:sz w:val="14"/>
-          <w:szCs w:val="14"/>
-          <w:lang w:val="es-MX"/>
-        </w:rPr>
-        <w:t>{{</w:t>
-      </w:r>
-      <w:r>
-        <w:rPr>
-          <w:rFonts w:ascii="Arial" w:hAnsi="Arial" w:cs="Arial"/>
-          <w:b/>
-          <w:sz w:val="14"/>
-          <w:szCs w:val="14"/>
-          <w:lang w:val="es-MX"/>
+          <w:bCs/>
+          <w:sz w:val="14"/>
+          <w:szCs w:val="14"/>
+        </w:rPr>
+        <w:t>“</w:t>
+      </w:r>
+      <w:r>
+        <w:rPr>
+          <w:rFonts w:ascii="Arial" w:hAnsi="Arial" w:cs="Arial"/>
+          <w:bCs/>
+          <w:sz w:val="14"/>
+          <w:szCs w:val="14"/>
         </w:rPr>
         <w:t xml:space="preserve"> </w:t>
       </w:r>
-      <w:proofErr w:type="spellStart"/>
-      <w:r>
-        <w:rPr>
-          <w:rFonts w:ascii="Arial" w:hAnsi="Arial" w:cs="Arial"/>
-          <w:b/>
-          <w:sz w:val="14"/>
-          <w:szCs w:val="14"/>
-          <w:lang w:val="es-MX"/>
-        </w:rPr>
-        <w:t>numero_credito</w:t>
-      </w:r>
-      <w:proofErr w:type="spellEnd"/>
-      <w:r>
-        <w:rPr>
-          <w:rFonts w:ascii="Arial" w:hAnsi="Arial" w:cs="Arial"/>
-          <w:b/>
-          <w:sz w:val="14"/>
-          <w:szCs w:val="14"/>
-          <w:lang w:val="es-MX"/>
-        </w:rPr>
-        <w:t xml:space="preserve"> }}</w:t>
+      <w:r>
+        <w:rPr>
+          <w:rFonts w:ascii="Arial" w:hAnsi="Arial" w:cs="Arial"/>
+          <w:bCs/>
+          <w:sz w:val="14"/>
+          <w:szCs w:val="14"/>
+        </w:rPr>
+        <w:t xml:space="preserve">           ”</w:t>
+      </w:r>
+      <w:r>
+        <w:rPr>
+          <w:rFonts w:ascii="Arial" w:hAnsi="Arial" w:cs="Arial"/>
+          <w:bCs/>
+          <w:sz w:val="14"/>
+          <w:szCs w:val="14"/>
+        </w:rPr>
+        <w:t xml:space="preserve"> </w:t>
+      </w:r>
+      <w:r>
+        <w:rPr>
+          <w:rFonts w:ascii="Arial" w:hAnsi="Arial" w:cs="Arial"/>
+          <w:sz w:val="14"/>
+          <w:szCs w:val="14"/>
+        </w:rPr>
+        <w:t>(</w:t>
+      </w:r>
+      <w:r>
+        <w:rPr>
+          <w:rFonts w:ascii="Arial" w:hAnsi="Arial" w:cs="Arial"/>
+          <w:sz w:val="14"/>
+          <w:szCs w:val="14"/>
+        </w:rPr>
+        <w:t xml:space="preserve">         </w:t>
+      </w:r>
+      <w:r>
+        <w:rPr>
+          <w:rFonts w:ascii="Arial" w:hAnsi="Arial" w:cs="Arial"/>
+          <w:sz w:val="14"/>
+          <w:szCs w:val="14"/>
+        </w:rPr>
+        <w:t>)</w:t>
       </w:r>
       <w:r>
         <w:rPr>
@@ -4038,15 +3442,7 @@
           <w:sz w:val="14"/>
           <w:szCs w:val="14"/>
         </w:rPr>
-        <w:t>CANCELA Y DEJA SIN EFECTOS LA HIPOTECA</w:t>
-      </w:r>
-      <w:r>
-        <w:rPr>
-          <w:rFonts w:ascii="Arial" w:hAnsi="Arial" w:cs="Arial"/>
-          <w:sz w:val="14"/>
-          <w:szCs w:val="14"/>
-        </w:rPr>
-        <w:t xml:space="preserve"> </w:t>
+        <w:t xml:space="preserve">CANCELA Y DEJA SIN EFECTOS LA HIPOTECA </w:t>
       </w:r>
       <w:r>
         <w:rPr>
@@ -4220,7 +3616,6 @@
     </w:p>
     <w:p>
       <w:pPr>
-        <w:pStyle w:val="Sinespaciado"/>
         <w:tabs>
           <w:tab w:val="left" w:leader="hyphen" w:pos="709"/>
           <w:tab w:val="right" w:leader="hyphen" w:pos="9072"/>
@@ -4228,6 +3623,7 @@
         </w:tabs>
         <w:spacing w:line="360" w:lineRule="auto"/>
         <w:jc w:val="both"/>
+        <w:textAlignment w:val="auto"/>
         <w:rPr>
           <w:rFonts w:ascii="Arial" w:hAnsi="Arial" w:cs="Arial"/>
           <w:bCs/>
@@ -4261,43 +3657,7 @@
           <w:sz w:val="14"/>
           <w:szCs w:val="14"/>
         </w:rPr>
-        <w:t>. -</w:t>
-      </w:r>
-      <w:r>
-        <w:rPr>
-          <w:rFonts w:ascii="Arial" w:hAnsi="Arial" w:cs="Arial"/>
-          <w:bCs/>
-          <w:sz w:val="14"/>
-          <w:szCs w:val="14"/>
-        </w:rPr>
-        <w:t xml:space="preserve"> En </w:t>
-      </w:r>
-      <w:r>
-        <w:rPr>
-          <w:rFonts w:ascii="Arial" w:hAnsi="Arial" w:cs="Arial"/>
-          <w:bCs/>
-          <w:sz w:val="14"/>
-          <w:szCs w:val="14"/>
-        </w:rPr>
-        <w:t>consecuencia,</w:t>
-      </w:r>
-      <w:r>
-        <w:rPr>
-          <w:rFonts w:ascii="Arial" w:hAnsi="Arial" w:cs="Arial"/>
-          <w:bCs/>
-          <w:sz w:val="14"/>
-          <w:szCs w:val="14"/>
-        </w:rPr>
-        <w:t xml:space="preserve"> de lo anterior </w:t>
-      </w:r>
-      <w:r>
-        <w:rPr>
-          <w:rFonts w:ascii="Arial" w:hAnsi="Arial" w:cs="Arial"/>
-          <w:bCs/>
-          <w:sz w:val="14"/>
-          <w:szCs w:val="14"/>
-        </w:rPr>
-        <w:t>el</w:t>
+        <w:t>.- En consecuencia, de lo anterior el</w:t>
       </w:r>
       <w:r>
         <w:rPr>
@@ -4325,61 +3685,7 @@
           <w:sz w:val="14"/>
           <w:szCs w:val="14"/>
         </w:rPr>
-        <w:t>por medio de su</w:t>
-      </w:r>
-      <w:r>
-        <w:rPr>
-          <w:rFonts w:ascii="Arial" w:hAnsi="Arial" w:cs="Arial"/>
-          <w:bCs/>
-          <w:sz w:val="14"/>
-          <w:szCs w:val="14"/>
-        </w:rPr>
-        <w:t>s</w:t>
-      </w:r>
-      <w:r>
-        <w:rPr>
-          <w:rFonts w:ascii="Arial" w:hAnsi="Arial" w:cs="Arial"/>
-          <w:bCs/>
-          <w:sz w:val="14"/>
-          <w:szCs w:val="14"/>
-        </w:rPr>
-        <w:t xml:space="preserve"> representante</w:t>
-      </w:r>
-      <w:r>
-        <w:rPr>
-          <w:rFonts w:ascii="Arial" w:hAnsi="Arial" w:cs="Arial"/>
-          <w:bCs/>
-          <w:sz w:val="14"/>
-          <w:szCs w:val="14"/>
-        </w:rPr>
-        <w:t>s</w:t>
-      </w:r>
-      <w:r>
-        <w:rPr>
-          <w:rFonts w:ascii="Arial" w:hAnsi="Arial" w:cs="Arial"/>
-          <w:bCs/>
-          <w:sz w:val="14"/>
-          <w:szCs w:val="14"/>
-        </w:rPr>
-        <w:t xml:space="preserve">, da su consentimiento para </w:t>
-      </w:r>
-      <w:r>
-        <w:rPr>
-          <w:rFonts w:ascii="Arial" w:hAnsi="Arial" w:cs="Arial"/>
-          <w:bCs/>
-          <w:sz w:val="14"/>
-          <w:szCs w:val="14"/>
-        </w:rPr>
-        <w:t>que,</w:t>
-      </w:r>
-      <w:r>
-        <w:rPr>
-          <w:rFonts w:ascii="Arial" w:hAnsi="Arial" w:cs="Arial"/>
-          <w:bCs/>
-          <w:sz w:val="14"/>
-          <w:szCs w:val="14"/>
-        </w:rPr>
-        <w:t xml:space="preserve"> </w:t>
+        <w:t xml:space="preserve">por medio de su representante, da su consentimiento para que, </w:t>
       </w:r>
       <w:r>
         <w:rPr>
@@ -4405,43 +3711,16 @@
           <w:szCs w:val="14"/>
           <w:lang w:val="es-MX"/>
         </w:rPr>
-        <w:t xml:space="preserve">Instituto de la Función Registral del Estado de México, </w:t>
-      </w:r>
-      <w:r>
-        <w:rPr>
-          <w:rFonts w:ascii="Arial" w:hAnsi="Arial" w:cs="Arial"/>
-          <w:sz w:val="14"/>
-          <w:szCs w:val="14"/>
-          <w:lang w:val="es-MX"/>
-        </w:rPr>
-        <w:t xml:space="preserve">oficina registral correspondiente </w:t>
-      </w:r>
-      <w:r>
-        <w:rPr>
-          <w:rFonts w:ascii="Arial" w:hAnsi="Arial" w:cs="Arial"/>
-          <w:bCs/>
-          <w:sz w:val="14"/>
-          <w:szCs w:val="14"/>
-        </w:rPr>
-        <w:t>haga la anotaci</w:t>
-      </w:r>
-      <w:r>
-        <w:rPr>
-          <w:rFonts w:ascii="Arial" w:hAnsi="Arial" w:cs="Arial"/>
-          <w:bCs/>
-          <w:sz w:val="14"/>
-          <w:szCs w:val="14"/>
-        </w:rPr>
-        <w:t>ó</w:t>
-      </w:r>
-      <w:r>
-        <w:rPr>
-          <w:rFonts w:ascii="Arial" w:hAnsi="Arial" w:cs="Arial"/>
-          <w:bCs/>
-          <w:sz w:val="14"/>
-          <w:szCs w:val="14"/>
-        </w:rPr>
-        <w:t>n de cancelación procedente.</w:t>
+        <w:t xml:space="preserve">Instituto de la Función Registral del Estado de México, oficina registral correspondiente </w:t>
+      </w:r>
+      <w:r>
+        <w:rPr>
+          <w:rFonts w:ascii="Arial" w:hAnsi="Arial" w:cs="Arial"/>
+          <w:bCs/>
+          <w:sz w:val="14"/>
+          <w:szCs w:val="14"/>
+        </w:rPr>
+        <w:t>haga la anotación de cancelación procedente.</w:t>
       </w:r>
       <w:r>
         <w:rPr>
@@ -4455,7 +3734,6 @@
     </w:p>
     <w:p>
       <w:pPr>
-        <w:pStyle w:val="Sinespaciado"/>
         <w:tabs>
           <w:tab w:val="left" w:leader="hyphen" w:pos="709"/>
           <w:tab w:val="right" w:leader="hyphen" w:pos="9072"/>
@@ -4463,6 +3741,7 @@
         </w:tabs>
         <w:spacing w:line="360" w:lineRule="auto"/>
         <w:jc w:val="both"/>
+        <w:textAlignment w:val="auto"/>
         <w:rPr>
           <w:rFonts w:ascii="Arial" w:hAnsi="Arial" w:cs="Arial"/>
           <w:b/>
@@ -4488,13 +3767,29 @@
           <w:sz w:val="14"/>
           <w:szCs w:val="14"/>
         </w:rPr>
-        <w:t>TERCERA. -</w:t>
-      </w:r>
-      <w:r>
-        <w:rPr>
-          <w:rFonts w:ascii="Arial" w:hAnsi="Arial" w:cs="Arial"/>
-          <w:b/>
-          <w:bCs/>
+        <w:t xml:space="preserve">TERCERA.- </w:t>
+      </w:r>
+      <w:r>
+        <w:rPr>
+          <w:rFonts w:ascii="Arial" w:hAnsi="Arial" w:cs="Arial"/>
+          <w:bCs/>
+          <w:sz w:val="14"/>
+          <w:szCs w:val="14"/>
+        </w:rPr>
+        <w:t xml:space="preserve">Asimismo, </w:t>
+      </w:r>
+      <w:r>
+        <w:rPr>
+          <w:rFonts w:ascii="Arial" w:hAnsi="Arial" w:cs="Arial"/>
+          <w:sz w:val="14"/>
+          <w:szCs w:val="14"/>
+        </w:rPr>
+        <w:t>el</w:t>
+      </w:r>
+      <w:r>
+        <w:rPr>
+          <w:rFonts w:ascii="Arial" w:hAnsi="Arial" w:cs="Arial"/>
+          <w:b/>
           <w:sz w:val="14"/>
           <w:szCs w:val="14"/>
         </w:rPr>
@@ -4503,193 +3798,21 @@
       <w:r>
         <w:rPr>
           <w:rFonts w:ascii="Arial" w:hAnsi="Arial" w:cs="Arial"/>
-          <w:bCs/>
-          <w:sz w:val="14"/>
-          <w:szCs w:val="14"/>
-        </w:rPr>
-        <w:t>As</w:t>
-      </w:r>
-      <w:r>
-        <w:rPr>
-          <w:rFonts w:ascii="Arial" w:hAnsi="Arial" w:cs="Arial"/>
-          <w:bCs/>
-          <w:sz w:val="14"/>
-          <w:szCs w:val="14"/>
-        </w:rPr>
-        <w:t>i</w:t>
-      </w:r>
-      <w:r>
-        <w:rPr>
-          <w:rFonts w:ascii="Arial" w:hAnsi="Arial" w:cs="Arial"/>
-          <w:bCs/>
-          <w:sz w:val="14"/>
-          <w:szCs w:val="14"/>
-        </w:rPr>
-        <w:t>mismo</w:t>
-      </w:r>
-      <w:r>
-        <w:rPr>
-          <w:rFonts w:ascii="Arial" w:hAnsi="Arial" w:cs="Arial"/>
-          <w:bCs/>
-          <w:sz w:val="14"/>
-          <w:szCs w:val="14"/>
-        </w:rPr>
-        <w:t>,</w:t>
-      </w:r>
-      <w:r>
-        <w:rPr>
-          <w:rFonts w:ascii="Arial" w:hAnsi="Arial" w:cs="Arial"/>
-          <w:bCs/>
-          <w:sz w:val="14"/>
-          <w:szCs w:val="14"/>
-        </w:rPr>
-        <w:t xml:space="preserve"> </w:t>
-      </w:r>
-      <w:r>
-        <w:rPr>
-          <w:rFonts w:ascii="Arial" w:hAnsi="Arial" w:cs="Arial"/>
-          <w:sz w:val="14"/>
-          <w:szCs w:val="14"/>
-        </w:rPr>
-        <w:t>el</w:t>
-      </w:r>
-      <w:r>
-        <w:rPr>
-          <w:rFonts w:ascii="Arial" w:hAnsi="Arial" w:cs="Arial"/>
-          <w:b/>
-          <w:sz w:val="14"/>
-          <w:szCs w:val="14"/>
-        </w:rPr>
-        <w:t xml:space="preserve"> </w:t>
-      </w:r>
-      <w:r>
-        <w:rPr>
-          <w:rFonts w:ascii="Arial" w:hAnsi="Arial" w:cs="Arial"/>
-          <w:b/>
-          <w:bCs/>
-          <w:sz w:val="14"/>
-          <w:szCs w:val="14"/>
-        </w:rPr>
-        <w:t>INSTITUTO DEL FONDO NACIONAL DE LA VIVIENDA PARA LOS TRABAJADORES</w:t>
-      </w:r>
-      <w:r>
-        <w:rPr>
-          <w:rFonts w:ascii="Arial" w:hAnsi="Arial" w:cs="Arial"/>
-          <w:b/>
-          <w:bCs/>
-          <w:sz w:val="14"/>
-          <w:szCs w:val="14"/>
-        </w:rPr>
-        <w:t xml:space="preserve">, </w:t>
-      </w:r>
-      <w:r>
-        <w:rPr>
-          <w:rFonts w:ascii="Arial" w:hAnsi="Arial" w:cs="Arial"/>
-          <w:bCs/>
-          <w:sz w:val="14"/>
-          <w:szCs w:val="14"/>
-        </w:rPr>
-        <w:t>a través de su</w:t>
-      </w:r>
-      <w:r>
-        <w:rPr>
-          <w:rFonts w:ascii="Arial" w:hAnsi="Arial" w:cs="Arial"/>
-          <w:bCs/>
-          <w:sz w:val="14"/>
-          <w:szCs w:val="14"/>
-        </w:rPr>
-        <w:t>s</w:t>
-      </w:r>
-      <w:r>
-        <w:rPr>
-          <w:rFonts w:ascii="Arial" w:hAnsi="Arial" w:cs="Arial"/>
-          <w:bCs/>
-          <w:sz w:val="14"/>
-          <w:szCs w:val="14"/>
-        </w:rPr>
-        <w:t xml:space="preserve"> </w:t>
-      </w:r>
-      <w:r>
-        <w:rPr>
-          <w:rFonts w:ascii="Arial" w:hAnsi="Arial" w:cs="Arial"/>
-          <w:bCs/>
-          <w:sz w:val="14"/>
-          <w:szCs w:val="14"/>
-        </w:rPr>
-        <w:t>representante</w:t>
-      </w:r>
-      <w:r>
-        <w:rPr>
-          <w:rFonts w:ascii="Arial" w:hAnsi="Arial" w:cs="Arial"/>
-          <w:bCs/>
-          <w:sz w:val="14"/>
-          <w:szCs w:val="14"/>
-        </w:rPr>
-        <w:t>s</w:t>
-      </w:r>
-      <w:r>
-        <w:rPr>
-          <w:rFonts w:ascii="Arial" w:hAnsi="Arial" w:cs="Arial"/>
-          <w:bCs/>
-          <w:sz w:val="14"/>
-          <w:szCs w:val="14"/>
-        </w:rPr>
-        <w:t xml:space="preserve">, manifiesta que no ejercerá el derecho de preferencia que consigna </w:t>
-      </w:r>
-      <w:r>
-        <w:rPr>
-          <w:rFonts w:ascii="Arial" w:hAnsi="Arial" w:cs="Arial"/>
-          <w:bCs/>
-          <w:sz w:val="14"/>
-          <w:szCs w:val="14"/>
-        </w:rPr>
-        <w:t>en el antecedente uno romano</w:t>
-      </w:r>
-      <w:r>
-        <w:rPr>
-          <w:rFonts w:ascii="Arial" w:hAnsi="Arial" w:cs="Arial"/>
-          <w:b/>
-          <w:bCs/>
-          <w:sz w:val="14"/>
-          <w:szCs w:val="14"/>
-        </w:rPr>
-        <w:t xml:space="preserve"> </w:t>
-      </w:r>
-      <w:r>
-        <w:rPr>
-          <w:rFonts w:ascii="Arial" w:hAnsi="Arial" w:cs="Arial"/>
-          <w:bCs/>
-          <w:sz w:val="14"/>
-          <w:szCs w:val="14"/>
-        </w:rPr>
-        <w:t>de este instrumento</w:t>
-      </w:r>
-      <w:r>
-        <w:rPr>
-          <w:rFonts w:ascii="Arial" w:hAnsi="Arial" w:cs="Arial"/>
-          <w:bCs/>
-          <w:sz w:val="14"/>
-          <w:szCs w:val="14"/>
-        </w:rPr>
-        <w:t xml:space="preserve">, </w:t>
-      </w:r>
-      <w:r>
-        <w:rPr>
-          <w:rFonts w:ascii="Arial" w:hAnsi="Arial" w:cs="Arial"/>
-          <w:bCs/>
-          <w:sz w:val="14"/>
-          <w:szCs w:val="14"/>
-        </w:rPr>
-        <w:t>respecto</w:t>
-      </w:r>
-      <w:r>
-        <w:rPr>
-          <w:rFonts w:ascii="Arial" w:hAnsi="Arial" w:cs="Arial"/>
-          <w:bCs/>
-          <w:sz w:val="14"/>
-          <w:szCs w:val="14"/>
-        </w:rPr>
-        <w:t xml:space="preserve"> del inmueble en cuestión.</w:t>
+          <w:b/>
+          <w:bCs/>
+          <w:sz w:val="14"/>
+          <w:szCs w:val="14"/>
+        </w:rPr>
+        <w:t xml:space="preserve">INSTITUTO DEL FONDO NACIONAL DE LA VIVIENDA PARA LOS TRABAJADORES, </w:t>
+      </w:r>
+      <w:r>
+        <w:rPr>
+          <w:rFonts w:ascii="Arial" w:hAnsi="Arial" w:cs="Arial"/>
+          <w:bCs/>
+          <w:sz w:val="14"/>
+          <w:szCs w:val="14"/>
+        </w:rPr>
+        <w:t>a través de su representante, manifiesta que no ejercerá el derecho de preferencia que consigna el antecedente uno romano de este instrumento, respecto del inmueble en cuestión.</w:t>
       </w:r>
       <w:r>
         <w:rPr>
@@ -4713,7 +3836,6 @@
     </w:p>
     <w:p>
       <w:pPr>
-        <w:pStyle w:val="Sinespaciado"/>
         <w:tabs>
           <w:tab w:val="left" w:leader="hyphen" w:pos="709"/>
           <w:tab w:val="right" w:leader="hyphen" w:pos="9072"/>
@@ -4721,6 +3843,7 @@
         </w:tabs>
         <w:spacing w:line="360" w:lineRule="auto"/>
         <w:jc w:val="both"/>
+        <w:textAlignment w:val="auto"/>
         <w:rPr>
           <w:rFonts w:ascii="Arial" w:hAnsi="Arial" w:cs="Arial"/>
           <w:b/>
@@ -4746,53 +3869,16 @@
           <w:sz w:val="14"/>
           <w:szCs w:val="14"/>
         </w:rPr>
-        <w:t>CUARTA. -</w:t>
-      </w:r>
-      <w:r>
-        <w:rPr>
-          <w:rFonts w:ascii="Arial" w:hAnsi="Arial" w:cs="Arial"/>
-          <w:b/>
-          <w:bCs/>
-          <w:sz w:val="14"/>
-          <w:szCs w:val="14"/>
-        </w:rPr>
-        <w:t xml:space="preserve"> </w:t>
-      </w:r>
-      <w:r>
-        <w:rPr>
-          <w:rFonts w:ascii="Arial" w:hAnsi="Arial" w:cs="Arial"/>
-          <w:bCs/>
-          <w:sz w:val="14"/>
-          <w:szCs w:val="14"/>
-        </w:rPr>
-        <w:t>Los gastos, derechos y honorarios que se generen por el otorgamiento de la cancelación de hipoteca, ser</w:t>
-      </w:r>
-      <w:r>
-        <w:rPr>
-          <w:rFonts w:ascii="Arial" w:hAnsi="Arial" w:cs="Arial"/>
-          <w:bCs/>
-          <w:sz w:val="14"/>
-          <w:szCs w:val="14"/>
-        </w:rPr>
-        <w:t>án</w:t>
-      </w:r>
-      <w:r>
-        <w:rPr>
-          <w:rFonts w:ascii="Arial" w:hAnsi="Arial" w:cs="Arial"/>
-          <w:bCs/>
-          <w:sz w:val="14"/>
-          <w:szCs w:val="14"/>
-        </w:rPr>
-        <w:t xml:space="preserve"> por cuenta de</w:t>
-      </w:r>
-      <w:r>
-        <w:rPr>
-          <w:rFonts w:ascii="Arial" w:hAnsi="Arial" w:cs="Arial"/>
-          <w:bCs/>
-          <w:sz w:val="14"/>
-          <w:szCs w:val="14"/>
-        </w:rPr>
-        <w:t>l</w:t>
+        <w:t xml:space="preserve">CUARTA.- </w:t>
+      </w:r>
+      <w:r>
+        <w:rPr>
+          <w:rFonts w:ascii="Arial" w:hAnsi="Arial" w:cs="Arial"/>
+          <w:bCs/>
+          <w:sz w:val="14"/>
+          <w:szCs w:val="14"/>
+        </w:rPr>
+        <w:t>Los gastos, derechos y honorarios que se generen por el otorgamiento de la cancelación de hipoteca, serán por cuenta del</w:t>
       </w:r>
       <w:r>
         <w:rPr>
@@ -4835,7 +3921,6 @@
     </w:p>
     <w:p>
       <w:pPr>
-        <w:pStyle w:val="Sinespaciado"/>
         <w:tabs>
           <w:tab w:val="left" w:leader="hyphen" w:pos="709"/>
           <w:tab w:val="left" w:pos="3686"/>
@@ -4844,6 +3929,7 @@
         </w:tabs>
         <w:spacing w:line="360" w:lineRule="auto"/>
         <w:jc w:val="center"/>
+        <w:textAlignment w:val="auto"/>
         <w:rPr>
           <w:rFonts w:ascii="Arial" w:hAnsi="Arial" w:cs="Arial"/>
           <w:bCs/>
@@ -4859,55 +3945,27 @@
           <w:szCs w:val="14"/>
           <w:lang w:val="it-IT"/>
         </w:rPr>
-        <w:t>-----------------------------------------------------------------------</w:t>
-      </w:r>
-      <w:r>
-        <w:rPr>
-          <w:rFonts w:ascii="Arial" w:hAnsi="Arial" w:cs="Arial"/>
+        <w:t>------------------------------------------------------------------------------</w:t>
+      </w:r>
+      <w:r>
+        <w:rPr>
+          <w:rFonts w:ascii="Arial" w:hAnsi="Arial" w:cs="Arial"/>
+          <w:b/>
           <w:sz w:val="14"/>
           <w:szCs w:val="14"/>
           <w:lang w:val="it-IT"/>
         </w:rPr>
-        <w:t>--</w:t>
-      </w:r>
-      <w:r>
-        <w:rPr>
-          <w:rFonts w:ascii="Arial" w:hAnsi="Arial" w:cs="Arial"/>
+        <w:t xml:space="preserve"> </w:t>
+      </w:r>
+      <w:r>
+        <w:rPr>
+          <w:rFonts w:ascii="Arial" w:hAnsi="Arial" w:cs="Arial"/>
+          <w:b/>
           <w:sz w:val="14"/>
           <w:szCs w:val="14"/>
           <w:lang w:val="it-IT"/>
         </w:rPr>
-        <w:t>-----</w:t>
-      </w:r>
-      <w:r>
-        <w:rPr>
-          <w:rFonts w:ascii="Arial" w:hAnsi="Arial" w:cs="Arial"/>
-          <w:b/>
-          <w:sz w:val="14"/>
-          <w:szCs w:val="14"/>
-          <w:lang w:val="it-IT"/>
-        </w:rPr>
-        <w:t xml:space="preserve"> </w:t>
-      </w:r>
-      <w:r>
-        <w:rPr>
-          <w:rFonts w:ascii="Arial" w:hAnsi="Arial" w:cs="Arial"/>
-          <w:b/>
-          <w:sz w:val="14"/>
-          <w:szCs w:val="14"/>
-          <w:lang w:val="it-IT"/>
-        </w:rPr>
-        <w:t>P E R S O N A L I D A D</w:t>
-      </w:r>
-      <w:r>
-        <w:rPr>
-          <w:rFonts w:ascii="Arial" w:hAnsi="Arial" w:cs="Arial"/>
-          <w:b/>
-          <w:sz w:val="14"/>
-          <w:szCs w:val="14"/>
-          <w:lang w:val="it-IT"/>
-        </w:rPr>
-        <w:t xml:space="preserve"> </w:t>
+        <w:t xml:space="preserve">P E R S O N A L I D A D </w:t>
       </w:r>
       <w:r>
         <w:rPr>
@@ -4922,7 +3980,6 @@
     </w:p>
     <w:p>
       <w:pPr>
-        <w:pStyle w:val="Sinespaciado"/>
         <w:tabs>
           <w:tab w:val="left" w:leader="hyphen" w:pos="709"/>
           <w:tab w:val="right" w:leader="hyphen" w:pos="9072"/>
@@ -4930,6 +3987,7 @@
         </w:tabs>
         <w:spacing w:line="360" w:lineRule="auto"/>
         <w:jc w:val="both"/>
+        <w:textAlignment w:val="auto"/>
         <w:rPr>
           <w:rFonts w:ascii="Arial" w:hAnsi="Arial" w:cs="Arial"/>
           <w:sz w:val="14"/>
@@ -5054,7 +4112,6 @@
     </w:p>
     <w:p>
       <w:pPr>
-        <w:pStyle w:val="Sinespaciado"/>
         <w:tabs>
           <w:tab w:val="left" w:leader="hyphen" w:pos="709"/>
           <w:tab w:val="left" w:pos="3686"/>
@@ -5063,6 +4120,7 @@
         </w:tabs>
         <w:spacing w:line="360" w:lineRule="auto"/>
         <w:jc w:val="center"/>
+        <w:textAlignment w:val="auto"/>
         <w:rPr>
           <w:rFonts w:ascii="Arial" w:hAnsi="Arial" w:cs="Arial"/>
           <w:bCs/>
@@ -5094,7 +4152,7 @@
           <w:sz w:val="14"/>
           <w:szCs w:val="14"/>
         </w:rPr>
-        <w:t xml:space="preserve">G E N E R A L E S </w:t>
+        <w:t>G E N E R A L E S</w:t>
       </w:r>
       <w:r>
         <w:rPr>
@@ -5108,7 +4166,6 @@
     </w:p>
     <w:p>
       <w:pPr>
-        <w:pStyle w:val="Sinespaciado"/>
         <w:tabs>
           <w:tab w:val="left" w:leader="hyphen" w:pos="709"/>
           <w:tab w:val="right" w:leader="hyphen" w:pos="9072"/>
@@ -5116,6 +4173,7 @@
         </w:tabs>
         <w:spacing w:line="360" w:lineRule="auto"/>
         <w:jc w:val="both"/>
+        <w:textAlignment w:val="auto"/>
         <w:rPr>
           <w:rFonts w:ascii="Arial" w:hAnsi="Arial" w:cs="Arial"/>
           <w:sz w:val="14"/>
@@ -5176,43 +4234,16 @@
           <w:sz w:val="14"/>
           <w:szCs w:val="14"/>
         </w:rPr>
-        <w:t xml:space="preserve"> hija de padres mexicanos, originaria de </w:t>
-      </w:r>
-      <w:proofErr w:type="spellStart"/>
-      <w:r>
-        <w:rPr>
-          <w:rFonts w:ascii="Arial" w:hAnsi="Arial" w:cs="Arial"/>
-          <w:sz w:val="14"/>
-          <w:szCs w:val="14"/>
-        </w:rPr>
-        <w:t>Ahuazotepec</w:t>
-      </w:r>
-      <w:proofErr w:type="spellEnd"/>
-      <w:r>
-        <w:rPr>
-          <w:rFonts w:ascii="Arial" w:hAnsi="Arial" w:cs="Arial"/>
-          <w:sz w:val="14"/>
-          <w:szCs w:val="14"/>
-        </w:rPr>
-        <w:t xml:space="preserve">, Estado de Puebla, donde nació el día veintiuno del mes de marzo del año mil novecientos setenta y tres, soltera, Maestra en Derecho, con domicilio en Avenida Barranca del Muerto número doscientos ochenta, colonia Guadalupe Inn, Alcaldía Álvaro Obregón, Ciudad de México, código postal cero mil veinte; con Clave Única de Registro de Población: “HECB730321MPLRRN05” (HECB siete tres cero tres dos uno MPLRRN cero cinco) y Registro Federal de Contribuyentes: “HECB7303211C4” (HECB siete tres cero tres dos uno </w:t>
-      </w:r>
-      <w:proofErr w:type="spellStart"/>
-      <w:r>
-        <w:rPr>
-          <w:rFonts w:ascii="Arial" w:hAnsi="Arial" w:cs="Arial"/>
-          <w:sz w:val="14"/>
-          <w:szCs w:val="14"/>
-        </w:rPr>
-        <w:t>uno</w:t>
-      </w:r>
-      <w:proofErr w:type="spellEnd"/>
-      <w:r>
-        <w:rPr>
-          <w:rFonts w:ascii="Arial" w:hAnsi="Arial" w:cs="Arial"/>
-          <w:sz w:val="14"/>
-          <w:szCs w:val="14"/>
-        </w:rPr>
-        <w:t xml:space="preserve"> C cuatro).</w:t>
+        <w:t xml:space="preserve"> hija de padres mexicanos, originaria de Ahuazotepec, Estado de Puebla, donde nació el día veintiuno del mes de marzo del año mil novecientos setenta y tres, soltera, Maestra en Derecho, con domicilio en Avenida Barranca del Muerto número doscientos ochenta, colonia Guadalupe Inn, Alcaldía Álvaro Obregón, Ciudad de México, código postal cero mil </w:t>
+      </w:r>
+      <w:r>
+        <w:rPr>
+          <w:rFonts w:ascii="Arial" w:hAnsi="Arial" w:cs="Arial"/>
+          <w:sz w:val="14"/>
+          <w:szCs w:val="14"/>
+        </w:rPr>
+        <w:lastRenderedPageBreak/>
+        <w:t>veinte; con Clave Única de Registro de Población: “HECB730321MPLRRN05” (HECB siete tres cero tres dos uno MPLRRN cero cinco) y Registro Federal de Contribuyentes: “HECB7303211C4” (HECB siete tres cero tres dos uno uno C cuatro).</w:t>
       </w:r>
       <w:r>
         <w:rPr>
@@ -5289,7 +4320,6 @@
           <w:szCs w:val="14"/>
           <w:lang w:val="es-MX"/>
         </w:rPr>
-        <w:lastRenderedPageBreak/>
         <w:t xml:space="preserve">-------- </w:t>
       </w:r>
       <w:r>
@@ -5618,7 +4648,6 @@
         </w:rPr>
         <w:t xml:space="preserve">-------- </w:t>
       </w:r>
-      <w:proofErr w:type="gramStart"/>
       <w:r>
         <w:rPr>
           <w:rFonts w:ascii="Arial" w:eastAsia="MS Mincho" w:hAnsi="Arial" w:cs="Arial"/>
@@ -5626,17 +4655,7 @@
           <w:szCs w:val="14"/>
           <w:lang w:val="es-MX"/>
         </w:rPr>
-        <w:t>VI.-</w:t>
-      </w:r>
-      <w:proofErr w:type="gramEnd"/>
-      <w:r>
-        <w:rPr>
-          <w:rFonts w:ascii="Arial" w:eastAsia="MS Mincho" w:hAnsi="Arial" w:cs="Arial"/>
-          <w:sz w:val="14"/>
-          <w:szCs w:val="14"/>
-          <w:lang w:val="es-MX"/>
-        </w:rPr>
-        <w:t xml:space="preserve"> Que leí este instrumento a la compareciente, a quien le expliqué su valor, fuerza y las consecuencias legales de su contenido, manifestando su conformidad con el mismo, por lo que lo otorga, ratifica y </w:t>
+        <w:t xml:space="preserve">VI.- Que leí este instrumento a la compareciente, a quien le expliqué su valor, fuerza y las consecuencias legales de su contenido, manifestando su conformidad con el mismo, por lo que lo otorga, ratifica y </w:t>
       </w:r>
       <w:r>
         <w:rPr>
@@ -5905,28 +4924,43 @@
       <w:pPr>
         <w:pStyle w:val="Sinespaciado"/>
         <w:tabs>
+          <w:tab w:val="right" w:leader="hyphen" w:pos="9129"/>
+        </w:tabs>
+        <w:spacing w:line="360" w:lineRule="auto"/>
+        <w:jc w:val="center"/>
+        <w:rPr>
+          <w:rFonts w:ascii="Arial" w:hAnsi="Arial" w:cs="Arial"/>
+          <w:sz w:val="14"/>
+          <w:szCs w:val="14"/>
+        </w:rPr>
+      </w:pPr>
+      <w:r>
+        <w:rPr>
+          <w:rFonts w:ascii="Arial" w:hAnsi="Arial" w:cs="Arial"/>
+          <w:b/>
+          <w:bCs/>
+          <w:sz w:val="14"/>
+          <w:szCs w:val="14"/>
+        </w:rPr>
+        <w:t>BENITA HERNÁNDEZ CERÓN</w:t>
+      </w:r>
+    </w:p>
+    <w:p>
+      <w:pPr>
+        <w:pStyle w:val="Sinespaciado"/>
+        <w:tabs>
           <w:tab w:val="left" w:leader="hyphen" w:pos="709"/>
           <w:tab w:val="right" w:leader="hyphen" w:pos="9072"/>
           <w:tab w:val="right" w:leader="hyphen" w:pos="9129"/>
         </w:tabs>
         <w:spacing w:line="360" w:lineRule="auto"/>
-        <w:jc w:val="center"/>
-        <w:rPr>
-          <w:rFonts w:ascii="Arial" w:hAnsi="Arial" w:cs="Arial"/>
-          <w:sz w:val="14"/>
-          <w:szCs w:val="14"/>
-        </w:rPr>
-      </w:pPr>
-      <w:r>
-        <w:rPr>
-          <w:rFonts w:ascii="Arial" w:hAnsi="Arial" w:cs="Arial"/>
-          <w:b/>
-          <w:bCs/>
-          <w:sz w:val="14"/>
-          <w:szCs w:val="14"/>
-        </w:rPr>
-        <w:t>BENITA HERNÁNDEZ CERÓN</w:t>
-      </w:r>
+        <w:jc w:val="both"/>
+        <w:rPr>
+          <w:rFonts w:ascii="Arial" w:hAnsi="Arial" w:cs="Arial"/>
+          <w:sz w:val="14"/>
+          <w:szCs w:val="14"/>
+        </w:rPr>
+      </w:pPr>
     </w:p>
     <w:p>
       <w:pPr>
@@ -6073,7 +5107,7 @@
           <w:tab w:val="right" w:leader="hyphen" w:pos="9129"/>
         </w:tabs>
         <w:spacing w:line="360" w:lineRule="auto"/>
-        <w:jc w:val="both"/>
+        <w:jc w:val="center"/>
         <w:rPr>
           <w:rFonts w:ascii="Arial" w:hAnsi="Arial" w:cs="Arial"/>
           <w:sz w:val="14"/>
@@ -6153,6 +5187,48 @@
       <w:pPr>
         <w:pStyle w:val="Sinespaciado"/>
         <w:tabs>
+          <w:tab w:val="right" w:leader="hyphen" w:pos="9129"/>
+        </w:tabs>
+        <w:spacing w:line="360" w:lineRule="auto"/>
+        <w:jc w:val="center"/>
+        <w:rPr>
+          <w:rFonts w:ascii="Arial" w:hAnsi="Arial" w:cs="Arial"/>
+          <w:sz w:val="14"/>
+          <w:szCs w:val="14"/>
+        </w:rPr>
+      </w:pPr>
+      <w:r>
+        <w:rPr>
+          <w:rFonts w:ascii="Arial" w:hAnsi="Arial" w:cs="Arial"/>
+          <w:sz w:val="14"/>
+          <w:szCs w:val="14"/>
+        </w:rPr>
+        <w:t xml:space="preserve">Las notas complementarias se agregan al apéndice de este instrumento con la letra </w:t>
+      </w:r>
+      <w:r>
+        <w:rPr>
+          <w:rFonts w:ascii="Arial" w:hAnsi="Arial" w:cs="Arial"/>
+          <w:b/>
+          <w:bCs/>
+          <w:color w:val="FF0000"/>
+          <w:sz w:val="14"/>
+          <w:szCs w:val="14"/>
+        </w:rPr>
+        <w:t>“D”</w:t>
+      </w:r>
+      <w:r>
+        <w:rPr>
+          <w:rFonts w:ascii="Arial" w:hAnsi="Arial" w:cs="Arial"/>
+          <w:sz w:val="14"/>
+          <w:szCs w:val="14"/>
+        </w:rPr>
+        <w:t>.</w:t>
+      </w:r>
+    </w:p>
+    <w:p>
+      <w:pPr>
+        <w:pStyle w:val="Sinespaciado"/>
+        <w:tabs>
           <w:tab w:val="left" w:leader="hyphen" w:pos="709"/>
           <w:tab w:val="right" w:leader="hyphen" w:pos="9072"/>
           <w:tab w:val="right" w:leader="hyphen" w:pos="9129"/>
@@ -6170,48 +5246,6 @@
       <w:pPr>
         <w:pStyle w:val="Sinespaciado"/>
         <w:tabs>
-          <w:tab w:val="right" w:leader="hyphen" w:pos="9129"/>
-        </w:tabs>
-        <w:spacing w:line="360" w:lineRule="auto"/>
-        <w:jc w:val="center"/>
-        <w:rPr>
-          <w:rFonts w:ascii="Arial" w:hAnsi="Arial" w:cs="Arial"/>
-          <w:sz w:val="14"/>
-          <w:szCs w:val="14"/>
-        </w:rPr>
-      </w:pPr>
-      <w:r>
-        <w:rPr>
-          <w:rFonts w:ascii="Arial" w:hAnsi="Arial" w:cs="Arial"/>
-          <w:sz w:val="14"/>
-          <w:szCs w:val="14"/>
-        </w:rPr>
-        <w:t xml:space="preserve">Las notas complementarias se agregan al apéndice de este instrumento con la letra </w:t>
-      </w:r>
-      <w:r>
-        <w:rPr>
-          <w:rFonts w:ascii="Arial" w:hAnsi="Arial" w:cs="Arial"/>
-          <w:b/>
-          <w:bCs/>
-          <w:color w:val="FF0000"/>
-          <w:sz w:val="14"/>
-          <w:szCs w:val="14"/>
-        </w:rPr>
-        <w:t>“D”</w:t>
-      </w:r>
-      <w:r>
-        <w:rPr>
-          <w:rFonts w:ascii="Arial" w:hAnsi="Arial" w:cs="Arial"/>
-          <w:sz w:val="14"/>
-          <w:szCs w:val="14"/>
-        </w:rPr>
-        <w:t>.</w:t>
-      </w:r>
-    </w:p>
-    <w:p>
-      <w:pPr>
-        <w:pStyle w:val="Sinespaciado"/>
-        <w:tabs>
           <w:tab w:val="left" w:leader="hyphen" w:pos="709"/>
           <w:tab w:val="right" w:leader="hyphen" w:pos="9072"/>
           <w:tab w:val="right" w:leader="hyphen" w:pos="9129"/>
@@ -6227,14 +5261,13 @@
     </w:p>
     <w:p>
       <w:pPr>
-        <w:pStyle w:val="Sinespaciado"/>
         <w:tabs>
           <w:tab w:val="left" w:leader="hyphen" w:pos="709"/>
           <w:tab w:val="right" w:leader="hyphen" w:pos="9072"/>
           <w:tab w:val="right" w:leader="hyphen" w:pos="9129"/>
         </w:tabs>
         <w:spacing w:line="360" w:lineRule="auto"/>
-        <w:jc w:val="center"/>
+        <w:jc w:val="both"/>
         <w:rPr>
           <w:rFonts w:ascii="Arial" w:hAnsi="Arial" w:cs="Arial"/>
           <w:sz w:val="14"/>
@@ -6276,6 +5309,7 @@
     </w:p>
     <w:p>
       <w:pPr>
+        <w:pStyle w:val="Sinespaciado"/>
         <w:tabs>
           <w:tab w:val="left" w:leader="hyphen" w:pos="709"/>
           <w:tab w:val="right" w:leader="hyphen" w:pos="9072"/>
@@ -6289,6 +5323,14 @@
           <w:szCs w:val="14"/>
         </w:rPr>
       </w:pPr>
+      <w:r>
+        <w:rPr>
+          <w:rFonts w:ascii="Arial" w:hAnsi="Arial" w:cs="Arial"/>
+          <w:sz w:val="14"/>
+          <w:szCs w:val="14"/>
+        </w:rPr>
+        <w:br w:type="page"/>
+      </w:r>
     </w:p>
     <w:p>
       <w:pPr>
@@ -6306,14 +5348,6 @@
           <w:szCs w:val="14"/>
         </w:rPr>
       </w:pPr>
-      <w:r>
-        <w:rPr>
-          <w:rFonts w:ascii="Arial" w:hAnsi="Arial" w:cs="Arial"/>
-          <w:sz w:val="14"/>
-          <w:szCs w:val="14"/>
-        </w:rPr>
-        <w:br w:type="page"/>
-      </w:r>
     </w:p>
     <w:p>
       <w:pPr>
@@ -6351,7 +5385,6 @@
     </w:p>
     <w:p>
       <w:pPr>
-        <w:pStyle w:val="Sinespaciado"/>
         <w:tabs>
           <w:tab w:val="left" w:leader="hyphen" w:pos="709"/>
           <w:tab w:val="right" w:leader="hyphen" w:pos="9072"/>
@@ -6365,6 +5398,57 @@
           <w:szCs w:val="14"/>
         </w:rPr>
       </w:pPr>
+      <w:r>
+        <w:rPr>
+          <w:rFonts w:ascii="Arial" w:hAnsi="Arial" w:cs="Arial"/>
+          <w:sz w:val="14"/>
+          <w:szCs w:val="14"/>
+          <w:lang w:val="es-MX"/>
+        </w:rPr>
+        <w:t xml:space="preserve">-------- </w:t>
+      </w:r>
+      <w:r>
+        <w:rPr>
+          <w:rFonts w:ascii="Arial" w:hAnsi="Arial" w:cs="Arial"/>
+          <w:sz w:val="14"/>
+          <w:szCs w:val="14"/>
+        </w:rPr>
+        <w:t>BENITA HERNÁNDEZ CERÓN</w:t>
+      </w:r>
+      <w:r>
+        <w:rPr>
+          <w:rFonts w:ascii="Arial" w:hAnsi="Arial" w:cs="Arial"/>
+          <w:sz w:val="14"/>
+          <w:szCs w:val="14"/>
+        </w:rPr>
+        <w:t xml:space="preserve">.- FIRMA.- </w:t>
+      </w:r>
+      <w:r>
+        <w:rPr>
+          <w:rFonts w:ascii="Arial" w:hAnsi="Arial" w:cs="Arial"/>
+          <w:sz w:val="14"/>
+          <w:szCs w:val="14"/>
+        </w:rPr>
+        <w:t xml:space="preserve">LICENCIADO </w:t>
+      </w:r>
+      <w:r>
+        <w:rPr>
+          <w:rFonts w:ascii="Arial" w:hAnsi="Arial" w:cs="Arial"/>
+          <w:sz w:val="14"/>
+          <w:szCs w:val="14"/>
+          <w:lang w:val="es-ES" w:eastAsia="es-MX"/>
+        </w:rPr>
+        <w:t>JUAN CARLOS ORTEGA REYES.- FIRMA.- EL SELLO DE AUTORIZAR.</w:t>
+      </w:r>
+      <w:r>
+        <w:rPr>
+          <w:rFonts w:ascii="Arial" w:hAnsi="Arial" w:cs="Arial"/>
+          <w:sz w:val="14"/>
+          <w:szCs w:val="14"/>
+          <w:lang w:val="es-ES" w:eastAsia="es-MX"/>
+        </w:rPr>
+        <w:tab/>
+      </w:r>
     </w:p>
     <w:p>
       <w:pPr>
@@ -6379,6 +5463,7 @@
           <w:rFonts w:ascii="Arial" w:hAnsi="Arial" w:cs="Arial"/>
           <w:sz w:val="14"/>
           <w:szCs w:val="14"/>
+          <w:lang w:val="es-ES"/>
         </w:rPr>
       </w:pPr>
       <w:r>
@@ -6396,27 +5481,13 @@
           <w:sz w:val="14"/>
           <w:szCs w:val="14"/>
         </w:rPr>
-        <w:t xml:space="preserve">BENITA HERNÁNDEZ </w:t>
-      </w:r>
-      <w:r>
-        <w:rPr>
-          <w:rFonts w:ascii="Arial" w:hAnsi="Arial" w:cs="Arial"/>
-          <w:sz w:val="14"/>
-          <w:szCs w:val="14"/>
-        </w:rPr>
-        <w:t>CERÓN</w:t>
-      </w:r>
-      <w:r>
-        <w:rPr>
-          <w:rFonts w:ascii="Arial" w:hAnsi="Arial" w:cs="Arial"/>
-          <w:sz w:val="14"/>
-          <w:szCs w:val="14"/>
-        </w:rPr>
-        <w:t>. -</w:t>
-      </w:r>
-      <w:r>
-        <w:rPr>
-          <w:rFonts w:ascii="Arial" w:hAnsi="Arial" w:cs="Arial"/>
+        <w:t>ES</w:t>
+      </w:r>
+      <w:r>
+        <w:rPr>
+          <w:rFonts w:ascii="Arial" w:hAnsi="Arial" w:cs="Arial"/>
+          <w:b/>
+          <w:bCs/>
           <w:sz w:val="14"/>
           <w:szCs w:val="14"/>
         </w:rPr>
@@ -6425,80 +5496,113 @@
       <w:r>
         <w:rPr>
           <w:rFonts w:ascii="Arial" w:hAnsi="Arial" w:cs="Arial"/>
-          <w:sz w:val="14"/>
-          <w:szCs w:val="14"/>
-        </w:rPr>
-        <w:t>FIRMA. -</w:t>
-      </w:r>
-      <w:r>
-        <w:rPr>
-          <w:rFonts w:ascii="Arial" w:hAnsi="Arial" w:cs="Arial"/>
-          <w:sz w:val="14"/>
-          <w:szCs w:val="14"/>
+          <w:b/>
+          <w:bCs/>
+          <w:sz w:val="14"/>
+          <w:szCs w:val="14"/>
+          <w:u w:val="single"/>
+        </w:rPr>
+        <w:t>PRIMER TESTIMONI</w:t>
+      </w:r>
+      <w:r>
+        <w:rPr>
+          <w:rFonts w:ascii="Arial" w:hAnsi="Arial" w:cs="Arial"/>
+          <w:b/>
+          <w:bCs/>
+          <w:sz w:val="14"/>
+          <w:szCs w:val="14"/>
+          <w:u w:val="single"/>
+        </w:rPr>
+        <w:t>O, PR</w:t>
+      </w:r>
+      <w:r>
+        <w:rPr>
+          <w:rFonts w:ascii="Arial" w:hAnsi="Arial" w:cs="Arial"/>
+          <w:b/>
+          <w:bCs/>
+          <w:sz w:val="14"/>
+          <w:szCs w:val="14"/>
+          <w:u w:val="single"/>
+        </w:rPr>
+        <w:t>IMERO EN SU ORDEN</w:t>
+      </w:r>
+      <w:r>
+        <w:rPr>
+          <w:rFonts w:ascii="Arial" w:hAnsi="Arial" w:cs="Arial"/>
+          <w:b/>
+          <w:bCs/>
+          <w:sz w:val="14"/>
+          <w:szCs w:val="14"/>
+        </w:rPr>
+        <w:t xml:space="preserve">, </w:t>
+      </w:r>
+      <w:r>
+        <w:rPr>
+          <w:rFonts w:ascii="Arial" w:hAnsi="Arial" w:cs="Arial"/>
+          <w:sz w:val="14"/>
+          <w:szCs w:val="14"/>
+        </w:rPr>
+        <w:t xml:space="preserve">QUE SE EXPIDE COMO CONSTANCIA PARA </w:t>
+      </w:r>
+      <w:r>
+        <w:rPr>
+          <w:rFonts w:ascii="Arial" w:hAnsi="Arial" w:cs="Arial"/>
+          <w:sz w:val="14"/>
+          <w:szCs w:val="14"/>
+        </w:rPr>
+        <w:t>LA SEÑORA</w:t>
+      </w:r>
+      <w:r>
+        <w:rPr>
+          <w:rFonts w:ascii="Arial" w:hAnsi="Arial" w:cs="Arial"/>
+          <w:b/>
+          <w:bCs/>
+          <w:sz w:val="14"/>
+          <w:szCs w:val="14"/>
+          <w:lang w:val="es-ES"/>
         </w:rPr>
         <w:t xml:space="preserve"> </w:t>
       </w:r>
       <w:r>
         <w:rPr>
           <w:rFonts w:ascii="Arial" w:hAnsi="Arial" w:cs="Arial"/>
-          <w:sz w:val="14"/>
-          <w:szCs w:val="14"/>
-        </w:rPr>
-        <w:t xml:space="preserve">LICENCIADO </w:t>
-      </w:r>
-      <w:r>
-        <w:rPr>
-          <w:rFonts w:ascii="Arial" w:hAnsi="Arial" w:cs="Arial"/>
-          <w:sz w:val="14"/>
-          <w:szCs w:val="14"/>
-          <w:lang w:val="es-ES" w:eastAsia="es-MX"/>
-        </w:rPr>
-        <w:t xml:space="preserve">JUAN CARLOS ORTEGA </w:t>
-      </w:r>
-      <w:r>
-        <w:rPr>
-          <w:rFonts w:ascii="Arial" w:hAnsi="Arial" w:cs="Arial"/>
-          <w:sz w:val="14"/>
-          <w:szCs w:val="14"/>
-          <w:lang w:val="es-ES" w:eastAsia="es-MX"/>
-        </w:rPr>
-        <w:t>REYES. -</w:t>
-      </w:r>
-      <w:r>
-        <w:rPr>
-          <w:rFonts w:ascii="Arial" w:hAnsi="Arial" w:cs="Arial"/>
-          <w:sz w:val="14"/>
-          <w:szCs w:val="14"/>
-          <w:lang w:val="es-ES" w:eastAsia="es-MX"/>
-        </w:rPr>
-        <w:t xml:space="preserve"> </w:t>
-      </w:r>
-      <w:r>
-        <w:rPr>
-          <w:rFonts w:ascii="Arial" w:hAnsi="Arial" w:cs="Arial"/>
-          <w:sz w:val="14"/>
-          <w:szCs w:val="14"/>
-          <w:lang w:val="es-ES" w:eastAsia="es-MX"/>
-        </w:rPr>
-        <w:t>FIRMA. -</w:t>
-      </w:r>
-      <w:r>
-        <w:rPr>
-          <w:rFonts w:ascii="Arial" w:hAnsi="Arial" w:cs="Arial"/>
-          <w:sz w:val="14"/>
-          <w:szCs w:val="14"/>
-          <w:lang w:val="es-ES" w:eastAsia="es-MX"/>
-        </w:rPr>
-        <w:t xml:space="preserve"> EL SELLO DE AUTORIZAR.</w:t>
-      </w:r>
-      <w:r>
-        <w:rPr>
-          <w:rFonts w:ascii="Arial" w:hAnsi="Arial" w:cs="Arial"/>
-          <w:sz w:val="14"/>
-          <w:szCs w:val="14"/>
-          <w:lang w:val="es-ES" w:eastAsia="es-MX"/>
-        </w:rPr>
-        <w:tab/>
+          <w:b/>
+          <w:bCs/>
+          <w:sz w:val="14"/>
+          <w:szCs w:val="14"/>
+          <w:u w:val="single"/>
+          <w:lang w:val="es-ES"/>
+        </w:rPr>
+        <w:t>***</w:t>
+      </w:r>
+      <w:r>
+        <w:rPr>
+          <w:rFonts w:ascii="Arial" w:hAnsi="Arial" w:cs="Arial"/>
+          <w:b/>
+          <w:bCs/>
+          <w:sz w:val="14"/>
+          <w:szCs w:val="14"/>
+          <w:lang w:val="es-ES"/>
+        </w:rPr>
+        <w:t xml:space="preserve">, </w:t>
+      </w:r>
+      <w:r>
+        <w:rPr>
+          <w:rFonts w:ascii="Arial" w:hAnsi="Arial" w:cs="Arial"/>
+          <w:sz w:val="14"/>
+          <w:szCs w:val="14"/>
+          <w:lang w:val="es-ES"/>
+        </w:rPr>
+        <w:t xml:space="preserve">CONSTA DE DOS PAGINAS DEBIDAMENTE COTEJADAS Y CORREGIDAS, HUIXQUILUCAN, ESTADO DE MÉXICO, A </w:t>
+      </w:r>
+      <w:r>
+        <w:rPr>
+          <w:rFonts w:ascii="Arial" w:hAnsi="Arial" w:cs="Arial"/>
+          <w:sz w:val="14"/>
+          <w:szCs w:val="14"/>
+          <w:lang w:val="es-ES"/>
+        </w:rPr>
+        <w:t xml:space="preserve">   </w:t>
       </w:r>
     </w:p>
     <w:p>
@@ -6522,161 +5626,18 @@
           <w:rFonts w:ascii="Arial" w:hAnsi="Arial" w:cs="Arial"/>
           <w:sz w:val="14"/>
           <w:szCs w:val="14"/>
-          <w:lang w:val="es-MX"/>
-        </w:rPr>
-        <w:t xml:space="preserve">-------- </w:t>
-      </w:r>
-      <w:r>
-        <w:rPr>
-          <w:rFonts w:ascii="Arial" w:hAnsi="Arial" w:cs="Arial"/>
-          <w:sz w:val="14"/>
-          <w:szCs w:val="14"/>
-        </w:rPr>
-        <w:t>ES</w:t>
-      </w:r>
-      <w:r>
-        <w:rPr>
-          <w:rFonts w:ascii="Arial" w:hAnsi="Arial" w:cs="Arial"/>
-          <w:b/>
-          <w:bCs/>
-          <w:sz w:val="14"/>
-          <w:szCs w:val="14"/>
-        </w:rPr>
-        <w:t xml:space="preserve"> </w:t>
-      </w:r>
-      <w:r>
-        <w:rPr>
-          <w:rFonts w:ascii="Arial" w:hAnsi="Arial" w:cs="Arial"/>
-          <w:b/>
-          <w:bCs/>
-          <w:sz w:val="14"/>
-          <w:szCs w:val="14"/>
-          <w:u w:val="single"/>
-        </w:rPr>
-        <w:t>PRIMER TESTIMONI</w:t>
-      </w:r>
-      <w:r>
-        <w:rPr>
-          <w:rFonts w:ascii="Arial" w:hAnsi="Arial" w:cs="Arial"/>
-          <w:b/>
-          <w:bCs/>
-          <w:sz w:val="14"/>
-          <w:szCs w:val="14"/>
-          <w:u w:val="single"/>
-        </w:rPr>
-        <w:t>O, PR</w:t>
-      </w:r>
-      <w:r>
-        <w:rPr>
-          <w:rFonts w:ascii="Arial" w:hAnsi="Arial" w:cs="Arial"/>
-          <w:b/>
-          <w:bCs/>
-          <w:sz w:val="14"/>
-          <w:szCs w:val="14"/>
-          <w:u w:val="single"/>
-        </w:rPr>
-        <w:t>IMERO EN SU ORDEN</w:t>
-      </w:r>
-      <w:r>
-        <w:rPr>
-          <w:rFonts w:ascii="Arial" w:hAnsi="Arial" w:cs="Arial"/>
-          <w:b/>
-          <w:bCs/>
-          <w:sz w:val="14"/>
-          <w:szCs w:val="14"/>
-        </w:rPr>
-        <w:t xml:space="preserve">, </w:t>
-      </w:r>
-      <w:r>
-        <w:rPr>
-          <w:rFonts w:ascii="Arial" w:hAnsi="Arial" w:cs="Arial"/>
-          <w:sz w:val="14"/>
-          <w:szCs w:val="14"/>
-        </w:rPr>
-        <w:t xml:space="preserve">QUE SE EXPIDE COMO CONSTANCIA PARA </w:t>
-      </w:r>
-      <w:r>
-        <w:rPr>
-          <w:rFonts w:ascii="Arial" w:hAnsi="Arial" w:cs="Arial"/>
-          <w:sz w:val="14"/>
-          <w:szCs w:val="14"/>
-        </w:rPr>
-        <w:t>LA SEÑORA</w:t>
-      </w:r>
-      <w:r>
-        <w:rPr>
-          <w:rFonts w:ascii="Arial" w:hAnsi="Arial" w:cs="Arial"/>
-          <w:sz w:val="14"/>
-          <w:szCs w:val="14"/>
           <w:lang w:val="es-ES"/>
         </w:rPr>
-        <w:t xml:space="preserve"> </w:t>
-      </w:r>
-      <w:proofErr w:type="gramStart"/>
-      <w:r>
-        <w:rPr>
-          <w:rFonts w:ascii="Arial" w:hAnsi="Arial" w:cs="Arial"/>
-          <w:b/>
-          <w:sz w:val="14"/>
-          <w:szCs w:val="14"/>
-          <w:u w:val="single"/>
-        </w:rPr>
-        <w:t xml:space="preserve">{{ </w:t>
-      </w:r>
-      <w:proofErr w:type="spellStart"/>
-      <w:r>
-        <w:rPr>
-          <w:rFonts w:ascii="Arial" w:hAnsi="Arial" w:cs="Arial"/>
-          <w:b/>
-          <w:sz w:val="14"/>
-          <w:szCs w:val="14"/>
-          <w:u w:val="single"/>
-        </w:rPr>
-        <w:t>nombre</w:t>
-      </w:r>
-      <w:proofErr w:type="gramEnd"/>
-      <w:r>
-        <w:rPr>
-          <w:rFonts w:ascii="Arial" w:hAnsi="Arial" w:cs="Arial"/>
-          <w:b/>
-          <w:sz w:val="14"/>
-          <w:szCs w:val="14"/>
-          <w:u w:val="single"/>
-        </w:rPr>
-        <w:t>_</w:t>
-      </w:r>
-      <w:proofErr w:type="gramStart"/>
-      <w:r>
-        <w:rPr>
-          <w:rFonts w:ascii="Arial" w:hAnsi="Arial" w:cs="Arial"/>
-          <w:b/>
-          <w:sz w:val="14"/>
-          <w:szCs w:val="14"/>
-          <w:u w:val="single"/>
-        </w:rPr>
-        <w:t>acreditado</w:t>
-      </w:r>
-      <w:proofErr w:type="spellEnd"/>
-      <w:r>
-        <w:rPr>
-          <w:rFonts w:ascii="Arial" w:hAnsi="Arial" w:cs="Arial"/>
-          <w:b/>
-          <w:sz w:val="14"/>
-          <w:szCs w:val="14"/>
-          <w:u w:val="single"/>
-        </w:rPr>
-        <w:t xml:space="preserve"> }</w:t>
-      </w:r>
-      <w:proofErr w:type="gramEnd"/>
-      <w:r>
-        <w:rPr>
-          <w:rFonts w:ascii="Arial" w:hAnsi="Arial" w:cs="Arial"/>
-          <w:b/>
-          <w:sz w:val="14"/>
-          <w:szCs w:val="14"/>
-          <w:u w:val="single"/>
-        </w:rPr>
-        <w:t>}</w:t>
+        <w:t xml:space="preserve">DEL AÑO DOS MIL </w:t>
+      </w:r>
+      <w:r>
+        <w:rPr>
+          <w:rFonts w:ascii="Arial" w:hAnsi="Arial" w:cs="Arial"/>
+          <w:sz w:val="14"/>
+          <w:szCs w:val="14"/>
+          <w:lang w:val="es-ES" w:eastAsia="es-MX"/>
+        </w:rPr>
+        <w:t>VEINTISÉIS</w:t>
       </w:r>
       <w:r>
         <w:rPr>
@@ -6685,87 +5646,7 @@
           <w:szCs w:val="14"/>
           <w:lang w:val="es-ES"/>
         </w:rPr>
-        <w:t xml:space="preserve">, </w:t>
-      </w:r>
-      <w:r>
-        <w:rPr>
-          <w:rFonts w:ascii="Arial" w:hAnsi="Arial" w:cs="Arial"/>
-          <w:sz w:val="14"/>
-          <w:szCs w:val="14"/>
-          <w:lang w:val="es-ES"/>
-        </w:rPr>
-        <w:t xml:space="preserve">CONSTA DE DOS PAGINAS DEBIDAMENTE COTEJADAS Y CORREGIDAS, HUIXQUILUCAN, ESTADO DE MÉXICO, A </w:t>
-      </w:r>
-      <w:r>
-        <w:rPr>
-          <w:rFonts w:ascii="Arial" w:hAnsi="Arial" w:cs="Arial"/>
-          <w:sz w:val="14"/>
-          <w:szCs w:val="14"/>
-          <w:lang w:val="es-ES"/>
-        </w:rPr>
-        <w:t xml:space="preserve">   </w:t>
-      </w:r>
-    </w:p>
-    <w:p>
-      <w:pPr>
-        <w:tabs>
-          <w:tab w:val="left" w:leader="hyphen" w:pos="709"/>
-          <w:tab w:val="right" w:leader="hyphen" w:pos="9072"/>
-          <w:tab w:val="right" w:leader="hyphen" w:pos="9129"/>
-        </w:tabs>
-        <w:spacing w:line="360" w:lineRule="auto"/>
-        <w:jc w:val="both"/>
-        <w:rPr>
-          <w:rFonts w:ascii="Arial" w:hAnsi="Arial" w:cs="Arial"/>
-          <w:sz w:val="14"/>
-          <w:szCs w:val="14"/>
-          <w:lang w:val="es-ES"/>
-        </w:rPr>
-      </w:pPr>
-      <w:r>
-        <w:rPr>
-          <w:rFonts w:ascii="Arial" w:hAnsi="Arial" w:cs="Arial"/>
-          <w:sz w:val="14"/>
-          <w:szCs w:val="14"/>
-          <w:lang w:val="es-ES"/>
-        </w:rPr>
-        <w:t xml:space="preserve">DEL AÑO DOS MIL </w:t>
-      </w:r>
-      <w:r>
-        <w:rPr>
-          <w:rFonts w:ascii="Arial" w:hAnsi="Arial" w:cs="Arial"/>
-          <w:sz w:val="14"/>
-          <w:szCs w:val="14"/>
-          <w:lang w:val="es-ES"/>
-        </w:rPr>
-        <w:t>VEINTI</w:t>
-      </w:r>
-      <w:r>
-        <w:rPr>
-          <w:rFonts w:ascii="Arial" w:hAnsi="Arial" w:cs="Arial"/>
-          <w:sz w:val="14"/>
-          <w:szCs w:val="14"/>
-          <w:lang w:val="es-ES"/>
-        </w:rPr>
-        <w:t>SÉIS</w:t>
-      </w:r>
-      <w:r>
-        <w:rPr>
-          <w:rFonts w:ascii="Arial" w:hAnsi="Arial" w:cs="Arial"/>
-          <w:sz w:val="14"/>
-          <w:szCs w:val="14"/>
-          <w:lang w:val="es-ES"/>
-        </w:rPr>
-        <w:t>. -</w:t>
-      </w:r>
-      <w:r>
-        <w:rPr>
-          <w:rFonts w:ascii="Arial" w:hAnsi="Arial" w:cs="Arial"/>
-          <w:sz w:val="14"/>
-          <w:szCs w:val="14"/>
-          <w:lang w:val="es-ES"/>
-        </w:rPr>
-        <w:t xml:space="preserve"> DOY FE.</w:t>
+        <w:t>.- DOY FE.</w:t>
       </w:r>
       <w:r>
         <w:rPr>
@@ -8628,55 +7509,55 @@
       </w:pPr>
     </w:lvl>
   </w:abstractNum>
-  <w:num w:numId="1" w16cid:durableId="498736633">
+  <w:num w:numId="1" w16cid:durableId="326131946">
     <w:abstractNumId w:val="2"/>
   </w:num>
-  <w:num w:numId="2" w16cid:durableId="592474948">
+  <w:num w:numId="2" w16cid:durableId="811214000">
     <w:abstractNumId w:val="3"/>
   </w:num>
-  <w:num w:numId="3" w16cid:durableId="1431392417">
+  <w:num w:numId="3" w16cid:durableId="871308083">
     <w:abstractNumId w:val="16"/>
   </w:num>
-  <w:num w:numId="4" w16cid:durableId="1792554306">
+  <w:num w:numId="4" w16cid:durableId="862287090">
     <w:abstractNumId w:val="1"/>
   </w:num>
-  <w:num w:numId="5" w16cid:durableId="1726487164">
+  <w:num w:numId="5" w16cid:durableId="894855198">
     <w:abstractNumId w:val="11"/>
   </w:num>
-  <w:num w:numId="6" w16cid:durableId="893783316">
+  <w:num w:numId="6" w16cid:durableId="262996415">
     <w:abstractNumId w:val="7"/>
   </w:num>
-  <w:num w:numId="7" w16cid:durableId="1964342527">
+  <w:num w:numId="7" w16cid:durableId="669023231">
     <w:abstractNumId w:val="9"/>
   </w:num>
-  <w:num w:numId="8" w16cid:durableId="512300424">
+  <w:num w:numId="8" w16cid:durableId="882985380">
     <w:abstractNumId w:val="12"/>
   </w:num>
-  <w:num w:numId="9" w16cid:durableId="1004480784">
+  <w:num w:numId="9" w16cid:durableId="1451246007">
     <w:abstractNumId w:val="0"/>
   </w:num>
-  <w:num w:numId="10" w16cid:durableId="75523389">
+  <w:num w:numId="10" w16cid:durableId="1199005829">
     <w:abstractNumId w:val="6"/>
   </w:num>
-  <w:num w:numId="11" w16cid:durableId="842621978">
+  <w:num w:numId="11" w16cid:durableId="255020862">
     <w:abstractNumId w:val="5"/>
   </w:num>
-  <w:num w:numId="12" w16cid:durableId="381945730">
+  <w:num w:numId="12" w16cid:durableId="1334799693">
     <w:abstractNumId w:val="15"/>
   </w:num>
-  <w:num w:numId="13" w16cid:durableId="1067337647">
+  <w:num w:numId="13" w16cid:durableId="1947693169">
     <w:abstractNumId w:val="8"/>
   </w:num>
-  <w:num w:numId="14" w16cid:durableId="956527151">
+  <w:num w:numId="14" w16cid:durableId="1715230324">
     <w:abstractNumId w:val="13"/>
   </w:num>
-  <w:num w:numId="15" w16cid:durableId="996297990">
+  <w:num w:numId="15" w16cid:durableId="1428228726">
     <w:abstractNumId w:val="10"/>
   </w:num>
-  <w:num w:numId="16" w16cid:durableId="350302658">
+  <w:num w:numId="16" w16cid:durableId="2035883193">
     <w:abstractNumId w:val="14"/>
   </w:num>
-  <w:num w:numId="17" w16cid:durableId="413010318">
+  <w:num w:numId="17" w16cid:durableId="371852096">
     <w:abstractNumId w:val="4"/>
   </w:num>
 </w:numbering>
@@ -8711,52 +7592,8 @@
     <w:lsdException w:name="Subtitle" w:qFormat="1"/>
     <w:lsdException w:name="Strong" w:qFormat="1"/>
     <w:lsdException w:name="Emphasis" w:qFormat="1"/>
-    <w:lsdException w:name="Normal Table" w:semiHidden="1" w:unhideWhenUsed="1"/>
     <w:lsdException w:name="No List" w:uiPriority="99"/>
-    <w:lsdException w:name="Table Simple 1" w:semiHidden="1" w:unhideWhenUsed="1"/>
-    <w:lsdException w:name="Table Simple 2" w:semiHidden="1" w:unhideWhenUsed="1"/>
-    <w:lsdException w:name="Table Simple 3" w:semiHidden="1" w:unhideWhenUsed="1"/>
-    <w:lsdException w:name="Table Classic 1" w:semiHidden="1" w:unhideWhenUsed="1"/>
-    <w:lsdException w:name="Table Classic 2" w:semiHidden="1" w:unhideWhenUsed="1"/>
-    <w:lsdException w:name="Table Classic 3" w:semiHidden="1" w:unhideWhenUsed="1"/>
-    <w:lsdException w:name="Table Classic 4" w:semiHidden="1" w:unhideWhenUsed="1"/>
-    <w:lsdException w:name="Table Colorful 1" w:semiHidden="1" w:unhideWhenUsed="1"/>
-    <w:lsdException w:name="Table Colorful 2" w:semiHidden="1" w:unhideWhenUsed="1"/>
-    <w:lsdException w:name="Table Colorful 3" w:semiHidden="1" w:unhideWhenUsed="1"/>
-    <w:lsdException w:name="Table Columns 1" w:semiHidden="1" w:unhideWhenUsed="1"/>
-    <w:lsdException w:name="Table Columns 2" w:semiHidden="1" w:unhideWhenUsed="1"/>
-    <w:lsdException w:name="Table Columns 3" w:semiHidden="1" w:unhideWhenUsed="1"/>
-    <w:lsdException w:name="Table Columns 4" w:semiHidden="1" w:unhideWhenUsed="1"/>
-    <w:lsdException w:name="Table Columns 5" w:semiHidden="1" w:unhideWhenUsed="1"/>
-    <w:lsdException w:name="Table Grid 1" w:semiHidden="1" w:unhideWhenUsed="1"/>
-    <w:lsdException w:name="Table Grid 2" w:semiHidden="1" w:unhideWhenUsed="1"/>
-    <w:lsdException w:name="Table Grid 3" w:semiHidden="1" w:unhideWhenUsed="1"/>
-    <w:lsdException w:name="Table Grid 4" w:semiHidden="1" w:unhideWhenUsed="1"/>
-    <w:lsdException w:name="Table Grid 5" w:semiHidden="1" w:unhideWhenUsed="1"/>
-    <w:lsdException w:name="Table Grid 6" w:semiHidden="1" w:unhideWhenUsed="1"/>
-    <w:lsdException w:name="Table Grid 7" w:semiHidden="1" w:unhideWhenUsed="1"/>
-    <w:lsdException w:name="Table Grid 8" w:semiHidden="1" w:unhideWhenUsed="1"/>
-    <w:lsdException w:name="Table List 1" w:semiHidden="1" w:unhideWhenUsed="1"/>
-    <w:lsdException w:name="Table List 2" w:semiHidden="1" w:unhideWhenUsed="1"/>
-    <w:lsdException w:name="Table List 3" w:semiHidden="1" w:unhideWhenUsed="1"/>
-    <w:lsdException w:name="Table List 4" w:semiHidden="1" w:unhideWhenUsed="1"/>
-    <w:lsdException w:name="Table List 5" w:semiHidden="1" w:unhideWhenUsed="1"/>
-    <w:lsdException w:name="Table List 6" w:semiHidden="1" w:unhideWhenUsed="1"/>
-    <w:lsdException w:name="Table List 7" w:semiHidden="1" w:unhideWhenUsed="1"/>
-    <w:lsdException w:name="Table List 8" w:semiHidden="1" w:unhideWhenUsed="1"/>
-    <w:lsdException w:name="Table 3D effects 1" w:semiHidden="1" w:unhideWhenUsed="1"/>
-    <w:lsdException w:name="Table 3D effects 2" w:semiHidden="1" w:unhideWhenUsed="1"/>
-    <w:lsdException w:name="Table 3D effects 3" w:semiHidden="1" w:unhideWhenUsed="1"/>
-    <w:lsdException w:name="Table Contemporary" w:semiHidden="1" w:unhideWhenUsed="1"/>
-    <w:lsdException w:name="Table Elegant" w:semiHidden="1" w:unhideWhenUsed="1"/>
-    <w:lsdException w:name="Table Professional" w:semiHidden="1" w:unhideWhenUsed="1"/>
-    <w:lsdException w:name="Table Subtle 1" w:semiHidden="1" w:unhideWhenUsed="1"/>
-    <w:lsdException w:name="Table Subtle 2" w:semiHidden="1" w:unhideWhenUsed="1"/>
-    <w:lsdException w:name="Table Web 1" w:semiHidden="1" w:unhideWhenUsed="1"/>
-    <w:lsdException w:name="Table Web 2" w:semiHidden="1" w:unhideWhenUsed="1"/>
-    <w:lsdException w:name="Table Web 3" w:semiHidden="1" w:unhideWhenUsed="1"/>
     <w:lsdException w:name="Balloon Text" w:uiPriority="99"/>
-    <w:lsdException w:name="Table Theme" w:semiHidden="1" w:unhideWhenUsed="1"/>
     <w:lsdException w:name="Placeholder Text" w:semiHidden="1" w:uiPriority="99"/>
     <w:lsdException w:name="No Spacing" w:uiPriority="1" w:qFormat="1"/>
     <w:lsdException w:name="Light Shading" w:uiPriority="60"/>
@@ -9046,14 +7883,11 @@
   </w:style>
   <w:style w:type="character" w:default="1" w:styleId="Fuentedeprrafopredeter">
     <w:name w:val="Default Paragraph Font"/>
-    <w:uiPriority w:val="1"/>
-    <w:unhideWhenUsed/>
+    <w:semiHidden/>
   </w:style>
   <w:style w:type="table" w:default="1" w:styleId="Tablanormal">
     <w:name w:val="Normal Table"/>
-    <w:uiPriority w:val="99"/>
     <w:semiHidden/>
-    <w:unhideWhenUsed/>
     <w:tblPr>
       <w:tblInd w:w="0" w:type="dxa"/>
       <w:tblCellMar>
@@ -9068,7 +7902,6 @@
     <w:name w:val="No List"/>
     <w:uiPriority w:val="99"/>
     <w:semiHidden/>
-    <w:unhideWhenUsed/>
   </w:style>
   <w:style w:type="paragraph" w:styleId="Textoindependiente3">
     <w:name w:val="Body Text 3"/>
@@ -9086,8 +7919,8 @@
       <w:sz w:val="40"/>
     </w:rPr>
   </w:style>
-  <w:style w:type="paragraph" w:customStyle="1" w:styleId="Ttulo31">
-    <w:name w:val="Título 31"/>
+  <w:style w:type="paragraph" w:customStyle="1" w:styleId="Heading3">
+    <w:name w:val="Heading 3"/>
     <w:basedOn w:val="Normal"/>
     <w:rsid w:val="00BE25B6"/>
     <w:pPr>
@@ -9101,8 +7934,8 @@
       <w:sz w:val="24"/>
     </w:rPr>
   </w:style>
-  <w:style w:type="paragraph" w:customStyle="1" w:styleId="Ttulo41">
-    <w:name w:val="Título 41"/>
+  <w:style w:type="paragraph" w:customStyle="1" w:styleId="Heading4">
+    <w:name w:val="Heading 4"/>
     <w:basedOn w:val="Normal"/>
     <w:rsid w:val="00BE25B6"/>
     <w:pPr>
@@ -9132,8 +7965,8 @@
       <w:u w:val="single"/>
     </w:rPr>
   </w:style>
-  <w:style w:type="paragraph" w:customStyle="1" w:styleId="Ttulo21">
-    <w:name w:val="Título 21"/>
+  <w:style w:type="paragraph" w:customStyle="1" w:styleId="Heading2">
+    <w:name w:val="Heading 2"/>
     <w:basedOn w:val="Normal"/>
     <w:rsid w:val="00BE25B6"/>
     <w:pPr>
@@ -9158,8 +7991,8 @@
       <w:spacing w:after="120" w:line="480" w:lineRule="auto"/>
     </w:pPr>
   </w:style>
-  <w:style w:type="paragraph" w:customStyle="1" w:styleId="Ttulo11">
-    <w:name w:val="Título 11"/>
+  <w:style w:type="paragraph" w:customStyle="1" w:styleId="Heading1">
+    <w:name w:val="Heading 1"/>
     <w:basedOn w:val="Normal"/>
     <w:rsid w:val="00BE25B6"/>
     <w:pPr>
@@ -9173,8 +8006,8 @@
       <w:lang w:val="es-MX"/>
     </w:rPr>
   </w:style>
-  <w:style w:type="paragraph" w:customStyle="1" w:styleId="Textoindependiente21">
-    <w:name w:val="Texto independiente 21"/>
+  <w:style w:type="paragraph" w:customStyle="1" w:styleId="BodyText2">
+    <w:name w:val="Body Text 2"/>
     <w:basedOn w:val="Normal"/>
     <w:rsid w:val="00BE25B6"/>
     <w:pPr>
@@ -9190,8 +8023,8 @@
       <w:sz w:val="24"/>
     </w:rPr>
   </w:style>
-  <w:style w:type="paragraph" w:customStyle="1" w:styleId="Textoindependiente31">
-    <w:name w:val="Texto independiente 31"/>
+  <w:style w:type="paragraph" w:customStyle="1" w:styleId="BodyText3">
+    <w:name w:val="Body Text 3"/>
     <w:basedOn w:val="Normal"/>
     <w:rsid w:val="00BE25B6"/>
     <w:pPr>
